--- a/TO DO/Project Report.docx
+++ b/TO DO/Project Report.docx
@@ -24,21 +24,7 @@
           <w:rFonts w:cs="Calibri"/>
           <w:sz w:val="40"/>
         </w:rPr>
-        <w:t>Term</w:t>
-      </w:r>
-      <w:r>
-        <w:rPr>
-          <w:rFonts w:cs="Calibri"/>
-          <w:sz w:val="40"/>
-        </w:rPr>
-        <w:t xml:space="preserve"> 2</w:t>
-      </w:r>
-      <w:r>
-        <w:rPr>
-          <w:rFonts w:cs="Calibri"/>
-          <w:sz w:val="40"/>
-        </w:rPr>
-        <w:t>, 2026</w:t>
+        <w:t>Term 2, 2026</w:t>
       </w:r>
     </w:p>
     <w:p>
@@ -79,17 +65,7 @@
           <w:szCs w:val="44"/>
           <w:lang w:eastAsia="zh-CN"/>
         </w:rPr>
-        <w:t>1</w:t>
-      </w:r>
-      <w:r>
-        <w:rPr>
-          <w:rFonts w:cs="Calibri"/>
-          <w:b/>
-          <w:sz w:val="44"/>
-          <w:szCs w:val="44"/>
-          <w:lang w:eastAsia="zh-CN"/>
-        </w:rPr>
-        <w:t xml:space="preserve"> – </w:t>
+        <w:t xml:space="preserve">1 – </w:t>
       </w:r>
       <w:r>
         <w:rPr>
@@ -172,23 +148,7 @@
           <w:sz w:val="24"/>
           <w:szCs w:val="24"/>
         </w:rPr>
-        <w:t xml:space="preserve">Matthew Haydon </w:t>
-      </w:r>
-      <w:r>
-        <w:rPr>
-          <w:rFonts w:cs="Calibri"/>
-          <w:sz w:val="24"/>
-          <w:szCs w:val="24"/>
-        </w:rPr>
-        <w:t xml:space="preserve">– </w:t>
-      </w:r>
-      <w:r>
-        <w:rPr>
-          <w:rFonts w:cs="Calibri"/>
-          <w:sz w:val="24"/>
-          <w:szCs w:val="24"/>
-        </w:rPr>
-        <w:t>12232615</w:t>
+        <w:t>Matthew Haydon – 12232615</w:t>
       </w:r>
     </w:p>
     <w:p>
@@ -207,15 +167,7 @@
           <w:sz w:val="24"/>
           <w:szCs w:val="24"/>
         </w:rPr>
-        <w:t>Farhad Azim</w:t>
-      </w:r>
-      <w:r>
-        <w:rPr>
-          <w:rFonts w:cs="Calibri"/>
-          <w:sz w:val="24"/>
-          <w:szCs w:val="24"/>
-        </w:rPr>
-        <w:t xml:space="preserve"> – </w:t>
+        <w:t xml:space="preserve">Farhad Azim – </w:t>
       </w:r>
     </w:p>
     <w:p>
@@ -234,15 +186,7 @@
           <w:sz w:val="24"/>
           <w:szCs w:val="24"/>
         </w:rPr>
-        <w:t>Jacob Warren</w:t>
-      </w:r>
-      <w:r>
-        <w:rPr>
-          <w:rFonts w:cs="Calibri"/>
-          <w:sz w:val="24"/>
-          <w:szCs w:val="24"/>
-        </w:rPr>
-        <w:t xml:space="preserve"> – </w:t>
+        <w:t xml:space="preserve">Jacob Warren – </w:t>
       </w:r>
     </w:p>
     <w:p>
@@ -261,15 +205,7 @@
           <w:sz w:val="24"/>
           <w:szCs w:val="24"/>
         </w:rPr>
-        <w:t>Matthew Wallis</w:t>
-      </w:r>
-      <w:r>
-        <w:rPr>
-          <w:rFonts w:cs="Calibri"/>
-          <w:sz w:val="24"/>
-          <w:szCs w:val="24"/>
-        </w:rPr>
-        <w:t xml:space="preserve"> – </w:t>
+        <w:t xml:space="preserve">Matthew Wallis – </w:t>
       </w:r>
     </w:p>
     <w:p>
@@ -329,6 +265,13 @@
     </w:p>
     <w:sdt>
       <w:sdtPr>
+        <w:rPr>
+          <w:rFonts w:ascii="Calibri" w:eastAsia="SimSun" w:hAnsi="Calibri" w:cs="Times New Roman"/>
+          <w:color w:val="auto"/>
+          <w:sz w:val="22"/>
+          <w:szCs w:val="22"/>
+          <w:lang w:val="en-AU"/>
+        </w:rPr>
         <w:id w:val="137002368"/>
         <w:docPartObj>
           <w:docPartGallery w:val="Table of Contents"/>
@@ -337,14 +280,9 @@
       </w:sdtPr>
       <w:sdtEndPr>
         <w:rPr>
-          <w:rFonts w:ascii="Calibri" w:eastAsia="SimSun" w:hAnsi="Calibri" w:cs="Times New Roman"/>
           <w:b/>
           <w:bCs/>
           <w:noProof/>
-          <w:color w:val="auto"/>
-          <w:sz w:val="22"/>
-          <w:szCs w:val="22"/>
-          <w:lang w:val="en-AU"/>
         </w:rPr>
       </w:sdtEndPr>
       <w:sdtContent>
@@ -357,6 +295,15 @@
           </w:r>
         </w:p>
         <w:p>
+          <w:pPr>
+            <w:pStyle w:val="TOC1"/>
+            <w:tabs>
+              <w:tab w:val="right" w:leader="dot" w:pos="9016"/>
+            </w:tabs>
+            <w:rPr>
+              <w:noProof/>
+            </w:rPr>
+          </w:pPr>
           <w:r>
             <w:fldChar w:fldCharType="begin"/>
           </w:r>
@@ -366,15 +313,405 @@
           <w:r>
             <w:fldChar w:fldCharType="separate"/>
           </w:r>
-          <w:r>
+          <w:hyperlink w:anchor="_Toc236074832" w:history="1">
+            <w:r>
+              <w:rPr>
+                <w:rStyle w:val="Hyperlink"/>
+                <w:noProof/>
+              </w:rPr>
+              <w:t>Project Scope</w:t>
+            </w:r>
+            <w:r>
+              <w:rPr>
+                <w:noProof/>
+                <w:webHidden/>
+              </w:rPr>
+              <w:tab/>
+            </w:r>
+            <w:r>
+              <w:rPr>
+                <w:noProof/>
+                <w:webHidden/>
+              </w:rPr>
+              <w:fldChar w:fldCharType="begin"/>
+            </w:r>
+            <w:r>
+              <w:rPr>
+                <w:noProof/>
+                <w:webHidden/>
+              </w:rPr>
+              <w:instrText xml:space="preserve"> PAGEREF _Toc236074832 \h </w:instrText>
+            </w:r>
+            <w:r>
+              <w:rPr>
+                <w:noProof/>
+                <w:webHidden/>
+              </w:rPr>
+            </w:r>
+            <w:r>
+              <w:rPr>
+                <w:noProof/>
+                <w:webHidden/>
+              </w:rPr>
+              <w:fldChar w:fldCharType="separate"/>
+            </w:r>
+            <w:r>
+              <w:rPr>
+                <w:noProof/>
+                <w:webHidden/>
+              </w:rPr>
+              <w:t>3</w:t>
+            </w:r>
+            <w:r>
+              <w:rPr>
+                <w:noProof/>
+                <w:webHidden/>
+              </w:rPr>
+              <w:fldChar w:fldCharType="end"/>
+            </w:r>
+          </w:hyperlink>
+        </w:p>
+        <w:p>
+          <w:pPr>
+            <w:pStyle w:val="TOC2"/>
+            <w:tabs>
+              <w:tab w:val="right" w:leader="dot" w:pos="9016"/>
+            </w:tabs>
             <w:rPr>
-              <w:b/>
-              <w:bCs/>
               <w:noProof/>
-              <w:lang w:val="en-US"/>
             </w:rPr>
-            <w:t>No table of contents entries found.</w:t>
-          </w:r>
+          </w:pPr>
+          <w:hyperlink w:anchor="_Toc236074833" w:history="1">
+            <w:r>
+              <w:rPr>
+                <w:rStyle w:val="Hyperlink"/>
+                <w:noProof/>
+              </w:rPr>
+              <w:t>Requirements</w:t>
+            </w:r>
+            <w:r>
+              <w:rPr>
+                <w:noProof/>
+                <w:webHidden/>
+              </w:rPr>
+              <w:tab/>
+            </w:r>
+            <w:r>
+              <w:rPr>
+                <w:noProof/>
+                <w:webHidden/>
+              </w:rPr>
+              <w:fldChar w:fldCharType="begin"/>
+            </w:r>
+            <w:r>
+              <w:rPr>
+                <w:noProof/>
+                <w:webHidden/>
+              </w:rPr>
+              <w:instrText xml:space="preserve"> PAGEREF _Toc236074833 \h </w:instrText>
+            </w:r>
+            <w:r>
+              <w:rPr>
+                <w:noProof/>
+                <w:webHidden/>
+              </w:rPr>
+            </w:r>
+            <w:r>
+              <w:rPr>
+                <w:noProof/>
+                <w:webHidden/>
+              </w:rPr>
+              <w:fldChar w:fldCharType="separate"/>
+            </w:r>
+            <w:r>
+              <w:rPr>
+                <w:noProof/>
+                <w:webHidden/>
+              </w:rPr>
+              <w:t>3</w:t>
+            </w:r>
+            <w:r>
+              <w:rPr>
+                <w:noProof/>
+                <w:webHidden/>
+              </w:rPr>
+              <w:fldChar w:fldCharType="end"/>
+            </w:r>
+          </w:hyperlink>
+        </w:p>
+        <w:p>
+          <w:pPr>
+            <w:pStyle w:val="TOC3"/>
+            <w:tabs>
+              <w:tab w:val="right" w:leader="dot" w:pos="9016"/>
+            </w:tabs>
+            <w:rPr>
+              <w:noProof/>
+            </w:rPr>
+          </w:pPr>
+          <w:hyperlink w:anchor="_Toc236074834" w:history="1">
+            <w:r>
+              <w:rPr>
+                <w:rStyle w:val="Hyperlink"/>
+                <w:noProof/>
+              </w:rPr>
+              <w:t>Functional Requirements</w:t>
+            </w:r>
+            <w:r>
+              <w:rPr>
+                <w:noProof/>
+                <w:webHidden/>
+              </w:rPr>
+              <w:tab/>
+            </w:r>
+            <w:r>
+              <w:rPr>
+                <w:noProof/>
+                <w:webHidden/>
+              </w:rPr>
+              <w:fldChar w:fldCharType="begin"/>
+            </w:r>
+            <w:r>
+              <w:rPr>
+                <w:noProof/>
+                <w:webHidden/>
+              </w:rPr>
+              <w:instrText xml:space="preserve"> PAGEREF _Toc236074834 \h </w:instrText>
+            </w:r>
+            <w:r>
+              <w:rPr>
+                <w:noProof/>
+                <w:webHidden/>
+              </w:rPr>
+            </w:r>
+            <w:r>
+              <w:rPr>
+                <w:noProof/>
+                <w:webHidden/>
+              </w:rPr>
+              <w:fldChar w:fldCharType="separate"/>
+            </w:r>
+            <w:r>
+              <w:rPr>
+                <w:noProof/>
+                <w:webHidden/>
+              </w:rPr>
+              <w:t>3</w:t>
+            </w:r>
+            <w:r>
+              <w:rPr>
+                <w:noProof/>
+                <w:webHidden/>
+              </w:rPr>
+              <w:fldChar w:fldCharType="end"/>
+            </w:r>
+          </w:hyperlink>
+        </w:p>
+        <w:p>
+          <w:pPr>
+            <w:pStyle w:val="TOC3"/>
+            <w:tabs>
+              <w:tab w:val="right" w:leader="dot" w:pos="9016"/>
+            </w:tabs>
+            <w:rPr>
+              <w:noProof/>
+            </w:rPr>
+          </w:pPr>
+          <w:hyperlink w:anchor="_Toc236074835" w:history="1">
+            <w:r>
+              <w:rPr>
+                <w:rStyle w:val="Hyperlink"/>
+                <w:noProof/>
+              </w:rPr>
+              <w:t>Nonfunctional Requirements</w:t>
+            </w:r>
+            <w:r>
+              <w:rPr>
+                <w:noProof/>
+                <w:webHidden/>
+              </w:rPr>
+              <w:tab/>
+            </w:r>
+            <w:r>
+              <w:rPr>
+                <w:noProof/>
+                <w:webHidden/>
+              </w:rPr>
+              <w:fldChar w:fldCharType="begin"/>
+            </w:r>
+            <w:r>
+              <w:rPr>
+                <w:noProof/>
+                <w:webHidden/>
+              </w:rPr>
+              <w:instrText xml:space="preserve"> PAGEREF _Toc236074835 \h </w:instrText>
+            </w:r>
+            <w:r>
+              <w:rPr>
+                <w:noProof/>
+                <w:webHidden/>
+              </w:rPr>
+            </w:r>
+            <w:r>
+              <w:rPr>
+                <w:noProof/>
+                <w:webHidden/>
+              </w:rPr>
+              <w:fldChar w:fldCharType="separate"/>
+            </w:r>
+            <w:r>
+              <w:rPr>
+                <w:noProof/>
+                <w:webHidden/>
+              </w:rPr>
+              <w:t>3</w:t>
+            </w:r>
+            <w:r>
+              <w:rPr>
+                <w:noProof/>
+                <w:webHidden/>
+              </w:rPr>
+              <w:fldChar w:fldCharType="end"/>
+            </w:r>
+          </w:hyperlink>
+        </w:p>
+        <w:p>
+          <w:pPr>
+            <w:pStyle w:val="TOC2"/>
+            <w:tabs>
+              <w:tab w:val="right" w:leader="dot" w:pos="9016"/>
+            </w:tabs>
+            <w:rPr>
+              <w:noProof/>
+            </w:rPr>
+          </w:pPr>
+          <w:hyperlink w:anchor="_Toc236074836" w:history="1">
+            <w:r>
+              <w:rPr>
+                <w:rStyle w:val="Hyperlink"/>
+                <w:noProof/>
+              </w:rPr>
+              <w:t>Assumptions</w:t>
+            </w:r>
+            <w:r>
+              <w:rPr>
+                <w:noProof/>
+                <w:webHidden/>
+              </w:rPr>
+              <w:tab/>
+            </w:r>
+            <w:r>
+              <w:rPr>
+                <w:noProof/>
+                <w:webHidden/>
+              </w:rPr>
+              <w:fldChar w:fldCharType="begin"/>
+            </w:r>
+            <w:r>
+              <w:rPr>
+                <w:noProof/>
+                <w:webHidden/>
+              </w:rPr>
+              <w:instrText xml:space="preserve"> PAGEREF _Toc236074836 \h </w:instrText>
+            </w:r>
+            <w:r>
+              <w:rPr>
+                <w:noProof/>
+                <w:webHidden/>
+              </w:rPr>
+            </w:r>
+            <w:r>
+              <w:rPr>
+                <w:noProof/>
+                <w:webHidden/>
+              </w:rPr>
+              <w:fldChar w:fldCharType="separate"/>
+            </w:r>
+            <w:r>
+              <w:rPr>
+                <w:noProof/>
+                <w:webHidden/>
+              </w:rPr>
+              <w:t>4</w:t>
+            </w:r>
+            <w:r>
+              <w:rPr>
+                <w:noProof/>
+                <w:webHidden/>
+              </w:rPr>
+              <w:fldChar w:fldCharType="end"/>
+            </w:r>
+          </w:hyperlink>
+        </w:p>
+        <w:p>
+          <w:pPr>
+            <w:pStyle w:val="TOC2"/>
+            <w:tabs>
+              <w:tab w:val="right" w:leader="dot" w:pos="9016"/>
+            </w:tabs>
+            <w:rPr>
+              <w:noProof/>
+            </w:rPr>
+          </w:pPr>
+          <w:hyperlink w:anchor="_Toc236074837" w:history="1">
+            <w:r>
+              <w:rPr>
+                <w:rStyle w:val="Hyperlink"/>
+                <w:noProof/>
+              </w:rPr>
+              <w:t>Constraints</w:t>
+            </w:r>
+            <w:r>
+              <w:rPr>
+                <w:noProof/>
+                <w:webHidden/>
+              </w:rPr>
+              <w:tab/>
+            </w:r>
+            <w:r>
+              <w:rPr>
+                <w:noProof/>
+                <w:webHidden/>
+              </w:rPr>
+              <w:fldChar w:fldCharType="begin"/>
+            </w:r>
+            <w:r>
+              <w:rPr>
+                <w:noProof/>
+                <w:webHidden/>
+              </w:rPr>
+              <w:instrText xml:space="preserve"> PAGEREF _Toc236074837 \h </w:instrText>
+            </w:r>
+            <w:r>
+              <w:rPr>
+                <w:noProof/>
+                <w:webHidden/>
+              </w:rPr>
+            </w:r>
+            <w:r>
+              <w:rPr>
+                <w:noProof/>
+                <w:webHidden/>
+              </w:rPr>
+              <w:fldChar w:fldCharType="separate"/>
+            </w:r>
+            <w:r>
+              <w:rPr>
+                <w:noProof/>
+                <w:webHidden/>
+              </w:rPr>
+              <w:t>4</w:t>
+            </w:r>
+            <w:r>
+              <w:rPr>
+                <w:noProof/>
+                <w:webHidden/>
+              </w:rPr>
+              <w:fldChar w:fldCharType="end"/>
+            </w:r>
+          </w:hyperlink>
+        </w:p>
+        <w:p>
           <w:r>
             <w:rPr>
               <w:b/>
@@ -398,17 +735,19 @@
       <w:pPr>
         <w:pStyle w:val="Heading1"/>
       </w:pPr>
+      <w:bookmarkStart w:id="0" w:name="_Toc236074832"/>
       <w:r>
         <w:lastRenderedPageBreak/>
         <w:t>Project Scope</w:t>
       </w:r>
-    </w:p>
-    <w:p>
-      <w:r>
-        <w:t>The project involves developing a mobile application that generates personalised meal plans using Generative AI</w:t>
-      </w:r>
-      <w:r>
-        <w:t>…</w:t>
+      <w:bookmarkEnd w:id="0"/>
+    </w:p>
+    <w:p>
+      <w:r>
+        <w:t xml:space="preserve">The project involves developing </w:t>
+      </w:r>
+      <w:r>
+        <w:t>a smart enterprise mobile application that generates personalised meal plans based on user health goals, dietary restrictions, and available ingredients. The system will use Generative AI to produce recipes, nutrition insights, and grocery lists.</w:t>
       </w:r>
     </w:p>
     <w:p/>
@@ -416,9 +755,11 @@
       <w:pPr>
         <w:pStyle w:val="Heading2"/>
       </w:pPr>
+      <w:bookmarkStart w:id="1" w:name="_Toc236074833"/>
       <w:r>
         <w:t>Requirements</w:t>
       </w:r>
+      <w:bookmarkEnd w:id="1"/>
     </w:p>
     <w:p>
       <w:pPr>
@@ -429,9 +770,11 @@
           <w:bCs w:val="0"/>
         </w:rPr>
       </w:pPr>
+      <w:bookmarkStart w:id="2" w:name="_Toc236074834"/>
       <w:r>
         <w:t>Functional Requirements</w:t>
       </w:r>
+      <w:bookmarkEnd w:id="2"/>
     </w:p>
     <w:p>
       <w:pPr>
@@ -743,7 +1086,9 @@
       <w:r>
         <w:t>Simple navigation between meal plans, recipes, and grocery lists</w:t>
       </w:r>
-    </w:p>
+      <w:bookmarkStart w:id="3" w:name="_Toc236074835"/>
+    </w:p>
+    <w:p/>
     <w:p>
       <w:pPr>
         <w:pStyle w:val="Heading3"/>
@@ -754,6 +1099,7 @@
       <w:r>
         <w:t>unctional Requirements</w:t>
       </w:r>
+      <w:bookmarkEnd w:id="3"/>
     </w:p>
     <w:p>
       <w:pPr>
@@ -803,7 +1149,149 @@
         <w:t>Mobile-friendly UI</w:t>
       </w:r>
     </w:p>
+    <w:p>
+      <w:pPr>
+        <w:pStyle w:val="ListParagraph"/>
+        <w:numPr>
+          <w:ilvl w:val="0"/>
+          <w:numId w:val="13"/>
+        </w:numPr>
+      </w:pPr>
+      <w:r>
+        <w:t>Barcode scanning</w:t>
+      </w:r>
+    </w:p>
+    <w:p>
+      <w:pPr>
+        <w:pStyle w:val="ListParagraph"/>
+        <w:numPr>
+          <w:ilvl w:val="0"/>
+          <w:numId w:val="13"/>
+        </w:numPr>
+      </w:pPr>
+      <w:r>
+        <w:t>Multi</w:t>
+      </w:r>
+      <w:r>
+        <w:noBreakHyphen/>
+        <w:t>language support</w:t>
+      </w:r>
+    </w:p>
     <w:p/>
+    <w:p>
+      <w:pPr>
+        <w:spacing w:after="160" w:line="259" w:lineRule="auto"/>
+      </w:pPr>
+      <w:r>
+        <w:br w:type="page"/>
+      </w:r>
+    </w:p>
+    <w:p>
+      <w:pPr>
+        <w:pStyle w:val="Heading3"/>
+      </w:pPr>
+      <w:bookmarkStart w:id="4" w:name="_Toc236074836"/>
+      <w:r>
+        <w:lastRenderedPageBreak/>
+        <w:t>Assumptions</w:t>
+      </w:r>
+      <w:bookmarkEnd w:id="4"/>
+    </w:p>
+    <w:p>
+      <w:pPr>
+        <w:pStyle w:val="ListParagraph"/>
+        <w:numPr>
+          <w:ilvl w:val="0"/>
+          <w:numId w:val="15"/>
+        </w:numPr>
+      </w:pPr>
+      <w:r>
+        <w:t>GenAI tools remain available throughout development</w:t>
+      </w:r>
+    </w:p>
+    <w:p>
+      <w:pPr>
+        <w:pStyle w:val="ListParagraph"/>
+        <w:numPr>
+          <w:ilvl w:val="0"/>
+          <w:numId w:val="15"/>
+        </w:numPr>
+      </w:pPr>
+      <w:r>
+        <w:t>Public nutrition datasets are accessible</w:t>
+      </w:r>
+    </w:p>
+    <w:p>
+      <w:pPr>
+        <w:pStyle w:val="ListParagraph"/>
+        <w:numPr>
+          <w:ilvl w:val="0"/>
+          <w:numId w:val="15"/>
+        </w:numPr>
+      </w:pPr>
+      <w:r>
+        <w:t>Prototype only</w:t>
+      </w:r>
+    </w:p>
+    <w:p/>
+    <w:p>
+      <w:pPr>
+        <w:pStyle w:val="Heading3"/>
+      </w:pPr>
+      <w:bookmarkStart w:id="5" w:name="_Toc236074837"/>
+      <w:r>
+        <w:t>Constraints</w:t>
+      </w:r>
+      <w:bookmarkEnd w:id="5"/>
+    </w:p>
+    <w:p>
+      <w:pPr>
+        <w:pStyle w:val="ListParagraph"/>
+        <w:numPr>
+          <w:ilvl w:val="0"/>
+          <w:numId w:val="16"/>
+        </w:numPr>
+      </w:pPr>
+      <w:r>
+        <w:t xml:space="preserve">Project must be completed within </w:t>
+      </w:r>
+      <w:r>
+        <w:t>allocated time</w:t>
+      </w:r>
+    </w:p>
+    <w:p>
+      <w:pPr>
+        <w:pStyle w:val="ListParagraph"/>
+        <w:numPr>
+          <w:ilvl w:val="0"/>
+          <w:numId w:val="16"/>
+        </w:numPr>
+      </w:pPr>
+      <w:r>
+        <w:t xml:space="preserve">Team size limited to </w:t>
+      </w:r>
+      <w:r>
+        <w:t>4</w:t>
+      </w:r>
+      <w:r>
+        <w:t xml:space="preserve"> members</w:t>
+      </w:r>
+    </w:p>
+    <w:p>
+      <w:pPr>
+        <w:pStyle w:val="ListParagraph"/>
+        <w:numPr>
+          <w:ilvl w:val="0"/>
+          <w:numId w:val="16"/>
+        </w:numPr>
+      </w:pPr>
+      <w:r>
+        <w:t xml:space="preserve">Must use </w:t>
+      </w:r>
+      <w:r>
+        <w:t>tools learnt in prior units</w:t>
+      </w:r>
+    </w:p>
     <w:p/>
     <w:p/>
     <w:p/>
@@ -1118,6 +1606,119 @@
     </w:lvl>
   </w:abstractNum>
   <w:abstractNum w:abstractNumId="2" w15:restartNumberingAfterBreak="0">
+    <w:nsid w:val="029B20E2"/>
+    <w:multiLevelType w:val="hybridMultilevel"/>
+    <w:tmpl w:val="728E4F72"/>
+    <w:lvl w:ilvl="0" w:tplc="0C090001">
+      <w:start w:val="1"/>
+      <w:numFmt w:val="bullet"/>
+      <w:lvlText w:val=""/>
+      <w:lvlJc w:val="left"/>
+      <w:pPr>
+        <w:ind w:left="720" w:hanging="360"/>
+      </w:pPr>
+      <w:rPr>
+        <w:rFonts w:ascii="Symbol" w:hAnsi="Symbol" w:hint="default"/>
+      </w:rPr>
+    </w:lvl>
+    <w:lvl w:ilvl="1" w:tplc="0C090003" w:tentative="1">
+      <w:start w:val="1"/>
+      <w:numFmt w:val="bullet"/>
+      <w:lvlText w:val="o"/>
+      <w:lvlJc w:val="left"/>
+      <w:pPr>
+        <w:ind w:left="1440" w:hanging="360"/>
+      </w:pPr>
+      <w:rPr>
+        <w:rFonts w:ascii="Courier New" w:hAnsi="Courier New" w:cs="Courier New" w:hint="default"/>
+      </w:rPr>
+    </w:lvl>
+    <w:lvl w:ilvl="2" w:tplc="0C090005" w:tentative="1">
+      <w:start w:val="1"/>
+      <w:numFmt w:val="bullet"/>
+      <w:lvlText w:val=""/>
+      <w:lvlJc w:val="left"/>
+      <w:pPr>
+        <w:ind w:left="2160" w:hanging="360"/>
+      </w:pPr>
+      <w:rPr>
+        <w:rFonts w:ascii="Wingdings" w:hAnsi="Wingdings" w:hint="default"/>
+      </w:rPr>
+    </w:lvl>
+    <w:lvl w:ilvl="3" w:tplc="0C090001" w:tentative="1">
+      <w:start w:val="1"/>
+      <w:numFmt w:val="bullet"/>
+      <w:lvlText w:val=""/>
+      <w:lvlJc w:val="left"/>
+      <w:pPr>
+        <w:ind w:left="2880" w:hanging="360"/>
+      </w:pPr>
+      <w:rPr>
+        <w:rFonts w:ascii="Symbol" w:hAnsi="Symbol" w:hint="default"/>
+      </w:rPr>
+    </w:lvl>
+    <w:lvl w:ilvl="4" w:tplc="0C090003" w:tentative="1">
+      <w:start w:val="1"/>
+      <w:numFmt w:val="bullet"/>
+      <w:lvlText w:val="o"/>
+      <w:lvlJc w:val="left"/>
+      <w:pPr>
+        <w:ind w:left="3600" w:hanging="360"/>
+      </w:pPr>
+      <w:rPr>
+        <w:rFonts w:ascii="Courier New" w:hAnsi="Courier New" w:cs="Courier New" w:hint="default"/>
+      </w:rPr>
+    </w:lvl>
+    <w:lvl w:ilvl="5" w:tplc="0C090005" w:tentative="1">
+      <w:start w:val="1"/>
+      <w:numFmt w:val="bullet"/>
+      <w:lvlText w:val=""/>
+      <w:lvlJc w:val="left"/>
+      <w:pPr>
+        <w:ind w:left="4320" w:hanging="360"/>
+      </w:pPr>
+      <w:rPr>
+        <w:rFonts w:ascii="Wingdings" w:hAnsi="Wingdings" w:hint="default"/>
+      </w:rPr>
+    </w:lvl>
+    <w:lvl w:ilvl="6" w:tplc="0C090001" w:tentative="1">
+      <w:start w:val="1"/>
+      <w:numFmt w:val="bullet"/>
+      <w:lvlText w:val=""/>
+      <w:lvlJc w:val="left"/>
+      <w:pPr>
+        <w:ind w:left="5040" w:hanging="360"/>
+      </w:pPr>
+      <w:rPr>
+        <w:rFonts w:ascii="Symbol" w:hAnsi="Symbol" w:hint="default"/>
+      </w:rPr>
+    </w:lvl>
+    <w:lvl w:ilvl="7" w:tplc="0C090003" w:tentative="1">
+      <w:start w:val="1"/>
+      <w:numFmt w:val="bullet"/>
+      <w:lvlText w:val="o"/>
+      <w:lvlJc w:val="left"/>
+      <w:pPr>
+        <w:ind w:left="5760" w:hanging="360"/>
+      </w:pPr>
+      <w:rPr>
+        <w:rFonts w:ascii="Courier New" w:hAnsi="Courier New" w:cs="Courier New" w:hint="default"/>
+      </w:rPr>
+    </w:lvl>
+    <w:lvl w:ilvl="8" w:tplc="0C090005" w:tentative="1">
+      <w:start w:val="1"/>
+      <w:numFmt w:val="bullet"/>
+      <w:lvlText w:val=""/>
+      <w:lvlJc w:val="left"/>
+      <w:pPr>
+        <w:ind w:left="6480" w:hanging="360"/>
+      </w:pPr>
+      <w:rPr>
+        <w:rFonts w:ascii="Wingdings" w:hAnsi="Wingdings" w:hint="default"/>
+      </w:rPr>
+    </w:lvl>
+  </w:abstractNum>
+  <w:abstractNum w:abstractNumId="3" w15:restartNumberingAfterBreak="0">
     <w:nsid w:val="106A6E60"/>
     <w:multiLevelType w:val="multilevel"/>
     <w:tmpl w:val="2FE4AFD0"/>
@@ -1266,7 +1867,7 @@
       </w:rPr>
     </w:lvl>
   </w:abstractNum>
-  <w:abstractNum w:abstractNumId="3" w15:restartNumberingAfterBreak="0">
+  <w:abstractNum w:abstractNumId="4" w15:restartNumberingAfterBreak="0">
     <w:nsid w:val="14187F81"/>
     <w:multiLevelType w:val="multilevel"/>
     <w:tmpl w:val="B8147EAE"/>
@@ -1415,7 +2016,7 @@
       </w:rPr>
     </w:lvl>
   </w:abstractNum>
-  <w:abstractNum w:abstractNumId="4" w15:restartNumberingAfterBreak="0">
+  <w:abstractNum w:abstractNumId="5" w15:restartNumberingAfterBreak="0">
     <w:nsid w:val="1C563564"/>
     <w:multiLevelType w:val="hybridMultilevel"/>
     <w:tmpl w:val="FBA47562"/>
@@ -1528,7 +2129,7 @@
       </w:rPr>
     </w:lvl>
   </w:abstractNum>
-  <w:abstractNum w:abstractNumId="5" w15:restartNumberingAfterBreak="0">
+  <w:abstractNum w:abstractNumId="6" w15:restartNumberingAfterBreak="0">
     <w:nsid w:val="1D2831E0"/>
     <w:multiLevelType w:val="multilevel"/>
     <w:tmpl w:val="25404E44"/>
@@ -1677,7 +2278,7 @@
       </w:rPr>
     </w:lvl>
   </w:abstractNum>
-  <w:abstractNum w:abstractNumId="6" w15:restartNumberingAfterBreak="0">
+  <w:abstractNum w:abstractNumId="7" w15:restartNumberingAfterBreak="0">
     <w:nsid w:val="2A780804"/>
     <w:multiLevelType w:val="multilevel"/>
     <w:tmpl w:val="625A7FA0"/>
@@ -1826,7 +2427,7 @@
       </w:rPr>
     </w:lvl>
   </w:abstractNum>
-  <w:abstractNum w:abstractNumId="7" w15:restartNumberingAfterBreak="0">
+  <w:abstractNum w:abstractNumId="8" w15:restartNumberingAfterBreak="0">
     <w:nsid w:val="4B46062B"/>
     <w:multiLevelType w:val="multilevel"/>
     <w:tmpl w:val="861EBA68"/>
@@ -1975,7 +2576,7 @@
       </w:rPr>
     </w:lvl>
   </w:abstractNum>
-  <w:abstractNum w:abstractNumId="8" w15:restartNumberingAfterBreak="0">
+  <w:abstractNum w:abstractNumId="9" w15:restartNumberingAfterBreak="0">
     <w:nsid w:val="4E3A5B98"/>
     <w:multiLevelType w:val="multilevel"/>
     <w:tmpl w:val="531A99BC"/>
@@ -2124,7 +2725,7 @@
       </w:rPr>
     </w:lvl>
   </w:abstractNum>
-  <w:abstractNum w:abstractNumId="9" w15:restartNumberingAfterBreak="0">
+  <w:abstractNum w:abstractNumId="10" w15:restartNumberingAfterBreak="0">
     <w:nsid w:val="50A75860"/>
     <w:multiLevelType w:val="multilevel"/>
     <w:tmpl w:val="69BAA0D2"/>
@@ -2273,7 +2874,7 @@
       </w:rPr>
     </w:lvl>
   </w:abstractNum>
-  <w:abstractNum w:abstractNumId="10" w15:restartNumberingAfterBreak="0">
+  <w:abstractNum w:abstractNumId="11" w15:restartNumberingAfterBreak="0">
     <w:nsid w:val="52875A3B"/>
     <w:multiLevelType w:val="multilevel"/>
     <w:tmpl w:val="ACF4A2A8"/>
@@ -2422,7 +3023,7 @@
       </w:rPr>
     </w:lvl>
   </w:abstractNum>
-  <w:abstractNum w:abstractNumId="11" w15:restartNumberingAfterBreak="0">
+  <w:abstractNum w:abstractNumId="12" w15:restartNumberingAfterBreak="0">
     <w:nsid w:val="5D4D0EC7"/>
     <w:multiLevelType w:val="multilevel"/>
     <w:tmpl w:val="19B241C2"/>
@@ -2571,7 +3172,120 @@
       </w:rPr>
     </w:lvl>
   </w:abstractNum>
-  <w:abstractNum w:abstractNumId="12" w15:restartNumberingAfterBreak="0">
+  <w:abstractNum w:abstractNumId="13" w15:restartNumberingAfterBreak="0">
+    <w:nsid w:val="643761F2"/>
+    <w:multiLevelType w:val="hybridMultilevel"/>
+    <w:tmpl w:val="87902146"/>
+    <w:lvl w:ilvl="0" w:tplc="0C090001">
+      <w:start w:val="1"/>
+      <w:numFmt w:val="bullet"/>
+      <w:lvlText w:val=""/>
+      <w:lvlJc w:val="left"/>
+      <w:pPr>
+        <w:ind w:left="720" w:hanging="360"/>
+      </w:pPr>
+      <w:rPr>
+        <w:rFonts w:ascii="Symbol" w:hAnsi="Symbol" w:hint="default"/>
+      </w:rPr>
+    </w:lvl>
+    <w:lvl w:ilvl="1" w:tplc="0C090003" w:tentative="1">
+      <w:start w:val="1"/>
+      <w:numFmt w:val="bullet"/>
+      <w:lvlText w:val="o"/>
+      <w:lvlJc w:val="left"/>
+      <w:pPr>
+        <w:ind w:left="1440" w:hanging="360"/>
+      </w:pPr>
+      <w:rPr>
+        <w:rFonts w:ascii="Courier New" w:hAnsi="Courier New" w:cs="Courier New" w:hint="default"/>
+      </w:rPr>
+    </w:lvl>
+    <w:lvl w:ilvl="2" w:tplc="0C090005" w:tentative="1">
+      <w:start w:val="1"/>
+      <w:numFmt w:val="bullet"/>
+      <w:lvlText w:val=""/>
+      <w:lvlJc w:val="left"/>
+      <w:pPr>
+        <w:ind w:left="2160" w:hanging="360"/>
+      </w:pPr>
+      <w:rPr>
+        <w:rFonts w:ascii="Wingdings" w:hAnsi="Wingdings" w:hint="default"/>
+      </w:rPr>
+    </w:lvl>
+    <w:lvl w:ilvl="3" w:tplc="0C090001" w:tentative="1">
+      <w:start w:val="1"/>
+      <w:numFmt w:val="bullet"/>
+      <w:lvlText w:val=""/>
+      <w:lvlJc w:val="left"/>
+      <w:pPr>
+        <w:ind w:left="2880" w:hanging="360"/>
+      </w:pPr>
+      <w:rPr>
+        <w:rFonts w:ascii="Symbol" w:hAnsi="Symbol" w:hint="default"/>
+      </w:rPr>
+    </w:lvl>
+    <w:lvl w:ilvl="4" w:tplc="0C090003" w:tentative="1">
+      <w:start w:val="1"/>
+      <w:numFmt w:val="bullet"/>
+      <w:lvlText w:val="o"/>
+      <w:lvlJc w:val="left"/>
+      <w:pPr>
+        <w:ind w:left="3600" w:hanging="360"/>
+      </w:pPr>
+      <w:rPr>
+        <w:rFonts w:ascii="Courier New" w:hAnsi="Courier New" w:cs="Courier New" w:hint="default"/>
+      </w:rPr>
+    </w:lvl>
+    <w:lvl w:ilvl="5" w:tplc="0C090005" w:tentative="1">
+      <w:start w:val="1"/>
+      <w:numFmt w:val="bullet"/>
+      <w:lvlText w:val=""/>
+      <w:lvlJc w:val="left"/>
+      <w:pPr>
+        <w:ind w:left="4320" w:hanging="360"/>
+      </w:pPr>
+      <w:rPr>
+        <w:rFonts w:ascii="Wingdings" w:hAnsi="Wingdings" w:hint="default"/>
+      </w:rPr>
+    </w:lvl>
+    <w:lvl w:ilvl="6" w:tplc="0C090001" w:tentative="1">
+      <w:start w:val="1"/>
+      <w:numFmt w:val="bullet"/>
+      <w:lvlText w:val=""/>
+      <w:lvlJc w:val="left"/>
+      <w:pPr>
+        <w:ind w:left="5040" w:hanging="360"/>
+      </w:pPr>
+      <w:rPr>
+        <w:rFonts w:ascii="Symbol" w:hAnsi="Symbol" w:hint="default"/>
+      </w:rPr>
+    </w:lvl>
+    <w:lvl w:ilvl="7" w:tplc="0C090003" w:tentative="1">
+      <w:start w:val="1"/>
+      <w:numFmt w:val="bullet"/>
+      <w:lvlText w:val="o"/>
+      <w:lvlJc w:val="left"/>
+      <w:pPr>
+        <w:ind w:left="5760" w:hanging="360"/>
+      </w:pPr>
+      <w:rPr>
+        <w:rFonts w:ascii="Courier New" w:hAnsi="Courier New" w:cs="Courier New" w:hint="default"/>
+      </w:rPr>
+    </w:lvl>
+    <w:lvl w:ilvl="8" w:tplc="0C090005" w:tentative="1">
+      <w:start w:val="1"/>
+      <w:numFmt w:val="bullet"/>
+      <w:lvlText w:val=""/>
+      <w:lvlJc w:val="left"/>
+      <w:pPr>
+        <w:ind w:left="6480" w:hanging="360"/>
+      </w:pPr>
+      <w:rPr>
+        <w:rFonts w:ascii="Wingdings" w:hAnsi="Wingdings" w:hint="default"/>
+      </w:rPr>
+    </w:lvl>
+  </w:abstractNum>
+  <w:abstractNum w:abstractNumId="14" w15:restartNumberingAfterBreak="0">
     <w:nsid w:val="6B9B6DEE"/>
     <w:multiLevelType w:val="multilevel"/>
     <w:tmpl w:val="14AA1448"/>
@@ -2720,7 +3434,7 @@
       </w:rPr>
     </w:lvl>
   </w:abstractNum>
-  <w:abstractNum w:abstractNumId="13" w15:restartNumberingAfterBreak="0">
+  <w:abstractNum w:abstractNumId="15" w15:restartNumberingAfterBreak="0">
     <w:nsid w:val="771C30B3"/>
     <w:multiLevelType w:val="hybridMultilevel"/>
     <w:tmpl w:val="DD3033E4"/>
@@ -2834,34 +3548,34 @@
     </w:lvl>
   </w:abstractNum>
   <w:num w:numId="1" w16cid:durableId="1263879209">
-    <w:abstractNumId w:val="10"/>
+    <w:abstractNumId w:val="11"/>
   </w:num>
   <w:num w:numId="2" w16cid:durableId="1182236525">
+    <w:abstractNumId w:val="7"/>
+  </w:num>
+  <w:num w:numId="3" w16cid:durableId="85157640">
+    <w:abstractNumId w:val="12"/>
+  </w:num>
+  <w:num w:numId="4" w16cid:durableId="1002662983">
+    <w:abstractNumId w:val="14"/>
+  </w:num>
+  <w:num w:numId="5" w16cid:durableId="1895239434">
     <w:abstractNumId w:val="6"/>
   </w:num>
-  <w:num w:numId="3" w16cid:durableId="85157640">
-    <w:abstractNumId w:val="11"/>
+  <w:num w:numId="6" w16cid:durableId="888957048">
+    <w:abstractNumId w:val="4"/>
   </w:num>
-  <w:num w:numId="4" w16cid:durableId="1002662983">
-    <w:abstractNumId w:val="12"/>
+  <w:num w:numId="7" w16cid:durableId="1791165771">
+    <w:abstractNumId w:val="8"/>
   </w:num>
-  <w:num w:numId="5" w16cid:durableId="1895239434">
-    <w:abstractNumId w:val="5"/>
+  <w:num w:numId="8" w16cid:durableId="739327547">
+    <w:abstractNumId w:val="9"/>
   </w:num>
-  <w:num w:numId="6" w16cid:durableId="888957048">
+  <w:num w:numId="9" w16cid:durableId="460421743">
     <w:abstractNumId w:val="3"/>
   </w:num>
-  <w:num w:numId="7" w16cid:durableId="1791165771">
-    <w:abstractNumId w:val="7"/>
-  </w:num>
-  <w:num w:numId="8" w16cid:durableId="739327547">
-    <w:abstractNumId w:val="8"/>
-  </w:num>
-  <w:num w:numId="9" w16cid:durableId="460421743">
-    <w:abstractNumId w:val="2"/>
-  </w:num>
   <w:num w:numId="10" w16cid:durableId="36515982">
-    <w:abstractNumId w:val="9"/>
+    <w:abstractNumId w:val="10"/>
   </w:num>
   <w:num w:numId="11" w16cid:durableId="426998091">
     <w:abstractNumId w:val="0"/>
@@ -2870,10 +3584,16 @@
     <w:abstractNumId w:val="1"/>
   </w:num>
   <w:num w:numId="13" w16cid:durableId="2057123923">
-    <w:abstractNumId w:val="13"/>
+    <w:abstractNumId w:val="15"/>
   </w:num>
   <w:num w:numId="14" w16cid:durableId="1872723653">
-    <w:abstractNumId w:val="4"/>
+    <w:abstractNumId w:val="5"/>
+  </w:num>
+  <w:num w:numId="15" w16cid:durableId="1603684609">
+    <w:abstractNumId w:val="2"/>
+  </w:num>
+  <w:num w:numId="16" w16cid:durableId="1957592101">
+    <w:abstractNumId w:val="13"/>
   </w:num>
 </w:numbering>
 </file>
@@ -3845,6 +4565,55 @@
       <w:bCs/>
     </w:rPr>
   </w:style>
+  <w:style w:type="paragraph" w:styleId="TOC1">
+    <w:name w:val="toc 1"/>
+    <w:basedOn w:val="Normal"/>
+    <w:next w:val="Normal"/>
+    <w:autoRedefine/>
+    <w:uiPriority w:val="39"/>
+    <w:unhideWhenUsed/>
+    <w:rsid w:val="00A36CD9"/>
+    <w:pPr>
+      <w:spacing w:after="100"/>
+    </w:pPr>
+  </w:style>
+  <w:style w:type="paragraph" w:styleId="TOC2">
+    <w:name w:val="toc 2"/>
+    <w:basedOn w:val="Normal"/>
+    <w:next w:val="Normal"/>
+    <w:autoRedefine/>
+    <w:uiPriority w:val="39"/>
+    <w:unhideWhenUsed/>
+    <w:rsid w:val="00A36CD9"/>
+    <w:pPr>
+      <w:spacing w:after="100"/>
+      <w:ind w:left="220"/>
+    </w:pPr>
+  </w:style>
+  <w:style w:type="paragraph" w:styleId="TOC3">
+    <w:name w:val="toc 3"/>
+    <w:basedOn w:val="Normal"/>
+    <w:next w:val="Normal"/>
+    <w:autoRedefine/>
+    <w:uiPriority w:val="39"/>
+    <w:unhideWhenUsed/>
+    <w:rsid w:val="00A36CD9"/>
+    <w:pPr>
+      <w:spacing w:after="100"/>
+      <w:ind w:left="440"/>
+    </w:pPr>
+  </w:style>
+  <w:style w:type="character" w:styleId="Hyperlink">
+    <w:name w:val="Hyperlink"/>
+    <w:basedOn w:val="DefaultParagraphFont"/>
+    <w:uiPriority w:val="99"/>
+    <w:unhideWhenUsed/>
+    <w:rsid w:val="00A36CD9"/>
+    <w:rPr>
+      <w:color w:val="467886" w:themeColor="hyperlink"/>
+      <w:u w:val="single"/>
+    </w:rPr>
+  </w:style>
 </w:styles>
 </file>
 

--- a/TO DO/Project Report.docx
+++ b/TO DO/Project Report.docx
@@ -301,7 +301,13 @@
               <w:tab w:val="right" w:leader="dot" w:pos="9016"/>
             </w:tabs>
             <w:rPr>
+              <w:rFonts w:asciiTheme="minorHAnsi" w:eastAsiaTheme="minorEastAsia" w:hAnsiTheme="minorHAnsi" w:cstheme="minorBidi"/>
               <w:noProof/>
+              <w:kern w:val="2"/>
+              <w:sz w:val="24"/>
+              <w:szCs w:val="24"/>
+              <w:lang w:eastAsia="en-AU"/>
+              <w14:ligatures w14:val="standardContextual"/>
             </w:rPr>
           </w:pPr>
           <w:r>
@@ -313,7 +319,7 @@
           <w:r>
             <w:fldChar w:fldCharType="separate"/>
           </w:r>
-          <w:hyperlink w:anchor="_Toc236074832" w:history="1">
+          <w:hyperlink w:anchor="_Toc236076931" w:history="1">
             <w:r>
               <w:rPr>
                 <w:rStyle w:val="Hyperlink"/>
@@ -340,75 +346,7 @@
                 <w:noProof/>
                 <w:webHidden/>
               </w:rPr>
-              <w:instrText xml:space="preserve"> PAGEREF _Toc236074832 \h </w:instrText>
-            </w:r>
-            <w:r>
-              <w:rPr>
-                <w:noProof/>
-                <w:webHidden/>
-              </w:rPr>
-            </w:r>
-            <w:r>
-              <w:rPr>
-                <w:noProof/>
-                <w:webHidden/>
-              </w:rPr>
-              <w:fldChar w:fldCharType="separate"/>
-            </w:r>
-            <w:r>
-              <w:rPr>
-                <w:noProof/>
-                <w:webHidden/>
-              </w:rPr>
-              <w:t>3</w:t>
-            </w:r>
-            <w:r>
-              <w:rPr>
-                <w:noProof/>
-                <w:webHidden/>
-              </w:rPr>
-              <w:fldChar w:fldCharType="end"/>
-            </w:r>
-          </w:hyperlink>
-        </w:p>
-        <w:p>
-          <w:pPr>
-            <w:pStyle w:val="TOC2"/>
-            <w:tabs>
-              <w:tab w:val="right" w:leader="dot" w:pos="9016"/>
-            </w:tabs>
-            <w:rPr>
-              <w:noProof/>
-            </w:rPr>
-          </w:pPr>
-          <w:hyperlink w:anchor="_Toc236074833" w:history="1">
-            <w:r>
-              <w:rPr>
-                <w:rStyle w:val="Hyperlink"/>
-                <w:noProof/>
-              </w:rPr>
-              <w:t>Requirements</w:t>
-            </w:r>
-            <w:r>
-              <w:rPr>
-                <w:noProof/>
-                <w:webHidden/>
-              </w:rPr>
-              <w:tab/>
-            </w:r>
-            <w:r>
-              <w:rPr>
-                <w:noProof/>
-                <w:webHidden/>
-              </w:rPr>
-              <w:fldChar w:fldCharType="begin"/>
-            </w:r>
-            <w:r>
-              <w:rPr>
-                <w:noProof/>
-                <w:webHidden/>
-              </w:rPr>
-              <w:instrText xml:space="preserve"> PAGEREF _Toc236074833 \h </w:instrText>
+              <w:instrText xml:space="preserve"> PAGEREF _Toc236076931 \h </w:instrText>
             </w:r>
             <w:r>
               <w:rPr>
@@ -446,16 +384,22 @@
               <w:tab w:val="right" w:leader="dot" w:pos="9016"/>
             </w:tabs>
             <w:rPr>
+              <w:rFonts w:asciiTheme="minorHAnsi" w:eastAsiaTheme="minorEastAsia" w:hAnsiTheme="minorHAnsi" w:cstheme="minorBidi"/>
               <w:noProof/>
+              <w:kern w:val="2"/>
+              <w:sz w:val="24"/>
+              <w:szCs w:val="24"/>
+              <w:lang w:eastAsia="en-AU"/>
+              <w14:ligatures w14:val="standardContextual"/>
             </w:rPr>
           </w:pPr>
-          <w:hyperlink w:anchor="_Toc236074834" w:history="1">
+          <w:hyperlink w:anchor="_Toc236076932" w:history="1">
             <w:r>
               <w:rPr>
                 <w:rStyle w:val="Hyperlink"/>
                 <w:noProof/>
               </w:rPr>
-              <w:t>Functional Requirements</w:t>
+              <w:t>Assumptions</w:t>
             </w:r>
             <w:r>
               <w:rPr>
@@ -476,7 +420,7 @@
                 <w:noProof/>
                 <w:webHidden/>
               </w:rPr>
-              <w:instrText xml:space="preserve"> PAGEREF _Toc236074834 \h </w:instrText>
+              <w:instrText xml:space="preserve"> PAGEREF _Toc236076932 \h </w:instrText>
             </w:r>
             <w:r>
               <w:rPr>
@@ -514,16 +458,22 @@
               <w:tab w:val="right" w:leader="dot" w:pos="9016"/>
             </w:tabs>
             <w:rPr>
+              <w:rFonts w:asciiTheme="minorHAnsi" w:eastAsiaTheme="minorEastAsia" w:hAnsiTheme="minorHAnsi" w:cstheme="minorBidi"/>
               <w:noProof/>
+              <w:kern w:val="2"/>
+              <w:sz w:val="24"/>
+              <w:szCs w:val="24"/>
+              <w:lang w:eastAsia="en-AU"/>
+              <w14:ligatures w14:val="standardContextual"/>
             </w:rPr>
           </w:pPr>
-          <w:hyperlink w:anchor="_Toc236074835" w:history="1">
+          <w:hyperlink w:anchor="_Toc236076933" w:history="1">
             <w:r>
               <w:rPr>
                 <w:rStyle w:val="Hyperlink"/>
                 <w:noProof/>
               </w:rPr>
-              <w:t>Nonfunctional Requirements</w:t>
+              <w:t>Constraints</w:t>
             </w:r>
             <w:r>
               <w:rPr>
@@ -544,7 +494,7 @@
                 <w:noProof/>
                 <w:webHidden/>
               </w:rPr>
-              <w:instrText xml:space="preserve"> PAGEREF _Toc236074835 \h </w:instrText>
+              <w:instrText xml:space="preserve"> PAGEREF _Toc236076933 \h </w:instrText>
             </w:r>
             <w:r>
               <w:rPr>
@@ -577,21 +527,27 @@
         </w:p>
         <w:p>
           <w:pPr>
-            <w:pStyle w:val="TOC2"/>
+            <w:pStyle w:val="TOC1"/>
             <w:tabs>
               <w:tab w:val="right" w:leader="dot" w:pos="9016"/>
             </w:tabs>
             <w:rPr>
+              <w:rFonts w:asciiTheme="minorHAnsi" w:eastAsiaTheme="minorEastAsia" w:hAnsiTheme="minorHAnsi" w:cstheme="minorBidi"/>
               <w:noProof/>
+              <w:kern w:val="2"/>
+              <w:sz w:val="24"/>
+              <w:szCs w:val="24"/>
+              <w:lang w:eastAsia="en-AU"/>
+              <w14:ligatures w14:val="standardContextual"/>
             </w:rPr>
           </w:pPr>
-          <w:hyperlink w:anchor="_Toc236074836" w:history="1">
+          <w:hyperlink w:anchor="_Toc236076934" w:history="1">
             <w:r>
               <w:rPr>
                 <w:rStyle w:val="Hyperlink"/>
                 <w:noProof/>
               </w:rPr>
-              <w:t>Assumptions</w:t>
+              <w:t>Requirements</w:t>
             </w:r>
             <w:r>
               <w:rPr>
@@ -612,7 +568,7 @@
                 <w:noProof/>
                 <w:webHidden/>
               </w:rPr>
-              <w:instrText xml:space="preserve"> PAGEREF _Toc236074836 \h </w:instrText>
+              <w:instrText xml:space="preserve"> PAGEREF _Toc236076934 \h </w:instrText>
             </w:r>
             <w:r>
               <w:rPr>
@@ -645,21 +601,27 @@
         </w:p>
         <w:p>
           <w:pPr>
-            <w:pStyle w:val="TOC2"/>
+            <w:pStyle w:val="TOC3"/>
             <w:tabs>
               <w:tab w:val="right" w:leader="dot" w:pos="9016"/>
             </w:tabs>
             <w:rPr>
+              <w:rFonts w:asciiTheme="minorHAnsi" w:eastAsiaTheme="minorEastAsia" w:hAnsiTheme="minorHAnsi" w:cstheme="minorBidi"/>
               <w:noProof/>
+              <w:kern w:val="2"/>
+              <w:sz w:val="24"/>
+              <w:szCs w:val="24"/>
+              <w:lang w:eastAsia="en-AU"/>
+              <w14:ligatures w14:val="standardContextual"/>
             </w:rPr>
           </w:pPr>
-          <w:hyperlink w:anchor="_Toc236074837" w:history="1">
+          <w:hyperlink w:anchor="_Toc236076935" w:history="1">
             <w:r>
               <w:rPr>
                 <w:rStyle w:val="Hyperlink"/>
                 <w:noProof/>
               </w:rPr>
-              <w:t>Constraints</w:t>
+              <w:t>Functional Requirements</w:t>
             </w:r>
             <w:r>
               <w:rPr>
@@ -680,7 +642,7 @@
                 <w:noProof/>
                 <w:webHidden/>
               </w:rPr>
-              <w:instrText xml:space="preserve"> PAGEREF _Toc236074837 \h </w:instrText>
+              <w:instrText xml:space="preserve"> PAGEREF _Toc236076935 \h </w:instrText>
             </w:r>
             <w:r>
               <w:rPr>
@@ -701,6 +663,302 @@
                 <w:webHidden/>
               </w:rPr>
               <w:t>4</w:t>
+            </w:r>
+            <w:r>
+              <w:rPr>
+                <w:noProof/>
+                <w:webHidden/>
+              </w:rPr>
+              <w:fldChar w:fldCharType="end"/>
+            </w:r>
+          </w:hyperlink>
+        </w:p>
+        <w:p>
+          <w:pPr>
+            <w:pStyle w:val="TOC3"/>
+            <w:tabs>
+              <w:tab w:val="right" w:leader="dot" w:pos="9016"/>
+            </w:tabs>
+            <w:rPr>
+              <w:rFonts w:asciiTheme="minorHAnsi" w:eastAsiaTheme="minorEastAsia" w:hAnsiTheme="minorHAnsi" w:cstheme="minorBidi"/>
+              <w:noProof/>
+              <w:kern w:val="2"/>
+              <w:sz w:val="24"/>
+              <w:szCs w:val="24"/>
+              <w:lang w:eastAsia="en-AU"/>
+              <w14:ligatures w14:val="standardContextual"/>
+            </w:rPr>
+          </w:pPr>
+          <w:hyperlink w:anchor="_Toc236076936" w:history="1">
+            <w:r>
+              <w:rPr>
+                <w:rStyle w:val="Hyperlink"/>
+                <w:noProof/>
+              </w:rPr>
+              <w:t>Nonfunctional Requirements</w:t>
+            </w:r>
+            <w:r>
+              <w:rPr>
+                <w:noProof/>
+                <w:webHidden/>
+              </w:rPr>
+              <w:tab/>
+            </w:r>
+            <w:r>
+              <w:rPr>
+                <w:noProof/>
+                <w:webHidden/>
+              </w:rPr>
+              <w:fldChar w:fldCharType="begin"/>
+            </w:r>
+            <w:r>
+              <w:rPr>
+                <w:noProof/>
+                <w:webHidden/>
+              </w:rPr>
+              <w:instrText xml:space="preserve"> PAGEREF _Toc236076936 \h </w:instrText>
+            </w:r>
+            <w:r>
+              <w:rPr>
+                <w:noProof/>
+                <w:webHidden/>
+              </w:rPr>
+            </w:r>
+            <w:r>
+              <w:rPr>
+                <w:noProof/>
+                <w:webHidden/>
+              </w:rPr>
+              <w:fldChar w:fldCharType="separate"/>
+            </w:r>
+            <w:r>
+              <w:rPr>
+                <w:noProof/>
+                <w:webHidden/>
+              </w:rPr>
+              <w:t>4</w:t>
+            </w:r>
+            <w:r>
+              <w:rPr>
+                <w:noProof/>
+                <w:webHidden/>
+              </w:rPr>
+              <w:fldChar w:fldCharType="end"/>
+            </w:r>
+          </w:hyperlink>
+        </w:p>
+        <w:p>
+          <w:pPr>
+            <w:pStyle w:val="TOC1"/>
+            <w:tabs>
+              <w:tab w:val="right" w:leader="dot" w:pos="9016"/>
+            </w:tabs>
+            <w:rPr>
+              <w:rFonts w:asciiTheme="minorHAnsi" w:eastAsiaTheme="minorEastAsia" w:hAnsiTheme="minorHAnsi" w:cstheme="minorBidi"/>
+              <w:noProof/>
+              <w:kern w:val="2"/>
+              <w:sz w:val="24"/>
+              <w:szCs w:val="24"/>
+              <w:lang w:eastAsia="en-AU"/>
+              <w14:ligatures w14:val="standardContextual"/>
+            </w:rPr>
+          </w:pPr>
+          <w:hyperlink w:anchor="_Toc236076937" w:history="1">
+            <w:r>
+              <w:rPr>
+                <w:rStyle w:val="Hyperlink"/>
+                <w:noProof/>
+              </w:rPr>
+              <w:t>Use Case Diagram</w:t>
+            </w:r>
+            <w:r>
+              <w:rPr>
+                <w:noProof/>
+                <w:webHidden/>
+              </w:rPr>
+              <w:tab/>
+            </w:r>
+            <w:r>
+              <w:rPr>
+                <w:noProof/>
+                <w:webHidden/>
+              </w:rPr>
+              <w:fldChar w:fldCharType="begin"/>
+            </w:r>
+            <w:r>
+              <w:rPr>
+                <w:noProof/>
+                <w:webHidden/>
+              </w:rPr>
+              <w:instrText xml:space="preserve"> PAGEREF _Toc236076937 \h </w:instrText>
+            </w:r>
+            <w:r>
+              <w:rPr>
+                <w:noProof/>
+                <w:webHidden/>
+              </w:rPr>
+            </w:r>
+            <w:r>
+              <w:rPr>
+                <w:noProof/>
+                <w:webHidden/>
+              </w:rPr>
+              <w:fldChar w:fldCharType="separate"/>
+            </w:r>
+            <w:r>
+              <w:rPr>
+                <w:noProof/>
+                <w:webHidden/>
+              </w:rPr>
+              <w:t>5</w:t>
+            </w:r>
+            <w:r>
+              <w:rPr>
+                <w:noProof/>
+                <w:webHidden/>
+              </w:rPr>
+              <w:fldChar w:fldCharType="end"/>
+            </w:r>
+          </w:hyperlink>
+        </w:p>
+        <w:p>
+          <w:pPr>
+            <w:pStyle w:val="TOC1"/>
+            <w:tabs>
+              <w:tab w:val="right" w:leader="dot" w:pos="9016"/>
+            </w:tabs>
+            <w:rPr>
+              <w:rFonts w:asciiTheme="minorHAnsi" w:eastAsiaTheme="minorEastAsia" w:hAnsiTheme="minorHAnsi" w:cstheme="minorBidi"/>
+              <w:noProof/>
+              <w:kern w:val="2"/>
+              <w:sz w:val="24"/>
+              <w:szCs w:val="24"/>
+              <w:lang w:eastAsia="en-AU"/>
+              <w14:ligatures w14:val="standardContextual"/>
+            </w:rPr>
+          </w:pPr>
+          <w:hyperlink w:anchor="_Toc236076938" w:history="1">
+            <w:r>
+              <w:rPr>
+                <w:rStyle w:val="Hyperlink"/>
+                <w:noProof/>
+              </w:rPr>
+              <w:t>Subsystems</w:t>
+            </w:r>
+            <w:r>
+              <w:rPr>
+                <w:noProof/>
+                <w:webHidden/>
+              </w:rPr>
+              <w:tab/>
+            </w:r>
+            <w:r>
+              <w:rPr>
+                <w:noProof/>
+                <w:webHidden/>
+              </w:rPr>
+              <w:fldChar w:fldCharType="begin"/>
+            </w:r>
+            <w:r>
+              <w:rPr>
+                <w:noProof/>
+                <w:webHidden/>
+              </w:rPr>
+              <w:instrText xml:space="preserve"> PAGEREF _Toc236076938 \h </w:instrText>
+            </w:r>
+            <w:r>
+              <w:rPr>
+                <w:noProof/>
+                <w:webHidden/>
+              </w:rPr>
+            </w:r>
+            <w:r>
+              <w:rPr>
+                <w:noProof/>
+                <w:webHidden/>
+              </w:rPr>
+              <w:fldChar w:fldCharType="separate"/>
+            </w:r>
+            <w:r>
+              <w:rPr>
+                <w:noProof/>
+                <w:webHidden/>
+              </w:rPr>
+              <w:t>6</w:t>
+            </w:r>
+            <w:r>
+              <w:rPr>
+                <w:noProof/>
+                <w:webHidden/>
+              </w:rPr>
+              <w:fldChar w:fldCharType="end"/>
+            </w:r>
+          </w:hyperlink>
+        </w:p>
+        <w:p>
+          <w:pPr>
+            <w:pStyle w:val="TOC1"/>
+            <w:tabs>
+              <w:tab w:val="right" w:leader="dot" w:pos="9016"/>
+            </w:tabs>
+            <w:rPr>
+              <w:rFonts w:asciiTheme="minorHAnsi" w:eastAsiaTheme="minorEastAsia" w:hAnsiTheme="minorHAnsi" w:cstheme="minorBidi"/>
+              <w:noProof/>
+              <w:kern w:val="2"/>
+              <w:sz w:val="24"/>
+              <w:szCs w:val="24"/>
+              <w:lang w:eastAsia="en-AU"/>
+              <w14:ligatures w14:val="standardContextual"/>
+            </w:rPr>
+          </w:pPr>
+          <w:hyperlink w:anchor="_Toc236076939" w:history="1">
+            <w:r>
+              <w:rPr>
+                <w:rStyle w:val="Hyperlink"/>
+                <w:noProof/>
+              </w:rPr>
+              <w:t>External Entities</w:t>
+            </w:r>
+            <w:r>
+              <w:rPr>
+                <w:noProof/>
+                <w:webHidden/>
+              </w:rPr>
+              <w:tab/>
+            </w:r>
+            <w:r>
+              <w:rPr>
+                <w:noProof/>
+                <w:webHidden/>
+              </w:rPr>
+              <w:fldChar w:fldCharType="begin"/>
+            </w:r>
+            <w:r>
+              <w:rPr>
+                <w:noProof/>
+                <w:webHidden/>
+              </w:rPr>
+              <w:instrText xml:space="preserve"> PAGEREF _Toc236076939 \h </w:instrText>
+            </w:r>
+            <w:r>
+              <w:rPr>
+                <w:noProof/>
+                <w:webHidden/>
+              </w:rPr>
+            </w:r>
+            <w:r>
+              <w:rPr>
+                <w:noProof/>
+                <w:webHidden/>
+              </w:rPr>
+              <w:fldChar w:fldCharType="separate"/>
+            </w:r>
+            <w:r>
+              <w:rPr>
+                <w:noProof/>
+                <w:webHidden/>
+              </w:rPr>
+              <w:t>6</w:t>
             </w:r>
             <w:r>
               <w:rPr>
@@ -735,7 +993,7 @@
       <w:pPr>
         <w:pStyle w:val="Heading1"/>
       </w:pPr>
-      <w:bookmarkStart w:id="0" w:name="_Toc236074832"/>
+      <w:bookmarkStart w:id="0" w:name="_Toc236076931"/>
       <w:r>
         <w:lastRenderedPageBreak/>
         <w:t>Project Scope</w:t>
@@ -749,17 +1007,175 @@
       <w:r>
         <w:t>a smart enterprise mobile application that generates personalised meal plans based on user health goals, dietary restrictions, and available ingredients. The system will use Generative AI to produce recipes, nutrition insights, and grocery lists.</w:t>
       </w:r>
+      <w:r>
+        <w:t xml:space="preserve"> </w:t>
+      </w:r>
     </w:p>
     <w:p/>
     <w:p>
       <w:pPr>
-        <w:pStyle w:val="Heading2"/>
-      </w:pPr>
-      <w:bookmarkStart w:id="1" w:name="_Toc236074833"/>
-      <w:r>
+        <w:pStyle w:val="Heading3"/>
+      </w:pPr>
+      <w:bookmarkStart w:id="1" w:name="_Toc236076932"/>
+      <w:r>
+        <w:t>Assumptions</w:t>
+      </w:r>
+      <w:bookmarkEnd w:id="1"/>
+    </w:p>
+    <w:p>
+      <w:pPr>
+        <w:pStyle w:val="ListParagraph"/>
+        <w:numPr>
+          <w:ilvl w:val="0"/>
+          <w:numId w:val="15"/>
+        </w:numPr>
+      </w:pPr>
+      <w:r>
+        <w:t>GenAI tools remain available throughout development</w:t>
+      </w:r>
+    </w:p>
+    <w:p>
+      <w:pPr>
+        <w:pStyle w:val="ListParagraph"/>
+        <w:numPr>
+          <w:ilvl w:val="0"/>
+          <w:numId w:val="15"/>
+        </w:numPr>
+      </w:pPr>
+      <w:r>
+        <w:t>Public nutrition datasets are accessible</w:t>
+      </w:r>
+    </w:p>
+    <w:p>
+      <w:pPr>
+        <w:pStyle w:val="ListParagraph"/>
+        <w:numPr>
+          <w:ilvl w:val="0"/>
+          <w:numId w:val="15"/>
+        </w:numPr>
+      </w:pPr>
+      <w:r>
+        <w:t>Users provide accurate dietary information</w:t>
+      </w:r>
+    </w:p>
+    <w:p>
+      <w:pPr>
+        <w:pStyle w:val="ListParagraph"/>
+        <w:numPr>
+          <w:ilvl w:val="0"/>
+          <w:numId w:val="15"/>
+        </w:numPr>
+      </w:pPr>
+      <w:r>
+        <w:t>Prototype will run on standard mobile devices.</w:t>
+      </w:r>
+    </w:p>
+    <w:p>
+      <w:pPr>
+        <w:pStyle w:val="ListParagraph"/>
+        <w:numPr>
+          <w:ilvl w:val="0"/>
+          <w:numId w:val="15"/>
+        </w:numPr>
+      </w:pPr>
+      <w:r>
+        <w:t>Internet access is available for AI features.</w:t>
+      </w:r>
+    </w:p>
+    <w:p/>
+    <w:p>
+      <w:pPr>
+        <w:pStyle w:val="Heading3"/>
+      </w:pPr>
+      <w:bookmarkStart w:id="2" w:name="_Toc236076933"/>
+      <w:r>
+        <w:t>Constraints</w:t>
+      </w:r>
+      <w:bookmarkEnd w:id="2"/>
+    </w:p>
+    <w:p>
+      <w:pPr>
+        <w:pStyle w:val="ListParagraph"/>
+        <w:numPr>
+          <w:ilvl w:val="0"/>
+          <w:numId w:val="16"/>
+        </w:numPr>
+      </w:pPr>
+      <w:r>
+        <w:t xml:space="preserve">Project must be completed within </w:t>
+      </w:r>
+      <w:r>
+        <w:t>term deadline</w:t>
+      </w:r>
+    </w:p>
+    <w:p>
+      <w:pPr>
+        <w:pStyle w:val="ListParagraph"/>
+        <w:numPr>
+          <w:ilvl w:val="0"/>
+          <w:numId w:val="16"/>
+        </w:numPr>
+      </w:pPr>
+      <w:r>
+        <w:t xml:space="preserve">Team size limited to </w:t>
+      </w:r>
+      <w:r>
+        <w:t>4</w:t>
+      </w:r>
+      <w:r>
+        <w:t xml:space="preserve"> members</w:t>
+      </w:r>
+    </w:p>
+    <w:p>
+      <w:pPr>
+        <w:pStyle w:val="ListParagraph"/>
+        <w:numPr>
+          <w:ilvl w:val="0"/>
+          <w:numId w:val="16"/>
+        </w:numPr>
+      </w:pPr>
+      <w:r>
+        <w:t>Only tools taught in prior units may be used</w:t>
+      </w:r>
+    </w:p>
+    <w:p>
+      <w:pPr>
+        <w:pStyle w:val="ListParagraph"/>
+        <w:numPr>
+          <w:ilvl w:val="0"/>
+          <w:numId w:val="16"/>
+        </w:numPr>
+      </w:pPr>
+      <w:r>
+        <w:t>Limited dataset size due to prototype scope</w:t>
+      </w:r>
+    </w:p>
+    <w:p/>
+    <w:p/>
+    <w:p>
+      <w:pPr>
+        <w:spacing w:after="160" w:line="259" w:lineRule="auto"/>
+        <w:rPr>
+          <w:rFonts w:asciiTheme="majorHAnsi" w:eastAsiaTheme="majorEastAsia" w:hAnsiTheme="majorHAnsi" w:cstheme="majorBidi"/>
+          <w:color w:val="0F4761" w:themeColor="accent1" w:themeShade="BF"/>
+          <w:sz w:val="40"/>
+          <w:szCs w:val="40"/>
+        </w:rPr>
+      </w:pPr>
+      <w:r>
+        <w:br w:type="page"/>
+      </w:r>
+    </w:p>
+    <w:p>
+      <w:pPr>
+        <w:pStyle w:val="Heading1"/>
+      </w:pPr>
+      <w:bookmarkStart w:id="3" w:name="_Toc236076934"/>
+      <w:r>
+        <w:lastRenderedPageBreak/>
         <w:t>Requirements</w:t>
       </w:r>
-      <w:bookmarkEnd w:id="1"/>
+      <w:bookmarkEnd w:id="3"/>
     </w:p>
     <w:p>
       <w:pPr>
@@ -770,17 +1186,57 @@
           <w:bCs w:val="0"/>
         </w:rPr>
       </w:pPr>
-      <w:bookmarkStart w:id="2" w:name="_Toc236074834"/>
+      <w:bookmarkStart w:id="4" w:name="_Toc236076935"/>
       <w:r>
         <w:t>Functional Requirements</w:t>
       </w:r>
-      <w:bookmarkEnd w:id="2"/>
+      <w:bookmarkEnd w:id="4"/>
     </w:p>
     <w:p>
       <w:pPr>
         <w:pStyle w:val="ListParagraph"/>
         <w:numPr>
           <w:ilvl w:val="0"/>
+          <w:numId w:val="13"/>
+        </w:numPr>
+        <w:rPr>
+          <w:rStyle w:val="Strong"/>
+          <w:rFonts w:eastAsia="Times New Roman"/>
+        </w:rPr>
+      </w:pPr>
+      <w:r>
+        <w:rPr>
+          <w:rStyle w:val="Strong"/>
+          <w:rFonts w:cs="Calibri"/>
+          <w:b w:val="0"/>
+          <w:bCs w:val="0"/>
+        </w:rPr>
+        <w:t xml:space="preserve">User Profile </w:t>
+      </w:r>
+      <w:r>
+        <w:rPr>
+          <w:rStyle w:val="Strong"/>
+          <w:rFonts w:cs="Calibri"/>
+          <w:b w:val="0"/>
+          <w:bCs w:val="0"/>
+        </w:rPr>
+        <w:t>and</w:t>
+      </w:r>
+      <w:r>
+        <w:rPr>
+          <w:rStyle w:val="Strong"/>
+          <w:rFonts w:cs="Calibri"/>
+          <w:b w:val="0"/>
+          <w:bCs w:val="0"/>
+        </w:rPr>
+        <w:t xml:space="preserve"> Preferences</w:t>
+      </w:r>
+    </w:p>
+    <w:p>
+      <w:pPr>
+        <w:pStyle w:val="ListParagraph"/>
+        <w:numPr>
+          <w:ilvl w:val="1"/>
           <w:numId w:val="13"/>
         </w:numPr>
         <w:rPr>
@@ -790,31 +1246,7 @@
         </w:rPr>
       </w:pPr>
       <w:r>
-        <w:rPr>
-          <w:rStyle w:val="Strong"/>
-          <w:rFonts w:cs="Calibri"/>
-          <w:b w:val="0"/>
-          <w:bCs w:val="0"/>
-        </w:rPr>
-        <w:t xml:space="preserve">User Profile </w:t>
-      </w:r>
-      <w:r>
-        <w:rPr>
-          <w:rStyle w:val="Strong"/>
-          <w:rFonts w:cs="Calibri"/>
-          <w:b w:val="0"/>
-          <w:bCs w:val="0"/>
-        </w:rPr>
-        <w:t>and</w:t>
-      </w:r>
-      <w:r>
-        <w:rPr>
-          <w:rStyle w:val="Strong"/>
-          <w:rFonts w:cs="Calibri"/>
-          <w:b w:val="0"/>
-          <w:bCs w:val="0"/>
-        </w:rPr>
-        <w:t xml:space="preserve"> Preferences</w:t>
+        <w:t>Capture health goals</w:t>
       </w:r>
     </w:p>
     <w:p>
@@ -824,9 +1256,17 @@
           <w:ilvl w:val="1"/>
           <w:numId w:val="13"/>
         </w:numPr>
-      </w:pPr>
-      <w:r>
-        <w:t>Health goals (weight loss, muscle gain, maintenance)</w:t>
+        <w:rPr>
+          <w:rFonts w:eastAsia="Times New Roman"/>
+          <w:b/>
+          <w:bCs/>
+        </w:rPr>
+      </w:pPr>
+      <w:r>
+        <w:t>C</w:t>
+      </w:r>
+      <w:r>
+        <w:t>apture dietary restrictions</w:t>
       </w:r>
     </w:p>
     <w:p>
@@ -836,21 +1276,14 @@
           <w:ilvl w:val="1"/>
           <w:numId w:val="13"/>
         </w:numPr>
-      </w:pPr>
-      <w:r>
-        <w:t>Dietary restrictions (vegan, keto, allergies)</w:t>
-      </w:r>
-    </w:p>
-    <w:p>
-      <w:pPr>
-        <w:pStyle w:val="ListParagraph"/>
-        <w:numPr>
-          <w:ilvl w:val="1"/>
-          <w:numId w:val="13"/>
-        </w:numPr>
-      </w:pPr>
-      <w:r>
-        <w:t>Ingredient availability</w:t>
+        <w:rPr>
+          <w:rFonts w:eastAsia="Times New Roman"/>
+          <w:b/>
+          <w:bCs/>
+        </w:rPr>
+      </w:pPr>
+      <w:r>
+        <w:t>Capture available ingredients</w:t>
       </w:r>
     </w:p>
     <w:p>
@@ -884,7 +1317,7 @@
         </w:numPr>
       </w:pPr>
       <w:r>
-        <w:t>Weekly personalised meal plans</w:t>
+        <w:t>Generate weekly personalised meal plans</w:t>
       </w:r>
     </w:p>
     <w:p>
@@ -896,7 +1329,7 @@
         </w:numPr>
       </w:pPr>
       <w:r>
-        <w:t>Adjustable portion sizes</w:t>
+        <w:t>Adjust portion sizes</w:t>
       </w:r>
     </w:p>
     <w:p>
@@ -930,7 +1363,7 @@
         </w:numPr>
       </w:pPr>
       <w:r>
-        <w:t>Recipes based on available ingredients</w:t>
+        <w:t>Generate recipes based on available ingredients</w:t>
       </w:r>
     </w:p>
     <w:p>
@@ -940,9 +1373,13 @@
           <w:ilvl w:val="1"/>
           <w:numId w:val="13"/>
         </w:numPr>
-      </w:pPr>
-      <w:r>
-        <w:t>Alternative ingredient suggestions</w:t>
+        <w:rPr>
+          <w:b/>
+          <w:bCs/>
+        </w:rPr>
+      </w:pPr>
+      <w:r>
+        <w:t>Suggest alternative ingredients</w:t>
       </w:r>
     </w:p>
     <w:p>
@@ -976,7 +1413,7 @@
         </w:numPr>
       </w:pPr>
       <w:r>
-        <w:t>Calorie breakdown</w:t>
+        <w:t>Calculate calorie breakdown</w:t>
       </w:r>
     </w:p>
     <w:p>
@@ -986,9 +1423,13 @@
           <w:ilvl w:val="1"/>
           <w:numId w:val="13"/>
         </w:numPr>
-      </w:pPr>
-      <w:r>
-        <w:t>Macro and micronutrient insights</w:t>
+        <w:rPr>
+          <w:b/>
+          <w:bCs/>
+        </w:rPr>
+      </w:pPr>
+      <w:r>
+        <w:t>Calculate macro and micronutrient insights</w:t>
       </w:r>
     </w:p>
     <w:p>
@@ -1022,11 +1463,7 @@
         </w:numPr>
       </w:pPr>
       <w:r>
-        <w:t>Auto</w:t>
-      </w:r>
-      <w:r>
-        <w:noBreakHyphen/>
-        <w:t>generated shopping lists</w:t>
+        <w:t>Generate shopping lists</w:t>
       </w:r>
     </w:p>
     <w:p>
@@ -1038,7 +1475,13 @@
         </w:numPr>
       </w:pPr>
       <w:r>
-        <w:t>Categorised items (produce, pantry, protein, etc.)</w:t>
+        <w:t>Categorise items</w:t>
+      </w:r>
+      <w:r>
+        <w:t xml:space="preserve"> </w:t>
+      </w:r>
+      <w:r>
+        <w:t>(produce, pantry, protein, etc.)</w:t>
       </w:r>
     </w:p>
     <w:p>
@@ -1048,19 +1491,12 @@
           <w:ilvl w:val="0"/>
           <w:numId w:val="13"/>
         </w:numPr>
+      </w:pPr>
+      <w:r>
         <w:rPr>
-          <w:b/>
-          <w:bCs/>
+          <w:rFonts w:cs="Calibri"/>
         </w:rPr>
-      </w:pPr>
-      <w:r>
-        <w:rPr>
-          <w:rStyle w:val="Strong"/>
-          <w:rFonts w:cs="Calibri"/>
-          <w:b w:val="0"/>
-          <w:bCs w:val="0"/>
-        </w:rPr>
-        <w:t>Mobile Application Interface</w:t>
+        <w:t>User Interaction</w:t>
       </w:r>
     </w:p>
     <w:p>
@@ -1070,9 +1506,12 @@
           <w:ilvl w:val="1"/>
           <w:numId w:val="13"/>
         </w:numPr>
-      </w:pPr>
-      <w:r>
-        <w:t>User-friendly UI</w:t>
+        <w:rPr>
+          <w:rFonts w:ascii="Times New Roman" w:eastAsia="Times New Roman" w:hAnsi="Times New Roman"/>
+        </w:rPr>
+      </w:pPr>
+      <w:r>
+        <w:t>Allow users to view meal plans</w:t>
       </w:r>
     </w:p>
     <w:p>
@@ -1084,22 +1523,34 @@
         </w:numPr>
       </w:pPr>
       <w:r>
-        <w:t>Simple navigation between meal plans, recipes, and grocery lists</w:t>
-      </w:r>
-      <w:bookmarkStart w:id="3" w:name="_Toc236074835"/>
+        <w:t>Allow users to view recipes</w:t>
+      </w:r>
+    </w:p>
+    <w:p>
+      <w:pPr>
+        <w:pStyle w:val="ListParagraph"/>
+        <w:numPr>
+          <w:ilvl w:val="1"/>
+          <w:numId w:val="13"/>
+        </w:numPr>
+      </w:pPr>
+      <w:r>
+        <w:t>Allow users to view grocery lists</w:t>
+      </w:r>
     </w:p>
     <w:p/>
     <w:p>
       <w:pPr>
         <w:pStyle w:val="Heading3"/>
       </w:pPr>
+      <w:bookmarkStart w:id="5" w:name="_Toc236076936"/>
       <w:r>
         <w:t>Nonf</w:t>
       </w:r>
       <w:r>
         <w:t>unctional Requirements</w:t>
       </w:r>
-      <w:bookmarkEnd w:id="3"/>
+      <w:bookmarkEnd w:id="5"/>
     </w:p>
     <w:p>
       <w:pPr>
@@ -1158,55 +1609,155 @@
         </w:numPr>
       </w:pPr>
       <w:r>
-        <w:t>Barcode scanning</w:t>
-      </w:r>
+        <w:t>Simple navigation</w:t>
+      </w:r>
+    </w:p>
+    <w:p>
+      <w:pPr>
+        <w:spacing w:after="160" w:line="259" w:lineRule="auto"/>
+      </w:pPr>
+      <w:r>
+        <w:br w:type="page"/>
+      </w:r>
+    </w:p>
+    <w:p>
+      <w:pPr>
+        <w:pStyle w:val="Heading1"/>
+      </w:pPr>
+      <w:bookmarkStart w:id="6" w:name="_Toc236076937"/>
+      <w:r>
+        <w:lastRenderedPageBreak/>
+        <w:t>Use Case Diagram</w:t>
+      </w:r>
+      <w:bookmarkEnd w:id="6"/>
+    </w:p>
+    <w:p>
+      <w:r>
+        <w:drawing>
+          <wp:inline distT="0" distB="0" distL="0" distR="0" wp14:anchorId="648329CA" wp14:editId="16E7178E">
+            <wp:extent cx="3035456" cy="7067913"/>
+            <wp:effectExtent l="0" t="0" r="0" b="0"/>
+            <wp:docPr id="721704795" name="Picture 1"/>
+            <wp:cNvGraphicFramePr>
+              <a:graphicFrameLocks xmlns:a="http://schemas.openxmlformats.org/drawingml/2006/main" noChangeAspect="1"/>
+            </wp:cNvGraphicFramePr>
+            <a:graphic xmlns:a="http://schemas.openxmlformats.org/drawingml/2006/main">
+              <a:graphicData uri="http://schemas.openxmlformats.org/drawingml/2006/picture">
+                <pic:pic xmlns:pic="http://schemas.openxmlformats.org/drawingml/2006/picture">
+                  <pic:nvPicPr>
+                    <pic:cNvPr id="721704795" name=""/>
+                    <pic:cNvPicPr/>
+                  </pic:nvPicPr>
+                  <pic:blipFill>
+                    <a:blip r:embed="rId5"/>
+                    <a:stretch>
+                      <a:fillRect/>
+                    </a:stretch>
+                  </pic:blipFill>
+                  <pic:spPr>
+                    <a:xfrm>
+                      <a:off x="0" y="0"/>
+                      <a:ext cx="3035456" cy="7067913"/>
+                    </a:xfrm>
+                    <a:prstGeom prst="rect">
+                      <a:avLst/>
+                    </a:prstGeom>
+                  </pic:spPr>
+                </pic:pic>
+              </a:graphicData>
+            </a:graphic>
+          </wp:inline>
+        </w:drawing>
+      </w:r>
+    </w:p>
+    <w:p/>
+    <w:p>
+      <w:pPr>
+        <w:spacing w:after="160" w:line="259" w:lineRule="auto"/>
+      </w:pPr>
+      <w:r>
+        <w:br w:type="page"/>
+      </w:r>
+    </w:p>
+    <w:p>
+      <w:pPr>
+        <w:pStyle w:val="Heading1"/>
+      </w:pPr>
+      <w:bookmarkStart w:id="7" w:name="_Toc236076938"/>
+      <w:r>
+        <w:lastRenderedPageBreak/>
+        <w:t>Subsystems</w:t>
+      </w:r>
+      <w:bookmarkEnd w:id="7"/>
     </w:p>
     <w:p>
       <w:pPr>
         <w:pStyle w:val="ListParagraph"/>
         <w:numPr>
           <w:ilvl w:val="0"/>
-          <w:numId w:val="13"/>
+          <w:numId w:val="19"/>
         </w:numPr>
-      </w:pPr>
-      <w:r>
-        <w:t>Multi</w:t>
-      </w:r>
-      <w:r>
-        <w:noBreakHyphen/>
-        <w:t>language support</w:t>
-      </w:r>
-    </w:p>
-    <w:p/>
-    <w:p>
-      <w:pPr>
-        <w:spacing w:after="160" w:line="259" w:lineRule="auto"/>
-      </w:pPr>
-      <w:r>
-        <w:br w:type="page"/>
-      </w:r>
-    </w:p>
-    <w:p>
-      <w:pPr>
-        <w:pStyle w:val="Heading3"/>
-      </w:pPr>
-      <w:bookmarkStart w:id="4" w:name="_Toc236074836"/>
-      <w:r>
-        <w:lastRenderedPageBreak/>
-        <w:t>Assumptions</w:t>
-      </w:r>
-      <w:bookmarkEnd w:id="4"/>
+        <w:rPr>
+          <w:rFonts w:ascii="Times New Roman" w:eastAsia="Times New Roman" w:hAnsi="Times New Roman"/>
+        </w:rPr>
+      </w:pPr>
+      <w:r>
+        <w:rPr>
+          <w:rStyle w:val="Strong"/>
+          <w:b w:val="0"/>
+          <w:bCs w:val="0"/>
+        </w:rPr>
+        <w:t>User Profile Manager</w:t>
+      </w:r>
+      <w:r>
+        <w:t xml:space="preserve"> </w:t>
+      </w:r>
+    </w:p>
+    <w:p>
+      <w:pPr>
+        <w:pStyle w:val="ListParagraph"/>
+        <w:numPr>
+          <w:ilvl w:val="1"/>
+          <w:numId w:val="19"/>
+        </w:numPr>
+        <w:rPr>
+          <w:rFonts w:ascii="Times New Roman" w:eastAsia="Times New Roman" w:hAnsi="Times New Roman"/>
+        </w:rPr>
+      </w:pPr>
+      <w:r>
+        <w:t>Handles health goals, dietary restrictions, ingredient availability.</w:t>
+      </w:r>
     </w:p>
     <w:p>
       <w:pPr>
         <w:pStyle w:val="ListParagraph"/>
         <w:numPr>
           <w:ilvl w:val="0"/>
-          <w:numId w:val="15"/>
+          <w:numId w:val="19"/>
         </w:numPr>
       </w:pPr>
       <w:r>
-        <w:t>GenAI tools remain available throughout development</w:t>
+        <w:rPr>
+          <w:rStyle w:val="Strong"/>
+          <w:b w:val="0"/>
+          <w:bCs w:val="0"/>
+        </w:rPr>
+        <w:t>Meal Plan Generator (AI)</w:t>
+      </w:r>
+      <w:r>
+        <w:t xml:space="preserve"> </w:t>
+      </w:r>
+    </w:p>
+    <w:p>
+      <w:pPr>
+        <w:pStyle w:val="ListParagraph"/>
+        <w:numPr>
+          <w:ilvl w:val="1"/>
+          <w:numId w:val="19"/>
+        </w:numPr>
+      </w:pPr>
+      <w:r>
+        <w:t>Generates personalised weekly meal plans.</w:t>
       </w:r>
     </w:p>
     <w:p>
@@ -1214,11 +1765,31 @@
         <w:pStyle w:val="ListParagraph"/>
         <w:numPr>
           <w:ilvl w:val="0"/>
-          <w:numId w:val="15"/>
+          <w:numId w:val="19"/>
         </w:numPr>
       </w:pPr>
       <w:r>
-        <w:t>Public nutrition datasets are accessible</w:t>
+        <w:rPr>
+          <w:rStyle w:val="Strong"/>
+          <w:b w:val="0"/>
+          <w:bCs w:val="0"/>
+        </w:rPr>
+        <w:t>Recipe Generator (AI)</w:t>
+      </w:r>
+      <w:r>
+        <w:t xml:space="preserve"> </w:t>
+      </w:r>
+    </w:p>
+    <w:p>
+      <w:pPr>
+        <w:pStyle w:val="ListParagraph"/>
+        <w:numPr>
+          <w:ilvl w:val="1"/>
+          <w:numId w:val="19"/>
+        </w:numPr>
+      </w:pPr>
+      <w:r>
+        <w:t>Produces recipes and alternative ingredient suggestions.</w:t>
       </w:r>
     </w:p>
     <w:p>
@@ -1226,37 +1797,63 @@
         <w:pStyle w:val="ListParagraph"/>
         <w:numPr>
           <w:ilvl w:val="0"/>
-          <w:numId w:val="15"/>
+          <w:numId w:val="19"/>
         </w:numPr>
       </w:pPr>
       <w:r>
-        <w:t>Prototype only</w:t>
-      </w:r>
-    </w:p>
-    <w:p/>
-    <w:p>
-      <w:pPr>
-        <w:pStyle w:val="Heading3"/>
-      </w:pPr>
-      <w:bookmarkStart w:id="5" w:name="_Toc236074837"/>
-      <w:r>
-        <w:t>Constraints</w:t>
-      </w:r>
-      <w:bookmarkEnd w:id="5"/>
+        <w:rPr>
+          <w:rStyle w:val="Strong"/>
+          <w:b w:val="0"/>
+          <w:bCs w:val="0"/>
+        </w:rPr>
+        <w:t>Nutrition Analysis Engine</w:t>
+      </w:r>
+      <w:r>
+        <w:t xml:space="preserve"> </w:t>
+      </w:r>
+    </w:p>
+    <w:p>
+      <w:pPr>
+        <w:pStyle w:val="ListParagraph"/>
+        <w:numPr>
+          <w:ilvl w:val="1"/>
+          <w:numId w:val="19"/>
+        </w:numPr>
+      </w:pPr>
+      <w:r>
+        <w:t>Calculates calories, macros, micronutrients.</w:t>
+      </w:r>
     </w:p>
     <w:p>
       <w:pPr>
         <w:pStyle w:val="ListParagraph"/>
         <w:numPr>
           <w:ilvl w:val="0"/>
-          <w:numId w:val="16"/>
+          <w:numId w:val="19"/>
         </w:numPr>
       </w:pPr>
       <w:r>
-        <w:t xml:space="preserve">Project must be completed within </w:t>
-      </w:r>
-      <w:r>
-        <w:t>allocated time</w:t>
+        <w:rPr>
+          <w:rStyle w:val="Strong"/>
+          <w:b w:val="0"/>
+          <w:bCs w:val="0"/>
+        </w:rPr>
+        <w:t>Grocery List Generator</w:t>
+      </w:r>
+      <w:r>
+        <w:t xml:space="preserve"> </w:t>
+      </w:r>
+    </w:p>
+    <w:p>
+      <w:pPr>
+        <w:pStyle w:val="ListParagraph"/>
+        <w:numPr>
+          <w:ilvl w:val="1"/>
+          <w:numId w:val="19"/>
+        </w:numPr>
+      </w:pPr>
+      <w:r>
+        <w:t>Creates categorised shopping lists.</w:t>
       </w:r>
     </w:p>
     <w:p>
@@ -1264,17 +1861,31 @@
         <w:pStyle w:val="ListParagraph"/>
         <w:numPr>
           <w:ilvl w:val="0"/>
-          <w:numId w:val="16"/>
+          <w:numId w:val="19"/>
         </w:numPr>
       </w:pPr>
       <w:r>
-        <w:t xml:space="preserve">Team size limited to </w:t>
-      </w:r>
-      <w:r>
-        <w:t>4</w:t>
-      </w:r>
-      <w:r>
-        <w:t xml:space="preserve"> members</w:t>
+        <w:rPr>
+          <w:rStyle w:val="Strong"/>
+          <w:b w:val="0"/>
+          <w:bCs w:val="0"/>
+        </w:rPr>
+        <w:t>Data Storage / Database</w:t>
+      </w:r>
+      <w:r>
+        <w:t xml:space="preserve"> </w:t>
+      </w:r>
+    </w:p>
+    <w:p>
+      <w:pPr>
+        <w:pStyle w:val="ListParagraph"/>
+        <w:numPr>
+          <w:ilvl w:val="1"/>
+          <w:numId w:val="19"/>
+        </w:numPr>
+      </w:pPr>
+      <w:r>
+        <w:t>Stores user profiles, ingredients, generated plans, recipes.</w:t>
       </w:r>
     </w:p>
     <w:p>
@@ -1282,18 +1893,189 @@
         <w:pStyle w:val="ListParagraph"/>
         <w:numPr>
           <w:ilvl w:val="0"/>
-          <w:numId w:val="16"/>
+          <w:numId w:val="19"/>
         </w:numPr>
       </w:pPr>
       <w:r>
-        <w:t xml:space="preserve">Must use </w:t>
-      </w:r>
-      <w:r>
-        <w:t>tools learnt in prior units</w:t>
+        <w:rPr>
+          <w:rStyle w:val="Strong"/>
+          <w:b w:val="0"/>
+          <w:bCs w:val="0"/>
+        </w:rPr>
+        <w:t>Mobile App Interface</w:t>
+      </w:r>
+      <w:r>
+        <w:t xml:space="preserve"> </w:t>
+      </w:r>
+    </w:p>
+    <w:p>
+      <w:pPr>
+        <w:pStyle w:val="ListParagraph"/>
+        <w:numPr>
+          <w:ilvl w:val="1"/>
+          <w:numId w:val="19"/>
+        </w:numPr>
+      </w:pPr>
+      <w:r>
+        <w:t>Frontend used by the client.</w:t>
       </w:r>
     </w:p>
     <w:p/>
+    <w:p>
+      <w:pPr>
+        <w:pStyle w:val="Heading2"/>
+      </w:pPr>
+      <w:bookmarkStart w:id="8" w:name="_Toc236076939"/>
+      <w:r>
+        <w:t>External Entities</w:t>
+      </w:r>
+      <w:bookmarkEnd w:id="8"/>
+    </w:p>
+    <w:p>
+      <w:pPr>
+        <w:pStyle w:val="ListParagraph"/>
+        <w:numPr>
+          <w:ilvl w:val="0"/>
+          <w:numId w:val="21"/>
+        </w:numPr>
+        <w:rPr>
+          <w:rFonts w:ascii="Times New Roman" w:eastAsia="Times New Roman" w:hAnsi="Times New Roman"/>
+        </w:rPr>
+      </w:pPr>
+      <w:r>
+        <w:rPr>
+          <w:rStyle w:val="Strong"/>
+          <w:b w:val="0"/>
+          <w:bCs w:val="0"/>
+        </w:rPr>
+        <w:t>User</w:t>
+      </w:r>
+      <w:r>
+        <w:rPr>
+          <w:b/>
+          <w:bCs/>
+        </w:rPr>
+        <w:t xml:space="preserve"> </w:t>
+      </w:r>
+      <w:r>
+        <w:t>(primary actor)</w:t>
+      </w:r>
+    </w:p>
+    <w:p>
+      <w:pPr>
+        <w:pStyle w:val="ListParagraph"/>
+        <w:numPr>
+          <w:ilvl w:val="0"/>
+          <w:numId w:val="21"/>
+        </w:numPr>
+      </w:pPr>
+      <w:r>
+        <w:rPr>
+          <w:rStyle w:val="Strong"/>
+          <w:b w:val="0"/>
+          <w:bCs w:val="0"/>
+        </w:rPr>
+        <w:t>GenAI API</w:t>
+      </w:r>
+      <w:r>
+        <w:t xml:space="preserve"> (external AI model generating meal plans/recipes)</w:t>
+      </w:r>
+    </w:p>
+    <w:p>
+      <w:pPr>
+        <w:pStyle w:val="ListParagraph"/>
+        <w:numPr>
+          <w:ilvl w:val="0"/>
+          <w:numId w:val="21"/>
+        </w:numPr>
+      </w:pPr>
+      <w:r>
+        <w:rPr>
+          <w:rStyle w:val="Strong"/>
+          <w:b w:val="0"/>
+          <w:bCs w:val="0"/>
+        </w:rPr>
+        <w:t>Public Nutrition Dataset</w:t>
+      </w:r>
+      <w:r>
+        <w:t xml:space="preserve"> (ingredient nutrition values)</w:t>
+      </w:r>
+    </w:p>
     <w:p/>
+    <w:p>
+      <w:pPr>
+        <w:pStyle w:val="Heading2"/>
+      </w:pPr>
+      <w:r>
+        <w:lastRenderedPageBreak/>
+        <w:t>Context Diagram</w:t>
+      </w:r>
+    </w:p>
+    <w:p>
+      <w:r>
+        <w:drawing>
+          <wp:inline distT="0" distB="0" distL="0" distR="0" wp14:anchorId="3ABEF54E" wp14:editId="46DBFE11">
+            <wp:extent cx="5731510" cy="4100195"/>
+            <wp:effectExtent l="0" t="0" r="2540" b="0"/>
+            <wp:docPr id="1766832844" name="Picture 1"/>
+            <wp:cNvGraphicFramePr>
+              <a:graphicFrameLocks xmlns:a="http://schemas.openxmlformats.org/drawingml/2006/main" noChangeAspect="1"/>
+            </wp:cNvGraphicFramePr>
+            <a:graphic xmlns:a="http://schemas.openxmlformats.org/drawingml/2006/main">
+              <a:graphicData uri="http://schemas.openxmlformats.org/drawingml/2006/picture">
+                <pic:pic xmlns:pic="http://schemas.openxmlformats.org/drawingml/2006/picture">
+                  <pic:nvPicPr>
+                    <pic:cNvPr id="1766832844" name=""/>
+                    <pic:cNvPicPr/>
+                  </pic:nvPicPr>
+                  <pic:blipFill>
+                    <a:blip r:embed="rId6"/>
+                    <a:stretch>
+                      <a:fillRect/>
+                    </a:stretch>
+                  </pic:blipFill>
+                  <pic:spPr>
+                    <a:xfrm>
+                      <a:off x="0" y="0"/>
+                      <a:ext cx="5731510" cy="4100195"/>
+                    </a:xfrm>
+                    <a:prstGeom prst="rect">
+                      <a:avLst/>
+                    </a:prstGeom>
+                  </pic:spPr>
+                </pic:pic>
+              </a:graphicData>
+            </a:graphic>
+          </wp:inline>
+        </w:drawing>
+      </w:r>
+    </w:p>
+    <w:p>
+      <w:pPr>
+        <w:spacing w:after="160" w:line="259" w:lineRule="auto"/>
+      </w:pPr>
+      <w:r>
+        <w:br w:type="page"/>
+      </w:r>
+    </w:p>
+    <w:p>
+      <w:pPr>
+        <w:pStyle w:val="Heading1"/>
+      </w:pPr>
+      <w:r>
+        <w:lastRenderedPageBreak/>
+        <w:t>S</w:t>
+      </w:r>
+      <w:r>
+        <w:t xml:space="preserve">oftware </w:t>
+      </w:r>
+      <w:r>
+        <w:t>C</w:t>
+      </w:r>
+      <w:r>
+        <w:t>omponents</w:t>
+      </w:r>
+    </w:p>
     <w:p/>
     <w:sectPr>
       <w:pgSz w:w="11906" w:h="16838"/>
@@ -2017,6 +2799,155 @@
     </w:lvl>
   </w:abstractNum>
   <w:abstractNum w:abstractNumId="5" w15:restartNumberingAfterBreak="0">
+    <w:nsid w:val="1797383A"/>
+    <w:multiLevelType w:val="multilevel"/>
+    <w:tmpl w:val="9DB25B08"/>
+    <w:lvl w:ilvl="0">
+      <w:start w:val="1"/>
+      <w:numFmt w:val="bullet"/>
+      <w:lvlText w:val=""/>
+      <w:lvlJc w:val="left"/>
+      <w:pPr>
+        <w:tabs>
+          <w:tab w:val="num" w:pos="720"/>
+        </w:tabs>
+        <w:ind w:left="720" w:hanging="360"/>
+      </w:pPr>
+      <w:rPr>
+        <w:rFonts w:ascii="Symbol" w:hAnsi="Symbol" w:hint="default"/>
+        <w:sz w:val="20"/>
+      </w:rPr>
+    </w:lvl>
+    <w:lvl w:ilvl="1" w:tentative="1">
+      <w:start w:val="1"/>
+      <w:numFmt w:val="bullet"/>
+      <w:lvlText w:val="o"/>
+      <w:lvlJc w:val="left"/>
+      <w:pPr>
+        <w:tabs>
+          <w:tab w:val="num" w:pos="1440"/>
+        </w:tabs>
+        <w:ind w:left="1440" w:hanging="360"/>
+      </w:pPr>
+      <w:rPr>
+        <w:rFonts w:ascii="Courier New" w:hAnsi="Courier New" w:hint="default"/>
+        <w:sz w:val="20"/>
+      </w:rPr>
+    </w:lvl>
+    <w:lvl w:ilvl="2" w:tentative="1">
+      <w:start w:val="1"/>
+      <w:numFmt w:val="bullet"/>
+      <w:lvlText w:val=""/>
+      <w:lvlJc w:val="left"/>
+      <w:pPr>
+        <w:tabs>
+          <w:tab w:val="num" w:pos="2160"/>
+        </w:tabs>
+        <w:ind w:left="2160" w:hanging="360"/>
+      </w:pPr>
+      <w:rPr>
+        <w:rFonts w:ascii="Wingdings" w:hAnsi="Wingdings" w:hint="default"/>
+        <w:sz w:val="20"/>
+      </w:rPr>
+    </w:lvl>
+    <w:lvl w:ilvl="3" w:tentative="1">
+      <w:start w:val="1"/>
+      <w:numFmt w:val="bullet"/>
+      <w:lvlText w:val=""/>
+      <w:lvlJc w:val="left"/>
+      <w:pPr>
+        <w:tabs>
+          <w:tab w:val="num" w:pos="2880"/>
+        </w:tabs>
+        <w:ind w:left="2880" w:hanging="360"/>
+      </w:pPr>
+      <w:rPr>
+        <w:rFonts w:ascii="Wingdings" w:hAnsi="Wingdings" w:hint="default"/>
+        <w:sz w:val="20"/>
+      </w:rPr>
+    </w:lvl>
+    <w:lvl w:ilvl="4" w:tentative="1">
+      <w:start w:val="1"/>
+      <w:numFmt w:val="bullet"/>
+      <w:lvlText w:val=""/>
+      <w:lvlJc w:val="left"/>
+      <w:pPr>
+        <w:tabs>
+          <w:tab w:val="num" w:pos="3600"/>
+        </w:tabs>
+        <w:ind w:left="3600" w:hanging="360"/>
+      </w:pPr>
+      <w:rPr>
+        <w:rFonts w:ascii="Wingdings" w:hAnsi="Wingdings" w:hint="default"/>
+        <w:sz w:val="20"/>
+      </w:rPr>
+    </w:lvl>
+    <w:lvl w:ilvl="5" w:tentative="1">
+      <w:start w:val="1"/>
+      <w:numFmt w:val="bullet"/>
+      <w:lvlText w:val=""/>
+      <w:lvlJc w:val="left"/>
+      <w:pPr>
+        <w:tabs>
+          <w:tab w:val="num" w:pos="4320"/>
+        </w:tabs>
+        <w:ind w:left="4320" w:hanging="360"/>
+      </w:pPr>
+      <w:rPr>
+        <w:rFonts w:ascii="Wingdings" w:hAnsi="Wingdings" w:hint="default"/>
+        <w:sz w:val="20"/>
+      </w:rPr>
+    </w:lvl>
+    <w:lvl w:ilvl="6" w:tentative="1">
+      <w:start w:val="1"/>
+      <w:numFmt w:val="bullet"/>
+      <w:lvlText w:val=""/>
+      <w:lvlJc w:val="left"/>
+      <w:pPr>
+        <w:tabs>
+          <w:tab w:val="num" w:pos="5040"/>
+        </w:tabs>
+        <w:ind w:left="5040" w:hanging="360"/>
+      </w:pPr>
+      <w:rPr>
+        <w:rFonts w:ascii="Wingdings" w:hAnsi="Wingdings" w:hint="default"/>
+        <w:sz w:val="20"/>
+      </w:rPr>
+    </w:lvl>
+    <w:lvl w:ilvl="7" w:tentative="1">
+      <w:start w:val="1"/>
+      <w:numFmt w:val="bullet"/>
+      <w:lvlText w:val=""/>
+      <w:lvlJc w:val="left"/>
+      <w:pPr>
+        <w:tabs>
+          <w:tab w:val="num" w:pos="5760"/>
+        </w:tabs>
+        <w:ind w:left="5760" w:hanging="360"/>
+      </w:pPr>
+      <w:rPr>
+        <w:rFonts w:ascii="Wingdings" w:hAnsi="Wingdings" w:hint="default"/>
+        <w:sz w:val="20"/>
+      </w:rPr>
+    </w:lvl>
+    <w:lvl w:ilvl="8" w:tentative="1">
+      <w:start w:val="1"/>
+      <w:numFmt w:val="bullet"/>
+      <w:lvlText w:val=""/>
+      <w:lvlJc w:val="left"/>
+      <w:pPr>
+        <w:tabs>
+          <w:tab w:val="num" w:pos="6480"/>
+        </w:tabs>
+        <w:ind w:left="6480" w:hanging="360"/>
+      </w:pPr>
+      <w:rPr>
+        <w:rFonts w:ascii="Wingdings" w:hAnsi="Wingdings" w:hint="default"/>
+        <w:sz w:val="20"/>
+      </w:rPr>
+    </w:lvl>
+  </w:abstractNum>
+  <w:abstractNum w:abstractNumId="6" w15:restartNumberingAfterBreak="0">
     <w:nsid w:val="1C563564"/>
     <w:multiLevelType w:val="hybridMultilevel"/>
     <w:tmpl w:val="FBA47562"/>
@@ -2129,7 +3060,7 @@
       </w:rPr>
     </w:lvl>
   </w:abstractNum>
-  <w:abstractNum w:abstractNumId="6" w15:restartNumberingAfterBreak="0">
+  <w:abstractNum w:abstractNumId="7" w15:restartNumberingAfterBreak="0">
     <w:nsid w:val="1D2831E0"/>
     <w:multiLevelType w:val="multilevel"/>
     <w:tmpl w:val="25404E44"/>
@@ -2278,7 +3209,7 @@
       </w:rPr>
     </w:lvl>
   </w:abstractNum>
-  <w:abstractNum w:abstractNumId="7" w15:restartNumberingAfterBreak="0">
+  <w:abstractNum w:abstractNumId="8" w15:restartNumberingAfterBreak="0">
     <w:nsid w:val="2A780804"/>
     <w:multiLevelType w:val="multilevel"/>
     <w:tmpl w:val="625A7FA0"/>
@@ -2427,7 +3358,120 @@
       </w:rPr>
     </w:lvl>
   </w:abstractNum>
-  <w:abstractNum w:abstractNumId="8" w15:restartNumberingAfterBreak="0">
+  <w:abstractNum w:abstractNumId="9" w15:restartNumberingAfterBreak="0">
+    <w:nsid w:val="4A6C5C8B"/>
+    <w:multiLevelType w:val="hybridMultilevel"/>
+    <w:tmpl w:val="F19A6502"/>
+    <w:lvl w:ilvl="0" w:tplc="0C090001">
+      <w:start w:val="1"/>
+      <w:numFmt w:val="bullet"/>
+      <w:lvlText w:val=""/>
+      <w:lvlJc w:val="left"/>
+      <w:pPr>
+        <w:ind w:left="720" w:hanging="360"/>
+      </w:pPr>
+      <w:rPr>
+        <w:rFonts w:ascii="Symbol" w:hAnsi="Symbol" w:hint="default"/>
+      </w:rPr>
+    </w:lvl>
+    <w:lvl w:ilvl="1" w:tplc="0C090003" w:tentative="1">
+      <w:start w:val="1"/>
+      <w:numFmt w:val="bullet"/>
+      <w:lvlText w:val="o"/>
+      <w:lvlJc w:val="left"/>
+      <w:pPr>
+        <w:ind w:left="1440" w:hanging="360"/>
+      </w:pPr>
+      <w:rPr>
+        <w:rFonts w:ascii="Courier New" w:hAnsi="Courier New" w:cs="Courier New" w:hint="default"/>
+      </w:rPr>
+    </w:lvl>
+    <w:lvl w:ilvl="2" w:tplc="0C090005" w:tentative="1">
+      <w:start w:val="1"/>
+      <w:numFmt w:val="bullet"/>
+      <w:lvlText w:val=""/>
+      <w:lvlJc w:val="left"/>
+      <w:pPr>
+        <w:ind w:left="2160" w:hanging="360"/>
+      </w:pPr>
+      <w:rPr>
+        <w:rFonts w:ascii="Wingdings" w:hAnsi="Wingdings" w:hint="default"/>
+      </w:rPr>
+    </w:lvl>
+    <w:lvl w:ilvl="3" w:tplc="0C090001" w:tentative="1">
+      <w:start w:val="1"/>
+      <w:numFmt w:val="bullet"/>
+      <w:lvlText w:val=""/>
+      <w:lvlJc w:val="left"/>
+      <w:pPr>
+        <w:ind w:left="2880" w:hanging="360"/>
+      </w:pPr>
+      <w:rPr>
+        <w:rFonts w:ascii="Symbol" w:hAnsi="Symbol" w:hint="default"/>
+      </w:rPr>
+    </w:lvl>
+    <w:lvl w:ilvl="4" w:tplc="0C090003" w:tentative="1">
+      <w:start w:val="1"/>
+      <w:numFmt w:val="bullet"/>
+      <w:lvlText w:val="o"/>
+      <w:lvlJc w:val="left"/>
+      <w:pPr>
+        <w:ind w:left="3600" w:hanging="360"/>
+      </w:pPr>
+      <w:rPr>
+        <w:rFonts w:ascii="Courier New" w:hAnsi="Courier New" w:cs="Courier New" w:hint="default"/>
+      </w:rPr>
+    </w:lvl>
+    <w:lvl w:ilvl="5" w:tplc="0C090005" w:tentative="1">
+      <w:start w:val="1"/>
+      <w:numFmt w:val="bullet"/>
+      <w:lvlText w:val=""/>
+      <w:lvlJc w:val="left"/>
+      <w:pPr>
+        <w:ind w:left="4320" w:hanging="360"/>
+      </w:pPr>
+      <w:rPr>
+        <w:rFonts w:ascii="Wingdings" w:hAnsi="Wingdings" w:hint="default"/>
+      </w:rPr>
+    </w:lvl>
+    <w:lvl w:ilvl="6" w:tplc="0C090001" w:tentative="1">
+      <w:start w:val="1"/>
+      <w:numFmt w:val="bullet"/>
+      <w:lvlText w:val=""/>
+      <w:lvlJc w:val="left"/>
+      <w:pPr>
+        <w:ind w:left="5040" w:hanging="360"/>
+      </w:pPr>
+      <w:rPr>
+        <w:rFonts w:ascii="Symbol" w:hAnsi="Symbol" w:hint="default"/>
+      </w:rPr>
+    </w:lvl>
+    <w:lvl w:ilvl="7" w:tplc="0C090003" w:tentative="1">
+      <w:start w:val="1"/>
+      <w:numFmt w:val="bullet"/>
+      <w:lvlText w:val="o"/>
+      <w:lvlJc w:val="left"/>
+      <w:pPr>
+        <w:ind w:left="5760" w:hanging="360"/>
+      </w:pPr>
+      <w:rPr>
+        <w:rFonts w:ascii="Courier New" w:hAnsi="Courier New" w:cs="Courier New" w:hint="default"/>
+      </w:rPr>
+    </w:lvl>
+    <w:lvl w:ilvl="8" w:tplc="0C090005" w:tentative="1">
+      <w:start w:val="1"/>
+      <w:numFmt w:val="bullet"/>
+      <w:lvlText w:val=""/>
+      <w:lvlJc w:val="left"/>
+      <w:pPr>
+        <w:ind w:left="6480" w:hanging="360"/>
+      </w:pPr>
+      <w:rPr>
+        <w:rFonts w:ascii="Wingdings" w:hAnsi="Wingdings" w:hint="default"/>
+      </w:rPr>
+    </w:lvl>
+  </w:abstractNum>
+  <w:abstractNum w:abstractNumId="10" w15:restartNumberingAfterBreak="0">
     <w:nsid w:val="4B46062B"/>
     <w:multiLevelType w:val="multilevel"/>
     <w:tmpl w:val="861EBA68"/>
@@ -2576,7 +3620,7 @@
       </w:rPr>
     </w:lvl>
   </w:abstractNum>
-  <w:abstractNum w:abstractNumId="9" w15:restartNumberingAfterBreak="0">
+  <w:abstractNum w:abstractNumId="11" w15:restartNumberingAfterBreak="0">
     <w:nsid w:val="4E3A5B98"/>
     <w:multiLevelType w:val="multilevel"/>
     <w:tmpl w:val="531A99BC"/>
@@ -2725,7 +3769,7 @@
       </w:rPr>
     </w:lvl>
   </w:abstractNum>
-  <w:abstractNum w:abstractNumId="10" w15:restartNumberingAfterBreak="0">
+  <w:abstractNum w:abstractNumId="12" w15:restartNumberingAfterBreak="0">
     <w:nsid w:val="50A75860"/>
     <w:multiLevelType w:val="multilevel"/>
     <w:tmpl w:val="69BAA0D2"/>
@@ -2874,7 +3918,7 @@
       </w:rPr>
     </w:lvl>
   </w:abstractNum>
-  <w:abstractNum w:abstractNumId="11" w15:restartNumberingAfterBreak="0">
+  <w:abstractNum w:abstractNumId="13" w15:restartNumberingAfterBreak="0">
     <w:nsid w:val="52875A3B"/>
     <w:multiLevelType w:val="multilevel"/>
     <w:tmpl w:val="ACF4A2A8"/>
@@ -3023,7 +4067,7 @@
       </w:rPr>
     </w:lvl>
   </w:abstractNum>
-  <w:abstractNum w:abstractNumId="12" w15:restartNumberingAfterBreak="0">
+  <w:abstractNum w:abstractNumId="14" w15:restartNumberingAfterBreak="0">
     <w:nsid w:val="5D4D0EC7"/>
     <w:multiLevelType w:val="multilevel"/>
     <w:tmpl w:val="19B241C2"/>
@@ -3172,7 +4216,7 @@
       </w:rPr>
     </w:lvl>
   </w:abstractNum>
-  <w:abstractNum w:abstractNumId="13" w15:restartNumberingAfterBreak="0">
+  <w:abstractNum w:abstractNumId="15" w15:restartNumberingAfterBreak="0">
     <w:nsid w:val="643761F2"/>
     <w:multiLevelType w:val="hybridMultilevel"/>
     <w:tmpl w:val="87902146"/>
@@ -3285,7 +4329,233 @@
       </w:rPr>
     </w:lvl>
   </w:abstractNum>
-  <w:abstractNum w:abstractNumId="14" w15:restartNumberingAfterBreak="0">
+  <w:abstractNum w:abstractNumId="16" w15:restartNumberingAfterBreak="0">
+    <w:nsid w:val="670F04C1"/>
+    <w:multiLevelType w:val="hybridMultilevel"/>
+    <w:tmpl w:val="046E6974"/>
+    <w:lvl w:ilvl="0" w:tplc="0C090001">
+      <w:start w:val="1"/>
+      <w:numFmt w:val="bullet"/>
+      <w:lvlText w:val=""/>
+      <w:lvlJc w:val="left"/>
+      <w:pPr>
+        <w:ind w:left="720" w:hanging="360"/>
+      </w:pPr>
+      <w:rPr>
+        <w:rFonts w:ascii="Symbol" w:hAnsi="Symbol" w:hint="default"/>
+      </w:rPr>
+    </w:lvl>
+    <w:lvl w:ilvl="1" w:tplc="0C090003" w:tentative="1">
+      <w:start w:val="1"/>
+      <w:numFmt w:val="bullet"/>
+      <w:lvlText w:val="o"/>
+      <w:lvlJc w:val="left"/>
+      <w:pPr>
+        <w:ind w:left="1440" w:hanging="360"/>
+      </w:pPr>
+      <w:rPr>
+        <w:rFonts w:ascii="Courier New" w:hAnsi="Courier New" w:cs="Courier New" w:hint="default"/>
+      </w:rPr>
+    </w:lvl>
+    <w:lvl w:ilvl="2" w:tplc="0C090005" w:tentative="1">
+      <w:start w:val="1"/>
+      <w:numFmt w:val="bullet"/>
+      <w:lvlText w:val=""/>
+      <w:lvlJc w:val="left"/>
+      <w:pPr>
+        <w:ind w:left="2160" w:hanging="360"/>
+      </w:pPr>
+      <w:rPr>
+        <w:rFonts w:ascii="Wingdings" w:hAnsi="Wingdings" w:hint="default"/>
+      </w:rPr>
+    </w:lvl>
+    <w:lvl w:ilvl="3" w:tplc="0C090001" w:tentative="1">
+      <w:start w:val="1"/>
+      <w:numFmt w:val="bullet"/>
+      <w:lvlText w:val=""/>
+      <w:lvlJc w:val="left"/>
+      <w:pPr>
+        <w:ind w:left="2880" w:hanging="360"/>
+      </w:pPr>
+      <w:rPr>
+        <w:rFonts w:ascii="Symbol" w:hAnsi="Symbol" w:hint="default"/>
+      </w:rPr>
+    </w:lvl>
+    <w:lvl w:ilvl="4" w:tplc="0C090003" w:tentative="1">
+      <w:start w:val="1"/>
+      <w:numFmt w:val="bullet"/>
+      <w:lvlText w:val="o"/>
+      <w:lvlJc w:val="left"/>
+      <w:pPr>
+        <w:ind w:left="3600" w:hanging="360"/>
+      </w:pPr>
+      <w:rPr>
+        <w:rFonts w:ascii="Courier New" w:hAnsi="Courier New" w:cs="Courier New" w:hint="default"/>
+      </w:rPr>
+    </w:lvl>
+    <w:lvl w:ilvl="5" w:tplc="0C090005" w:tentative="1">
+      <w:start w:val="1"/>
+      <w:numFmt w:val="bullet"/>
+      <w:lvlText w:val=""/>
+      <w:lvlJc w:val="left"/>
+      <w:pPr>
+        <w:ind w:left="4320" w:hanging="360"/>
+      </w:pPr>
+      <w:rPr>
+        <w:rFonts w:ascii="Wingdings" w:hAnsi="Wingdings" w:hint="default"/>
+      </w:rPr>
+    </w:lvl>
+    <w:lvl w:ilvl="6" w:tplc="0C090001" w:tentative="1">
+      <w:start w:val="1"/>
+      <w:numFmt w:val="bullet"/>
+      <w:lvlText w:val=""/>
+      <w:lvlJc w:val="left"/>
+      <w:pPr>
+        <w:ind w:left="5040" w:hanging="360"/>
+      </w:pPr>
+      <w:rPr>
+        <w:rFonts w:ascii="Symbol" w:hAnsi="Symbol" w:hint="default"/>
+      </w:rPr>
+    </w:lvl>
+    <w:lvl w:ilvl="7" w:tplc="0C090003" w:tentative="1">
+      <w:start w:val="1"/>
+      <w:numFmt w:val="bullet"/>
+      <w:lvlText w:val="o"/>
+      <w:lvlJc w:val="left"/>
+      <w:pPr>
+        <w:ind w:left="5760" w:hanging="360"/>
+      </w:pPr>
+      <w:rPr>
+        <w:rFonts w:ascii="Courier New" w:hAnsi="Courier New" w:cs="Courier New" w:hint="default"/>
+      </w:rPr>
+    </w:lvl>
+    <w:lvl w:ilvl="8" w:tplc="0C090005" w:tentative="1">
+      <w:start w:val="1"/>
+      <w:numFmt w:val="bullet"/>
+      <w:lvlText w:val=""/>
+      <w:lvlJc w:val="left"/>
+      <w:pPr>
+        <w:ind w:left="6480" w:hanging="360"/>
+      </w:pPr>
+      <w:rPr>
+        <w:rFonts w:ascii="Wingdings" w:hAnsi="Wingdings" w:hint="default"/>
+      </w:rPr>
+    </w:lvl>
+  </w:abstractNum>
+  <w:abstractNum w:abstractNumId="17" w15:restartNumberingAfterBreak="0">
+    <w:nsid w:val="6A050D00"/>
+    <w:multiLevelType w:val="hybridMultilevel"/>
+    <w:tmpl w:val="E71CBB4E"/>
+    <w:lvl w:ilvl="0" w:tplc="0C090001">
+      <w:start w:val="1"/>
+      <w:numFmt w:val="bullet"/>
+      <w:lvlText w:val=""/>
+      <w:lvlJc w:val="left"/>
+      <w:pPr>
+        <w:ind w:left="720" w:hanging="360"/>
+      </w:pPr>
+      <w:rPr>
+        <w:rFonts w:ascii="Symbol" w:hAnsi="Symbol" w:hint="default"/>
+      </w:rPr>
+    </w:lvl>
+    <w:lvl w:ilvl="1" w:tplc="0C090003">
+      <w:start w:val="1"/>
+      <w:numFmt w:val="bullet"/>
+      <w:lvlText w:val="o"/>
+      <w:lvlJc w:val="left"/>
+      <w:pPr>
+        <w:ind w:left="1440" w:hanging="360"/>
+      </w:pPr>
+      <w:rPr>
+        <w:rFonts w:ascii="Courier New" w:hAnsi="Courier New" w:cs="Courier New" w:hint="default"/>
+      </w:rPr>
+    </w:lvl>
+    <w:lvl w:ilvl="2" w:tplc="0C090005" w:tentative="1">
+      <w:start w:val="1"/>
+      <w:numFmt w:val="bullet"/>
+      <w:lvlText w:val=""/>
+      <w:lvlJc w:val="left"/>
+      <w:pPr>
+        <w:ind w:left="2160" w:hanging="360"/>
+      </w:pPr>
+      <w:rPr>
+        <w:rFonts w:ascii="Wingdings" w:hAnsi="Wingdings" w:hint="default"/>
+      </w:rPr>
+    </w:lvl>
+    <w:lvl w:ilvl="3" w:tplc="0C090001" w:tentative="1">
+      <w:start w:val="1"/>
+      <w:numFmt w:val="bullet"/>
+      <w:lvlText w:val=""/>
+      <w:lvlJc w:val="left"/>
+      <w:pPr>
+        <w:ind w:left="2880" w:hanging="360"/>
+      </w:pPr>
+      <w:rPr>
+        <w:rFonts w:ascii="Symbol" w:hAnsi="Symbol" w:hint="default"/>
+      </w:rPr>
+    </w:lvl>
+    <w:lvl w:ilvl="4" w:tplc="0C090003" w:tentative="1">
+      <w:start w:val="1"/>
+      <w:numFmt w:val="bullet"/>
+      <w:lvlText w:val="o"/>
+      <w:lvlJc w:val="left"/>
+      <w:pPr>
+        <w:ind w:left="3600" w:hanging="360"/>
+      </w:pPr>
+      <w:rPr>
+        <w:rFonts w:ascii="Courier New" w:hAnsi="Courier New" w:cs="Courier New" w:hint="default"/>
+      </w:rPr>
+    </w:lvl>
+    <w:lvl w:ilvl="5" w:tplc="0C090005" w:tentative="1">
+      <w:start w:val="1"/>
+      <w:numFmt w:val="bullet"/>
+      <w:lvlText w:val=""/>
+      <w:lvlJc w:val="left"/>
+      <w:pPr>
+        <w:ind w:left="4320" w:hanging="360"/>
+      </w:pPr>
+      <w:rPr>
+        <w:rFonts w:ascii="Wingdings" w:hAnsi="Wingdings" w:hint="default"/>
+      </w:rPr>
+    </w:lvl>
+    <w:lvl w:ilvl="6" w:tplc="0C090001" w:tentative="1">
+      <w:start w:val="1"/>
+      <w:numFmt w:val="bullet"/>
+      <w:lvlText w:val=""/>
+      <w:lvlJc w:val="left"/>
+      <w:pPr>
+        <w:ind w:left="5040" w:hanging="360"/>
+      </w:pPr>
+      <w:rPr>
+        <w:rFonts w:ascii="Symbol" w:hAnsi="Symbol" w:hint="default"/>
+      </w:rPr>
+    </w:lvl>
+    <w:lvl w:ilvl="7" w:tplc="0C090003" w:tentative="1">
+      <w:start w:val="1"/>
+      <w:numFmt w:val="bullet"/>
+      <w:lvlText w:val="o"/>
+      <w:lvlJc w:val="left"/>
+      <w:pPr>
+        <w:ind w:left="5760" w:hanging="360"/>
+      </w:pPr>
+      <w:rPr>
+        <w:rFonts w:ascii="Courier New" w:hAnsi="Courier New" w:cs="Courier New" w:hint="default"/>
+      </w:rPr>
+    </w:lvl>
+    <w:lvl w:ilvl="8" w:tplc="0C090005" w:tentative="1">
+      <w:start w:val="1"/>
+      <w:numFmt w:val="bullet"/>
+      <w:lvlText w:val=""/>
+      <w:lvlJc w:val="left"/>
+      <w:pPr>
+        <w:ind w:left="6480" w:hanging="360"/>
+      </w:pPr>
+      <w:rPr>
+        <w:rFonts w:ascii="Wingdings" w:hAnsi="Wingdings" w:hint="default"/>
+      </w:rPr>
+    </w:lvl>
+  </w:abstractNum>
+  <w:abstractNum w:abstractNumId="18" w15:restartNumberingAfterBreak="0">
     <w:nsid w:val="6B9B6DEE"/>
     <w:multiLevelType w:val="multilevel"/>
     <w:tmpl w:val="14AA1448"/>
@@ -3434,10 +4704,10 @@
       </w:rPr>
     </w:lvl>
   </w:abstractNum>
-  <w:abstractNum w:abstractNumId="15" w15:restartNumberingAfterBreak="0">
+  <w:abstractNum w:abstractNumId="19" w15:restartNumberingAfterBreak="0">
     <w:nsid w:val="771C30B3"/>
     <w:multiLevelType w:val="hybridMultilevel"/>
-    <w:tmpl w:val="DD3033E4"/>
+    <w:tmpl w:val="7790685A"/>
     <w:lvl w:ilvl="0" w:tplc="0C090001">
       <w:start w:val="1"/>
       <w:numFmt w:val="bullet"/>
@@ -3475,6 +4745,119 @@
       </w:rPr>
     </w:lvl>
     <w:lvl w:ilvl="3" w:tplc="0C090001">
+      <w:start w:val="1"/>
+      <w:numFmt w:val="bullet"/>
+      <w:lvlText w:val=""/>
+      <w:lvlJc w:val="left"/>
+      <w:pPr>
+        <w:ind w:left="2880" w:hanging="360"/>
+      </w:pPr>
+      <w:rPr>
+        <w:rFonts w:ascii="Symbol" w:hAnsi="Symbol" w:hint="default"/>
+      </w:rPr>
+    </w:lvl>
+    <w:lvl w:ilvl="4" w:tplc="0C090003" w:tentative="1">
+      <w:start w:val="1"/>
+      <w:numFmt w:val="bullet"/>
+      <w:lvlText w:val="o"/>
+      <w:lvlJc w:val="left"/>
+      <w:pPr>
+        <w:ind w:left="3600" w:hanging="360"/>
+      </w:pPr>
+      <w:rPr>
+        <w:rFonts w:ascii="Courier New" w:hAnsi="Courier New" w:cs="Courier New" w:hint="default"/>
+      </w:rPr>
+    </w:lvl>
+    <w:lvl w:ilvl="5" w:tplc="0C090005" w:tentative="1">
+      <w:start w:val="1"/>
+      <w:numFmt w:val="bullet"/>
+      <w:lvlText w:val=""/>
+      <w:lvlJc w:val="left"/>
+      <w:pPr>
+        <w:ind w:left="4320" w:hanging="360"/>
+      </w:pPr>
+      <w:rPr>
+        <w:rFonts w:ascii="Wingdings" w:hAnsi="Wingdings" w:hint="default"/>
+      </w:rPr>
+    </w:lvl>
+    <w:lvl w:ilvl="6" w:tplc="0C090001" w:tentative="1">
+      <w:start w:val="1"/>
+      <w:numFmt w:val="bullet"/>
+      <w:lvlText w:val=""/>
+      <w:lvlJc w:val="left"/>
+      <w:pPr>
+        <w:ind w:left="5040" w:hanging="360"/>
+      </w:pPr>
+      <w:rPr>
+        <w:rFonts w:ascii="Symbol" w:hAnsi="Symbol" w:hint="default"/>
+      </w:rPr>
+    </w:lvl>
+    <w:lvl w:ilvl="7" w:tplc="0C090003" w:tentative="1">
+      <w:start w:val="1"/>
+      <w:numFmt w:val="bullet"/>
+      <w:lvlText w:val="o"/>
+      <w:lvlJc w:val="left"/>
+      <w:pPr>
+        <w:ind w:left="5760" w:hanging="360"/>
+      </w:pPr>
+      <w:rPr>
+        <w:rFonts w:ascii="Courier New" w:hAnsi="Courier New" w:cs="Courier New" w:hint="default"/>
+      </w:rPr>
+    </w:lvl>
+    <w:lvl w:ilvl="8" w:tplc="0C090005" w:tentative="1">
+      <w:start w:val="1"/>
+      <w:numFmt w:val="bullet"/>
+      <w:lvlText w:val=""/>
+      <w:lvlJc w:val="left"/>
+      <w:pPr>
+        <w:ind w:left="6480" w:hanging="360"/>
+      </w:pPr>
+      <w:rPr>
+        <w:rFonts w:ascii="Wingdings" w:hAnsi="Wingdings" w:hint="default"/>
+      </w:rPr>
+    </w:lvl>
+  </w:abstractNum>
+  <w:abstractNum w:abstractNumId="20" w15:restartNumberingAfterBreak="0">
+    <w:nsid w:val="7B8D15E8"/>
+    <w:multiLevelType w:val="hybridMultilevel"/>
+    <w:tmpl w:val="2F843AF6"/>
+    <w:lvl w:ilvl="0" w:tplc="0C090001">
+      <w:start w:val="1"/>
+      <w:numFmt w:val="bullet"/>
+      <w:lvlText w:val=""/>
+      <w:lvlJc w:val="left"/>
+      <w:pPr>
+        <w:ind w:left="720" w:hanging="360"/>
+      </w:pPr>
+      <w:rPr>
+        <w:rFonts w:ascii="Symbol" w:hAnsi="Symbol" w:hint="default"/>
+      </w:rPr>
+    </w:lvl>
+    <w:lvl w:ilvl="1" w:tplc="0C090003" w:tentative="1">
+      <w:start w:val="1"/>
+      <w:numFmt w:val="bullet"/>
+      <w:lvlText w:val="o"/>
+      <w:lvlJc w:val="left"/>
+      <w:pPr>
+        <w:ind w:left="1440" w:hanging="360"/>
+      </w:pPr>
+      <w:rPr>
+        <w:rFonts w:ascii="Courier New" w:hAnsi="Courier New" w:cs="Courier New" w:hint="default"/>
+      </w:rPr>
+    </w:lvl>
+    <w:lvl w:ilvl="2" w:tplc="0C090005" w:tentative="1">
+      <w:start w:val="1"/>
+      <w:numFmt w:val="bullet"/>
+      <w:lvlText w:val=""/>
+      <w:lvlJc w:val="left"/>
+      <w:pPr>
+        <w:ind w:left="2160" w:hanging="360"/>
+      </w:pPr>
+      <w:rPr>
+        <w:rFonts w:ascii="Wingdings" w:hAnsi="Wingdings" w:hint="default"/>
+      </w:rPr>
+    </w:lvl>
+    <w:lvl w:ilvl="3" w:tplc="0C090001" w:tentative="1">
       <w:start w:val="1"/>
       <w:numFmt w:val="bullet"/>
       <w:lvlText w:val=""/>
@@ -3548,34 +4931,34 @@
     </w:lvl>
   </w:abstractNum>
   <w:num w:numId="1" w16cid:durableId="1263879209">
-    <w:abstractNumId w:val="11"/>
+    <w:abstractNumId w:val="13"/>
   </w:num>
   <w:num w:numId="2" w16cid:durableId="1182236525">
-    <w:abstractNumId w:val="7"/>
+    <w:abstractNumId w:val="8"/>
   </w:num>
   <w:num w:numId="3" w16cid:durableId="85157640">
-    <w:abstractNumId w:val="12"/>
+    <w:abstractNumId w:val="14"/>
   </w:num>
   <w:num w:numId="4" w16cid:durableId="1002662983">
-    <w:abstractNumId w:val="14"/>
+    <w:abstractNumId w:val="18"/>
   </w:num>
   <w:num w:numId="5" w16cid:durableId="1895239434">
-    <w:abstractNumId w:val="6"/>
+    <w:abstractNumId w:val="7"/>
   </w:num>
   <w:num w:numId="6" w16cid:durableId="888957048">
     <w:abstractNumId w:val="4"/>
   </w:num>
   <w:num w:numId="7" w16cid:durableId="1791165771">
-    <w:abstractNumId w:val="8"/>
+    <w:abstractNumId w:val="10"/>
   </w:num>
   <w:num w:numId="8" w16cid:durableId="739327547">
-    <w:abstractNumId w:val="9"/>
+    <w:abstractNumId w:val="11"/>
   </w:num>
   <w:num w:numId="9" w16cid:durableId="460421743">
     <w:abstractNumId w:val="3"/>
   </w:num>
   <w:num w:numId="10" w16cid:durableId="36515982">
-    <w:abstractNumId w:val="10"/>
+    <w:abstractNumId w:val="12"/>
   </w:num>
   <w:num w:numId="11" w16cid:durableId="426998091">
     <w:abstractNumId w:val="0"/>
@@ -3584,16 +4967,31 @@
     <w:abstractNumId w:val="1"/>
   </w:num>
   <w:num w:numId="13" w16cid:durableId="2057123923">
-    <w:abstractNumId w:val="15"/>
+    <w:abstractNumId w:val="19"/>
   </w:num>
   <w:num w:numId="14" w16cid:durableId="1872723653">
-    <w:abstractNumId w:val="5"/>
+    <w:abstractNumId w:val="6"/>
   </w:num>
   <w:num w:numId="15" w16cid:durableId="1603684609">
     <w:abstractNumId w:val="2"/>
   </w:num>
   <w:num w:numId="16" w16cid:durableId="1957592101">
-    <w:abstractNumId w:val="13"/>
+    <w:abstractNumId w:val="15"/>
+  </w:num>
+  <w:num w:numId="17" w16cid:durableId="1842038286">
+    <w:abstractNumId w:val="5"/>
+  </w:num>
+  <w:num w:numId="18" w16cid:durableId="1848980121">
+    <w:abstractNumId w:val="16"/>
+  </w:num>
+  <w:num w:numId="19" w16cid:durableId="78598795">
+    <w:abstractNumId w:val="17"/>
+  </w:num>
+  <w:num w:numId="20" w16cid:durableId="1475221590">
+    <w:abstractNumId w:val="9"/>
+  </w:num>
+  <w:num w:numId="21" w16cid:durableId="1533375498">
+    <w:abstractNumId w:val="20"/>
   </w:num>
 </w:numbering>
 </file>

--- a/TO DO/Project Report.docx
+++ b/TO DO/Project Report.docx
@@ -319,7 +319,7 @@
           <w:r>
             <w:fldChar w:fldCharType="separate"/>
           </w:r>
-          <w:hyperlink w:anchor="_Toc236076931" w:history="1">
+          <w:hyperlink w:anchor="_Toc236077717" w:history="1">
             <w:r>
               <w:rPr>
                 <w:rStyle w:val="Hyperlink"/>
@@ -346,7 +346,7 @@
                 <w:noProof/>
                 <w:webHidden/>
               </w:rPr>
-              <w:instrText xml:space="preserve"> PAGEREF _Toc236076931 \h </w:instrText>
+              <w:instrText xml:space="preserve"> PAGEREF _Toc236077717 \h </w:instrText>
             </w:r>
             <w:r>
               <w:rPr>
@@ -393,7 +393,7 @@
               <w14:ligatures w14:val="standardContextual"/>
             </w:rPr>
           </w:pPr>
-          <w:hyperlink w:anchor="_Toc236076932" w:history="1">
+          <w:hyperlink w:anchor="_Toc236077718" w:history="1">
             <w:r>
               <w:rPr>
                 <w:rStyle w:val="Hyperlink"/>
@@ -420,7 +420,7 @@
                 <w:noProof/>
                 <w:webHidden/>
               </w:rPr>
-              <w:instrText xml:space="preserve"> PAGEREF _Toc236076932 \h </w:instrText>
+              <w:instrText xml:space="preserve"> PAGEREF _Toc236077718 \h </w:instrText>
             </w:r>
             <w:r>
               <w:rPr>
@@ -467,7 +467,7 @@
               <w14:ligatures w14:val="standardContextual"/>
             </w:rPr>
           </w:pPr>
-          <w:hyperlink w:anchor="_Toc236076933" w:history="1">
+          <w:hyperlink w:anchor="_Toc236077719" w:history="1">
             <w:r>
               <w:rPr>
                 <w:rStyle w:val="Hyperlink"/>
@@ -494,7 +494,7 @@
                 <w:noProof/>
                 <w:webHidden/>
               </w:rPr>
-              <w:instrText xml:space="preserve"> PAGEREF _Toc236076933 \h </w:instrText>
+              <w:instrText xml:space="preserve"> PAGEREF _Toc236077719 \h </w:instrText>
             </w:r>
             <w:r>
               <w:rPr>
@@ -541,7 +541,7 @@
               <w14:ligatures w14:val="standardContextual"/>
             </w:rPr>
           </w:pPr>
-          <w:hyperlink w:anchor="_Toc236076934" w:history="1">
+          <w:hyperlink w:anchor="_Toc236077720" w:history="1">
             <w:r>
               <w:rPr>
                 <w:rStyle w:val="Hyperlink"/>
@@ -568,7 +568,7 @@
                 <w:noProof/>
                 <w:webHidden/>
               </w:rPr>
-              <w:instrText xml:space="preserve"> PAGEREF _Toc236076934 \h </w:instrText>
+              <w:instrText xml:space="preserve"> PAGEREF _Toc236077720 \h </w:instrText>
             </w:r>
             <w:r>
               <w:rPr>
@@ -615,7 +615,7 @@
               <w14:ligatures w14:val="standardContextual"/>
             </w:rPr>
           </w:pPr>
-          <w:hyperlink w:anchor="_Toc236076935" w:history="1">
+          <w:hyperlink w:anchor="_Toc236077721" w:history="1">
             <w:r>
               <w:rPr>
                 <w:rStyle w:val="Hyperlink"/>
@@ -642,7 +642,7 @@
                 <w:noProof/>
                 <w:webHidden/>
               </w:rPr>
-              <w:instrText xml:space="preserve"> PAGEREF _Toc236076935 \h </w:instrText>
+              <w:instrText xml:space="preserve"> PAGEREF _Toc236077721 \h </w:instrText>
             </w:r>
             <w:r>
               <w:rPr>
@@ -689,7 +689,7 @@
               <w14:ligatures w14:val="standardContextual"/>
             </w:rPr>
           </w:pPr>
-          <w:hyperlink w:anchor="_Toc236076936" w:history="1">
+          <w:hyperlink w:anchor="_Toc236077722" w:history="1">
             <w:r>
               <w:rPr>
                 <w:rStyle w:val="Hyperlink"/>
@@ -716,7 +716,7 @@
                 <w:noProof/>
                 <w:webHidden/>
               </w:rPr>
-              <w:instrText xml:space="preserve"> PAGEREF _Toc236076936 \h </w:instrText>
+              <w:instrText xml:space="preserve"> PAGEREF _Toc236077722 \h </w:instrText>
             </w:r>
             <w:r>
               <w:rPr>
@@ -763,7 +763,7 @@
               <w14:ligatures w14:val="standardContextual"/>
             </w:rPr>
           </w:pPr>
-          <w:hyperlink w:anchor="_Toc236076937" w:history="1">
+          <w:hyperlink w:anchor="_Toc236077723" w:history="1">
             <w:r>
               <w:rPr>
                 <w:rStyle w:val="Hyperlink"/>
@@ -790,7 +790,7 @@
                 <w:noProof/>
                 <w:webHidden/>
               </w:rPr>
-              <w:instrText xml:space="preserve"> PAGEREF _Toc236076937 \h </w:instrText>
+              <w:instrText xml:space="preserve"> PAGEREF _Toc236077723 \h </w:instrText>
             </w:r>
             <w:r>
               <w:rPr>
@@ -837,7 +837,7 @@
               <w14:ligatures w14:val="standardContextual"/>
             </w:rPr>
           </w:pPr>
-          <w:hyperlink w:anchor="_Toc236076938" w:history="1">
+          <w:hyperlink w:anchor="_Toc236077724" w:history="1">
             <w:r>
               <w:rPr>
                 <w:rStyle w:val="Hyperlink"/>
@@ -864,7 +864,7 @@
                 <w:noProof/>
                 <w:webHidden/>
               </w:rPr>
-              <w:instrText xml:space="preserve"> PAGEREF _Toc236076938 \h </w:instrText>
+              <w:instrText xml:space="preserve"> PAGEREF _Toc236077724 \h </w:instrText>
             </w:r>
             <w:r>
               <w:rPr>
@@ -885,6 +885,154 @@
                 <w:webHidden/>
               </w:rPr>
               <w:t>6</w:t>
+            </w:r>
+            <w:r>
+              <w:rPr>
+                <w:noProof/>
+                <w:webHidden/>
+              </w:rPr>
+              <w:fldChar w:fldCharType="end"/>
+            </w:r>
+          </w:hyperlink>
+        </w:p>
+        <w:p>
+          <w:pPr>
+            <w:pStyle w:val="TOC2"/>
+            <w:tabs>
+              <w:tab w:val="right" w:leader="dot" w:pos="9016"/>
+            </w:tabs>
+            <w:rPr>
+              <w:rFonts w:asciiTheme="minorHAnsi" w:eastAsiaTheme="minorEastAsia" w:hAnsiTheme="minorHAnsi" w:cstheme="minorBidi"/>
+              <w:noProof/>
+              <w:kern w:val="2"/>
+              <w:sz w:val="24"/>
+              <w:szCs w:val="24"/>
+              <w:lang w:eastAsia="en-AU"/>
+              <w14:ligatures w14:val="standardContextual"/>
+            </w:rPr>
+          </w:pPr>
+          <w:hyperlink w:anchor="_Toc236077725" w:history="1">
+            <w:r>
+              <w:rPr>
+                <w:rStyle w:val="Hyperlink"/>
+                <w:noProof/>
+              </w:rPr>
+              <w:t>External Entities</w:t>
+            </w:r>
+            <w:r>
+              <w:rPr>
+                <w:noProof/>
+                <w:webHidden/>
+              </w:rPr>
+              <w:tab/>
+            </w:r>
+            <w:r>
+              <w:rPr>
+                <w:noProof/>
+                <w:webHidden/>
+              </w:rPr>
+              <w:fldChar w:fldCharType="begin"/>
+            </w:r>
+            <w:r>
+              <w:rPr>
+                <w:noProof/>
+                <w:webHidden/>
+              </w:rPr>
+              <w:instrText xml:space="preserve"> PAGEREF _Toc236077725 \h </w:instrText>
+            </w:r>
+            <w:r>
+              <w:rPr>
+                <w:noProof/>
+                <w:webHidden/>
+              </w:rPr>
+            </w:r>
+            <w:r>
+              <w:rPr>
+                <w:noProof/>
+                <w:webHidden/>
+              </w:rPr>
+              <w:fldChar w:fldCharType="separate"/>
+            </w:r>
+            <w:r>
+              <w:rPr>
+                <w:noProof/>
+                <w:webHidden/>
+              </w:rPr>
+              <w:t>6</w:t>
+            </w:r>
+            <w:r>
+              <w:rPr>
+                <w:noProof/>
+                <w:webHidden/>
+              </w:rPr>
+              <w:fldChar w:fldCharType="end"/>
+            </w:r>
+          </w:hyperlink>
+        </w:p>
+        <w:p>
+          <w:pPr>
+            <w:pStyle w:val="TOC2"/>
+            <w:tabs>
+              <w:tab w:val="right" w:leader="dot" w:pos="9016"/>
+            </w:tabs>
+            <w:rPr>
+              <w:rFonts w:asciiTheme="minorHAnsi" w:eastAsiaTheme="minorEastAsia" w:hAnsiTheme="minorHAnsi" w:cstheme="minorBidi"/>
+              <w:noProof/>
+              <w:kern w:val="2"/>
+              <w:sz w:val="24"/>
+              <w:szCs w:val="24"/>
+              <w:lang w:eastAsia="en-AU"/>
+              <w14:ligatures w14:val="standardContextual"/>
+            </w:rPr>
+          </w:pPr>
+          <w:hyperlink w:anchor="_Toc236077726" w:history="1">
+            <w:r>
+              <w:rPr>
+                <w:rStyle w:val="Hyperlink"/>
+                <w:noProof/>
+              </w:rPr>
+              <w:t>Context Diagram</w:t>
+            </w:r>
+            <w:r>
+              <w:rPr>
+                <w:noProof/>
+                <w:webHidden/>
+              </w:rPr>
+              <w:tab/>
+            </w:r>
+            <w:r>
+              <w:rPr>
+                <w:noProof/>
+                <w:webHidden/>
+              </w:rPr>
+              <w:fldChar w:fldCharType="begin"/>
+            </w:r>
+            <w:r>
+              <w:rPr>
+                <w:noProof/>
+                <w:webHidden/>
+              </w:rPr>
+              <w:instrText xml:space="preserve"> PAGEREF _Toc236077726 \h </w:instrText>
+            </w:r>
+            <w:r>
+              <w:rPr>
+                <w:noProof/>
+                <w:webHidden/>
+              </w:rPr>
+            </w:r>
+            <w:r>
+              <w:rPr>
+                <w:noProof/>
+                <w:webHidden/>
+              </w:rPr>
+              <w:fldChar w:fldCharType="separate"/>
+            </w:r>
+            <w:r>
+              <w:rPr>
+                <w:noProof/>
+                <w:webHidden/>
+              </w:rPr>
+              <w:t>7</w:t>
             </w:r>
             <w:r>
               <w:rPr>
@@ -911,13 +1059,13 @@
               <w14:ligatures w14:val="standardContextual"/>
             </w:rPr>
           </w:pPr>
-          <w:hyperlink w:anchor="_Toc236076939" w:history="1">
+          <w:hyperlink w:anchor="_Toc236077727" w:history="1">
             <w:r>
               <w:rPr>
                 <w:rStyle w:val="Hyperlink"/>
                 <w:noProof/>
               </w:rPr>
-              <w:t>External Entities</w:t>
+              <w:t>Software Components</w:t>
             </w:r>
             <w:r>
               <w:rPr>
@@ -938,7 +1086,7 @@
                 <w:noProof/>
                 <w:webHidden/>
               </w:rPr>
-              <w:instrText xml:space="preserve"> PAGEREF _Toc236076939 \h </w:instrText>
+              <w:instrText xml:space="preserve"> PAGEREF _Toc236077727 \h </w:instrText>
             </w:r>
             <w:r>
               <w:rPr>
@@ -958,7 +1106,525 @@
                 <w:noProof/>
                 <w:webHidden/>
               </w:rPr>
-              <w:t>6</w:t>
+              <w:t>8</w:t>
+            </w:r>
+            <w:r>
+              <w:rPr>
+                <w:noProof/>
+                <w:webHidden/>
+              </w:rPr>
+              <w:fldChar w:fldCharType="end"/>
+            </w:r>
+          </w:hyperlink>
+        </w:p>
+        <w:p>
+          <w:pPr>
+            <w:pStyle w:val="TOC3"/>
+            <w:tabs>
+              <w:tab w:val="right" w:leader="dot" w:pos="9016"/>
+            </w:tabs>
+            <w:rPr>
+              <w:rFonts w:asciiTheme="minorHAnsi" w:eastAsiaTheme="minorEastAsia" w:hAnsiTheme="minorHAnsi" w:cstheme="minorBidi"/>
+              <w:noProof/>
+              <w:kern w:val="2"/>
+              <w:sz w:val="24"/>
+              <w:szCs w:val="24"/>
+              <w:lang w:eastAsia="en-AU"/>
+              <w14:ligatures w14:val="standardContextual"/>
+            </w:rPr>
+          </w:pPr>
+          <w:hyperlink w:anchor="_Toc236077728" w:history="1">
+            <w:r>
+              <w:rPr>
+                <w:rStyle w:val="Hyperlink"/>
+                <w:noProof/>
+              </w:rPr>
+              <w:t>User Profile Component</w:t>
+            </w:r>
+            <w:r>
+              <w:rPr>
+                <w:noProof/>
+                <w:webHidden/>
+              </w:rPr>
+              <w:tab/>
+            </w:r>
+            <w:r>
+              <w:rPr>
+                <w:noProof/>
+                <w:webHidden/>
+              </w:rPr>
+              <w:fldChar w:fldCharType="begin"/>
+            </w:r>
+            <w:r>
+              <w:rPr>
+                <w:noProof/>
+                <w:webHidden/>
+              </w:rPr>
+              <w:instrText xml:space="preserve"> PAGEREF _Toc236077728 \h </w:instrText>
+            </w:r>
+            <w:r>
+              <w:rPr>
+                <w:noProof/>
+                <w:webHidden/>
+              </w:rPr>
+            </w:r>
+            <w:r>
+              <w:rPr>
+                <w:noProof/>
+                <w:webHidden/>
+              </w:rPr>
+              <w:fldChar w:fldCharType="separate"/>
+            </w:r>
+            <w:r>
+              <w:rPr>
+                <w:noProof/>
+                <w:webHidden/>
+              </w:rPr>
+              <w:t>8</w:t>
+            </w:r>
+            <w:r>
+              <w:rPr>
+                <w:noProof/>
+                <w:webHidden/>
+              </w:rPr>
+              <w:fldChar w:fldCharType="end"/>
+            </w:r>
+          </w:hyperlink>
+        </w:p>
+        <w:p>
+          <w:pPr>
+            <w:pStyle w:val="TOC3"/>
+            <w:tabs>
+              <w:tab w:val="right" w:leader="dot" w:pos="9016"/>
+            </w:tabs>
+            <w:rPr>
+              <w:rFonts w:asciiTheme="minorHAnsi" w:eastAsiaTheme="minorEastAsia" w:hAnsiTheme="minorHAnsi" w:cstheme="minorBidi"/>
+              <w:noProof/>
+              <w:kern w:val="2"/>
+              <w:sz w:val="24"/>
+              <w:szCs w:val="24"/>
+              <w:lang w:eastAsia="en-AU"/>
+              <w14:ligatures w14:val="standardContextual"/>
+            </w:rPr>
+          </w:pPr>
+          <w:hyperlink w:anchor="_Toc236077729" w:history="1">
+            <w:r>
+              <w:rPr>
+                <w:rStyle w:val="Hyperlink"/>
+                <w:noProof/>
+              </w:rPr>
+              <w:t>Meal Plan Generator Component (AI)</w:t>
+            </w:r>
+            <w:r>
+              <w:rPr>
+                <w:noProof/>
+                <w:webHidden/>
+              </w:rPr>
+              <w:tab/>
+            </w:r>
+            <w:r>
+              <w:rPr>
+                <w:noProof/>
+                <w:webHidden/>
+              </w:rPr>
+              <w:fldChar w:fldCharType="begin"/>
+            </w:r>
+            <w:r>
+              <w:rPr>
+                <w:noProof/>
+                <w:webHidden/>
+              </w:rPr>
+              <w:instrText xml:space="preserve"> PAGEREF _Toc236077729 \h </w:instrText>
+            </w:r>
+            <w:r>
+              <w:rPr>
+                <w:noProof/>
+                <w:webHidden/>
+              </w:rPr>
+            </w:r>
+            <w:r>
+              <w:rPr>
+                <w:noProof/>
+                <w:webHidden/>
+              </w:rPr>
+              <w:fldChar w:fldCharType="separate"/>
+            </w:r>
+            <w:r>
+              <w:rPr>
+                <w:noProof/>
+                <w:webHidden/>
+              </w:rPr>
+              <w:t>8</w:t>
+            </w:r>
+            <w:r>
+              <w:rPr>
+                <w:noProof/>
+                <w:webHidden/>
+              </w:rPr>
+              <w:fldChar w:fldCharType="end"/>
+            </w:r>
+          </w:hyperlink>
+        </w:p>
+        <w:p>
+          <w:pPr>
+            <w:pStyle w:val="TOC3"/>
+            <w:tabs>
+              <w:tab w:val="right" w:leader="dot" w:pos="9016"/>
+            </w:tabs>
+            <w:rPr>
+              <w:rFonts w:asciiTheme="minorHAnsi" w:eastAsiaTheme="minorEastAsia" w:hAnsiTheme="minorHAnsi" w:cstheme="minorBidi"/>
+              <w:noProof/>
+              <w:kern w:val="2"/>
+              <w:sz w:val="24"/>
+              <w:szCs w:val="24"/>
+              <w:lang w:eastAsia="en-AU"/>
+              <w14:ligatures w14:val="standardContextual"/>
+            </w:rPr>
+          </w:pPr>
+          <w:hyperlink w:anchor="_Toc236077730" w:history="1">
+            <w:r>
+              <w:rPr>
+                <w:rStyle w:val="Hyperlink"/>
+                <w:noProof/>
+              </w:rPr>
+              <w:t>Recipe Generator Component (AI)</w:t>
+            </w:r>
+            <w:r>
+              <w:rPr>
+                <w:noProof/>
+                <w:webHidden/>
+              </w:rPr>
+              <w:tab/>
+            </w:r>
+            <w:r>
+              <w:rPr>
+                <w:noProof/>
+                <w:webHidden/>
+              </w:rPr>
+              <w:fldChar w:fldCharType="begin"/>
+            </w:r>
+            <w:r>
+              <w:rPr>
+                <w:noProof/>
+                <w:webHidden/>
+              </w:rPr>
+              <w:instrText xml:space="preserve"> PAGEREF _Toc236077730 \h </w:instrText>
+            </w:r>
+            <w:r>
+              <w:rPr>
+                <w:noProof/>
+                <w:webHidden/>
+              </w:rPr>
+            </w:r>
+            <w:r>
+              <w:rPr>
+                <w:noProof/>
+                <w:webHidden/>
+              </w:rPr>
+              <w:fldChar w:fldCharType="separate"/>
+            </w:r>
+            <w:r>
+              <w:rPr>
+                <w:noProof/>
+                <w:webHidden/>
+              </w:rPr>
+              <w:t>8</w:t>
+            </w:r>
+            <w:r>
+              <w:rPr>
+                <w:noProof/>
+                <w:webHidden/>
+              </w:rPr>
+              <w:fldChar w:fldCharType="end"/>
+            </w:r>
+          </w:hyperlink>
+        </w:p>
+        <w:p>
+          <w:pPr>
+            <w:pStyle w:val="TOC3"/>
+            <w:tabs>
+              <w:tab w:val="right" w:leader="dot" w:pos="9016"/>
+            </w:tabs>
+            <w:rPr>
+              <w:rFonts w:asciiTheme="minorHAnsi" w:eastAsiaTheme="minorEastAsia" w:hAnsiTheme="minorHAnsi" w:cstheme="minorBidi"/>
+              <w:noProof/>
+              <w:kern w:val="2"/>
+              <w:sz w:val="24"/>
+              <w:szCs w:val="24"/>
+              <w:lang w:eastAsia="en-AU"/>
+              <w14:ligatures w14:val="standardContextual"/>
+            </w:rPr>
+          </w:pPr>
+          <w:hyperlink w:anchor="_Toc236077731" w:history="1">
+            <w:r>
+              <w:rPr>
+                <w:rStyle w:val="Hyperlink"/>
+                <w:noProof/>
+              </w:rPr>
+              <w:t>Nutrition Analysis Component</w:t>
+            </w:r>
+            <w:r>
+              <w:rPr>
+                <w:noProof/>
+                <w:webHidden/>
+              </w:rPr>
+              <w:tab/>
+            </w:r>
+            <w:r>
+              <w:rPr>
+                <w:noProof/>
+                <w:webHidden/>
+              </w:rPr>
+              <w:fldChar w:fldCharType="begin"/>
+            </w:r>
+            <w:r>
+              <w:rPr>
+                <w:noProof/>
+                <w:webHidden/>
+              </w:rPr>
+              <w:instrText xml:space="preserve"> PAGEREF _Toc236077731 \h </w:instrText>
+            </w:r>
+            <w:r>
+              <w:rPr>
+                <w:noProof/>
+                <w:webHidden/>
+              </w:rPr>
+            </w:r>
+            <w:r>
+              <w:rPr>
+                <w:noProof/>
+                <w:webHidden/>
+              </w:rPr>
+              <w:fldChar w:fldCharType="separate"/>
+            </w:r>
+            <w:r>
+              <w:rPr>
+                <w:noProof/>
+                <w:webHidden/>
+              </w:rPr>
+              <w:t>9</w:t>
+            </w:r>
+            <w:r>
+              <w:rPr>
+                <w:noProof/>
+                <w:webHidden/>
+              </w:rPr>
+              <w:fldChar w:fldCharType="end"/>
+            </w:r>
+          </w:hyperlink>
+        </w:p>
+        <w:p>
+          <w:pPr>
+            <w:pStyle w:val="TOC3"/>
+            <w:tabs>
+              <w:tab w:val="right" w:leader="dot" w:pos="9016"/>
+            </w:tabs>
+            <w:rPr>
+              <w:rFonts w:asciiTheme="minorHAnsi" w:eastAsiaTheme="minorEastAsia" w:hAnsiTheme="minorHAnsi" w:cstheme="minorBidi"/>
+              <w:noProof/>
+              <w:kern w:val="2"/>
+              <w:sz w:val="24"/>
+              <w:szCs w:val="24"/>
+              <w:lang w:eastAsia="en-AU"/>
+              <w14:ligatures w14:val="standardContextual"/>
+            </w:rPr>
+          </w:pPr>
+          <w:hyperlink w:anchor="_Toc236077732" w:history="1">
+            <w:r>
+              <w:rPr>
+                <w:rStyle w:val="Hyperlink"/>
+                <w:noProof/>
+              </w:rPr>
+              <w:t>Grocery List Component</w:t>
+            </w:r>
+            <w:r>
+              <w:rPr>
+                <w:noProof/>
+                <w:webHidden/>
+              </w:rPr>
+              <w:tab/>
+            </w:r>
+            <w:r>
+              <w:rPr>
+                <w:noProof/>
+                <w:webHidden/>
+              </w:rPr>
+              <w:fldChar w:fldCharType="begin"/>
+            </w:r>
+            <w:r>
+              <w:rPr>
+                <w:noProof/>
+                <w:webHidden/>
+              </w:rPr>
+              <w:instrText xml:space="preserve"> PAGEREF _Toc236077732 \h </w:instrText>
+            </w:r>
+            <w:r>
+              <w:rPr>
+                <w:noProof/>
+                <w:webHidden/>
+              </w:rPr>
+            </w:r>
+            <w:r>
+              <w:rPr>
+                <w:noProof/>
+                <w:webHidden/>
+              </w:rPr>
+              <w:fldChar w:fldCharType="separate"/>
+            </w:r>
+            <w:r>
+              <w:rPr>
+                <w:noProof/>
+                <w:webHidden/>
+              </w:rPr>
+              <w:t>9</w:t>
+            </w:r>
+            <w:r>
+              <w:rPr>
+                <w:noProof/>
+                <w:webHidden/>
+              </w:rPr>
+              <w:fldChar w:fldCharType="end"/>
+            </w:r>
+          </w:hyperlink>
+        </w:p>
+        <w:p>
+          <w:pPr>
+            <w:pStyle w:val="TOC3"/>
+            <w:tabs>
+              <w:tab w:val="right" w:leader="dot" w:pos="9016"/>
+            </w:tabs>
+            <w:rPr>
+              <w:rFonts w:asciiTheme="minorHAnsi" w:eastAsiaTheme="minorEastAsia" w:hAnsiTheme="minorHAnsi" w:cstheme="minorBidi"/>
+              <w:noProof/>
+              <w:kern w:val="2"/>
+              <w:sz w:val="24"/>
+              <w:szCs w:val="24"/>
+              <w:lang w:eastAsia="en-AU"/>
+              <w14:ligatures w14:val="standardContextual"/>
+            </w:rPr>
+          </w:pPr>
+          <w:hyperlink w:anchor="_Toc236077733" w:history="1">
+            <w:r>
+              <w:rPr>
+                <w:rStyle w:val="Hyperlink"/>
+                <w:noProof/>
+              </w:rPr>
+              <w:t>Data Storage Component</w:t>
+            </w:r>
+            <w:r>
+              <w:rPr>
+                <w:noProof/>
+                <w:webHidden/>
+              </w:rPr>
+              <w:tab/>
+            </w:r>
+            <w:r>
+              <w:rPr>
+                <w:noProof/>
+                <w:webHidden/>
+              </w:rPr>
+              <w:fldChar w:fldCharType="begin"/>
+            </w:r>
+            <w:r>
+              <w:rPr>
+                <w:noProof/>
+                <w:webHidden/>
+              </w:rPr>
+              <w:instrText xml:space="preserve"> PAGEREF _Toc236077733 \h </w:instrText>
+            </w:r>
+            <w:r>
+              <w:rPr>
+                <w:noProof/>
+                <w:webHidden/>
+              </w:rPr>
+            </w:r>
+            <w:r>
+              <w:rPr>
+                <w:noProof/>
+                <w:webHidden/>
+              </w:rPr>
+              <w:fldChar w:fldCharType="separate"/>
+            </w:r>
+            <w:r>
+              <w:rPr>
+                <w:noProof/>
+                <w:webHidden/>
+              </w:rPr>
+              <w:t>9</w:t>
+            </w:r>
+            <w:r>
+              <w:rPr>
+                <w:noProof/>
+                <w:webHidden/>
+              </w:rPr>
+              <w:fldChar w:fldCharType="end"/>
+            </w:r>
+          </w:hyperlink>
+        </w:p>
+        <w:p>
+          <w:pPr>
+            <w:pStyle w:val="TOC3"/>
+            <w:tabs>
+              <w:tab w:val="right" w:leader="dot" w:pos="9016"/>
+            </w:tabs>
+            <w:rPr>
+              <w:rFonts w:asciiTheme="minorHAnsi" w:eastAsiaTheme="minorEastAsia" w:hAnsiTheme="minorHAnsi" w:cstheme="minorBidi"/>
+              <w:noProof/>
+              <w:kern w:val="2"/>
+              <w:sz w:val="24"/>
+              <w:szCs w:val="24"/>
+              <w:lang w:eastAsia="en-AU"/>
+              <w14:ligatures w14:val="standardContextual"/>
+            </w:rPr>
+          </w:pPr>
+          <w:hyperlink w:anchor="_Toc236077734" w:history="1">
+            <w:r>
+              <w:rPr>
+                <w:rStyle w:val="Hyperlink"/>
+                <w:noProof/>
+              </w:rPr>
+              <w:t>Mobile App Interface Component</w:t>
+            </w:r>
+            <w:r>
+              <w:rPr>
+                <w:noProof/>
+                <w:webHidden/>
+              </w:rPr>
+              <w:tab/>
+            </w:r>
+            <w:r>
+              <w:rPr>
+                <w:noProof/>
+                <w:webHidden/>
+              </w:rPr>
+              <w:fldChar w:fldCharType="begin"/>
+            </w:r>
+            <w:r>
+              <w:rPr>
+                <w:noProof/>
+                <w:webHidden/>
+              </w:rPr>
+              <w:instrText xml:space="preserve"> PAGEREF _Toc236077734 \h </w:instrText>
+            </w:r>
+            <w:r>
+              <w:rPr>
+                <w:noProof/>
+                <w:webHidden/>
+              </w:rPr>
+            </w:r>
+            <w:r>
+              <w:rPr>
+                <w:noProof/>
+                <w:webHidden/>
+              </w:rPr>
+              <w:fldChar w:fldCharType="separate"/>
+            </w:r>
+            <w:r>
+              <w:rPr>
+                <w:noProof/>
+                <w:webHidden/>
+              </w:rPr>
+              <w:t>10</w:t>
             </w:r>
             <w:r>
               <w:rPr>
@@ -993,7 +1659,7 @@
       <w:pPr>
         <w:pStyle w:val="Heading1"/>
       </w:pPr>
-      <w:bookmarkStart w:id="0" w:name="_Toc236076931"/>
+      <w:bookmarkStart w:id="0" w:name="_Toc236077717"/>
       <w:r>
         <w:lastRenderedPageBreak/>
         <w:t>Project Scope</w:t>
@@ -1016,7 +1682,7 @@
       <w:pPr>
         <w:pStyle w:val="Heading3"/>
       </w:pPr>
-      <w:bookmarkStart w:id="1" w:name="_Toc236076932"/>
+      <w:bookmarkStart w:id="1" w:name="_Toc236077718"/>
       <w:r>
         <w:t>Assumptions</w:t>
       </w:r>
@@ -1087,7 +1753,7 @@
       <w:pPr>
         <w:pStyle w:val="Heading3"/>
       </w:pPr>
-      <w:bookmarkStart w:id="2" w:name="_Toc236076933"/>
+      <w:bookmarkStart w:id="2" w:name="_Toc236077719"/>
       <w:r>
         <w:t>Constraints</w:t>
       </w:r>
@@ -1170,7 +1836,7 @@
       <w:pPr>
         <w:pStyle w:val="Heading1"/>
       </w:pPr>
-      <w:bookmarkStart w:id="3" w:name="_Toc236076934"/>
+      <w:bookmarkStart w:id="3" w:name="_Toc236077720"/>
       <w:r>
         <w:lastRenderedPageBreak/>
         <w:t>Requirements</w:t>
@@ -1186,7 +1852,7 @@
           <w:bCs w:val="0"/>
         </w:rPr>
       </w:pPr>
-      <w:bookmarkStart w:id="4" w:name="_Toc236076935"/>
+      <w:bookmarkStart w:id="4" w:name="_Toc236077721"/>
       <w:r>
         <w:t>Functional Requirements</w:t>
       </w:r>
@@ -1543,7 +2209,7 @@
       <w:pPr>
         <w:pStyle w:val="Heading3"/>
       </w:pPr>
-      <w:bookmarkStart w:id="5" w:name="_Toc236076936"/>
+      <w:bookmarkStart w:id="5" w:name="_Toc236077722"/>
       <w:r>
         <w:t>Nonf</w:t>
       </w:r>
@@ -1624,7 +2290,7 @@
       <w:pPr>
         <w:pStyle w:val="Heading1"/>
       </w:pPr>
-      <w:bookmarkStart w:id="6" w:name="_Toc236076937"/>
+      <w:bookmarkStart w:id="6" w:name="_Toc236077723"/>
       <w:r>
         <w:lastRenderedPageBreak/>
         <w:t>Use Case Diagram</w:t>
@@ -1683,7 +2349,7 @@
       <w:pPr>
         <w:pStyle w:val="Heading1"/>
       </w:pPr>
-      <w:bookmarkStart w:id="7" w:name="_Toc236076938"/>
+      <w:bookmarkStart w:id="7" w:name="_Toc236077724"/>
       <w:r>
         <w:lastRenderedPageBreak/>
         <w:t>Subsystems</w:t>
@@ -1925,7 +2591,7 @@
       <w:pPr>
         <w:pStyle w:val="Heading2"/>
       </w:pPr>
-      <w:bookmarkStart w:id="8" w:name="_Toc236076939"/>
+      <w:bookmarkStart w:id="8" w:name="_Toc236077725"/>
       <w:r>
         <w:t>External Entities</w:t>
       </w:r>
@@ -2006,10 +2672,12 @@
       <w:pPr>
         <w:pStyle w:val="Heading2"/>
       </w:pPr>
+      <w:bookmarkStart w:id="9" w:name="_Toc236077726"/>
       <w:r>
         <w:lastRenderedPageBreak/>
         <w:t>Context Diagram</w:t>
       </w:r>
+      <w:bookmarkEnd w:id="9"/>
     </w:p>
     <w:p>
       <w:r>
@@ -2062,6 +2730,7 @@
       <w:pPr>
         <w:pStyle w:val="Heading1"/>
       </w:pPr>
+      <w:bookmarkStart w:id="10" w:name="_Toc236077727"/>
       <w:r>
         <w:lastRenderedPageBreak/>
         <w:t>S</w:t>
@@ -2075,7 +2744,617 @@
       <w:r>
         <w:t>omponents</w:t>
       </w:r>
-    </w:p>
+      <w:bookmarkEnd w:id="10"/>
+    </w:p>
+    <w:p>
+      <w:pPr>
+        <w:pStyle w:val="Heading3"/>
+      </w:pPr>
+      <w:bookmarkStart w:id="11" w:name="_Toc236077728"/>
+      <w:r>
+        <w:t>User Profile Component</w:t>
+      </w:r>
+      <w:bookmarkEnd w:id="11"/>
+    </w:p>
+    <w:p>
+      <w:r>
+        <w:t>Handles all user</w:t>
+      </w:r>
+      <w:r>
+        <w:noBreakHyphen/>
+        <w:t>provided information.</w:t>
+      </w:r>
+    </w:p>
+    <w:p>
+      <w:r>
+        <w:t>Supports functional requirements:</w:t>
+      </w:r>
+    </w:p>
+    <w:p>
+      <w:pPr>
+        <w:pStyle w:val="ListParagraph"/>
+        <w:numPr>
+          <w:ilvl w:val="0"/>
+          <w:numId w:val="24"/>
+        </w:numPr>
+      </w:pPr>
+      <w:r>
+        <w:t>Capture health goals</w:t>
+      </w:r>
+    </w:p>
+    <w:p>
+      <w:pPr>
+        <w:pStyle w:val="ListParagraph"/>
+        <w:numPr>
+          <w:ilvl w:val="0"/>
+          <w:numId w:val="24"/>
+        </w:numPr>
+      </w:pPr>
+      <w:r>
+        <w:t>Capture dietary restrictions</w:t>
+      </w:r>
+    </w:p>
+    <w:p>
+      <w:pPr>
+        <w:pStyle w:val="ListParagraph"/>
+        <w:numPr>
+          <w:ilvl w:val="0"/>
+          <w:numId w:val="24"/>
+        </w:numPr>
+      </w:pPr>
+      <w:r>
+        <w:t>Capture available ingredients</w:t>
+      </w:r>
+    </w:p>
+    <w:p>
+      <w:r>
+        <w:t>Key responsibilities:</w:t>
+      </w:r>
+    </w:p>
+    <w:p>
+      <w:pPr>
+        <w:pStyle w:val="ListParagraph"/>
+        <w:numPr>
+          <w:ilvl w:val="0"/>
+          <w:numId w:val="25"/>
+        </w:numPr>
+      </w:pPr>
+      <w:r>
+        <w:t>Store and update user profile data</w:t>
+      </w:r>
+    </w:p>
+    <w:p>
+      <w:pPr>
+        <w:pStyle w:val="ListParagraph"/>
+        <w:numPr>
+          <w:ilvl w:val="0"/>
+          <w:numId w:val="25"/>
+        </w:numPr>
+      </w:pPr>
+      <w:r>
+        <w:t>Validate user inputs</w:t>
+      </w:r>
+    </w:p>
+    <w:p/>
+    <w:p>
+      <w:pPr>
+        <w:pStyle w:val="Heading3"/>
+      </w:pPr>
+      <w:bookmarkStart w:id="12" w:name="_Toc236077729"/>
+      <w:r>
+        <w:t>Meal Plan Generator Component (AI)</w:t>
+      </w:r>
+      <w:bookmarkEnd w:id="12"/>
+    </w:p>
+    <w:p>
+      <w:r>
+        <w:t>Generates personalised weekly meal plans.</w:t>
+      </w:r>
+      <w:r>
+        <w:t xml:space="preserve"> </w:t>
+      </w:r>
+    </w:p>
+    <w:p>
+      <w:r>
+        <w:t>S</w:t>
+      </w:r>
+      <w:r>
+        <w:t>upports functional requirements:</w:t>
+      </w:r>
+    </w:p>
+    <w:p>
+      <w:pPr>
+        <w:pStyle w:val="ListParagraph"/>
+        <w:numPr>
+          <w:ilvl w:val="0"/>
+          <w:numId w:val="28"/>
+        </w:numPr>
+      </w:pPr>
+      <w:r>
+        <w:t>Generate weekly meal plans</w:t>
+      </w:r>
+    </w:p>
+    <w:p>
+      <w:pPr>
+        <w:pStyle w:val="ListParagraph"/>
+        <w:numPr>
+          <w:ilvl w:val="0"/>
+          <w:numId w:val="28"/>
+        </w:numPr>
+      </w:pPr>
+      <w:r>
+        <w:t>Adjust portion sizes</w:t>
+      </w:r>
+    </w:p>
+    <w:p>
+      <w:pPr>
+        <w:pStyle w:val="ListParagraph"/>
+        <w:numPr>
+          <w:ilvl w:val="0"/>
+          <w:numId w:val="28"/>
+        </w:numPr>
+      </w:pPr>
+      <w:r>
+        <w:t>Regenerate alternative plans</w:t>
+      </w:r>
+    </w:p>
+    <w:p>
+      <w:r>
+        <w:t>Key responsibilities:</w:t>
+      </w:r>
+    </w:p>
+    <w:p>
+      <w:pPr>
+        <w:pStyle w:val="ListParagraph"/>
+        <w:numPr>
+          <w:ilvl w:val="0"/>
+          <w:numId w:val="29"/>
+        </w:numPr>
+      </w:pPr>
+      <w:r>
+        <w:t>Send user profile data to AI</w:t>
+      </w:r>
+    </w:p>
+    <w:p>
+      <w:pPr>
+        <w:pStyle w:val="ListParagraph"/>
+        <w:numPr>
+          <w:ilvl w:val="0"/>
+          <w:numId w:val="29"/>
+        </w:numPr>
+      </w:pPr>
+      <w:r>
+        <w:t>Produce structured meal plan output</w:t>
+      </w:r>
+    </w:p>
+    <w:p/>
+    <w:p>
+      <w:pPr>
+        <w:pStyle w:val="Heading3"/>
+      </w:pPr>
+      <w:bookmarkStart w:id="13" w:name="_Toc236077730"/>
+      <w:r>
+        <w:t>Recipe Generator Component (AI)</w:t>
+      </w:r>
+      <w:bookmarkEnd w:id="13"/>
+    </w:p>
+    <w:p>
+      <w:r>
+        <w:t>Creates recipes based on ingredients and restrictions.</w:t>
+      </w:r>
+    </w:p>
+    <w:p>
+      <w:r>
+        <w:t>Supports functional requirements:</w:t>
+      </w:r>
+    </w:p>
+    <w:p>
+      <w:pPr>
+        <w:pStyle w:val="ListParagraph"/>
+        <w:numPr>
+          <w:ilvl w:val="0"/>
+          <w:numId w:val="33"/>
+        </w:numPr>
+      </w:pPr>
+      <w:r>
+        <w:t>Generate recipes</w:t>
+      </w:r>
+    </w:p>
+    <w:p>
+      <w:pPr>
+        <w:pStyle w:val="ListParagraph"/>
+        <w:numPr>
+          <w:ilvl w:val="0"/>
+          <w:numId w:val="33"/>
+        </w:numPr>
+      </w:pPr>
+      <w:r>
+        <w:t>Suggest alternative ingredients</w:t>
+      </w:r>
+    </w:p>
+    <w:p>
+      <w:r>
+        <w:t>Key responsibilities:</w:t>
+      </w:r>
+    </w:p>
+    <w:p>
+      <w:pPr>
+        <w:pStyle w:val="ListParagraph"/>
+        <w:numPr>
+          <w:ilvl w:val="0"/>
+          <w:numId w:val="34"/>
+        </w:numPr>
+      </w:pPr>
+      <w:r>
+        <w:t>Query AI model for recipe generation</w:t>
+      </w:r>
+    </w:p>
+    <w:p>
+      <w:pPr>
+        <w:pStyle w:val="ListParagraph"/>
+        <w:numPr>
+          <w:ilvl w:val="0"/>
+          <w:numId w:val="34"/>
+        </w:numPr>
+      </w:pPr>
+      <w:r>
+        <w:t>Format recipe output for the UI</w:t>
+      </w:r>
+    </w:p>
+    <w:p/>
+    <w:p>
+      <w:pPr>
+        <w:pStyle w:val="Heading3"/>
+      </w:pPr>
+      <w:bookmarkStart w:id="14" w:name="_Toc236077731"/>
+      <w:r>
+        <w:lastRenderedPageBreak/>
+        <w:t>Nutrition Analysis Component</w:t>
+      </w:r>
+      <w:bookmarkEnd w:id="14"/>
+    </w:p>
+    <w:p>
+      <w:r>
+        <w:t>Calculates nutritional values.</w:t>
+      </w:r>
+    </w:p>
+    <w:p>
+      <w:r>
+        <w:t>Supports functional requirements:</w:t>
+      </w:r>
+    </w:p>
+    <w:p>
+      <w:pPr>
+        <w:pStyle w:val="ListParagraph"/>
+        <w:numPr>
+          <w:ilvl w:val="0"/>
+          <w:numId w:val="37"/>
+        </w:numPr>
+      </w:pPr>
+      <w:r>
+        <w:t>Calorie breakdown</w:t>
+      </w:r>
+    </w:p>
+    <w:p>
+      <w:pPr>
+        <w:pStyle w:val="ListParagraph"/>
+        <w:numPr>
+          <w:ilvl w:val="0"/>
+          <w:numId w:val="37"/>
+        </w:numPr>
+      </w:pPr>
+      <w:r>
+        <w:t>Macro/micronutrient insights</w:t>
+      </w:r>
+    </w:p>
+    <w:p>
+      <w:r>
+        <w:t>Key responsibilities:</w:t>
+      </w:r>
+    </w:p>
+    <w:p>
+      <w:pPr>
+        <w:pStyle w:val="ListParagraph"/>
+        <w:numPr>
+          <w:ilvl w:val="0"/>
+          <w:numId w:val="38"/>
+        </w:numPr>
+      </w:pPr>
+      <w:r>
+        <w:t>Retrieve nutrition data</w:t>
+      </w:r>
+    </w:p>
+    <w:p>
+      <w:pPr>
+        <w:pStyle w:val="ListParagraph"/>
+        <w:numPr>
+          <w:ilvl w:val="0"/>
+          <w:numId w:val="38"/>
+        </w:numPr>
+      </w:pPr>
+      <w:r>
+        <w:t>Compute totals for meals and plans</w:t>
+      </w:r>
+    </w:p>
+    <w:p/>
+    <w:p>
+      <w:pPr>
+        <w:pStyle w:val="Heading3"/>
+      </w:pPr>
+      <w:bookmarkStart w:id="15" w:name="_Toc236077732"/>
+      <w:r>
+        <w:t>Grocery List Component</w:t>
+      </w:r>
+      <w:bookmarkEnd w:id="15"/>
+    </w:p>
+    <w:p>
+      <w:r>
+        <w:t>Builds shopping lists from meal plans.</w:t>
+      </w:r>
+    </w:p>
+    <w:p>
+      <w:r>
+        <w:t>Supports functional requirements:</w:t>
+      </w:r>
+    </w:p>
+    <w:p>
+      <w:pPr>
+        <w:pStyle w:val="ListParagraph"/>
+        <w:numPr>
+          <w:ilvl w:val="0"/>
+          <w:numId w:val="41"/>
+        </w:numPr>
+      </w:pPr>
+      <w:r>
+        <w:t>Generate grocery lists</w:t>
+      </w:r>
+    </w:p>
+    <w:p>
+      <w:pPr>
+        <w:pStyle w:val="ListParagraph"/>
+        <w:numPr>
+          <w:ilvl w:val="0"/>
+          <w:numId w:val="41"/>
+        </w:numPr>
+      </w:pPr>
+      <w:r>
+        <w:t>Categorise items</w:t>
+      </w:r>
+    </w:p>
+    <w:p>
+      <w:r>
+        <w:t>Key responsibilities:</w:t>
+      </w:r>
+    </w:p>
+    <w:p>
+      <w:pPr>
+        <w:pStyle w:val="ListParagraph"/>
+        <w:numPr>
+          <w:ilvl w:val="0"/>
+          <w:numId w:val="42"/>
+        </w:numPr>
+      </w:pPr>
+      <w:r>
+        <w:t>Extract ingredients from recipes</w:t>
+      </w:r>
+    </w:p>
+    <w:p>
+      <w:pPr>
+        <w:pStyle w:val="ListParagraph"/>
+        <w:numPr>
+          <w:ilvl w:val="0"/>
+          <w:numId w:val="42"/>
+        </w:numPr>
+      </w:pPr>
+      <w:r>
+        <w:t>Group items by category</w:t>
+      </w:r>
+    </w:p>
+    <w:p/>
+    <w:p>
+      <w:pPr>
+        <w:pStyle w:val="Heading3"/>
+      </w:pPr>
+      <w:bookmarkStart w:id="16" w:name="_Toc236077733"/>
+      <w:r>
+        <w:t>Data Storage Component</w:t>
+      </w:r>
+      <w:bookmarkEnd w:id="16"/>
+    </w:p>
+    <w:p>
+      <w:r>
+        <w:t>Stores all persistent data.</w:t>
+      </w:r>
+    </w:p>
+    <w:p>
+      <w:r>
+        <w:t>Supports functional requirements:</w:t>
+      </w:r>
+    </w:p>
+    <w:p>
+      <w:pPr>
+        <w:pStyle w:val="ListParagraph"/>
+        <w:numPr>
+          <w:ilvl w:val="0"/>
+          <w:numId w:val="45"/>
+        </w:numPr>
+      </w:pPr>
+      <w:r>
+        <w:t>Save user profile</w:t>
+      </w:r>
+    </w:p>
+    <w:p>
+      <w:pPr>
+        <w:pStyle w:val="ListParagraph"/>
+        <w:numPr>
+          <w:ilvl w:val="0"/>
+          <w:numId w:val="45"/>
+        </w:numPr>
+      </w:pPr>
+      <w:r>
+        <w:t>Save generated meal plans</w:t>
+      </w:r>
+    </w:p>
+    <w:p>
+      <w:pPr>
+        <w:pStyle w:val="ListParagraph"/>
+        <w:numPr>
+          <w:ilvl w:val="0"/>
+          <w:numId w:val="45"/>
+        </w:numPr>
+      </w:pPr>
+      <w:r>
+        <w:t>Save recipes</w:t>
+      </w:r>
+    </w:p>
+    <w:p>
+      <w:pPr>
+        <w:pStyle w:val="ListParagraph"/>
+        <w:numPr>
+          <w:ilvl w:val="0"/>
+          <w:numId w:val="45"/>
+        </w:numPr>
+      </w:pPr>
+      <w:r>
+        <w:t>Save grocery lists</w:t>
+      </w:r>
+    </w:p>
+    <w:p>
+      <w:r>
+        <w:t>Key responsibilities:</w:t>
+      </w:r>
+    </w:p>
+    <w:p>
+      <w:pPr>
+        <w:pStyle w:val="ListParagraph"/>
+        <w:numPr>
+          <w:ilvl w:val="0"/>
+          <w:numId w:val="46"/>
+        </w:numPr>
+      </w:pPr>
+      <w:r>
+        <w:t>Provide secure storage</w:t>
+      </w:r>
+    </w:p>
+    <w:p>
+      <w:pPr>
+        <w:pStyle w:val="ListParagraph"/>
+        <w:numPr>
+          <w:ilvl w:val="0"/>
+          <w:numId w:val="46"/>
+        </w:numPr>
+      </w:pPr>
+      <w:r>
+        <w:t>Retrieve data for UI and AI components</w:t>
+      </w:r>
+    </w:p>
+    <w:p>
+      <w:pPr>
+        <w:spacing w:after="160" w:line="259" w:lineRule="auto"/>
+      </w:pPr>
+      <w:r>
+        <w:br w:type="page"/>
+      </w:r>
+    </w:p>
+    <w:p>
+      <w:pPr>
+        <w:pStyle w:val="Heading3"/>
+      </w:pPr>
+      <w:bookmarkStart w:id="17" w:name="_Toc236077734"/>
+      <w:r>
+        <w:lastRenderedPageBreak/>
+        <w:t>Mobile App Interface Component</w:t>
+      </w:r>
+      <w:bookmarkEnd w:id="17"/>
+    </w:p>
+    <w:p>
+      <w:r>
+        <w:t>User-facing interface.</w:t>
+      </w:r>
+    </w:p>
+    <w:p>
+      <w:r>
+        <w:t>Supports functional requirements:</w:t>
+      </w:r>
+    </w:p>
+    <w:p>
+      <w:pPr>
+        <w:pStyle w:val="ListParagraph"/>
+        <w:numPr>
+          <w:ilvl w:val="0"/>
+          <w:numId w:val="49"/>
+        </w:numPr>
+      </w:pPr>
+      <w:r>
+        <w:t>View meal plans</w:t>
+      </w:r>
+    </w:p>
+    <w:p>
+      <w:pPr>
+        <w:pStyle w:val="ListParagraph"/>
+        <w:numPr>
+          <w:ilvl w:val="0"/>
+          <w:numId w:val="49"/>
+        </w:numPr>
+      </w:pPr>
+      <w:r>
+        <w:t>View recipes</w:t>
+      </w:r>
+    </w:p>
+    <w:p>
+      <w:pPr>
+        <w:pStyle w:val="ListParagraph"/>
+        <w:numPr>
+          <w:ilvl w:val="0"/>
+          <w:numId w:val="49"/>
+        </w:numPr>
+      </w:pPr>
+      <w:r>
+        <w:t>View grocery lists</w:t>
+      </w:r>
+    </w:p>
+    <w:p>
+      <w:r>
+        <w:t>Key responsibilities:</w:t>
+      </w:r>
+    </w:p>
+    <w:p>
+      <w:pPr>
+        <w:pStyle w:val="ListParagraph"/>
+        <w:numPr>
+          <w:ilvl w:val="0"/>
+          <w:numId w:val="50"/>
+        </w:numPr>
+      </w:pPr>
+      <w:r>
+        <w:t>Display data</w:t>
+      </w:r>
+    </w:p>
+    <w:p>
+      <w:pPr>
+        <w:pStyle w:val="ListParagraph"/>
+        <w:numPr>
+          <w:ilvl w:val="0"/>
+          <w:numId w:val="50"/>
+        </w:numPr>
+      </w:pPr>
+      <w:r>
+        <w:t>Handle user interactions</w:t>
+      </w:r>
+    </w:p>
+    <w:p>
+      <w:pPr>
+        <w:pStyle w:val="ListParagraph"/>
+        <w:numPr>
+          <w:ilvl w:val="0"/>
+          <w:numId w:val="50"/>
+        </w:numPr>
+      </w:pPr>
+      <w:r>
+        <w:t>Provide navigation</w:t>
+      </w:r>
+    </w:p>
+    <w:p/>
     <w:p/>
     <w:sectPr>
       <w:pgSz w:w="11906" w:h="16838"/>
@@ -2501,6 +3780,643 @@
     </w:lvl>
   </w:abstractNum>
   <w:abstractNum w:abstractNumId="3" w15:restartNumberingAfterBreak="0">
+    <w:nsid w:val="077C477F"/>
+    <w:multiLevelType w:val="multilevel"/>
+    <w:tmpl w:val="49943D08"/>
+    <w:lvl w:ilvl="0">
+      <w:start w:val="1"/>
+      <w:numFmt w:val="bullet"/>
+      <w:lvlText w:val=""/>
+      <w:lvlJc w:val="left"/>
+      <w:pPr>
+        <w:tabs>
+          <w:tab w:val="num" w:pos="720"/>
+        </w:tabs>
+        <w:ind w:left="720" w:hanging="360"/>
+      </w:pPr>
+      <w:rPr>
+        <w:rFonts w:ascii="Symbol" w:hAnsi="Symbol" w:hint="default"/>
+        <w:sz w:val="20"/>
+      </w:rPr>
+    </w:lvl>
+    <w:lvl w:ilvl="1" w:tentative="1">
+      <w:start w:val="1"/>
+      <w:numFmt w:val="bullet"/>
+      <w:lvlText w:val="o"/>
+      <w:lvlJc w:val="left"/>
+      <w:pPr>
+        <w:tabs>
+          <w:tab w:val="num" w:pos="1440"/>
+        </w:tabs>
+        <w:ind w:left="1440" w:hanging="360"/>
+      </w:pPr>
+      <w:rPr>
+        <w:rFonts w:ascii="Courier New" w:hAnsi="Courier New" w:hint="default"/>
+        <w:sz w:val="20"/>
+      </w:rPr>
+    </w:lvl>
+    <w:lvl w:ilvl="2" w:tentative="1">
+      <w:start w:val="1"/>
+      <w:numFmt w:val="bullet"/>
+      <w:lvlText w:val=""/>
+      <w:lvlJc w:val="left"/>
+      <w:pPr>
+        <w:tabs>
+          <w:tab w:val="num" w:pos="2160"/>
+        </w:tabs>
+        <w:ind w:left="2160" w:hanging="360"/>
+      </w:pPr>
+      <w:rPr>
+        <w:rFonts w:ascii="Wingdings" w:hAnsi="Wingdings" w:hint="default"/>
+        <w:sz w:val="20"/>
+      </w:rPr>
+    </w:lvl>
+    <w:lvl w:ilvl="3" w:tentative="1">
+      <w:start w:val="1"/>
+      <w:numFmt w:val="bullet"/>
+      <w:lvlText w:val=""/>
+      <w:lvlJc w:val="left"/>
+      <w:pPr>
+        <w:tabs>
+          <w:tab w:val="num" w:pos="2880"/>
+        </w:tabs>
+        <w:ind w:left="2880" w:hanging="360"/>
+      </w:pPr>
+      <w:rPr>
+        <w:rFonts w:ascii="Wingdings" w:hAnsi="Wingdings" w:hint="default"/>
+        <w:sz w:val="20"/>
+      </w:rPr>
+    </w:lvl>
+    <w:lvl w:ilvl="4" w:tentative="1">
+      <w:start w:val="1"/>
+      <w:numFmt w:val="bullet"/>
+      <w:lvlText w:val=""/>
+      <w:lvlJc w:val="left"/>
+      <w:pPr>
+        <w:tabs>
+          <w:tab w:val="num" w:pos="3600"/>
+        </w:tabs>
+        <w:ind w:left="3600" w:hanging="360"/>
+      </w:pPr>
+      <w:rPr>
+        <w:rFonts w:ascii="Wingdings" w:hAnsi="Wingdings" w:hint="default"/>
+        <w:sz w:val="20"/>
+      </w:rPr>
+    </w:lvl>
+    <w:lvl w:ilvl="5" w:tentative="1">
+      <w:start w:val="1"/>
+      <w:numFmt w:val="bullet"/>
+      <w:lvlText w:val=""/>
+      <w:lvlJc w:val="left"/>
+      <w:pPr>
+        <w:tabs>
+          <w:tab w:val="num" w:pos="4320"/>
+        </w:tabs>
+        <w:ind w:left="4320" w:hanging="360"/>
+      </w:pPr>
+      <w:rPr>
+        <w:rFonts w:ascii="Wingdings" w:hAnsi="Wingdings" w:hint="default"/>
+        <w:sz w:val="20"/>
+      </w:rPr>
+    </w:lvl>
+    <w:lvl w:ilvl="6" w:tentative="1">
+      <w:start w:val="1"/>
+      <w:numFmt w:val="bullet"/>
+      <w:lvlText w:val=""/>
+      <w:lvlJc w:val="left"/>
+      <w:pPr>
+        <w:tabs>
+          <w:tab w:val="num" w:pos="5040"/>
+        </w:tabs>
+        <w:ind w:left="5040" w:hanging="360"/>
+      </w:pPr>
+      <w:rPr>
+        <w:rFonts w:ascii="Wingdings" w:hAnsi="Wingdings" w:hint="default"/>
+        <w:sz w:val="20"/>
+      </w:rPr>
+    </w:lvl>
+    <w:lvl w:ilvl="7" w:tentative="1">
+      <w:start w:val="1"/>
+      <w:numFmt w:val="bullet"/>
+      <w:lvlText w:val=""/>
+      <w:lvlJc w:val="left"/>
+      <w:pPr>
+        <w:tabs>
+          <w:tab w:val="num" w:pos="5760"/>
+        </w:tabs>
+        <w:ind w:left="5760" w:hanging="360"/>
+      </w:pPr>
+      <w:rPr>
+        <w:rFonts w:ascii="Wingdings" w:hAnsi="Wingdings" w:hint="default"/>
+        <w:sz w:val="20"/>
+      </w:rPr>
+    </w:lvl>
+    <w:lvl w:ilvl="8" w:tentative="1">
+      <w:start w:val="1"/>
+      <w:numFmt w:val="bullet"/>
+      <w:lvlText w:val=""/>
+      <w:lvlJc w:val="left"/>
+      <w:pPr>
+        <w:tabs>
+          <w:tab w:val="num" w:pos="6480"/>
+        </w:tabs>
+        <w:ind w:left="6480" w:hanging="360"/>
+      </w:pPr>
+      <w:rPr>
+        <w:rFonts w:ascii="Wingdings" w:hAnsi="Wingdings" w:hint="default"/>
+        <w:sz w:val="20"/>
+      </w:rPr>
+    </w:lvl>
+  </w:abstractNum>
+  <w:abstractNum w:abstractNumId="4" w15:restartNumberingAfterBreak="0">
+    <w:nsid w:val="078359ED"/>
+    <w:multiLevelType w:val="hybridMultilevel"/>
+    <w:tmpl w:val="1E4A5A6E"/>
+    <w:lvl w:ilvl="0" w:tplc="0C090001">
+      <w:start w:val="1"/>
+      <w:numFmt w:val="bullet"/>
+      <w:lvlText w:val=""/>
+      <w:lvlJc w:val="left"/>
+      <w:pPr>
+        <w:ind w:left="720" w:hanging="360"/>
+      </w:pPr>
+      <w:rPr>
+        <w:rFonts w:ascii="Symbol" w:hAnsi="Symbol" w:hint="default"/>
+      </w:rPr>
+    </w:lvl>
+    <w:lvl w:ilvl="1" w:tplc="0C090003" w:tentative="1">
+      <w:start w:val="1"/>
+      <w:numFmt w:val="bullet"/>
+      <w:lvlText w:val="o"/>
+      <w:lvlJc w:val="left"/>
+      <w:pPr>
+        <w:ind w:left="1440" w:hanging="360"/>
+      </w:pPr>
+      <w:rPr>
+        <w:rFonts w:ascii="Courier New" w:hAnsi="Courier New" w:cs="Courier New" w:hint="default"/>
+      </w:rPr>
+    </w:lvl>
+    <w:lvl w:ilvl="2" w:tplc="0C090005" w:tentative="1">
+      <w:start w:val="1"/>
+      <w:numFmt w:val="bullet"/>
+      <w:lvlText w:val=""/>
+      <w:lvlJc w:val="left"/>
+      <w:pPr>
+        <w:ind w:left="2160" w:hanging="360"/>
+      </w:pPr>
+      <w:rPr>
+        <w:rFonts w:ascii="Wingdings" w:hAnsi="Wingdings" w:hint="default"/>
+      </w:rPr>
+    </w:lvl>
+    <w:lvl w:ilvl="3" w:tplc="0C090001" w:tentative="1">
+      <w:start w:val="1"/>
+      <w:numFmt w:val="bullet"/>
+      <w:lvlText w:val=""/>
+      <w:lvlJc w:val="left"/>
+      <w:pPr>
+        <w:ind w:left="2880" w:hanging="360"/>
+      </w:pPr>
+      <w:rPr>
+        <w:rFonts w:ascii="Symbol" w:hAnsi="Symbol" w:hint="default"/>
+      </w:rPr>
+    </w:lvl>
+    <w:lvl w:ilvl="4" w:tplc="0C090003" w:tentative="1">
+      <w:start w:val="1"/>
+      <w:numFmt w:val="bullet"/>
+      <w:lvlText w:val="o"/>
+      <w:lvlJc w:val="left"/>
+      <w:pPr>
+        <w:ind w:left="3600" w:hanging="360"/>
+      </w:pPr>
+      <w:rPr>
+        <w:rFonts w:ascii="Courier New" w:hAnsi="Courier New" w:cs="Courier New" w:hint="default"/>
+      </w:rPr>
+    </w:lvl>
+    <w:lvl w:ilvl="5" w:tplc="0C090005" w:tentative="1">
+      <w:start w:val="1"/>
+      <w:numFmt w:val="bullet"/>
+      <w:lvlText w:val=""/>
+      <w:lvlJc w:val="left"/>
+      <w:pPr>
+        <w:ind w:left="4320" w:hanging="360"/>
+      </w:pPr>
+      <w:rPr>
+        <w:rFonts w:ascii="Wingdings" w:hAnsi="Wingdings" w:hint="default"/>
+      </w:rPr>
+    </w:lvl>
+    <w:lvl w:ilvl="6" w:tplc="0C090001" w:tentative="1">
+      <w:start w:val="1"/>
+      <w:numFmt w:val="bullet"/>
+      <w:lvlText w:val=""/>
+      <w:lvlJc w:val="left"/>
+      <w:pPr>
+        <w:ind w:left="5040" w:hanging="360"/>
+      </w:pPr>
+      <w:rPr>
+        <w:rFonts w:ascii="Symbol" w:hAnsi="Symbol" w:hint="default"/>
+      </w:rPr>
+    </w:lvl>
+    <w:lvl w:ilvl="7" w:tplc="0C090003" w:tentative="1">
+      <w:start w:val="1"/>
+      <w:numFmt w:val="bullet"/>
+      <w:lvlText w:val="o"/>
+      <w:lvlJc w:val="left"/>
+      <w:pPr>
+        <w:ind w:left="5760" w:hanging="360"/>
+      </w:pPr>
+      <w:rPr>
+        <w:rFonts w:ascii="Courier New" w:hAnsi="Courier New" w:cs="Courier New" w:hint="default"/>
+      </w:rPr>
+    </w:lvl>
+    <w:lvl w:ilvl="8" w:tplc="0C090005" w:tentative="1">
+      <w:start w:val="1"/>
+      <w:numFmt w:val="bullet"/>
+      <w:lvlText w:val=""/>
+      <w:lvlJc w:val="left"/>
+      <w:pPr>
+        <w:ind w:left="6480" w:hanging="360"/>
+      </w:pPr>
+      <w:rPr>
+        <w:rFonts w:ascii="Wingdings" w:hAnsi="Wingdings" w:hint="default"/>
+      </w:rPr>
+    </w:lvl>
+  </w:abstractNum>
+  <w:abstractNum w:abstractNumId="5" w15:restartNumberingAfterBreak="0">
+    <w:nsid w:val="080B3DEB"/>
+    <w:multiLevelType w:val="hybridMultilevel"/>
+    <w:tmpl w:val="5A9EB24C"/>
+    <w:lvl w:ilvl="0" w:tplc="0C090001">
+      <w:start w:val="1"/>
+      <w:numFmt w:val="bullet"/>
+      <w:lvlText w:val=""/>
+      <w:lvlJc w:val="left"/>
+      <w:pPr>
+        <w:ind w:left="720" w:hanging="360"/>
+      </w:pPr>
+      <w:rPr>
+        <w:rFonts w:ascii="Symbol" w:hAnsi="Symbol" w:hint="default"/>
+      </w:rPr>
+    </w:lvl>
+    <w:lvl w:ilvl="1" w:tplc="0C090003" w:tentative="1">
+      <w:start w:val="1"/>
+      <w:numFmt w:val="bullet"/>
+      <w:lvlText w:val="o"/>
+      <w:lvlJc w:val="left"/>
+      <w:pPr>
+        <w:ind w:left="1440" w:hanging="360"/>
+      </w:pPr>
+      <w:rPr>
+        <w:rFonts w:ascii="Courier New" w:hAnsi="Courier New" w:cs="Courier New" w:hint="default"/>
+      </w:rPr>
+    </w:lvl>
+    <w:lvl w:ilvl="2" w:tplc="0C090005" w:tentative="1">
+      <w:start w:val="1"/>
+      <w:numFmt w:val="bullet"/>
+      <w:lvlText w:val=""/>
+      <w:lvlJc w:val="left"/>
+      <w:pPr>
+        <w:ind w:left="2160" w:hanging="360"/>
+      </w:pPr>
+      <w:rPr>
+        <w:rFonts w:ascii="Wingdings" w:hAnsi="Wingdings" w:hint="default"/>
+      </w:rPr>
+    </w:lvl>
+    <w:lvl w:ilvl="3" w:tplc="0C090001" w:tentative="1">
+      <w:start w:val="1"/>
+      <w:numFmt w:val="bullet"/>
+      <w:lvlText w:val=""/>
+      <w:lvlJc w:val="left"/>
+      <w:pPr>
+        <w:ind w:left="2880" w:hanging="360"/>
+      </w:pPr>
+      <w:rPr>
+        <w:rFonts w:ascii="Symbol" w:hAnsi="Symbol" w:hint="default"/>
+      </w:rPr>
+    </w:lvl>
+    <w:lvl w:ilvl="4" w:tplc="0C090003" w:tentative="1">
+      <w:start w:val="1"/>
+      <w:numFmt w:val="bullet"/>
+      <w:lvlText w:val="o"/>
+      <w:lvlJc w:val="left"/>
+      <w:pPr>
+        <w:ind w:left="3600" w:hanging="360"/>
+      </w:pPr>
+      <w:rPr>
+        <w:rFonts w:ascii="Courier New" w:hAnsi="Courier New" w:cs="Courier New" w:hint="default"/>
+      </w:rPr>
+    </w:lvl>
+    <w:lvl w:ilvl="5" w:tplc="0C090005" w:tentative="1">
+      <w:start w:val="1"/>
+      <w:numFmt w:val="bullet"/>
+      <w:lvlText w:val=""/>
+      <w:lvlJc w:val="left"/>
+      <w:pPr>
+        <w:ind w:left="4320" w:hanging="360"/>
+      </w:pPr>
+      <w:rPr>
+        <w:rFonts w:ascii="Wingdings" w:hAnsi="Wingdings" w:hint="default"/>
+      </w:rPr>
+    </w:lvl>
+    <w:lvl w:ilvl="6" w:tplc="0C090001" w:tentative="1">
+      <w:start w:val="1"/>
+      <w:numFmt w:val="bullet"/>
+      <w:lvlText w:val=""/>
+      <w:lvlJc w:val="left"/>
+      <w:pPr>
+        <w:ind w:left="5040" w:hanging="360"/>
+      </w:pPr>
+      <w:rPr>
+        <w:rFonts w:ascii="Symbol" w:hAnsi="Symbol" w:hint="default"/>
+      </w:rPr>
+    </w:lvl>
+    <w:lvl w:ilvl="7" w:tplc="0C090003" w:tentative="1">
+      <w:start w:val="1"/>
+      <w:numFmt w:val="bullet"/>
+      <w:lvlText w:val="o"/>
+      <w:lvlJc w:val="left"/>
+      <w:pPr>
+        <w:ind w:left="5760" w:hanging="360"/>
+      </w:pPr>
+      <w:rPr>
+        <w:rFonts w:ascii="Courier New" w:hAnsi="Courier New" w:cs="Courier New" w:hint="default"/>
+      </w:rPr>
+    </w:lvl>
+    <w:lvl w:ilvl="8" w:tplc="0C090005" w:tentative="1">
+      <w:start w:val="1"/>
+      <w:numFmt w:val="bullet"/>
+      <w:lvlText w:val=""/>
+      <w:lvlJc w:val="left"/>
+      <w:pPr>
+        <w:ind w:left="6480" w:hanging="360"/>
+      </w:pPr>
+      <w:rPr>
+        <w:rFonts w:ascii="Wingdings" w:hAnsi="Wingdings" w:hint="default"/>
+      </w:rPr>
+    </w:lvl>
+  </w:abstractNum>
+  <w:abstractNum w:abstractNumId="6" w15:restartNumberingAfterBreak="0">
+    <w:nsid w:val="0B80697D"/>
+    <w:multiLevelType w:val="hybridMultilevel"/>
+    <w:tmpl w:val="8284A1EC"/>
+    <w:lvl w:ilvl="0" w:tplc="0C090001">
+      <w:start w:val="1"/>
+      <w:numFmt w:val="bullet"/>
+      <w:lvlText w:val=""/>
+      <w:lvlJc w:val="left"/>
+      <w:pPr>
+        <w:ind w:left="720" w:hanging="360"/>
+      </w:pPr>
+      <w:rPr>
+        <w:rFonts w:ascii="Symbol" w:hAnsi="Symbol" w:hint="default"/>
+      </w:rPr>
+    </w:lvl>
+    <w:lvl w:ilvl="1" w:tplc="0C090003" w:tentative="1">
+      <w:start w:val="1"/>
+      <w:numFmt w:val="bullet"/>
+      <w:lvlText w:val="o"/>
+      <w:lvlJc w:val="left"/>
+      <w:pPr>
+        <w:ind w:left="1440" w:hanging="360"/>
+      </w:pPr>
+      <w:rPr>
+        <w:rFonts w:ascii="Courier New" w:hAnsi="Courier New" w:cs="Courier New" w:hint="default"/>
+      </w:rPr>
+    </w:lvl>
+    <w:lvl w:ilvl="2" w:tplc="0C090005" w:tentative="1">
+      <w:start w:val="1"/>
+      <w:numFmt w:val="bullet"/>
+      <w:lvlText w:val=""/>
+      <w:lvlJc w:val="left"/>
+      <w:pPr>
+        <w:ind w:left="2160" w:hanging="360"/>
+      </w:pPr>
+      <w:rPr>
+        <w:rFonts w:ascii="Wingdings" w:hAnsi="Wingdings" w:hint="default"/>
+      </w:rPr>
+    </w:lvl>
+    <w:lvl w:ilvl="3" w:tplc="0C090001" w:tentative="1">
+      <w:start w:val="1"/>
+      <w:numFmt w:val="bullet"/>
+      <w:lvlText w:val=""/>
+      <w:lvlJc w:val="left"/>
+      <w:pPr>
+        <w:ind w:left="2880" w:hanging="360"/>
+      </w:pPr>
+      <w:rPr>
+        <w:rFonts w:ascii="Symbol" w:hAnsi="Symbol" w:hint="default"/>
+      </w:rPr>
+    </w:lvl>
+    <w:lvl w:ilvl="4" w:tplc="0C090003" w:tentative="1">
+      <w:start w:val="1"/>
+      <w:numFmt w:val="bullet"/>
+      <w:lvlText w:val="o"/>
+      <w:lvlJc w:val="left"/>
+      <w:pPr>
+        <w:ind w:left="3600" w:hanging="360"/>
+      </w:pPr>
+      <w:rPr>
+        <w:rFonts w:ascii="Courier New" w:hAnsi="Courier New" w:cs="Courier New" w:hint="default"/>
+      </w:rPr>
+    </w:lvl>
+    <w:lvl w:ilvl="5" w:tplc="0C090005" w:tentative="1">
+      <w:start w:val="1"/>
+      <w:numFmt w:val="bullet"/>
+      <w:lvlText w:val=""/>
+      <w:lvlJc w:val="left"/>
+      <w:pPr>
+        <w:ind w:left="4320" w:hanging="360"/>
+      </w:pPr>
+      <w:rPr>
+        <w:rFonts w:ascii="Wingdings" w:hAnsi="Wingdings" w:hint="default"/>
+      </w:rPr>
+    </w:lvl>
+    <w:lvl w:ilvl="6" w:tplc="0C090001" w:tentative="1">
+      <w:start w:val="1"/>
+      <w:numFmt w:val="bullet"/>
+      <w:lvlText w:val=""/>
+      <w:lvlJc w:val="left"/>
+      <w:pPr>
+        <w:ind w:left="5040" w:hanging="360"/>
+      </w:pPr>
+      <w:rPr>
+        <w:rFonts w:ascii="Symbol" w:hAnsi="Symbol" w:hint="default"/>
+      </w:rPr>
+    </w:lvl>
+    <w:lvl w:ilvl="7" w:tplc="0C090003" w:tentative="1">
+      <w:start w:val="1"/>
+      <w:numFmt w:val="bullet"/>
+      <w:lvlText w:val="o"/>
+      <w:lvlJc w:val="left"/>
+      <w:pPr>
+        <w:ind w:left="5760" w:hanging="360"/>
+      </w:pPr>
+      <w:rPr>
+        <w:rFonts w:ascii="Courier New" w:hAnsi="Courier New" w:cs="Courier New" w:hint="default"/>
+      </w:rPr>
+    </w:lvl>
+    <w:lvl w:ilvl="8" w:tplc="0C090005" w:tentative="1">
+      <w:start w:val="1"/>
+      <w:numFmt w:val="bullet"/>
+      <w:lvlText w:val=""/>
+      <w:lvlJc w:val="left"/>
+      <w:pPr>
+        <w:ind w:left="6480" w:hanging="360"/>
+      </w:pPr>
+      <w:rPr>
+        <w:rFonts w:ascii="Wingdings" w:hAnsi="Wingdings" w:hint="default"/>
+      </w:rPr>
+    </w:lvl>
+  </w:abstractNum>
+  <w:abstractNum w:abstractNumId="7" w15:restartNumberingAfterBreak="0">
+    <w:nsid w:val="0E7B3BFD"/>
+    <w:multiLevelType w:val="multilevel"/>
+    <w:tmpl w:val="2A32260C"/>
+    <w:lvl w:ilvl="0">
+      <w:start w:val="1"/>
+      <w:numFmt w:val="bullet"/>
+      <w:lvlText w:val=""/>
+      <w:lvlJc w:val="left"/>
+      <w:pPr>
+        <w:tabs>
+          <w:tab w:val="num" w:pos="720"/>
+        </w:tabs>
+        <w:ind w:left="720" w:hanging="360"/>
+      </w:pPr>
+      <w:rPr>
+        <w:rFonts w:ascii="Symbol" w:hAnsi="Symbol" w:hint="default"/>
+        <w:sz w:val="20"/>
+      </w:rPr>
+    </w:lvl>
+    <w:lvl w:ilvl="1" w:tentative="1">
+      <w:start w:val="1"/>
+      <w:numFmt w:val="bullet"/>
+      <w:lvlText w:val="o"/>
+      <w:lvlJc w:val="left"/>
+      <w:pPr>
+        <w:tabs>
+          <w:tab w:val="num" w:pos="1440"/>
+        </w:tabs>
+        <w:ind w:left="1440" w:hanging="360"/>
+      </w:pPr>
+      <w:rPr>
+        <w:rFonts w:ascii="Courier New" w:hAnsi="Courier New" w:hint="default"/>
+        <w:sz w:val="20"/>
+      </w:rPr>
+    </w:lvl>
+    <w:lvl w:ilvl="2" w:tentative="1">
+      <w:start w:val="1"/>
+      <w:numFmt w:val="bullet"/>
+      <w:lvlText w:val=""/>
+      <w:lvlJc w:val="left"/>
+      <w:pPr>
+        <w:tabs>
+          <w:tab w:val="num" w:pos="2160"/>
+        </w:tabs>
+        <w:ind w:left="2160" w:hanging="360"/>
+      </w:pPr>
+      <w:rPr>
+        <w:rFonts w:ascii="Wingdings" w:hAnsi="Wingdings" w:hint="default"/>
+        <w:sz w:val="20"/>
+      </w:rPr>
+    </w:lvl>
+    <w:lvl w:ilvl="3" w:tentative="1">
+      <w:start w:val="1"/>
+      <w:numFmt w:val="bullet"/>
+      <w:lvlText w:val=""/>
+      <w:lvlJc w:val="left"/>
+      <w:pPr>
+        <w:tabs>
+          <w:tab w:val="num" w:pos="2880"/>
+        </w:tabs>
+        <w:ind w:left="2880" w:hanging="360"/>
+      </w:pPr>
+      <w:rPr>
+        <w:rFonts w:ascii="Wingdings" w:hAnsi="Wingdings" w:hint="default"/>
+        <w:sz w:val="20"/>
+      </w:rPr>
+    </w:lvl>
+    <w:lvl w:ilvl="4" w:tentative="1">
+      <w:start w:val="1"/>
+      <w:numFmt w:val="bullet"/>
+      <w:lvlText w:val=""/>
+      <w:lvlJc w:val="left"/>
+      <w:pPr>
+        <w:tabs>
+          <w:tab w:val="num" w:pos="3600"/>
+        </w:tabs>
+        <w:ind w:left="3600" w:hanging="360"/>
+      </w:pPr>
+      <w:rPr>
+        <w:rFonts w:ascii="Wingdings" w:hAnsi="Wingdings" w:hint="default"/>
+        <w:sz w:val="20"/>
+      </w:rPr>
+    </w:lvl>
+    <w:lvl w:ilvl="5" w:tentative="1">
+      <w:start w:val="1"/>
+      <w:numFmt w:val="bullet"/>
+      <w:lvlText w:val=""/>
+      <w:lvlJc w:val="left"/>
+      <w:pPr>
+        <w:tabs>
+          <w:tab w:val="num" w:pos="4320"/>
+        </w:tabs>
+        <w:ind w:left="4320" w:hanging="360"/>
+      </w:pPr>
+      <w:rPr>
+        <w:rFonts w:ascii="Wingdings" w:hAnsi="Wingdings" w:hint="default"/>
+        <w:sz w:val="20"/>
+      </w:rPr>
+    </w:lvl>
+    <w:lvl w:ilvl="6" w:tentative="1">
+      <w:start w:val="1"/>
+      <w:numFmt w:val="bullet"/>
+      <w:lvlText w:val=""/>
+      <w:lvlJc w:val="left"/>
+      <w:pPr>
+        <w:tabs>
+          <w:tab w:val="num" w:pos="5040"/>
+        </w:tabs>
+        <w:ind w:left="5040" w:hanging="360"/>
+      </w:pPr>
+      <w:rPr>
+        <w:rFonts w:ascii="Wingdings" w:hAnsi="Wingdings" w:hint="default"/>
+        <w:sz w:val="20"/>
+      </w:rPr>
+    </w:lvl>
+    <w:lvl w:ilvl="7" w:tentative="1">
+      <w:start w:val="1"/>
+      <w:numFmt w:val="bullet"/>
+      <w:lvlText w:val=""/>
+      <w:lvlJc w:val="left"/>
+      <w:pPr>
+        <w:tabs>
+          <w:tab w:val="num" w:pos="5760"/>
+        </w:tabs>
+        <w:ind w:left="5760" w:hanging="360"/>
+      </w:pPr>
+      <w:rPr>
+        <w:rFonts w:ascii="Wingdings" w:hAnsi="Wingdings" w:hint="default"/>
+        <w:sz w:val="20"/>
+      </w:rPr>
+    </w:lvl>
+    <w:lvl w:ilvl="8" w:tentative="1">
+      <w:start w:val="1"/>
+      <w:numFmt w:val="bullet"/>
+      <w:lvlText w:val=""/>
+      <w:lvlJc w:val="left"/>
+      <w:pPr>
+        <w:tabs>
+          <w:tab w:val="num" w:pos="6480"/>
+        </w:tabs>
+        <w:ind w:left="6480" w:hanging="360"/>
+      </w:pPr>
+      <w:rPr>
+        <w:rFonts w:ascii="Wingdings" w:hAnsi="Wingdings" w:hint="default"/>
+        <w:sz w:val="20"/>
+      </w:rPr>
+    </w:lvl>
+  </w:abstractNum>
+  <w:abstractNum w:abstractNumId="8" w15:restartNumberingAfterBreak="0">
     <w:nsid w:val="106A6E60"/>
     <w:multiLevelType w:val="multilevel"/>
     <w:tmpl w:val="2FE4AFD0"/>
@@ -2649,7 +4565,269 @@
       </w:rPr>
     </w:lvl>
   </w:abstractNum>
-  <w:abstractNum w:abstractNumId="4" w15:restartNumberingAfterBreak="0">
+  <w:abstractNum w:abstractNumId="9" w15:restartNumberingAfterBreak="0">
+    <w:nsid w:val="10E3077F"/>
+    <w:multiLevelType w:val="hybridMultilevel"/>
+    <w:tmpl w:val="985A415C"/>
+    <w:lvl w:ilvl="0" w:tplc="0C090001">
+      <w:start w:val="1"/>
+      <w:numFmt w:val="bullet"/>
+      <w:lvlText w:val=""/>
+      <w:lvlJc w:val="left"/>
+      <w:pPr>
+        <w:ind w:left="720" w:hanging="360"/>
+      </w:pPr>
+      <w:rPr>
+        <w:rFonts w:ascii="Symbol" w:hAnsi="Symbol" w:hint="default"/>
+      </w:rPr>
+    </w:lvl>
+    <w:lvl w:ilvl="1" w:tplc="0C090003" w:tentative="1">
+      <w:start w:val="1"/>
+      <w:numFmt w:val="bullet"/>
+      <w:lvlText w:val="o"/>
+      <w:lvlJc w:val="left"/>
+      <w:pPr>
+        <w:ind w:left="1440" w:hanging="360"/>
+      </w:pPr>
+      <w:rPr>
+        <w:rFonts w:ascii="Courier New" w:hAnsi="Courier New" w:cs="Courier New" w:hint="default"/>
+      </w:rPr>
+    </w:lvl>
+    <w:lvl w:ilvl="2" w:tplc="0C090005" w:tentative="1">
+      <w:start w:val="1"/>
+      <w:numFmt w:val="bullet"/>
+      <w:lvlText w:val=""/>
+      <w:lvlJc w:val="left"/>
+      <w:pPr>
+        <w:ind w:left="2160" w:hanging="360"/>
+      </w:pPr>
+      <w:rPr>
+        <w:rFonts w:ascii="Wingdings" w:hAnsi="Wingdings" w:hint="default"/>
+      </w:rPr>
+    </w:lvl>
+    <w:lvl w:ilvl="3" w:tplc="0C090001" w:tentative="1">
+      <w:start w:val="1"/>
+      <w:numFmt w:val="bullet"/>
+      <w:lvlText w:val=""/>
+      <w:lvlJc w:val="left"/>
+      <w:pPr>
+        <w:ind w:left="2880" w:hanging="360"/>
+      </w:pPr>
+      <w:rPr>
+        <w:rFonts w:ascii="Symbol" w:hAnsi="Symbol" w:hint="default"/>
+      </w:rPr>
+    </w:lvl>
+    <w:lvl w:ilvl="4" w:tplc="0C090003" w:tentative="1">
+      <w:start w:val="1"/>
+      <w:numFmt w:val="bullet"/>
+      <w:lvlText w:val="o"/>
+      <w:lvlJc w:val="left"/>
+      <w:pPr>
+        <w:ind w:left="3600" w:hanging="360"/>
+      </w:pPr>
+      <w:rPr>
+        <w:rFonts w:ascii="Courier New" w:hAnsi="Courier New" w:cs="Courier New" w:hint="default"/>
+      </w:rPr>
+    </w:lvl>
+    <w:lvl w:ilvl="5" w:tplc="0C090005" w:tentative="1">
+      <w:start w:val="1"/>
+      <w:numFmt w:val="bullet"/>
+      <w:lvlText w:val=""/>
+      <w:lvlJc w:val="left"/>
+      <w:pPr>
+        <w:ind w:left="4320" w:hanging="360"/>
+      </w:pPr>
+      <w:rPr>
+        <w:rFonts w:ascii="Wingdings" w:hAnsi="Wingdings" w:hint="default"/>
+      </w:rPr>
+    </w:lvl>
+    <w:lvl w:ilvl="6" w:tplc="0C090001" w:tentative="1">
+      <w:start w:val="1"/>
+      <w:numFmt w:val="bullet"/>
+      <w:lvlText w:val=""/>
+      <w:lvlJc w:val="left"/>
+      <w:pPr>
+        <w:ind w:left="5040" w:hanging="360"/>
+      </w:pPr>
+      <w:rPr>
+        <w:rFonts w:ascii="Symbol" w:hAnsi="Symbol" w:hint="default"/>
+      </w:rPr>
+    </w:lvl>
+    <w:lvl w:ilvl="7" w:tplc="0C090003" w:tentative="1">
+      <w:start w:val="1"/>
+      <w:numFmt w:val="bullet"/>
+      <w:lvlText w:val="o"/>
+      <w:lvlJc w:val="left"/>
+      <w:pPr>
+        <w:ind w:left="5760" w:hanging="360"/>
+      </w:pPr>
+      <w:rPr>
+        <w:rFonts w:ascii="Courier New" w:hAnsi="Courier New" w:cs="Courier New" w:hint="default"/>
+      </w:rPr>
+    </w:lvl>
+    <w:lvl w:ilvl="8" w:tplc="0C090005" w:tentative="1">
+      <w:start w:val="1"/>
+      <w:numFmt w:val="bullet"/>
+      <w:lvlText w:val=""/>
+      <w:lvlJc w:val="left"/>
+      <w:pPr>
+        <w:ind w:left="6480" w:hanging="360"/>
+      </w:pPr>
+      <w:rPr>
+        <w:rFonts w:ascii="Wingdings" w:hAnsi="Wingdings" w:hint="default"/>
+      </w:rPr>
+    </w:lvl>
+  </w:abstractNum>
+  <w:abstractNum w:abstractNumId="10" w15:restartNumberingAfterBreak="0">
+    <w:nsid w:val="10F117F2"/>
+    <w:multiLevelType w:val="multilevel"/>
+    <w:tmpl w:val="8F4E45CA"/>
+    <w:lvl w:ilvl="0">
+      <w:start w:val="1"/>
+      <w:numFmt w:val="bullet"/>
+      <w:lvlText w:val=""/>
+      <w:lvlJc w:val="left"/>
+      <w:pPr>
+        <w:tabs>
+          <w:tab w:val="num" w:pos="720"/>
+        </w:tabs>
+        <w:ind w:left="720" w:hanging="360"/>
+      </w:pPr>
+      <w:rPr>
+        <w:rFonts w:ascii="Symbol" w:hAnsi="Symbol" w:hint="default"/>
+        <w:sz w:val="20"/>
+      </w:rPr>
+    </w:lvl>
+    <w:lvl w:ilvl="1" w:tentative="1">
+      <w:start w:val="1"/>
+      <w:numFmt w:val="bullet"/>
+      <w:lvlText w:val="o"/>
+      <w:lvlJc w:val="left"/>
+      <w:pPr>
+        <w:tabs>
+          <w:tab w:val="num" w:pos="1440"/>
+        </w:tabs>
+        <w:ind w:left="1440" w:hanging="360"/>
+      </w:pPr>
+      <w:rPr>
+        <w:rFonts w:ascii="Courier New" w:hAnsi="Courier New" w:hint="default"/>
+        <w:sz w:val="20"/>
+      </w:rPr>
+    </w:lvl>
+    <w:lvl w:ilvl="2" w:tentative="1">
+      <w:start w:val="1"/>
+      <w:numFmt w:val="bullet"/>
+      <w:lvlText w:val=""/>
+      <w:lvlJc w:val="left"/>
+      <w:pPr>
+        <w:tabs>
+          <w:tab w:val="num" w:pos="2160"/>
+        </w:tabs>
+        <w:ind w:left="2160" w:hanging="360"/>
+      </w:pPr>
+      <w:rPr>
+        <w:rFonts w:ascii="Wingdings" w:hAnsi="Wingdings" w:hint="default"/>
+        <w:sz w:val="20"/>
+      </w:rPr>
+    </w:lvl>
+    <w:lvl w:ilvl="3" w:tentative="1">
+      <w:start w:val="1"/>
+      <w:numFmt w:val="bullet"/>
+      <w:lvlText w:val=""/>
+      <w:lvlJc w:val="left"/>
+      <w:pPr>
+        <w:tabs>
+          <w:tab w:val="num" w:pos="2880"/>
+        </w:tabs>
+        <w:ind w:left="2880" w:hanging="360"/>
+      </w:pPr>
+      <w:rPr>
+        <w:rFonts w:ascii="Wingdings" w:hAnsi="Wingdings" w:hint="default"/>
+        <w:sz w:val="20"/>
+      </w:rPr>
+    </w:lvl>
+    <w:lvl w:ilvl="4" w:tentative="1">
+      <w:start w:val="1"/>
+      <w:numFmt w:val="bullet"/>
+      <w:lvlText w:val=""/>
+      <w:lvlJc w:val="left"/>
+      <w:pPr>
+        <w:tabs>
+          <w:tab w:val="num" w:pos="3600"/>
+        </w:tabs>
+        <w:ind w:left="3600" w:hanging="360"/>
+      </w:pPr>
+      <w:rPr>
+        <w:rFonts w:ascii="Wingdings" w:hAnsi="Wingdings" w:hint="default"/>
+        <w:sz w:val="20"/>
+      </w:rPr>
+    </w:lvl>
+    <w:lvl w:ilvl="5" w:tentative="1">
+      <w:start w:val="1"/>
+      <w:numFmt w:val="bullet"/>
+      <w:lvlText w:val=""/>
+      <w:lvlJc w:val="left"/>
+      <w:pPr>
+        <w:tabs>
+          <w:tab w:val="num" w:pos="4320"/>
+        </w:tabs>
+        <w:ind w:left="4320" w:hanging="360"/>
+      </w:pPr>
+      <w:rPr>
+        <w:rFonts w:ascii="Wingdings" w:hAnsi="Wingdings" w:hint="default"/>
+        <w:sz w:val="20"/>
+      </w:rPr>
+    </w:lvl>
+    <w:lvl w:ilvl="6" w:tentative="1">
+      <w:start w:val="1"/>
+      <w:numFmt w:val="bullet"/>
+      <w:lvlText w:val=""/>
+      <w:lvlJc w:val="left"/>
+      <w:pPr>
+        <w:tabs>
+          <w:tab w:val="num" w:pos="5040"/>
+        </w:tabs>
+        <w:ind w:left="5040" w:hanging="360"/>
+      </w:pPr>
+      <w:rPr>
+        <w:rFonts w:ascii="Wingdings" w:hAnsi="Wingdings" w:hint="default"/>
+        <w:sz w:val="20"/>
+      </w:rPr>
+    </w:lvl>
+    <w:lvl w:ilvl="7" w:tentative="1">
+      <w:start w:val="1"/>
+      <w:numFmt w:val="bullet"/>
+      <w:lvlText w:val=""/>
+      <w:lvlJc w:val="left"/>
+      <w:pPr>
+        <w:tabs>
+          <w:tab w:val="num" w:pos="5760"/>
+        </w:tabs>
+        <w:ind w:left="5760" w:hanging="360"/>
+      </w:pPr>
+      <w:rPr>
+        <w:rFonts w:ascii="Wingdings" w:hAnsi="Wingdings" w:hint="default"/>
+        <w:sz w:val="20"/>
+      </w:rPr>
+    </w:lvl>
+    <w:lvl w:ilvl="8" w:tentative="1">
+      <w:start w:val="1"/>
+      <w:numFmt w:val="bullet"/>
+      <w:lvlText w:val=""/>
+      <w:lvlJc w:val="left"/>
+      <w:pPr>
+        <w:tabs>
+          <w:tab w:val="num" w:pos="6480"/>
+        </w:tabs>
+        <w:ind w:left="6480" w:hanging="360"/>
+      </w:pPr>
+      <w:rPr>
+        <w:rFonts w:ascii="Wingdings" w:hAnsi="Wingdings" w:hint="default"/>
+        <w:sz w:val="20"/>
+      </w:rPr>
+    </w:lvl>
+  </w:abstractNum>
+  <w:abstractNum w:abstractNumId="11" w15:restartNumberingAfterBreak="0">
     <w:nsid w:val="14187F81"/>
     <w:multiLevelType w:val="multilevel"/>
     <w:tmpl w:val="B8147EAE"/>
@@ -2798,7 +4976,156 @@
       </w:rPr>
     </w:lvl>
   </w:abstractNum>
-  <w:abstractNum w:abstractNumId="5" w15:restartNumberingAfterBreak="0">
+  <w:abstractNum w:abstractNumId="12" w15:restartNumberingAfterBreak="0">
+    <w:nsid w:val="1635237F"/>
+    <w:multiLevelType w:val="multilevel"/>
+    <w:tmpl w:val="12A6ADB2"/>
+    <w:lvl w:ilvl="0">
+      <w:start w:val="1"/>
+      <w:numFmt w:val="bullet"/>
+      <w:lvlText w:val=""/>
+      <w:lvlJc w:val="left"/>
+      <w:pPr>
+        <w:tabs>
+          <w:tab w:val="num" w:pos="720"/>
+        </w:tabs>
+        <w:ind w:left="720" w:hanging="360"/>
+      </w:pPr>
+      <w:rPr>
+        <w:rFonts w:ascii="Symbol" w:hAnsi="Symbol" w:hint="default"/>
+        <w:sz w:val="20"/>
+      </w:rPr>
+    </w:lvl>
+    <w:lvl w:ilvl="1" w:tentative="1">
+      <w:start w:val="1"/>
+      <w:numFmt w:val="bullet"/>
+      <w:lvlText w:val="o"/>
+      <w:lvlJc w:val="left"/>
+      <w:pPr>
+        <w:tabs>
+          <w:tab w:val="num" w:pos="1440"/>
+        </w:tabs>
+        <w:ind w:left="1440" w:hanging="360"/>
+      </w:pPr>
+      <w:rPr>
+        <w:rFonts w:ascii="Courier New" w:hAnsi="Courier New" w:hint="default"/>
+        <w:sz w:val="20"/>
+      </w:rPr>
+    </w:lvl>
+    <w:lvl w:ilvl="2" w:tentative="1">
+      <w:start w:val="1"/>
+      <w:numFmt w:val="bullet"/>
+      <w:lvlText w:val=""/>
+      <w:lvlJc w:val="left"/>
+      <w:pPr>
+        <w:tabs>
+          <w:tab w:val="num" w:pos="2160"/>
+        </w:tabs>
+        <w:ind w:left="2160" w:hanging="360"/>
+      </w:pPr>
+      <w:rPr>
+        <w:rFonts w:ascii="Wingdings" w:hAnsi="Wingdings" w:hint="default"/>
+        <w:sz w:val="20"/>
+      </w:rPr>
+    </w:lvl>
+    <w:lvl w:ilvl="3" w:tentative="1">
+      <w:start w:val="1"/>
+      <w:numFmt w:val="bullet"/>
+      <w:lvlText w:val=""/>
+      <w:lvlJc w:val="left"/>
+      <w:pPr>
+        <w:tabs>
+          <w:tab w:val="num" w:pos="2880"/>
+        </w:tabs>
+        <w:ind w:left="2880" w:hanging="360"/>
+      </w:pPr>
+      <w:rPr>
+        <w:rFonts w:ascii="Wingdings" w:hAnsi="Wingdings" w:hint="default"/>
+        <w:sz w:val="20"/>
+      </w:rPr>
+    </w:lvl>
+    <w:lvl w:ilvl="4" w:tentative="1">
+      <w:start w:val="1"/>
+      <w:numFmt w:val="bullet"/>
+      <w:lvlText w:val=""/>
+      <w:lvlJc w:val="left"/>
+      <w:pPr>
+        <w:tabs>
+          <w:tab w:val="num" w:pos="3600"/>
+        </w:tabs>
+        <w:ind w:left="3600" w:hanging="360"/>
+      </w:pPr>
+      <w:rPr>
+        <w:rFonts w:ascii="Wingdings" w:hAnsi="Wingdings" w:hint="default"/>
+        <w:sz w:val="20"/>
+      </w:rPr>
+    </w:lvl>
+    <w:lvl w:ilvl="5" w:tentative="1">
+      <w:start w:val="1"/>
+      <w:numFmt w:val="bullet"/>
+      <w:lvlText w:val=""/>
+      <w:lvlJc w:val="left"/>
+      <w:pPr>
+        <w:tabs>
+          <w:tab w:val="num" w:pos="4320"/>
+        </w:tabs>
+        <w:ind w:left="4320" w:hanging="360"/>
+      </w:pPr>
+      <w:rPr>
+        <w:rFonts w:ascii="Wingdings" w:hAnsi="Wingdings" w:hint="default"/>
+        <w:sz w:val="20"/>
+      </w:rPr>
+    </w:lvl>
+    <w:lvl w:ilvl="6" w:tentative="1">
+      <w:start w:val="1"/>
+      <w:numFmt w:val="bullet"/>
+      <w:lvlText w:val=""/>
+      <w:lvlJc w:val="left"/>
+      <w:pPr>
+        <w:tabs>
+          <w:tab w:val="num" w:pos="5040"/>
+        </w:tabs>
+        <w:ind w:left="5040" w:hanging="360"/>
+      </w:pPr>
+      <w:rPr>
+        <w:rFonts w:ascii="Wingdings" w:hAnsi="Wingdings" w:hint="default"/>
+        <w:sz w:val="20"/>
+      </w:rPr>
+    </w:lvl>
+    <w:lvl w:ilvl="7" w:tentative="1">
+      <w:start w:val="1"/>
+      <w:numFmt w:val="bullet"/>
+      <w:lvlText w:val=""/>
+      <w:lvlJc w:val="left"/>
+      <w:pPr>
+        <w:tabs>
+          <w:tab w:val="num" w:pos="5760"/>
+        </w:tabs>
+        <w:ind w:left="5760" w:hanging="360"/>
+      </w:pPr>
+      <w:rPr>
+        <w:rFonts w:ascii="Wingdings" w:hAnsi="Wingdings" w:hint="default"/>
+        <w:sz w:val="20"/>
+      </w:rPr>
+    </w:lvl>
+    <w:lvl w:ilvl="8" w:tentative="1">
+      <w:start w:val="1"/>
+      <w:numFmt w:val="bullet"/>
+      <w:lvlText w:val=""/>
+      <w:lvlJc w:val="left"/>
+      <w:pPr>
+        <w:tabs>
+          <w:tab w:val="num" w:pos="6480"/>
+        </w:tabs>
+        <w:ind w:left="6480" w:hanging="360"/>
+      </w:pPr>
+      <w:rPr>
+        <w:rFonts w:ascii="Wingdings" w:hAnsi="Wingdings" w:hint="default"/>
+        <w:sz w:val="20"/>
+      </w:rPr>
+    </w:lvl>
+  </w:abstractNum>
+  <w:abstractNum w:abstractNumId="13" w15:restartNumberingAfterBreak="0">
     <w:nsid w:val="1797383A"/>
     <w:multiLevelType w:val="multilevel"/>
     <w:tmpl w:val="9DB25B08"/>
@@ -2947,7 +5274,156 @@
       </w:rPr>
     </w:lvl>
   </w:abstractNum>
-  <w:abstractNum w:abstractNumId="6" w15:restartNumberingAfterBreak="0">
+  <w:abstractNum w:abstractNumId="14" w15:restartNumberingAfterBreak="0">
+    <w:nsid w:val="1B523C0A"/>
+    <w:multiLevelType w:val="multilevel"/>
+    <w:tmpl w:val="130AAAA4"/>
+    <w:lvl w:ilvl="0">
+      <w:start w:val="1"/>
+      <w:numFmt w:val="bullet"/>
+      <w:lvlText w:val=""/>
+      <w:lvlJc w:val="left"/>
+      <w:pPr>
+        <w:tabs>
+          <w:tab w:val="num" w:pos="720"/>
+        </w:tabs>
+        <w:ind w:left="720" w:hanging="360"/>
+      </w:pPr>
+      <w:rPr>
+        <w:rFonts w:ascii="Symbol" w:hAnsi="Symbol" w:hint="default"/>
+        <w:sz w:val="20"/>
+      </w:rPr>
+    </w:lvl>
+    <w:lvl w:ilvl="1" w:tentative="1">
+      <w:start w:val="1"/>
+      <w:numFmt w:val="bullet"/>
+      <w:lvlText w:val="o"/>
+      <w:lvlJc w:val="left"/>
+      <w:pPr>
+        <w:tabs>
+          <w:tab w:val="num" w:pos="1440"/>
+        </w:tabs>
+        <w:ind w:left="1440" w:hanging="360"/>
+      </w:pPr>
+      <w:rPr>
+        <w:rFonts w:ascii="Courier New" w:hAnsi="Courier New" w:hint="default"/>
+        <w:sz w:val="20"/>
+      </w:rPr>
+    </w:lvl>
+    <w:lvl w:ilvl="2" w:tentative="1">
+      <w:start w:val="1"/>
+      <w:numFmt w:val="bullet"/>
+      <w:lvlText w:val=""/>
+      <w:lvlJc w:val="left"/>
+      <w:pPr>
+        <w:tabs>
+          <w:tab w:val="num" w:pos="2160"/>
+        </w:tabs>
+        <w:ind w:left="2160" w:hanging="360"/>
+      </w:pPr>
+      <w:rPr>
+        <w:rFonts w:ascii="Wingdings" w:hAnsi="Wingdings" w:hint="default"/>
+        <w:sz w:val="20"/>
+      </w:rPr>
+    </w:lvl>
+    <w:lvl w:ilvl="3" w:tentative="1">
+      <w:start w:val="1"/>
+      <w:numFmt w:val="bullet"/>
+      <w:lvlText w:val=""/>
+      <w:lvlJc w:val="left"/>
+      <w:pPr>
+        <w:tabs>
+          <w:tab w:val="num" w:pos="2880"/>
+        </w:tabs>
+        <w:ind w:left="2880" w:hanging="360"/>
+      </w:pPr>
+      <w:rPr>
+        <w:rFonts w:ascii="Wingdings" w:hAnsi="Wingdings" w:hint="default"/>
+        <w:sz w:val="20"/>
+      </w:rPr>
+    </w:lvl>
+    <w:lvl w:ilvl="4" w:tentative="1">
+      <w:start w:val="1"/>
+      <w:numFmt w:val="bullet"/>
+      <w:lvlText w:val=""/>
+      <w:lvlJc w:val="left"/>
+      <w:pPr>
+        <w:tabs>
+          <w:tab w:val="num" w:pos="3600"/>
+        </w:tabs>
+        <w:ind w:left="3600" w:hanging="360"/>
+      </w:pPr>
+      <w:rPr>
+        <w:rFonts w:ascii="Wingdings" w:hAnsi="Wingdings" w:hint="default"/>
+        <w:sz w:val="20"/>
+      </w:rPr>
+    </w:lvl>
+    <w:lvl w:ilvl="5" w:tentative="1">
+      <w:start w:val="1"/>
+      <w:numFmt w:val="bullet"/>
+      <w:lvlText w:val=""/>
+      <w:lvlJc w:val="left"/>
+      <w:pPr>
+        <w:tabs>
+          <w:tab w:val="num" w:pos="4320"/>
+        </w:tabs>
+        <w:ind w:left="4320" w:hanging="360"/>
+      </w:pPr>
+      <w:rPr>
+        <w:rFonts w:ascii="Wingdings" w:hAnsi="Wingdings" w:hint="default"/>
+        <w:sz w:val="20"/>
+      </w:rPr>
+    </w:lvl>
+    <w:lvl w:ilvl="6" w:tentative="1">
+      <w:start w:val="1"/>
+      <w:numFmt w:val="bullet"/>
+      <w:lvlText w:val=""/>
+      <w:lvlJc w:val="left"/>
+      <w:pPr>
+        <w:tabs>
+          <w:tab w:val="num" w:pos="5040"/>
+        </w:tabs>
+        <w:ind w:left="5040" w:hanging="360"/>
+      </w:pPr>
+      <w:rPr>
+        <w:rFonts w:ascii="Wingdings" w:hAnsi="Wingdings" w:hint="default"/>
+        <w:sz w:val="20"/>
+      </w:rPr>
+    </w:lvl>
+    <w:lvl w:ilvl="7" w:tentative="1">
+      <w:start w:val="1"/>
+      <w:numFmt w:val="bullet"/>
+      <w:lvlText w:val=""/>
+      <w:lvlJc w:val="left"/>
+      <w:pPr>
+        <w:tabs>
+          <w:tab w:val="num" w:pos="5760"/>
+        </w:tabs>
+        <w:ind w:left="5760" w:hanging="360"/>
+      </w:pPr>
+      <w:rPr>
+        <w:rFonts w:ascii="Wingdings" w:hAnsi="Wingdings" w:hint="default"/>
+        <w:sz w:val="20"/>
+      </w:rPr>
+    </w:lvl>
+    <w:lvl w:ilvl="8" w:tentative="1">
+      <w:start w:val="1"/>
+      <w:numFmt w:val="bullet"/>
+      <w:lvlText w:val=""/>
+      <w:lvlJc w:val="left"/>
+      <w:pPr>
+        <w:tabs>
+          <w:tab w:val="num" w:pos="6480"/>
+        </w:tabs>
+        <w:ind w:left="6480" w:hanging="360"/>
+      </w:pPr>
+      <w:rPr>
+        <w:rFonts w:ascii="Wingdings" w:hAnsi="Wingdings" w:hint="default"/>
+        <w:sz w:val="20"/>
+      </w:rPr>
+    </w:lvl>
+  </w:abstractNum>
+  <w:abstractNum w:abstractNumId="15" w15:restartNumberingAfterBreak="0">
     <w:nsid w:val="1C563564"/>
     <w:multiLevelType w:val="hybridMultilevel"/>
     <w:tmpl w:val="FBA47562"/>
@@ -3060,7 +5536,7 @@
       </w:rPr>
     </w:lvl>
   </w:abstractNum>
-  <w:abstractNum w:abstractNumId="7" w15:restartNumberingAfterBreak="0">
+  <w:abstractNum w:abstractNumId="16" w15:restartNumberingAfterBreak="0">
     <w:nsid w:val="1D2831E0"/>
     <w:multiLevelType w:val="multilevel"/>
     <w:tmpl w:val="25404E44"/>
@@ -3209,7 +5685,418 @@
       </w:rPr>
     </w:lvl>
   </w:abstractNum>
-  <w:abstractNum w:abstractNumId="8" w15:restartNumberingAfterBreak="0">
+  <w:abstractNum w:abstractNumId="17" w15:restartNumberingAfterBreak="0">
+    <w:nsid w:val="22D75257"/>
+    <w:multiLevelType w:val="multilevel"/>
+    <w:tmpl w:val="24288D44"/>
+    <w:lvl w:ilvl="0">
+      <w:start w:val="1"/>
+      <w:numFmt w:val="bullet"/>
+      <w:lvlText w:val=""/>
+      <w:lvlJc w:val="left"/>
+      <w:pPr>
+        <w:tabs>
+          <w:tab w:val="num" w:pos="720"/>
+        </w:tabs>
+        <w:ind w:left="720" w:hanging="360"/>
+      </w:pPr>
+      <w:rPr>
+        <w:rFonts w:ascii="Symbol" w:hAnsi="Symbol" w:hint="default"/>
+        <w:sz w:val="20"/>
+      </w:rPr>
+    </w:lvl>
+    <w:lvl w:ilvl="1" w:tentative="1">
+      <w:start w:val="1"/>
+      <w:numFmt w:val="bullet"/>
+      <w:lvlText w:val="o"/>
+      <w:lvlJc w:val="left"/>
+      <w:pPr>
+        <w:tabs>
+          <w:tab w:val="num" w:pos="1440"/>
+        </w:tabs>
+        <w:ind w:left="1440" w:hanging="360"/>
+      </w:pPr>
+      <w:rPr>
+        <w:rFonts w:ascii="Courier New" w:hAnsi="Courier New" w:hint="default"/>
+        <w:sz w:val="20"/>
+      </w:rPr>
+    </w:lvl>
+    <w:lvl w:ilvl="2" w:tentative="1">
+      <w:start w:val="1"/>
+      <w:numFmt w:val="bullet"/>
+      <w:lvlText w:val=""/>
+      <w:lvlJc w:val="left"/>
+      <w:pPr>
+        <w:tabs>
+          <w:tab w:val="num" w:pos="2160"/>
+        </w:tabs>
+        <w:ind w:left="2160" w:hanging="360"/>
+      </w:pPr>
+      <w:rPr>
+        <w:rFonts w:ascii="Wingdings" w:hAnsi="Wingdings" w:hint="default"/>
+        <w:sz w:val="20"/>
+      </w:rPr>
+    </w:lvl>
+    <w:lvl w:ilvl="3" w:tentative="1">
+      <w:start w:val="1"/>
+      <w:numFmt w:val="bullet"/>
+      <w:lvlText w:val=""/>
+      <w:lvlJc w:val="left"/>
+      <w:pPr>
+        <w:tabs>
+          <w:tab w:val="num" w:pos="2880"/>
+        </w:tabs>
+        <w:ind w:left="2880" w:hanging="360"/>
+      </w:pPr>
+      <w:rPr>
+        <w:rFonts w:ascii="Wingdings" w:hAnsi="Wingdings" w:hint="default"/>
+        <w:sz w:val="20"/>
+      </w:rPr>
+    </w:lvl>
+    <w:lvl w:ilvl="4" w:tentative="1">
+      <w:start w:val="1"/>
+      <w:numFmt w:val="bullet"/>
+      <w:lvlText w:val=""/>
+      <w:lvlJc w:val="left"/>
+      <w:pPr>
+        <w:tabs>
+          <w:tab w:val="num" w:pos="3600"/>
+        </w:tabs>
+        <w:ind w:left="3600" w:hanging="360"/>
+      </w:pPr>
+      <w:rPr>
+        <w:rFonts w:ascii="Wingdings" w:hAnsi="Wingdings" w:hint="default"/>
+        <w:sz w:val="20"/>
+      </w:rPr>
+    </w:lvl>
+    <w:lvl w:ilvl="5" w:tentative="1">
+      <w:start w:val="1"/>
+      <w:numFmt w:val="bullet"/>
+      <w:lvlText w:val=""/>
+      <w:lvlJc w:val="left"/>
+      <w:pPr>
+        <w:tabs>
+          <w:tab w:val="num" w:pos="4320"/>
+        </w:tabs>
+        <w:ind w:left="4320" w:hanging="360"/>
+      </w:pPr>
+      <w:rPr>
+        <w:rFonts w:ascii="Wingdings" w:hAnsi="Wingdings" w:hint="default"/>
+        <w:sz w:val="20"/>
+      </w:rPr>
+    </w:lvl>
+    <w:lvl w:ilvl="6" w:tentative="1">
+      <w:start w:val="1"/>
+      <w:numFmt w:val="bullet"/>
+      <w:lvlText w:val=""/>
+      <w:lvlJc w:val="left"/>
+      <w:pPr>
+        <w:tabs>
+          <w:tab w:val="num" w:pos="5040"/>
+        </w:tabs>
+        <w:ind w:left="5040" w:hanging="360"/>
+      </w:pPr>
+      <w:rPr>
+        <w:rFonts w:ascii="Wingdings" w:hAnsi="Wingdings" w:hint="default"/>
+        <w:sz w:val="20"/>
+      </w:rPr>
+    </w:lvl>
+    <w:lvl w:ilvl="7" w:tentative="1">
+      <w:start w:val="1"/>
+      <w:numFmt w:val="bullet"/>
+      <w:lvlText w:val=""/>
+      <w:lvlJc w:val="left"/>
+      <w:pPr>
+        <w:tabs>
+          <w:tab w:val="num" w:pos="5760"/>
+        </w:tabs>
+        <w:ind w:left="5760" w:hanging="360"/>
+      </w:pPr>
+      <w:rPr>
+        <w:rFonts w:ascii="Wingdings" w:hAnsi="Wingdings" w:hint="default"/>
+        <w:sz w:val="20"/>
+      </w:rPr>
+    </w:lvl>
+    <w:lvl w:ilvl="8" w:tentative="1">
+      <w:start w:val="1"/>
+      <w:numFmt w:val="bullet"/>
+      <w:lvlText w:val=""/>
+      <w:lvlJc w:val="left"/>
+      <w:pPr>
+        <w:tabs>
+          <w:tab w:val="num" w:pos="6480"/>
+        </w:tabs>
+        <w:ind w:left="6480" w:hanging="360"/>
+      </w:pPr>
+      <w:rPr>
+        <w:rFonts w:ascii="Wingdings" w:hAnsi="Wingdings" w:hint="default"/>
+        <w:sz w:val="20"/>
+      </w:rPr>
+    </w:lvl>
+  </w:abstractNum>
+  <w:abstractNum w:abstractNumId="18" w15:restartNumberingAfterBreak="0">
+    <w:nsid w:val="240224AF"/>
+    <w:multiLevelType w:val="multilevel"/>
+    <w:tmpl w:val="217ACCBE"/>
+    <w:lvl w:ilvl="0">
+      <w:start w:val="1"/>
+      <w:numFmt w:val="bullet"/>
+      <w:lvlText w:val=""/>
+      <w:lvlJc w:val="left"/>
+      <w:pPr>
+        <w:tabs>
+          <w:tab w:val="num" w:pos="720"/>
+        </w:tabs>
+        <w:ind w:left="720" w:hanging="360"/>
+      </w:pPr>
+      <w:rPr>
+        <w:rFonts w:ascii="Symbol" w:hAnsi="Symbol" w:hint="default"/>
+        <w:sz w:val="20"/>
+      </w:rPr>
+    </w:lvl>
+    <w:lvl w:ilvl="1" w:tentative="1">
+      <w:start w:val="1"/>
+      <w:numFmt w:val="bullet"/>
+      <w:lvlText w:val="o"/>
+      <w:lvlJc w:val="left"/>
+      <w:pPr>
+        <w:tabs>
+          <w:tab w:val="num" w:pos="1440"/>
+        </w:tabs>
+        <w:ind w:left="1440" w:hanging="360"/>
+      </w:pPr>
+      <w:rPr>
+        <w:rFonts w:ascii="Courier New" w:hAnsi="Courier New" w:hint="default"/>
+        <w:sz w:val="20"/>
+      </w:rPr>
+    </w:lvl>
+    <w:lvl w:ilvl="2" w:tentative="1">
+      <w:start w:val="1"/>
+      <w:numFmt w:val="bullet"/>
+      <w:lvlText w:val=""/>
+      <w:lvlJc w:val="left"/>
+      <w:pPr>
+        <w:tabs>
+          <w:tab w:val="num" w:pos="2160"/>
+        </w:tabs>
+        <w:ind w:left="2160" w:hanging="360"/>
+      </w:pPr>
+      <w:rPr>
+        <w:rFonts w:ascii="Wingdings" w:hAnsi="Wingdings" w:hint="default"/>
+        <w:sz w:val="20"/>
+      </w:rPr>
+    </w:lvl>
+    <w:lvl w:ilvl="3" w:tentative="1">
+      <w:start w:val="1"/>
+      <w:numFmt w:val="bullet"/>
+      <w:lvlText w:val=""/>
+      <w:lvlJc w:val="left"/>
+      <w:pPr>
+        <w:tabs>
+          <w:tab w:val="num" w:pos="2880"/>
+        </w:tabs>
+        <w:ind w:left="2880" w:hanging="360"/>
+      </w:pPr>
+      <w:rPr>
+        <w:rFonts w:ascii="Wingdings" w:hAnsi="Wingdings" w:hint="default"/>
+        <w:sz w:val="20"/>
+      </w:rPr>
+    </w:lvl>
+    <w:lvl w:ilvl="4" w:tentative="1">
+      <w:start w:val="1"/>
+      <w:numFmt w:val="bullet"/>
+      <w:lvlText w:val=""/>
+      <w:lvlJc w:val="left"/>
+      <w:pPr>
+        <w:tabs>
+          <w:tab w:val="num" w:pos="3600"/>
+        </w:tabs>
+        <w:ind w:left="3600" w:hanging="360"/>
+      </w:pPr>
+      <w:rPr>
+        <w:rFonts w:ascii="Wingdings" w:hAnsi="Wingdings" w:hint="default"/>
+        <w:sz w:val="20"/>
+      </w:rPr>
+    </w:lvl>
+    <w:lvl w:ilvl="5" w:tentative="1">
+      <w:start w:val="1"/>
+      <w:numFmt w:val="bullet"/>
+      <w:lvlText w:val=""/>
+      <w:lvlJc w:val="left"/>
+      <w:pPr>
+        <w:tabs>
+          <w:tab w:val="num" w:pos="4320"/>
+        </w:tabs>
+        <w:ind w:left="4320" w:hanging="360"/>
+      </w:pPr>
+      <w:rPr>
+        <w:rFonts w:ascii="Wingdings" w:hAnsi="Wingdings" w:hint="default"/>
+        <w:sz w:val="20"/>
+      </w:rPr>
+    </w:lvl>
+    <w:lvl w:ilvl="6" w:tentative="1">
+      <w:start w:val="1"/>
+      <w:numFmt w:val="bullet"/>
+      <w:lvlText w:val=""/>
+      <w:lvlJc w:val="left"/>
+      <w:pPr>
+        <w:tabs>
+          <w:tab w:val="num" w:pos="5040"/>
+        </w:tabs>
+        <w:ind w:left="5040" w:hanging="360"/>
+      </w:pPr>
+      <w:rPr>
+        <w:rFonts w:ascii="Wingdings" w:hAnsi="Wingdings" w:hint="default"/>
+        <w:sz w:val="20"/>
+      </w:rPr>
+    </w:lvl>
+    <w:lvl w:ilvl="7" w:tentative="1">
+      <w:start w:val="1"/>
+      <w:numFmt w:val="bullet"/>
+      <w:lvlText w:val=""/>
+      <w:lvlJc w:val="left"/>
+      <w:pPr>
+        <w:tabs>
+          <w:tab w:val="num" w:pos="5760"/>
+        </w:tabs>
+        <w:ind w:left="5760" w:hanging="360"/>
+      </w:pPr>
+      <w:rPr>
+        <w:rFonts w:ascii="Wingdings" w:hAnsi="Wingdings" w:hint="default"/>
+        <w:sz w:val="20"/>
+      </w:rPr>
+    </w:lvl>
+    <w:lvl w:ilvl="8" w:tentative="1">
+      <w:start w:val="1"/>
+      <w:numFmt w:val="bullet"/>
+      <w:lvlText w:val=""/>
+      <w:lvlJc w:val="left"/>
+      <w:pPr>
+        <w:tabs>
+          <w:tab w:val="num" w:pos="6480"/>
+        </w:tabs>
+        <w:ind w:left="6480" w:hanging="360"/>
+      </w:pPr>
+      <w:rPr>
+        <w:rFonts w:ascii="Wingdings" w:hAnsi="Wingdings" w:hint="default"/>
+        <w:sz w:val="20"/>
+      </w:rPr>
+    </w:lvl>
+  </w:abstractNum>
+  <w:abstractNum w:abstractNumId="19" w15:restartNumberingAfterBreak="0">
+    <w:nsid w:val="27994FEF"/>
+    <w:multiLevelType w:val="hybridMultilevel"/>
+    <w:tmpl w:val="B63A56FE"/>
+    <w:lvl w:ilvl="0" w:tplc="0C090001">
+      <w:start w:val="1"/>
+      <w:numFmt w:val="bullet"/>
+      <w:lvlText w:val=""/>
+      <w:lvlJc w:val="left"/>
+      <w:pPr>
+        <w:ind w:left="720" w:hanging="360"/>
+      </w:pPr>
+      <w:rPr>
+        <w:rFonts w:ascii="Symbol" w:hAnsi="Symbol" w:hint="default"/>
+      </w:rPr>
+    </w:lvl>
+    <w:lvl w:ilvl="1" w:tplc="0C090003" w:tentative="1">
+      <w:start w:val="1"/>
+      <w:numFmt w:val="bullet"/>
+      <w:lvlText w:val="o"/>
+      <w:lvlJc w:val="left"/>
+      <w:pPr>
+        <w:ind w:left="1440" w:hanging="360"/>
+      </w:pPr>
+      <w:rPr>
+        <w:rFonts w:ascii="Courier New" w:hAnsi="Courier New" w:cs="Courier New" w:hint="default"/>
+      </w:rPr>
+    </w:lvl>
+    <w:lvl w:ilvl="2" w:tplc="0C090005" w:tentative="1">
+      <w:start w:val="1"/>
+      <w:numFmt w:val="bullet"/>
+      <w:lvlText w:val=""/>
+      <w:lvlJc w:val="left"/>
+      <w:pPr>
+        <w:ind w:left="2160" w:hanging="360"/>
+      </w:pPr>
+      <w:rPr>
+        <w:rFonts w:ascii="Wingdings" w:hAnsi="Wingdings" w:hint="default"/>
+      </w:rPr>
+    </w:lvl>
+    <w:lvl w:ilvl="3" w:tplc="0C090001" w:tentative="1">
+      <w:start w:val="1"/>
+      <w:numFmt w:val="bullet"/>
+      <w:lvlText w:val=""/>
+      <w:lvlJc w:val="left"/>
+      <w:pPr>
+        <w:ind w:left="2880" w:hanging="360"/>
+      </w:pPr>
+      <w:rPr>
+        <w:rFonts w:ascii="Symbol" w:hAnsi="Symbol" w:hint="default"/>
+      </w:rPr>
+    </w:lvl>
+    <w:lvl w:ilvl="4" w:tplc="0C090003" w:tentative="1">
+      <w:start w:val="1"/>
+      <w:numFmt w:val="bullet"/>
+      <w:lvlText w:val="o"/>
+      <w:lvlJc w:val="left"/>
+      <w:pPr>
+        <w:ind w:left="3600" w:hanging="360"/>
+      </w:pPr>
+      <w:rPr>
+        <w:rFonts w:ascii="Courier New" w:hAnsi="Courier New" w:cs="Courier New" w:hint="default"/>
+      </w:rPr>
+    </w:lvl>
+    <w:lvl w:ilvl="5" w:tplc="0C090005" w:tentative="1">
+      <w:start w:val="1"/>
+      <w:numFmt w:val="bullet"/>
+      <w:lvlText w:val=""/>
+      <w:lvlJc w:val="left"/>
+      <w:pPr>
+        <w:ind w:left="4320" w:hanging="360"/>
+      </w:pPr>
+      <w:rPr>
+        <w:rFonts w:ascii="Wingdings" w:hAnsi="Wingdings" w:hint="default"/>
+      </w:rPr>
+    </w:lvl>
+    <w:lvl w:ilvl="6" w:tplc="0C090001" w:tentative="1">
+      <w:start w:val="1"/>
+      <w:numFmt w:val="bullet"/>
+      <w:lvlText w:val=""/>
+      <w:lvlJc w:val="left"/>
+      <w:pPr>
+        <w:ind w:left="5040" w:hanging="360"/>
+      </w:pPr>
+      <w:rPr>
+        <w:rFonts w:ascii="Symbol" w:hAnsi="Symbol" w:hint="default"/>
+      </w:rPr>
+    </w:lvl>
+    <w:lvl w:ilvl="7" w:tplc="0C090003" w:tentative="1">
+      <w:start w:val="1"/>
+      <w:numFmt w:val="bullet"/>
+      <w:lvlText w:val="o"/>
+      <w:lvlJc w:val="left"/>
+      <w:pPr>
+        <w:ind w:left="5760" w:hanging="360"/>
+      </w:pPr>
+      <w:rPr>
+        <w:rFonts w:ascii="Courier New" w:hAnsi="Courier New" w:cs="Courier New" w:hint="default"/>
+      </w:rPr>
+    </w:lvl>
+    <w:lvl w:ilvl="8" w:tplc="0C090005" w:tentative="1">
+      <w:start w:val="1"/>
+      <w:numFmt w:val="bullet"/>
+      <w:lvlText w:val=""/>
+      <w:lvlJc w:val="left"/>
+      <w:pPr>
+        <w:ind w:left="6480" w:hanging="360"/>
+      </w:pPr>
+      <w:rPr>
+        <w:rFonts w:ascii="Wingdings" w:hAnsi="Wingdings" w:hint="default"/>
+      </w:rPr>
+    </w:lvl>
+  </w:abstractNum>
+  <w:abstractNum w:abstractNumId="20" w15:restartNumberingAfterBreak="0">
     <w:nsid w:val="2A780804"/>
     <w:multiLevelType w:val="multilevel"/>
     <w:tmpl w:val="625A7FA0"/>
@@ -3358,7 +6245,644 @@
       </w:rPr>
     </w:lvl>
   </w:abstractNum>
-  <w:abstractNum w:abstractNumId="9" w15:restartNumberingAfterBreak="0">
+  <w:abstractNum w:abstractNumId="21" w15:restartNumberingAfterBreak="0">
+    <w:nsid w:val="34D63F3A"/>
+    <w:multiLevelType w:val="multilevel"/>
+    <w:tmpl w:val="A762EBB2"/>
+    <w:lvl w:ilvl="0">
+      <w:start w:val="1"/>
+      <w:numFmt w:val="bullet"/>
+      <w:lvlText w:val=""/>
+      <w:lvlJc w:val="left"/>
+      <w:pPr>
+        <w:tabs>
+          <w:tab w:val="num" w:pos="720"/>
+        </w:tabs>
+        <w:ind w:left="720" w:hanging="360"/>
+      </w:pPr>
+      <w:rPr>
+        <w:rFonts w:ascii="Symbol" w:hAnsi="Symbol" w:hint="default"/>
+        <w:sz w:val="20"/>
+      </w:rPr>
+    </w:lvl>
+    <w:lvl w:ilvl="1" w:tentative="1">
+      <w:start w:val="1"/>
+      <w:numFmt w:val="bullet"/>
+      <w:lvlText w:val="o"/>
+      <w:lvlJc w:val="left"/>
+      <w:pPr>
+        <w:tabs>
+          <w:tab w:val="num" w:pos="1440"/>
+        </w:tabs>
+        <w:ind w:left="1440" w:hanging="360"/>
+      </w:pPr>
+      <w:rPr>
+        <w:rFonts w:ascii="Courier New" w:hAnsi="Courier New" w:hint="default"/>
+        <w:sz w:val="20"/>
+      </w:rPr>
+    </w:lvl>
+    <w:lvl w:ilvl="2" w:tentative="1">
+      <w:start w:val="1"/>
+      <w:numFmt w:val="bullet"/>
+      <w:lvlText w:val=""/>
+      <w:lvlJc w:val="left"/>
+      <w:pPr>
+        <w:tabs>
+          <w:tab w:val="num" w:pos="2160"/>
+        </w:tabs>
+        <w:ind w:left="2160" w:hanging="360"/>
+      </w:pPr>
+      <w:rPr>
+        <w:rFonts w:ascii="Wingdings" w:hAnsi="Wingdings" w:hint="default"/>
+        <w:sz w:val="20"/>
+      </w:rPr>
+    </w:lvl>
+    <w:lvl w:ilvl="3" w:tentative="1">
+      <w:start w:val="1"/>
+      <w:numFmt w:val="bullet"/>
+      <w:lvlText w:val=""/>
+      <w:lvlJc w:val="left"/>
+      <w:pPr>
+        <w:tabs>
+          <w:tab w:val="num" w:pos="2880"/>
+        </w:tabs>
+        <w:ind w:left="2880" w:hanging="360"/>
+      </w:pPr>
+      <w:rPr>
+        <w:rFonts w:ascii="Wingdings" w:hAnsi="Wingdings" w:hint="default"/>
+        <w:sz w:val="20"/>
+      </w:rPr>
+    </w:lvl>
+    <w:lvl w:ilvl="4" w:tentative="1">
+      <w:start w:val="1"/>
+      <w:numFmt w:val="bullet"/>
+      <w:lvlText w:val=""/>
+      <w:lvlJc w:val="left"/>
+      <w:pPr>
+        <w:tabs>
+          <w:tab w:val="num" w:pos="3600"/>
+        </w:tabs>
+        <w:ind w:left="3600" w:hanging="360"/>
+      </w:pPr>
+      <w:rPr>
+        <w:rFonts w:ascii="Wingdings" w:hAnsi="Wingdings" w:hint="default"/>
+        <w:sz w:val="20"/>
+      </w:rPr>
+    </w:lvl>
+    <w:lvl w:ilvl="5" w:tentative="1">
+      <w:start w:val="1"/>
+      <w:numFmt w:val="bullet"/>
+      <w:lvlText w:val=""/>
+      <w:lvlJc w:val="left"/>
+      <w:pPr>
+        <w:tabs>
+          <w:tab w:val="num" w:pos="4320"/>
+        </w:tabs>
+        <w:ind w:left="4320" w:hanging="360"/>
+      </w:pPr>
+      <w:rPr>
+        <w:rFonts w:ascii="Wingdings" w:hAnsi="Wingdings" w:hint="default"/>
+        <w:sz w:val="20"/>
+      </w:rPr>
+    </w:lvl>
+    <w:lvl w:ilvl="6" w:tentative="1">
+      <w:start w:val="1"/>
+      <w:numFmt w:val="bullet"/>
+      <w:lvlText w:val=""/>
+      <w:lvlJc w:val="left"/>
+      <w:pPr>
+        <w:tabs>
+          <w:tab w:val="num" w:pos="5040"/>
+        </w:tabs>
+        <w:ind w:left="5040" w:hanging="360"/>
+      </w:pPr>
+      <w:rPr>
+        <w:rFonts w:ascii="Wingdings" w:hAnsi="Wingdings" w:hint="default"/>
+        <w:sz w:val="20"/>
+      </w:rPr>
+    </w:lvl>
+    <w:lvl w:ilvl="7" w:tentative="1">
+      <w:start w:val="1"/>
+      <w:numFmt w:val="bullet"/>
+      <w:lvlText w:val=""/>
+      <w:lvlJc w:val="left"/>
+      <w:pPr>
+        <w:tabs>
+          <w:tab w:val="num" w:pos="5760"/>
+        </w:tabs>
+        <w:ind w:left="5760" w:hanging="360"/>
+      </w:pPr>
+      <w:rPr>
+        <w:rFonts w:ascii="Wingdings" w:hAnsi="Wingdings" w:hint="default"/>
+        <w:sz w:val="20"/>
+      </w:rPr>
+    </w:lvl>
+    <w:lvl w:ilvl="8" w:tentative="1">
+      <w:start w:val="1"/>
+      <w:numFmt w:val="bullet"/>
+      <w:lvlText w:val=""/>
+      <w:lvlJc w:val="left"/>
+      <w:pPr>
+        <w:tabs>
+          <w:tab w:val="num" w:pos="6480"/>
+        </w:tabs>
+        <w:ind w:left="6480" w:hanging="360"/>
+      </w:pPr>
+      <w:rPr>
+        <w:rFonts w:ascii="Wingdings" w:hAnsi="Wingdings" w:hint="default"/>
+        <w:sz w:val="20"/>
+      </w:rPr>
+    </w:lvl>
+  </w:abstractNum>
+  <w:abstractNum w:abstractNumId="22" w15:restartNumberingAfterBreak="0">
+    <w:nsid w:val="40FA7012"/>
+    <w:multiLevelType w:val="hybridMultilevel"/>
+    <w:tmpl w:val="4BC2C186"/>
+    <w:lvl w:ilvl="0" w:tplc="0C090001">
+      <w:start w:val="1"/>
+      <w:numFmt w:val="bullet"/>
+      <w:lvlText w:val=""/>
+      <w:lvlJc w:val="left"/>
+      <w:pPr>
+        <w:ind w:left="720" w:hanging="360"/>
+      </w:pPr>
+      <w:rPr>
+        <w:rFonts w:ascii="Symbol" w:hAnsi="Symbol" w:hint="default"/>
+      </w:rPr>
+    </w:lvl>
+    <w:lvl w:ilvl="1" w:tplc="0C090003" w:tentative="1">
+      <w:start w:val="1"/>
+      <w:numFmt w:val="bullet"/>
+      <w:lvlText w:val="o"/>
+      <w:lvlJc w:val="left"/>
+      <w:pPr>
+        <w:ind w:left="1440" w:hanging="360"/>
+      </w:pPr>
+      <w:rPr>
+        <w:rFonts w:ascii="Courier New" w:hAnsi="Courier New" w:cs="Courier New" w:hint="default"/>
+      </w:rPr>
+    </w:lvl>
+    <w:lvl w:ilvl="2" w:tplc="0C090005" w:tentative="1">
+      <w:start w:val="1"/>
+      <w:numFmt w:val="bullet"/>
+      <w:lvlText w:val=""/>
+      <w:lvlJc w:val="left"/>
+      <w:pPr>
+        <w:ind w:left="2160" w:hanging="360"/>
+      </w:pPr>
+      <w:rPr>
+        <w:rFonts w:ascii="Wingdings" w:hAnsi="Wingdings" w:hint="default"/>
+      </w:rPr>
+    </w:lvl>
+    <w:lvl w:ilvl="3" w:tplc="0C090001" w:tentative="1">
+      <w:start w:val="1"/>
+      <w:numFmt w:val="bullet"/>
+      <w:lvlText w:val=""/>
+      <w:lvlJc w:val="left"/>
+      <w:pPr>
+        <w:ind w:left="2880" w:hanging="360"/>
+      </w:pPr>
+      <w:rPr>
+        <w:rFonts w:ascii="Symbol" w:hAnsi="Symbol" w:hint="default"/>
+      </w:rPr>
+    </w:lvl>
+    <w:lvl w:ilvl="4" w:tplc="0C090003" w:tentative="1">
+      <w:start w:val="1"/>
+      <w:numFmt w:val="bullet"/>
+      <w:lvlText w:val="o"/>
+      <w:lvlJc w:val="left"/>
+      <w:pPr>
+        <w:ind w:left="3600" w:hanging="360"/>
+      </w:pPr>
+      <w:rPr>
+        <w:rFonts w:ascii="Courier New" w:hAnsi="Courier New" w:cs="Courier New" w:hint="default"/>
+      </w:rPr>
+    </w:lvl>
+    <w:lvl w:ilvl="5" w:tplc="0C090005" w:tentative="1">
+      <w:start w:val="1"/>
+      <w:numFmt w:val="bullet"/>
+      <w:lvlText w:val=""/>
+      <w:lvlJc w:val="left"/>
+      <w:pPr>
+        <w:ind w:left="4320" w:hanging="360"/>
+      </w:pPr>
+      <w:rPr>
+        <w:rFonts w:ascii="Wingdings" w:hAnsi="Wingdings" w:hint="default"/>
+      </w:rPr>
+    </w:lvl>
+    <w:lvl w:ilvl="6" w:tplc="0C090001" w:tentative="1">
+      <w:start w:val="1"/>
+      <w:numFmt w:val="bullet"/>
+      <w:lvlText w:val=""/>
+      <w:lvlJc w:val="left"/>
+      <w:pPr>
+        <w:ind w:left="5040" w:hanging="360"/>
+      </w:pPr>
+      <w:rPr>
+        <w:rFonts w:ascii="Symbol" w:hAnsi="Symbol" w:hint="default"/>
+      </w:rPr>
+    </w:lvl>
+    <w:lvl w:ilvl="7" w:tplc="0C090003" w:tentative="1">
+      <w:start w:val="1"/>
+      <w:numFmt w:val="bullet"/>
+      <w:lvlText w:val="o"/>
+      <w:lvlJc w:val="left"/>
+      <w:pPr>
+        <w:ind w:left="5760" w:hanging="360"/>
+      </w:pPr>
+      <w:rPr>
+        <w:rFonts w:ascii="Courier New" w:hAnsi="Courier New" w:cs="Courier New" w:hint="default"/>
+      </w:rPr>
+    </w:lvl>
+    <w:lvl w:ilvl="8" w:tplc="0C090005" w:tentative="1">
+      <w:start w:val="1"/>
+      <w:numFmt w:val="bullet"/>
+      <w:lvlText w:val=""/>
+      <w:lvlJc w:val="left"/>
+      <w:pPr>
+        <w:ind w:left="6480" w:hanging="360"/>
+      </w:pPr>
+      <w:rPr>
+        <w:rFonts w:ascii="Wingdings" w:hAnsi="Wingdings" w:hint="default"/>
+      </w:rPr>
+    </w:lvl>
+  </w:abstractNum>
+  <w:abstractNum w:abstractNumId="23" w15:restartNumberingAfterBreak="0">
+    <w:nsid w:val="457A1E29"/>
+    <w:multiLevelType w:val="hybridMultilevel"/>
+    <w:tmpl w:val="64465D2C"/>
+    <w:lvl w:ilvl="0" w:tplc="0C090001">
+      <w:start w:val="1"/>
+      <w:numFmt w:val="bullet"/>
+      <w:lvlText w:val=""/>
+      <w:lvlJc w:val="left"/>
+      <w:pPr>
+        <w:ind w:left="720" w:hanging="360"/>
+      </w:pPr>
+      <w:rPr>
+        <w:rFonts w:ascii="Symbol" w:hAnsi="Symbol" w:hint="default"/>
+      </w:rPr>
+    </w:lvl>
+    <w:lvl w:ilvl="1" w:tplc="0C090003" w:tentative="1">
+      <w:start w:val="1"/>
+      <w:numFmt w:val="bullet"/>
+      <w:lvlText w:val="o"/>
+      <w:lvlJc w:val="left"/>
+      <w:pPr>
+        <w:ind w:left="1440" w:hanging="360"/>
+      </w:pPr>
+      <w:rPr>
+        <w:rFonts w:ascii="Courier New" w:hAnsi="Courier New" w:cs="Courier New" w:hint="default"/>
+      </w:rPr>
+    </w:lvl>
+    <w:lvl w:ilvl="2" w:tplc="0C090005" w:tentative="1">
+      <w:start w:val="1"/>
+      <w:numFmt w:val="bullet"/>
+      <w:lvlText w:val=""/>
+      <w:lvlJc w:val="left"/>
+      <w:pPr>
+        <w:ind w:left="2160" w:hanging="360"/>
+      </w:pPr>
+      <w:rPr>
+        <w:rFonts w:ascii="Wingdings" w:hAnsi="Wingdings" w:hint="default"/>
+      </w:rPr>
+    </w:lvl>
+    <w:lvl w:ilvl="3" w:tplc="0C090001" w:tentative="1">
+      <w:start w:val="1"/>
+      <w:numFmt w:val="bullet"/>
+      <w:lvlText w:val=""/>
+      <w:lvlJc w:val="left"/>
+      <w:pPr>
+        <w:ind w:left="2880" w:hanging="360"/>
+      </w:pPr>
+      <w:rPr>
+        <w:rFonts w:ascii="Symbol" w:hAnsi="Symbol" w:hint="default"/>
+      </w:rPr>
+    </w:lvl>
+    <w:lvl w:ilvl="4" w:tplc="0C090003" w:tentative="1">
+      <w:start w:val="1"/>
+      <w:numFmt w:val="bullet"/>
+      <w:lvlText w:val="o"/>
+      <w:lvlJc w:val="left"/>
+      <w:pPr>
+        <w:ind w:left="3600" w:hanging="360"/>
+      </w:pPr>
+      <w:rPr>
+        <w:rFonts w:ascii="Courier New" w:hAnsi="Courier New" w:cs="Courier New" w:hint="default"/>
+      </w:rPr>
+    </w:lvl>
+    <w:lvl w:ilvl="5" w:tplc="0C090005" w:tentative="1">
+      <w:start w:val="1"/>
+      <w:numFmt w:val="bullet"/>
+      <w:lvlText w:val=""/>
+      <w:lvlJc w:val="left"/>
+      <w:pPr>
+        <w:ind w:left="4320" w:hanging="360"/>
+      </w:pPr>
+      <w:rPr>
+        <w:rFonts w:ascii="Wingdings" w:hAnsi="Wingdings" w:hint="default"/>
+      </w:rPr>
+    </w:lvl>
+    <w:lvl w:ilvl="6" w:tplc="0C090001" w:tentative="1">
+      <w:start w:val="1"/>
+      <w:numFmt w:val="bullet"/>
+      <w:lvlText w:val=""/>
+      <w:lvlJc w:val="left"/>
+      <w:pPr>
+        <w:ind w:left="5040" w:hanging="360"/>
+      </w:pPr>
+      <w:rPr>
+        <w:rFonts w:ascii="Symbol" w:hAnsi="Symbol" w:hint="default"/>
+      </w:rPr>
+    </w:lvl>
+    <w:lvl w:ilvl="7" w:tplc="0C090003" w:tentative="1">
+      <w:start w:val="1"/>
+      <w:numFmt w:val="bullet"/>
+      <w:lvlText w:val="o"/>
+      <w:lvlJc w:val="left"/>
+      <w:pPr>
+        <w:ind w:left="5760" w:hanging="360"/>
+      </w:pPr>
+      <w:rPr>
+        <w:rFonts w:ascii="Courier New" w:hAnsi="Courier New" w:cs="Courier New" w:hint="default"/>
+      </w:rPr>
+    </w:lvl>
+    <w:lvl w:ilvl="8" w:tplc="0C090005" w:tentative="1">
+      <w:start w:val="1"/>
+      <w:numFmt w:val="bullet"/>
+      <w:lvlText w:val=""/>
+      <w:lvlJc w:val="left"/>
+      <w:pPr>
+        <w:ind w:left="6480" w:hanging="360"/>
+      </w:pPr>
+      <w:rPr>
+        <w:rFonts w:ascii="Wingdings" w:hAnsi="Wingdings" w:hint="default"/>
+      </w:rPr>
+    </w:lvl>
+  </w:abstractNum>
+  <w:abstractNum w:abstractNumId="24" w15:restartNumberingAfterBreak="0">
+    <w:nsid w:val="47566018"/>
+    <w:multiLevelType w:val="hybridMultilevel"/>
+    <w:tmpl w:val="A2D4318A"/>
+    <w:lvl w:ilvl="0" w:tplc="0C090001">
+      <w:start w:val="1"/>
+      <w:numFmt w:val="bullet"/>
+      <w:lvlText w:val=""/>
+      <w:lvlJc w:val="left"/>
+      <w:pPr>
+        <w:ind w:left="720" w:hanging="360"/>
+      </w:pPr>
+      <w:rPr>
+        <w:rFonts w:ascii="Symbol" w:hAnsi="Symbol" w:hint="default"/>
+      </w:rPr>
+    </w:lvl>
+    <w:lvl w:ilvl="1" w:tplc="0C090003" w:tentative="1">
+      <w:start w:val="1"/>
+      <w:numFmt w:val="bullet"/>
+      <w:lvlText w:val="o"/>
+      <w:lvlJc w:val="left"/>
+      <w:pPr>
+        <w:ind w:left="1440" w:hanging="360"/>
+      </w:pPr>
+      <w:rPr>
+        <w:rFonts w:ascii="Courier New" w:hAnsi="Courier New" w:cs="Courier New" w:hint="default"/>
+      </w:rPr>
+    </w:lvl>
+    <w:lvl w:ilvl="2" w:tplc="0C090005" w:tentative="1">
+      <w:start w:val="1"/>
+      <w:numFmt w:val="bullet"/>
+      <w:lvlText w:val=""/>
+      <w:lvlJc w:val="left"/>
+      <w:pPr>
+        <w:ind w:left="2160" w:hanging="360"/>
+      </w:pPr>
+      <w:rPr>
+        <w:rFonts w:ascii="Wingdings" w:hAnsi="Wingdings" w:hint="default"/>
+      </w:rPr>
+    </w:lvl>
+    <w:lvl w:ilvl="3" w:tplc="0C090001" w:tentative="1">
+      <w:start w:val="1"/>
+      <w:numFmt w:val="bullet"/>
+      <w:lvlText w:val=""/>
+      <w:lvlJc w:val="left"/>
+      <w:pPr>
+        <w:ind w:left="2880" w:hanging="360"/>
+      </w:pPr>
+      <w:rPr>
+        <w:rFonts w:ascii="Symbol" w:hAnsi="Symbol" w:hint="default"/>
+      </w:rPr>
+    </w:lvl>
+    <w:lvl w:ilvl="4" w:tplc="0C090003" w:tentative="1">
+      <w:start w:val="1"/>
+      <w:numFmt w:val="bullet"/>
+      <w:lvlText w:val="o"/>
+      <w:lvlJc w:val="left"/>
+      <w:pPr>
+        <w:ind w:left="3600" w:hanging="360"/>
+      </w:pPr>
+      <w:rPr>
+        <w:rFonts w:ascii="Courier New" w:hAnsi="Courier New" w:cs="Courier New" w:hint="default"/>
+      </w:rPr>
+    </w:lvl>
+    <w:lvl w:ilvl="5" w:tplc="0C090005" w:tentative="1">
+      <w:start w:val="1"/>
+      <w:numFmt w:val="bullet"/>
+      <w:lvlText w:val=""/>
+      <w:lvlJc w:val="left"/>
+      <w:pPr>
+        <w:ind w:left="4320" w:hanging="360"/>
+      </w:pPr>
+      <w:rPr>
+        <w:rFonts w:ascii="Wingdings" w:hAnsi="Wingdings" w:hint="default"/>
+      </w:rPr>
+    </w:lvl>
+    <w:lvl w:ilvl="6" w:tplc="0C090001" w:tentative="1">
+      <w:start w:val="1"/>
+      <w:numFmt w:val="bullet"/>
+      <w:lvlText w:val=""/>
+      <w:lvlJc w:val="left"/>
+      <w:pPr>
+        <w:ind w:left="5040" w:hanging="360"/>
+      </w:pPr>
+      <w:rPr>
+        <w:rFonts w:ascii="Symbol" w:hAnsi="Symbol" w:hint="default"/>
+      </w:rPr>
+    </w:lvl>
+    <w:lvl w:ilvl="7" w:tplc="0C090003" w:tentative="1">
+      <w:start w:val="1"/>
+      <w:numFmt w:val="bullet"/>
+      <w:lvlText w:val="o"/>
+      <w:lvlJc w:val="left"/>
+      <w:pPr>
+        <w:ind w:left="5760" w:hanging="360"/>
+      </w:pPr>
+      <w:rPr>
+        <w:rFonts w:ascii="Courier New" w:hAnsi="Courier New" w:cs="Courier New" w:hint="default"/>
+      </w:rPr>
+    </w:lvl>
+    <w:lvl w:ilvl="8" w:tplc="0C090005" w:tentative="1">
+      <w:start w:val="1"/>
+      <w:numFmt w:val="bullet"/>
+      <w:lvlText w:val=""/>
+      <w:lvlJc w:val="left"/>
+      <w:pPr>
+        <w:ind w:left="6480" w:hanging="360"/>
+      </w:pPr>
+      <w:rPr>
+        <w:rFonts w:ascii="Wingdings" w:hAnsi="Wingdings" w:hint="default"/>
+      </w:rPr>
+    </w:lvl>
+  </w:abstractNum>
+  <w:abstractNum w:abstractNumId="25" w15:restartNumberingAfterBreak="0">
+    <w:nsid w:val="48BA5D27"/>
+    <w:multiLevelType w:val="multilevel"/>
+    <w:tmpl w:val="F3A6D292"/>
+    <w:lvl w:ilvl="0">
+      <w:start w:val="1"/>
+      <w:numFmt w:val="bullet"/>
+      <w:lvlText w:val=""/>
+      <w:lvlJc w:val="left"/>
+      <w:pPr>
+        <w:tabs>
+          <w:tab w:val="num" w:pos="720"/>
+        </w:tabs>
+        <w:ind w:left="720" w:hanging="360"/>
+      </w:pPr>
+      <w:rPr>
+        <w:rFonts w:ascii="Symbol" w:hAnsi="Symbol" w:hint="default"/>
+        <w:sz w:val="20"/>
+      </w:rPr>
+    </w:lvl>
+    <w:lvl w:ilvl="1" w:tentative="1">
+      <w:start w:val="1"/>
+      <w:numFmt w:val="bullet"/>
+      <w:lvlText w:val="o"/>
+      <w:lvlJc w:val="left"/>
+      <w:pPr>
+        <w:tabs>
+          <w:tab w:val="num" w:pos="1440"/>
+        </w:tabs>
+        <w:ind w:left="1440" w:hanging="360"/>
+      </w:pPr>
+      <w:rPr>
+        <w:rFonts w:ascii="Courier New" w:hAnsi="Courier New" w:hint="default"/>
+        <w:sz w:val="20"/>
+      </w:rPr>
+    </w:lvl>
+    <w:lvl w:ilvl="2" w:tentative="1">
+      <w:start w:val="1"/>
+      <w:numFmt w:val="bullet"/>
+      <w:lvlText w:val=""/>
+      <w:lvlJc w:val="left"/>
+      <w:pPr>
+        <w:tabs>
+          <w:tab w:val="num" w:pos="2160"/>
+        </w:tabs>
+        <w:ind w:left="2160" w:hanging="360"/>
+      </w:pPr>
+      <w:rPr>
+        <w:rFonts w:ascii="Wingdings" w:hAnsi="Wingdings" w:hint="default"/>
+        <w:sz w:val="20"/>
+      </w:rPr>
+    </w:lvl>
+    <w:lvl w:ilvl="3" w:tentative="1">
+      <w:start w:val="1"/>
+      <w:numFmt w:val="bullet"/>
+      <w:lvlText w:val=""/>
+      <w:lvlJc w:val="left"/>
+      <w:pPr>
+        <w:tabs>
+          <w:tab w:val="num" w:pos="2880"/>
+        </w:tabs>
+        <w:ind w:left="2880" w:hanging="360"/>
+      </w:pPr>
+      <w:rPr>
+        <w:rFonts w:ascii="Wingdings" w:hAnsi="Wingdings" w:hint="default"/>
+        <w:sz w:val="20"/>
+      </w:rPr>
+    </w:lvl>
+    <w:lvl w:ilvl="4" w:tentative="1">
+      <w:start w:val="1"/>
+      <w:numFmt w:val="bullet"/>
+      <w:lvlText w:val=""/>
+      <w:lvlJc w:val="left"/>
+      <w:pPr>
+        <w:tabs>
+          <w:tab w:val="num" w:pos="3600"/>
+        </w:tabs>
+        <w:ind w:left="3600" w:hanging="360"/>
+      </w:pPr>
+      <w:rPr>
+        <w:rFonts w:ascii="Wingdings" w:hAnsi="Wingdings" w:hint="default"/>
+        <w:sz w:val="20"/>
+      </w:rPr>
+    </w:lvl>
+    <w:lvl w:ilvl="5" w:tentative="1">
+      <w:start w:val="1"/>
+      <w:numFmt w:val="bullet"/>
+      <w:lvlText w:val=""/>
+      <w:lvlJc w:val="left"/>
+      <w:pPr>
+        <w:tabs>
+          <w:tab w:val="num" w:pos="4320"/>
+        </w:tabs>
+        <w:ind w:left="4320" w:hanging="360"/>
+      </w:pPr>
+      <w:rPr>
+        <w:rFonts w:ascii="Wingdings" w:hAnsi="Wingdings" w:hint="default"/>
+        <w:sz w:val="20"/>
+      </w:rPr>
+    </w:lvl>
+    <w:lvl w:ilvl="6" w:tentative="1">
+      <w:start w:val="1"/>
+      <w:numFmt w:val="bullet"/>
+      <w:lvlText w:val=""/>
+      <w:lvlJc w:val="left"/>
+      <w:pPr>
+        <w:tabs>
+          <w:tab w:val="num" w:pos="5040"/>
+        </w:tabs>
+        <w:ind w:left="5040" w:hanging="360"/>
+      </w:pPr>
+      <w:rPr>
+        <w:rFonts w:ascii="Wingdings" w:hAnsi="Wingdings" w:hint="default"/>
+        <w:sz w:val="20"/>
+      </w:rPr>
+    </w:lvl>
+    <w:lvl w:ilvl="7" w:tentative="1">
+      <w:start w:val="1"/>
+      <w:numFmt w:val="bullet"/>
+      <w:lvlText w:val=""/>
+      <w:lvlJc w:val="left"/>
+      <w:pPr>
+        <w:tabs>
+          <w:tab w:val="num" w:pos="5760"/>
+        </w:tabs>
+        <w:ind w:left="5760" w:hanging="360"/>
+      </w:pPr>
+      <w:rPr>
+        <w:rFonts w:ascii="Wingdings" w:hAnsi="Wingdings" w:hint="default"/>
+        <w:sz w:val="20"/>
+      </w:rPr>
+    </w:lvl>
+    <w:lvl w:ilvl="8" w:tentative="1">
+      <w:start w:val="1"/>
+      <w:numFmt w:val="bullet"/>
+      <w:lvlText w:val=""/>
+      <w:lvlJc w:val="left"/>
+      <w:pPr>
+        <w:tabs>
+          <w:tab w:val="num" w:pos="6480"/>
+        </w:tabs>
+        <w:ind w:left="6480" w:hanging="360"/>
+      </w:pPr>
+      <w:rPr>
+        <w:rFonts w:ascii="Wingdings" w:hAnsi="Wingdings" w:hint="default"/>
+        <w:sz w:val="20"/>
+      </w:rPr>
+    </w:lvl>
+  </w:abstractNum>
+  <w:abstractNum w:abstractNumId="26" w15:restartNumberingAfterBreak="0">
     <w:nsid w:val="4A6C5C8B"/>
     <w:multiLevelType w:val="hybridMultilevel"/>
     <w:tmpl w:val="F19A6502"/>
@@ -3471,7 +6995,7 @@
       </w:rPr>
     </w:lvl>
   </w:abstractNum>
-  <w:abstractNum w:abstractNumId="10" w15:restartNumberingAfterBreak="0">
+  <w:abstractNum w:abstractNumId="27" w15:restartNumberingAfterBreak="0">
     <w:nsid w:val="4B46062B"/>
     <w:multiLevelType w:val="multilevel"/>
     <w:tmpl w:val="861EBA68"/>
@@ -3620,7 +7144,156 @@
       </w:rPr>
     </w:lvl>
   </w:abstractNum>
-  <w:abstractNum w:abstractNumId="11" w15:restartNumberingAfterBreak="0">
+  <w:abstractNum w:abstractNumId="28" w15:restartNumberingAfterBreak="0">
+    <w:nsid w:val="4D632217"/>
+    <w:multiLevelType w:val="multilevel"/>
+    <w:tmpl w:val="F224FA92"/>
+    <w:lvl w:ilvl="0">
+      <w:start w:val="1"/>
+      <w:numFmt w:val="bullet"/>
+      <w:lvlText w:val=""/>
+      <w:lvlJc w:val="left"/>
+      <w:pPr>
+        <w:tabs>
+          <w:tab w:val="num" w:pos="720"/>
+        </w:tabs>
+        <w:ind w:left="720" w:hanging="360"/>
+      </w:pPr>
+      <w:rPr>
+        <w:rFonts w:ascii="Symbol" w:hAnsi="Symbol" w:hint="default"/>
+        <w:sz w:val="20"/>
+      </w:rPr>
+    </w:lvl>
+    <w:lvl w:ilvl="1" w:tentative="1">
+      <w:start w:val="1"/>
+      <w:numFmt w:val="bullet"/>
+      <w:lvlText w:val="o"/>
+      <w:lvlJc w:val="left"/>
+      <w:pPr>
+        <w:tabs>
+          <w:tab w:val="num" w:pos="1440"/>
+        </w:tabs>
+        <w:ind w:left="1440" w:hanging="360"/>
+      </w:pPr>
+      <w:rPr>
+        <w:rFonts w:ascii="Courier New" w:hAnsi="Courier New" w:hint="default"/>
+        <w:sz w:val="20"/>
+      </w:rPr>
+    </w:lvl>
+    <w:lvl w:ilvl="2" w:tentative="1">
+      <w:start w:val="1"/>
+      <w:numFmt w:val="bullet"/>
+      <w:lvlText w:val=""/>
+      <w:lvlJc w:val="left"/>
+      <w:pPr>
+        <w:tabs>
+          <w:tab w:val="num" w:pos="2160"/>
+        </w:tabs>
+        <w:ind w:left="2160" w:hanging="360"/>
+      </w:pPr>
+      <w:rPr>
+        <w:rFonts w:ascii="Wingdings" w:hAnsi="Wingdings" w:hint="default"/>
+        <w:sz w:val="20"/>
+      </w:rPr>
+    </w:lvl>
+    <w:lvl w:ilvl="3" w:tentative="1">
+      <w:start w:val="1"/>
+      <w:numFmt w:val="bullet"/>
+      <w:lvlText w:val=""/>
+      <w:lvlJc w:val="left"/>
+      <w:pPr>
+        <w:tabs>
+          <w:tab w:val="num" w:pos="2880"/>
+        </w:tabs>
+        <w:ind w:left="2880" w:hanging="360"/>
+      </w:pPr>
+      <w:rPr>
+        <w:rFonts w:ascii="Wingdings" w:hAnsi="Wingdings" w:hint="default"/>
+        <w:sz w:val="20"/>
+      </w:rPr>
+    </w:lvl>
+    <w:lvl w:ilvl="4" w:tentative="1">
+      <w:start w:val="1"/>
+      <w:numFmt w:val="bullet"/>
+      <w:lvlText w:val=""/>
+      <w:lvlJc w:val="left"/>
+      <w:pPr>
+        <w:tabs>
+          <w:tab w:val="num" w:pos="3600"/>
+        </w:tabs>
+        <w:ind w:left="3600" w:hanging="360"/>
+      </w:pPr>
+      <w:rPr>
+        <w:rFonts w:ascii="Wingdings" w:hAnsi="Wingdings" w:hint="default"/>
+        <w:sz w:val="20"/>
+      </w:rPr>
+    </w:lvl>
+    <w:lvl w:ilvl="5" w:tentative="1">
+      <w:start w:val="1"/>
+      <w:numFmt w:val="bullet"/>
+      <w:lvlText w:val=""/>
+      <w:lvlJc w:val="left"/>
+      <w:pPr>
+        <w:tabs>
+          <w:tab w:val="num" w:pos="4320"/>
+        </w:tabs>
+        <w:ind w:left="4320" w:hanging="360"/>
+      </w:pPr>
+      <w:rPr>
+        <w:rFonts w:ascii="Wingdings" w:hAnsi="Wingdings" w:hint="default"/>
+        <w:sz w:val="20"/>
+      </w:rPr>
+    </w:lvl>
+    <w:lvl w:ilvl="6" w:tentative="1">
+      <w:start w:val="1"/>
+      <w:numFmt w:val="bullet"/>
+      <w:lvlText w:val=""/>
+      <w:lvlJc w:val="left"/>
+      <w:pPr>
+        <w:tabs>
+          <w:tab w:val="num" w:pos="5040"/>
+        </w:tabs>
+        <w:ind w:left="5040" w:hanging="360"/>
+      </w:pPr>
+      <w:rPr>
+        <w:rFonts w:ascii="Wingdings" w:hAnsi="Wingdings" w:hint="default"/>
+        <w:sz w:val="20"/>
+      </w:rPr>
+    </w:lvl>
+    <w:lvl w:ilvl="7" w:tentative="1">
+      <w:start w:val="1"/>
+      <w:numFmt w:val="bullet"/>
+      <w:lvlText w:val=""/>
+      <w:lvlJc w:val="left"/>
+      <w:pPr>
+        <w:tabs>
+          <w:tab w:val="num" w:pos="5760"/>
+        </w:tabs>
+        <w:ind w:left="5760" w:hanging="360"/>
+      </w:pPr>
+      <w:rPr>
+        <w:rFonts w:ascii="Wingdings" w:hAnsi="Wingdings" w:hint="default"/>
+        <w:sz w:val="20"/>
+      </w:rPr>
+    </w:lvl>
+    <w:lvl w:ilvl="8" w:tentative="1">
+      <w:start w:val="1"/>
+      <w:numFmt w:val="bullet"/>
+      <w:lvlText w:val=""/>
+      <w:lvlJc w:val="left"/>
+      <w:pPr>
+        <w:tabs>
+          <w:tab w:val="num" w:pos="6480"/>
+        </w:tabs>
+        <w:ind w:left="6480" w:hanging="360"/>
+      </w:pPr>
+      <w:rPr>
+        <w:rFonts w:ascii="Wingdings" w:hAnsi="Wingdings" w:hint="default"/>
+        <w:sz w:val="20"/>
+      </w:rPr>
+    </w:lvl>
+  </w:abstractNum>
+  <w:abstractNum w:abstractNumId="29" w15:restartNumberingAfterBreak="0">
     <w:nsid w:val="4E3A5B98"/>
     <w:multiLevelType w:val="multilevel"/>
     <w:tmpl w:val="531A99BC"/>
@@ -3769,7 +7442,156 @@
       </w:rPr>
     </w:lvl>
   </w:abstractNum>
-  <w:abstractNum w:abstractNumId="12" w15:restartNumberingAfterBreak="0">
+  <w:abstractNum w:abstractNumId="30" w15:restartNumberingAfterBreak="0">
+    <w:nsid w:val="4F681E22"/>
+    <w:multiLevelType w:val="multilevel"/>
+    <w:tmpl w:val="8EE2E872"/>
+    <w:lvl w:ilvl="0">
+      <w:start w:val="1"/>
+      <w:numFmt w:val="bullet"/>
+      <w:lvlText w:val=""/>
+      <w:lvlJc w:val="left"/>
+      <w:pPr>
+        <w:tabs>
+          <w:tab w:val="num" w:pos="720"/>
+        </w:tabs>
+        <w:ind w:left="720" w:hanging="360"/>
+      </w:pPr>
+      <w:rPr>
+        <w:rFonts w:ascii="Symbol" w:hAnsi="Symbol" w:hint="default"/>
+        <w:sz w:val="20"/>
+      </w:rPr>
+    </w:lvl>
+    <w:lvl w:ilvl="1" w:tentative="1">
+      <w:start w:val="1"/>
+      <w:numFmt w:val="bullet"/>
+      <w:lvlText w:val="o"/>
+      <w:lvlJc w:val="left"/>
+      <w:pPr>
+        <w:tabs>
+          <w:tab w:val="num" w:pos="1440"/>
+        </w:tabs>
+        <w:ind w:left="1440" w:hanging="360"/>
+      </w:pPr>
+      <w:rPr>
+        <w:rFonts w:ascii="Courier New" w:hAnsi="Courier New" w:hint="default"/>
+        <w:sz w:val="20"/>
+      </w:rPr>
+    </w:lvl>
+    <w:lvl w:ilvl="2" w:tentative="1">
+      <w:start w:val="1"/>
+      <w:numFmt w:val="bullet"/>
+      <w:lvlText w:val=""/>
+      <w:lvlJc w:val="left"/>
+      <w:pPr>
+        <w:tabs>
+          <w:tab w:val="num" w:pos="2160"/>
+        </w:tabs>
+        <w:ind w:left="2160" w:hanging="360"/>
+      </w:pPr>
+      <w:rPr>
+        <w:rFonts w:ascii="Wingdings" w:hAnsi="Wingdings" w:hint="default"/>
+        <w:sz w:val="20"/>
+      </w:rPr>
+    </w:lvl>
+    <w:lvl w:ilvl="3" w:tentative="1">
+      <w:start w:val="1"/>
+      <w:numFmt w:val="bullet"/>
+      <w:lvlText w:val=""/>
+      <w:lvlJc w:val="left"/>
+      <w:pPr>
+        <w:tabs>
+          <w:tab w:val="num" w:pos="2880"/>
+        </w:tabs>
+        <w:ind w:left="2880" w:hanging="360"/>
+      </w:pPr>
+      <w:rPr>
+        <w:rFonts w:ascii="Wingdings" w:hAnsi="Wingdings" w:hint="default"/>
+        <w:sz w:val="20"/>
+      </w:rPr>
+    </w:lvl>
+    <w:lvl w:ilvl="4" w:tentative="1">
+      <w:start w:val="1"/>
+      <w:numFmt w:val="bullet"/>
+      <w:lvlText w:val=""/>
+      <w:lvlJc w:val="left"/>
+      <w:pPr>
+        <w:tabs>
+          <w:tab w:val="num" w:pos="3600"/>
+        </w:tabs>
+        <w:ind w:left="3600" w:hanging="360"/>
+      </w:pPr>
+      <w:rPr>
+        <w:rFonts w:ascii="Wingdings" w:hAnsi="Wingdings" w:hint="default"/>
+        <w:sz w:val="20"/>
+      </w:rPr>
+    </w:lvl>
+    <w:lvl w:ilvl="5" w:tentative="1">
+      <w:start w:val="1"/>
+      <w:numFmt w:val="bullet"/>
+      <w:lvlText w:val=""/>
+      <w:lvlJc w:val="left"/>
+      <w:pPr>
+        <w:tabs>
+          <w:tab w:val="num" w:pos="4320"/>
+        </w:tabs>
+        <w:ind w:left="4320" w:hanging="360"/>
+      </w:pPr>
+      <w:rPr>
+        <w:rFonts w:ascii="Wingdings" w:hAnsi="Wingdings" w:hint="default"/>
+        <w:sz w:val="20"/>
+      </w:rPr>
+    </w:lvl>
+    <w:lvl w:ilvl="6" w:tentative="1">
+      <w:start w:val="1"/>
+      <w:numFmt w:val="bullet"/>
+      <w:lvlText w:val=""/>
+      <w:lvlJc w:val="left"/>
+      <w:pPr>
+        <w:tabs>
+          <w:tab w:val="num" w:pos="5040"/>
+        </w:tabs>
+        <w:ind w:left="5040" w:hanging="360"/>
+      </w:pPr>
+      <w:rPr>
+        <w:rFonts w:ascii="Wingdings" w:hAnsi="Wingdings" w:hint="default"/>
+        <w:sz w:val="20"/>
+      </w:rPr>
+    </w:lvl>
+    <w:lvl w:ilvl="7" w:tentative="1">
+      <w:start w:val="1"/>
+      <w:numFmt w:val="bullet"/>
+      <w:lvlText w:val=""/>
+      <w:lvlJc w:val="left"/>
+      <w:pPr>
+        <w:tabs>
+          <w:tab w:val="num" w:pos="5760"/>
+        </w:tabs>
+        <w:ind w:left="5760" w:hanging="360"/>
+      </w:pPr>
+      <w:rPr>
+        <w:rFonts w:ascii="Wingdings" w:hAnsi="Wingdings" w:hint="default"/>
+        <w:sz w:val="20"/>
+      </w:rPr>
+    </w:lvl>
+    <w:lvl w:ilvl="8" w:tentative="1">
+      <w:start w:val="1"/>
+      <w:numFmt w:val="bullet"/>
+      <w:lvlText w:val=""/>
+      <w:lvlJc w:val="left"/>
+      <w:pPr>
+        <w:tabs>
+          <w:tab w:val="num" w:pos="6480"/>
+        </w:tabs>
+        <w:ind w:left="6480" w:hanging="360"/>
+      </w:pPr>
+      <w:rPr>
+        <w:rFonts w:ascii="Wingdings" w:hAnsi="Wingdings" w:hint="default"/>
+        <w:sz w:val="20"/>
+      </w:rPr>
+    </w:lvl>
+  </w:abstractNum>
+  <w:abstractNum w:abstractNumId="31" w15:restartNumberingAfterBreak="0">
     <w:nsid w:val="50A75860"/>
     <w:multiLevelType w:val="multilevel"/>
     <w:tmpl w:val="69BAA0D2"/>
@@ -3918,7 +7740,7 @@
       </w:rPr>
     </w:lvl>
   </w:abstractNum>
-  <w:abstractNum w:abstractNumId="13" w15:restartNumberingAfterBreak="0">
+  <w:abstractNum w:abstractNumId="32" w15:restartNumberingAfterBreak="0">
     <w:nsid w:val="52875A3B"/>
     <w:multiLevelType w:val="multilevel"/>
     <w:tmpl w:val="ACF4A2A8"/>
@@ -4067,7 +7889,495 @@
       </w:rPr>
     </w:lvl>
   </w:abstractNum>
-  <w:abstractNum w:abstractNumId="14" w15:restartNumberingAfterBreak="0">
+  <w:abstractNum w:abstractNumId="33" w15:restartNumberingAfterBreak="0">
+    <w:nsid w:val="566101CF"/>
+    <w:multiLevelType w:val="hybridMultilevel"/>
+    <w:tmpl w:val="3B7EDAD6"/>
+    <w:lvl w:ilvl="0" w:tplc="0C090001">
+      <w:start w:val="1"/>
+      <w:numFmt w:val="bullet"/>
+      <w:lvlText w:val=""/>
+      <w:lvlJc w:val="left"/>
+      <w:pPr>
+        <w:ind w:left="720" w:hanging="360"/>
+      </w:pPr>
+      <w:rPr>
+        <w:rFonts w:ascii="Symbol" w:hAnsi="Symbol" w:hint="default"/>
+      </w:rPr>
+    </w:lvl>
+    <w:lvl w:ilvl="1" w:tplc="0C090003" w:tentative="1">
+      <w:start w:val="1"/>
+      <w:numFmt w:val="bullet"/>
+      <w:lvlText w:val="o"/>
+      <w:lvlJc w:val="left"/>
+      <w:pPr>
+        <w:ind w:left="1440" w:hanging="360"/>
+      </w:pPr>
+      <w:rPr>
+        <w:rFonts w:ascii="Courier New" w:hAnsi="Courier New" w:cs="Courier New" w:hint="default"/>
+      </w:rPr>
+    </w:lvl>
+    <w:lvl w:ilvl="2" w:tplc="0C090005" w:tentative="1">
+      <w:start w:val="1"/>
+      <w:numFmt w:val="bullet"/>
+      <w:lvlText w:val=""/>
+      <w:lvlJc w:val="left"/>
+      <w:pPr>
+        <w:ind w:left="2160" w:hanging="360"/>
+      </w:pPr>
+      <w:rPr>
+        <w:rFonts w:ascii="Wingdings" w:hAnsi="Wingdings" w:hint="default"/>
+      </w:rPr>
+    </w:lvl>
+    <w:lvl w:ilvl="3" w:tplc="0C090001" w:tentative="1">
+      <w:start w:val="1"/>
+      <w:numFmt w:val="bullet"/>
+      <w:lvlText w:val=""/>
+      <w:lvlJc w:val="left"/>
+      <w:pPr>
+        <w:ind w:left="2880" w:hanging="360"/>
+      </w:pPr>
+      <w:rPr>
+        <w:rFonts w:ascii="Symbol" w:hAnsi="Symbol" w:hint="default"/>
+      </w:rPr>
+    </w:lvl>
+    <w:lvl w:ilvl="4" w:tplc="0C090003" w:tentative="1">
+      <w:start w:val="1"/>
+      <w:numFmt w:val="bullet"/>
+      <w:lvlText w:val="o"/>
+      <w:lvlJc w:val="left"/>
+      <w:pPr>
+        <w:ind w:left="3600" w:hanging="360"/>
+      </w:pPr>
+      <w:rPr>
+        <w:rFonts w:ascii="Courier New" w:hAnsi="Courier New" w:cs="Courier New" w:hint="default"/>
+      </w:rPr>
+    </w:lvl>
+    <w:lvl w:ilvl="5" w:tplc="0C090005" w:tentative="1">
+      <w:start w:val="1"/>
+      <w:numFmt w:val="bullet"/>
+      <w:lvlText w:val=""/>
+      <w:lvlJc w:val="left"/>
+      <w:pPr>
+        <w:ind w:left="4320" w:hanging="360"/>
+      </w:pPr>
+      <w:rPr>
+        <w:rFonts w:ascii="Wingdings" w:hAnsi="Wingdings" w:hint="default"/>
+      </w:rPr>
+    </w:lvl>
+    <w:lvl w:ilvl="6" w:tplc="0C090001" w:tentative="1">
+      <w:start w:val="1"/>
+      <w:numFmt w:val="bullet"/>
+      <w:lvlText w:val=""/>
+      <w:lvlJc w:val="left"/>
+      <w:pPr>
+        <w:ind w:left="5040" w:hanging="360"/>
+      </w:pPr>
+      <w:rPr>
+        <w:rFonts w:ascii="Symbol" w:hAnsi="Symbol" w:hint="default"/>
+      </w:rPr>
+    </w:lvl>
+    <w:lvl w:ilvl="7" w:tplc="0C090003" w:tentative="1">
+      <w:start w:val="1"/>
+      <w:numFmt w:val="bullet"/>
+      <w:lvlText w:val="o"/>
+      <w:lvlJc w:val="left"/>
+      <w:pPr>
+        <w:ind w:left="5760" w:hanging="360"/>
+      </w:pPr>
+      <w:rPr>
+        <w:rFonts w:ascii="Courier New" w:hAnsi="Courier New" w:cs="Courier New" w:hint="default"/>
+      </w:rPr>
+    </w:lvl>
+    <w:lvl w:ilvl="8" w:tplc="0C090005" w:tentative="1">
+      <w:start w:val="1"/>
+      <w:numFmt w:val="bullet"/>
+      <w:lvlText w:val=""/>
+      <w:lvlJc w:val="left"/>
+      <w:pPr>
+        <w:ind w:left="6480" w:hanging="360"/>
+      </w:pPr>
+      <w:rPr>
+        <w:rFonts w:ascii="Wingdings" w:hAnsi="Wingdings" w:hint="default"/>
+      </w:rPr>
+    </w:lvl>
+  </w:abstractNum>
+  <w:abstractNum w:abstractNumId="34" w15:restartNumberingAfterBreak="0">
+    <w:nsid w:val="57187F5D"/>
+    <w:multiLevelType w:val="hybridMultilevel"/>
+    <w:tmpl w:val="C554CF18"/>
+    <w:lvl w:ilvl="0" w:tplc="0C090001">
+      <w:start w:val="1"/>
+      <w:numFmt w:val="bullet"/>
+      <w:lvlText w:val=""/>
+      <w:lvlJc w:val="left"/>
+      <w:pPr>
+        <w:ind w:left="720" w:hanging="360"/>
+      </w:pPr>
+      <w:rPr>
+        <w:rFonts w:ascii="Symbol" w:hAnsi="Symbol" w:hint="default"/>
+      </w:rPr>
+    </w:lvl>
+    <w:lvl w:ilvl="1" w:tplc="0C090003" w:tentative="1">
+      <w:start w:val="1"/>
+      <w:numFmt w:val="bullet"/>
+      <w:lvlText w:val="o"/>
+      <w:lvlJc w:val="left"/>
+      <w:pPr>
+        <w:ind w:left="1440" w:hanging="360"/>
+      </w:pPr>
+      <w:rPr>
+        <w:rFonts w:ascii="Courier New" w:hAnsi="Courier New" w:cs="Courier New" w:hint="default"/>
+      </w:rPr>
+    </w:lvl>
+    <w:lvl w:ilvl="2" w:tplc="0C090005" w:tentative="1">
+      <w:start w:val="1"/>
+      <w:numFmt w:val="bullet"/>
+      <w:lvlText w:val=""/>
+      <w:lvlJc w:val="left"/>
+      <w:pPr>
+        <w:ind w:left="2160" w:hanging="360"/>
+      </w:pPr>
+      <w:rPr>
+        <w:rFonts w:ascii="Wingdings" w:hAnsi="Wingdings" w:hint="default"/>
+      </w:rPr>
+    </w:lvl>
+    <w:lvl w:ilvl="3" w:tplc="0C090001" w:tentative="1">
+      <w:start w:val="1"/>
+      <w:numFmt w:val="bullet"/>
+      <w:lvlText w:val=""/>
+      <w:lvlJc w:val="left"/>
+      <w:pPr>
+        <w:ind w:left="2880" w:hanging="360"/>
+      </w:pPr>
+      <w:rPr>
+        <w:rFonts w:ascii="Symbol" w:hAnsi="Symbol" w:hint="default"/>
+      </w:rPr>
+    </w:lvl>
+    <w:lvl w:ilvl="4" w:tplc="0C090003" w:tentative="1">
+      <w:start w:val="1"/>
+      <w:numFmt w:val="bullet"/>
+      <w:lvlText w:val="o"/>
+      <w:lvlJc w:val="left"/>
+      <w:pPr>
+        <w:ind w:left="3600" w:hanging="360"/>
+      </w:pPr>
+      <w:rPr>
+        <w:rFonts w:ascii="Courier New" w:hAnsi="Courier New" w:cs="Courier New" w:hint="default"/>
+      </w:rPr>
+    </w:lvl>
+    <w:lvl w:ilvl="5" w:tplc="0C090005" w:tentative="1">
+      <w:start w:val="1"/>
+      <w:numFmt w:val="bullet"/>
+      <w:lvlText w:val=""/>
+      <w:lvlJc w:val="left"/>
+      <w:pPr>
+        <w:ind w:left="4320" w:hanging="360"/>
+      </w:pPr>
+      <w:rPr>
+        <w:rFonts w:ascii="Wingdings" w:hAnsi="Wingdings" w:hint="default"/>
+      </w:rPr>
+    </w:lvl>
+    <w:lvl w:ilvl="6" w:tplc="0C090001" w:tentative="1">
+      <w:start w:val="1"/>
+      <w:numFmt w:val="bullet"/>
+      <w:lvlText w:val=""/>
+      <w:lvlJc w:val="left"/>
+      <w:pPr>
+        <w:ind w:left="5040" w:hanging="360"/>
+      </w:pPr>
+      <w:rPr>
+        <w:rFonts w:ascii="Symbol" w:hAnsi="Symbol" w:hint="default"/>
+      </w:rPr>
+    </w:lvl>
+    <w:lvl w:ilvl="7" w:tplc="0C090003" w:tentative="1">
+      <w:start w:val="1"/>
+      <w:numFmt w:val="bullet"/>
+      <w:lvlText w:val="o"/>
+      <w:lvlJc w:val="left"/>
+      <w:pPr>
+        <w:ind w:left="5760" w:hanging="360"/>
+      </w:pPr>
+      <w:rPr>
+        <w:rFonts w:ascii="Courier New" w:hAnsi="Courier New" w:cs="Courier New" w:hint="default"/>
+      </w:rPr>
+    </w:lvl>
+    <w:lvl w:ilvl="8" w:tplc="0C090005" w:tentative="1">
+      <w:start w:val="1"/>
+      <w:numFmt w:val="bullet"/>
+      <w:lvlText w:val=""/>
+      <w:lvlJc w:val="left"/>
+      <w:pPr>
+        <w:ind w:left="6480" w:hanging="360"/>
+      </w:pPr>
+      <w:rPr>
+        <w:rFonts w:ascii="Wingdings" w:hAnsi="Wingdings" w:hint="default"/>
+      </w:rPr>
+    </w:lvl>
+  </w:abstractNum>
+  <w:abstractNum w:abstractNumId="35" w15:restartNumberingAfterBreak="0">
+    <w:nsid w:val="5CAD163B"/>
+    <w:multiLevelType w:val="multilevel"/>
+    <w:tmpl w:val="282218BE"/>
+    <w:lvl w:ilvl="0">
+      <w:start w:val="1"/>
+      <w:numFmt w:val="bullet"/>
+      <w:lvlText w:val=""/>
+      <w:lvlJc w:val="left"/>
+      <w:pPr>
+        <w:tabs>
+          <w:tab w:val="num" w:pos="720"/>
+        </w:tabs>
+        <w:ind w:left="720" w:hanging="360"/>
+      </w:pPr>
+      <w:rPr>
+        <w:rFonts w:ascii="Symbol" w:hAnsi="Symbol" w:hint="default"/>
+        <w:sz w:val="20"/>
+      </w:rPr>
+    </w:lvl>
+    <w:lvl w:ilvl="1" w:tentative="1">
+      <w:start w:val="1"/>
+      <w:numFmt w:val="bullet"/>
+      <w:lvlText w:val="o"/>
+      <w:lvlJc w:val="left"/>
+      <w:pPr>
+        <w:tabs>
+          <w:tab w:val="num" w:pos="1440"/>
+        </w:tabs>
+        <w:ind w:left="1440" w:hanging="360"/>
+      </w:pPr>
+      <w:rPr>
+        <w:rFonts w:ascii="Courier New" w:hAnsi="Courier New" w:hint="default"/>
+        <w:sz w:val="20"/>
+      </w:rPr>
+    </w:lvl>
+    <w:lvl w:ilvl="2" w:tentative="1">
+      <w:start w:val="1"/>
+      <w:numFmt w:val="bullet"/>
+      <w:lvlText w:val=""/>
+      <w:lvlJc w:val="left"/>
+      <w:pPr>
+        <w:tabs>
+          <w:tab w:val="num" w:pos="2160"/>
+        </w:tabs>
+        <w:ind w:left="2160" w:hanging="360"/>
+      </w:pPr>
+      <w:rPr>
+        <w:rFonts w:ascii="Wingdings" w:hAnsi="Wingdings" w:hint="default"/>
+        <w:sz w:val="20"/>
+      </w:rPr>
+    </w:lvl>
+    <w:lvl w:ilvl="3" w:tentative="1">
+      <w:start w:val="1"/>
+      <w:numFmt w:val="bullet"/>
+      <w:lvlText w:val=""/>
+      <w:lvlJc w:val="left"/>
+      <w:pPr>
+        <w:tabs>
+          <w:tab w:val="num" w:pos="2880"/>
+        </w:tabs>
+        <w:ind w:left="2880" w:hanging="360"/>
+      </w:pPr>
+      <w:rPr>
+        <w:rFonts w:ascii="Wingdings" w:hAnsi="Wingdings" w:hint="default"/>
+        <w:sz w:val="20"/>
+      </w:rPr>
+    </w:lvl>
+    <w:lvl w:ilvl="4" w:tentative="1">
+      <w:start w:val="1"/>
+      <w:numFmt w:val="bullet"/>
+      <w:lvlText w:val=""/>
+      <w:lvlJc w:val="left"/>
+      <w:pPr>
+        <w:tabs>
+          <w:tab w:val="num" w:pos="3600"/>
+        </w:tabs>
+        <w:ind w:left="3600" w:hanging="360"/>
+      </w:pPr>
+      <w:rPr>
+        <w:rFonts w:ascii="Wingdings" w:hAnsi="Wingdings" w:hint="default"/>
+        <w:sz w:val="20"/>
+      </w:rPr>
+    </w:lvl>
+    <w:lvl w:ilvl="5" w:tentative="1">
+      <w:start w:val="1"/>
+      <w:numFmt w:val="bullet"/>
+      <w:lvlText w:val=""/>
+      <w:lvlJc w:val="left"/>
+      <w:pPr>
+        <w:tabs>
+          <w:tab w:val="num" w:pos="4320"/>
+        </w:tabs>
+        <w:ind w:left="4320" w:hanging="360"/>
+      </w:pPr>
+      <w:rPr>
+        <w:rFonts w:ascii="Wingdings" w:hAnsi="Wingdings" w:hint="default"/>
+        <w:sz w:val="20"/>
+      </w:rPr>
+    </w:lvl>
+    <w:lvl w:ilvl="6" w:tentative="1">
+      <w:start w:val="1"/>
+      <w:numFmt w:val="bullet"/>
+      <w:lvlText w:val=""/>
+      <w:lvlJc w:val="left"/>
+      <w:pPr>
+        <w:tabs>
+          <w:tab w:val="num" w:pos="5040"/>
+        </w:tabs>
+        <w:ind w:left="5040" w:hanging="360"/>
+      </w:pPr>
+      <w:rPr>
+        <w:rFonts w:ascii="Wingdings" w:hAnsi="Wingdings" w:hint="default"/>
+        <w:sz w:val="20"/>
+      </w:rPr>
+    </w:lvl>
+    <w:lvl w:ilvl="7" w:tentative="1">
+      <w:start w:val="1"/>
+      <w:numFmt w:val="bullet"/>
+      <w:lvlText w:val=""/>
+      <w:lvlJc w:val="left"/>
+      <w:pPr>
+        <w:tabs>
+          <w:tab w:val="num" w:pos="5760"/>
+        </w:tabs>
+        <w:ind w:left="5760" w:hanging="360"/>
+      </w:pPr>
+      <w:rPr>
+        <w:rFonts w:ascii="Wingdings" w:hAnsi="Wingdings" w:hint="default"/>
+        <w:sz w:val="20"/>
+      </w:rPr>
+    </w:lvl>
+    <w:lvl w:ilvl="8" w:tentative="1">
+      <w:start w:val="1"/>
+      <w:numFmt w:val="bullet"/>
+      <w:lvlText w:val=""/>
+      <w:lvlJc w:val="left"/>
+      <w:pPr>
+        <w:tabs>
+          <w:tab w:val="num" w:pos="6480"/>
+        </w:tabs>
+        <w:ind w:left="6480" w:hanging="360"/>
+      </w:pPr>
+      <w:rPr>
+        <w:rFonts w:ascii="Wingdings" w:hAnsi="Wingdings" w:hint="default"/>
+        <w:sz w:val="20"/>
+      </w:rPr>
+    </w:lvl>
+  </w:abstractNum>
+  <w:abstractNum w:abstractNumId="36" w15:restartNumberingAfterBreak="0">
+    <w:nsid w:val="5D305716"/>
+    <w:multiLevelType w:val="hybridMultilevel"/>
+    <w:tmpl w:val="40EADBE2"/>
+    <w:lvl w:ilvl="0" w:tplc="0C090001">
+      <w:start w:val="1"/>
+      <w:numFmt w:val="bullet"/>
+      <w:lvlText w:val=""/>
+      <w:lvlJc w:val="left"/>
+      <w:pPr>
+        <w:ind w:left="720" w:hanging="360"/>
+      </w:pPr>
+      <w:rPr>
+        <w:rFonts w:ascii="Symbol" w:hAnsi="Symbol" w:hint="default"/>
+      </w:rPr>
+    </w:lvl>
+    <w:lvl w:ilvl="1" w:tplc="0C090003" w:tentative="1">
+      <w:start w:val="1"/>
+      <w:numFmt w:val="bullet"/>
+      <w:lvlText w:val="o"/>
+      <w:lvlJc w:val="left"/>
+      <w:pPr>
+        <w:ind w:left="1440" w:hanging="360"/>
+      </w:pPr>
+      <w:rPr>
+        <w:rFonts w:ascii="Courier New" w:hAnsi="Courier New" w:cs="Courier New" w:hint="default"/>
+      </w:rPr>
+    </w:lvl>
+    <w:lvl w:ilvl="2" w:tplc="0C090005" w:tentative="1">
+      <w:start w:val="1"/>
+      <w:numFmt w:val="bullet"/>
+      <w:lvlText w:val=""/>
+      <w:lvlJc w:val="left"/>
+      <w:pPr>
+        <w:ind w:left="2160" w:hanging="360"/>
+      </w:pPr>
+      <w:rPr>
+        <w:rFonts w:ascii="Wingdings" w:hAnsi="Wingdings" w:hint="default"/>
+      </w:rPr>
+    </w:lvl>
+    <w:lvl w:ilvl="3" w:tplc="0C090001" w:tentative="1">
+      <w:start w:val="1"/>
+      <w:numFmt w:val="bullet"/>
+      <w:lvlText w:val=""/>
+      <w:lvlJc w:val="left"/>
+      <w:pPr>
+        <w:ind w:left="2880" w:hanging="360"/>
+      </w:pPr>
+      <w:rPr>
+        <w:rFonts w:ascii="Symbol" w:hAnsi="Symbol" w:hint="default"/>
+      </w:rPr>
+    </w:lvl>
+    <w:lvl w:ilvl="4" w:tplc="0C090003" w:tentative="1">
+      <w:start w:val="1"/>
+      <w:numFmt w:val="bullet"/>
+      <w:lvlText w:val="o"/>
+      <w:lvlJc w:val="left"/>
+      <w:pPr>
+        <w:ind w:left="3600" w:hanging="360"/>
+      </w:pPr>
+      <w:rPr>
+        <w:rFonts w:ascii="Courier New" w:hAnsi="Courier New" w:cs="Courier New" w:hint="default"/>
+      </w:rPr>
+    </w:lvl>
+    <w:lvl w:ilvl="5" w:tplc="0C090005" w:tentative="1">
+      <w:start w:val="1"/>
+      <w:numFmt w:val="bullet"/>
+      <w:lvlText w:val=""/>
+      <w:lvlJc w:val="left"/>
+      <w:pPr>
+        <w:ind w:left="4320" w:hanging="360"/>
+      </w:pPr>
+      <w:rPr>
+        <w:rFonts w:ascii="Wingdings" w:hAnsi="Wingdings" w:hint="default"/>
+      </w:rPr>
+    </w:lvl>
+    <w:lvl w:ilvl="6" w:tplc="0C090001" w:tentative="1">
+      <w:start w:val="1"/>
+      <w:numFmt w:val="bullet"/>
+      <w:lvlText w:val=""/>
+      <w:lvlJc w:val="left"/>
+      <w:pPr>
+        <w:ind w:left="5040" w:hanging="360"/>
+      </w:pPr>
+      <w:rPr>
+        <w:rFonts w:ascii="Symbol" w:hAnsi="Symbol" w:hint="default"/>
+      </w:rPr>
+    </w:lvl>
+    <w:lvl w:ilvl="7" w:tplc="0C090003" w:tentative="1">
+      <w:start w:val="1"/>
+      <w:numFmt w:val="bullet"/>
+      <w:lvlText w:val="o"/>
+      <w:lvlJc w:val="left"/>
+      <w:pPr>
+        <w:ind w:left="5760" w:hanging="360"/>
+      </w:pPr>
+      <w:rPr>
+        <w:rFonts w:ascii="Courier New" w:hAnsi="Courier New" w:cs="Courier New" w:hint="default"/>
+      </w:rPr>
+    </w:lvl>
+    <w:lvl w:ilvl="8" w:tplc="0C090005" w:tentative="1">
+      <w:start w:val="1"/>
+      <w:numFmt w:val="bullet"/>
+      <w:lvlText w:val=""/>
+      <w:lvlJc w:val="left"/>
+      <w:pPr>
+        <w:ind w:left="6480" w:hanging="360"/>
+      </w:pPr>
+      <w:rPr>
+        <w:rFonts w:ascii="Wingdings" w:hAnsi="Wingdings" w:hint="default"/>
+      </w:rPr>
+    </w:lvl>
+  </w:abstractNum>
+  <w:abstractNum w:abstractNumId="37" w15:restartNumberingAfterBreak="0">
     <w:nsid w:val="5D4D0EC7"/>
     <w:multiLevelType w:val="multilevel"/>
     <w:tmpl w:val="19B241C2"/>
@@ -4216,7 +8526,233 @@
       </w:rPr>
     </w:lvl>
   </w:abstractNum>
-  <w:abstractNum w:abstractNumId="15" w15:restartNumberingAfterBreak="0">
+  <w:abstractNum w:abstractNumId="38" w15:restartNumberingAfterBreak="0">
+    <w:nsid w:val="5E8B3751"/>
+    <w:multiLevelType w:val="hybridMultilevel"/>
+    <w:tmpl w:val="A2B45ABE"/>
+    <w:lvl w:ilvl="0" w:tplc="0C090001">
+      <w:start w:val="1"/>
+      <w:numFmt w:val="bullet"/>
+      <w:lvlText w:val=""/>
+      <w:lvlJc w:val="left"/>
+      <w:pPr>
+        <w:ind w:left="720" w:hanging="360"/>
+      </w:pPr>
+      <w:rPr>
+        <w:rFonts w:ascii="Symbol" w:hAnsi="Symbol" w:hint="default"/>
+      </w:rPr>
+    </w:lvl>
+    <w:lvl w:ilvl="1" w:tplc="0C090003" w:tentative="1">
+      <w:start w:val="1"/>
+      <w:numFmt w:val="bullet"/>
+      <w:lvlText w:val="o"/>
+      <w:lvlJc w:val="left"/>
+      <w:pPr>
+        <w:ind w:left="1440" w:hanging="360"/>
+      </w:pPr>
+      <w:rPr>
+        <w:rFonts w:ascii="Courier New" w:hAnsi="Courier New" w:cs="Courier New" w:hint="default"/>
+      </w:rPr>
+    </w:lvl>
+    <w:lvl w:ilvl="2" w:tplc="0C090005" w:tentative="1">
+      <w:start w:val="1"/>
+      <w:numFmt w:val="bullet"/>
+      <w:lvlText w:val=""/>
+      <w:lvlJc w:val="left"/>
+      <w:pPr>
+        <w:ind w:left="2160" w:hanging="360"/>
+      </w:pPr>
+      <w:rPr>
+        <w:rFonts w:ascii="Wingdings" w:hAnsi="Wingdings" w:hint="default"/>
+      </w:rPr>
+    </w:lvl>
+    <w:lvl w:ilvl="3" w:tplc="0C090001" w:tentative="1">
+      <w:start w:val="1"/>
+      <w:numFmt w:val="bullet"/>
+      <w:lvlText w:val=""/>
+      <w:lvlJc w:val="left"/>
+      <w:pPr>
+        <w:ind w:left="2880" w:hanging="360"/>
+      </w:pPr>
+      <w:rPr>
+        <w:rFonts w:ascii="Symbol" w:hAnsi="Symbol" w:hint="default"/>
+      </w:rPr>
+    </w:lvl>
+    <w:lvl w:ilvl="4" w:tplc="0C090003" w:tentative="1">
+      <w:start w:val="1"/>
+      <w:numFmt w:val="bullet"/>
+      <w:lvlText w:val="o"/>
+      <w:lvlJc w:val="left"/>
+      <w:pPr>
+        <w:ind w:left="3600" w:hanging="360"/>
+      </w:pPr>
+      <w:rPr>
+        <w:rFonts w:ascii="Courier New" w:hAnsi="Courier New" w:cs="Courier New" w:hint="default"/>
+      </w:rPr>
+    </w:lvl>
+    <w:lvl w:ilvl="5" w:tplc="0C090005" w:tentative="1">
+      <w:start w:val="1"/>
+      <w:numFmt w:val="bullet"/>
+      <w:lvlText w:val=""/>
+      <w:lvlJc w:val="left"/>
+      <w:pPr>
+        <w:ind w:left="4320" w:hanging="360"/>
+      </w:pPr>
+      <w:rPr>
+        <w:rFonts w:ascii="Wingdings" w:hAnsi="Wingdings" w:hint="default"/>
+      </w:rPr>
+    </w:lvl>
+    <w:lvl w:ilvl="6" w:tplc="0C090001" w:tentative="1">
+      <w:start w:val="1"/>
+      <w:numFmt w:val="bullet"/>
+      <w:lvlText w:val=""/>
+      <w:lvlJc w:val="left"/>
+      <w:pPr>
+        <w:ind w:left="5040" w:hanging="360"/>
+      </w:pPr>
+      <w:rPr>
+        <w:rFonts w:ascii="Symbol" w:hAnsi="Symbol" w:hint="default"/>
+      </w:rPr>
+    </w:lvl>
+    <w:lvl w:ilvl="7" w:tplc="0C090003" w:tentative="1">
+      <w:start w:val="1"/>
+      <w:numFmt w:val="bullet"/>
+      <w:lvlText w:val="o"/>
+      <w:lvlJc w:val="left"/>
+      <w:pPr>
+        <w:ind w:left="5760" w:hanging="360"/>
+      </w:pPr>
+      <w:rPr>
+        <w:rFonts w:ascii="Courier New" w:hAnsi="Courier New" w:cs="Courier New" w:hint="default"/>
+      </w:rPr>
+    </w:lvl>
+    <w:lvl w:ilvl="8" w:tplc="0C090005" w:tentative="1">
+      <w:start w:val="1"/>
+      <w:numFmt w:val="bullet"/>
+      <w:lvlText w:val=""/>
+      <w:lvlJc w:val="left"/>
+      <w:pPr>
+        <w:ind w:left="6480" w:hanging="360"/>
+      </w:pPr>
+      <w:rPr>
+        <w:rFonts w:ascii="Wingdings" w:hAnsi="Wingdings" w:hint="default"/>
+      </w:rPr>
+    </w:lvl>
+  </w:abstractNum>
+  <w:abstractNum w:abstractNumId="39" w15:restartNumberingAfterBreak="0">
+    <w:nsid w:val="62ED65AA"/>
+    <w:multiLevelType w:val="hybridMultilevel"/>
+    <w:tmpl w:val="CF34A8F6"/>
+    <w:lvl w:ilvl="0" w:tplc="0C090001">
+      <w:start w:val="1"/>
+      <w:numFmt w:val="bullet"/>
+      <w:lvlText w:val=""/>
+      <w:lvlJc w:val="left"/>
+      <w:pPr>
+        <w:ind w:left="720" w:hanging="360"/>
+      </w:pPr>
+      <w:rPr>
+        <w:rFonts w:ascii="Symbol" w:hAnsi="Symbol" w:hint="default"/>
+      </w:rPr>
+    </w:lvl>
+    <w:lvl w:ilvl="1" w:tplc="0C090003" w:tentative="1">
+      <w:start w:val="1"/>
+      <w:numFmt w:val="bullet"/>
+      <w:lvlText w:val="o"/>
+      <w:lvlJc w:val="left"/>
+      <w:pPr>
+        <w:ind w:left="1440" w:hanging="360"/>
+      </w:pPr>
+      <w:rPr>
+        <w:rFonts w:ascii="Courier New" w:hAnsi="Courier New" w:cs="Courier New" w:hint="default"/>
+      </w:rPr>
+    </w:lvl>
+    <w:lvl w:ilvl="2" w:tplc="0C090005" w:tentative="1">
+      <w:start w:val="1"/>
+      <w:numFmt w:val="bullet"/>
+      <w:lvlText w:val=""/>
+      <w:lvlJc w:val="left"/>
+      <w:pPr>
+        <w:ind w:left="2160" w:hanging="360"/>
+      </w:pPr>
+      <w:rPr>
+        <w:rFonts w:ascii="Wingdings" w:hAnsi="Wingdings" w:hint="default"/>
+      </w:rPr>
+    </w:lvl>
+    <w:lvl w:ilvl="3" w:tplc="0C090001" w:tentative="1">
+      <w:start w:val="1"/>
+      <w:numFmt w:val="bullet"/>
+      <w:lvlText w:val=""/>
+      <w:lvlJc w:val="left"/>
+      <w:pPr>
+        <w:ind w:left="2880" w:hanging="360"/>
+      </w:pPr>
+      <w:rPr>
+        <w:rFonts w:ascii="Symbol" w:hAnsi="Symbol" w:hint="default"/>
+      </w:rPr>
+    </w:lvl>
+    <w:lvl w:ilvl="4" w:tplc="0C090003" w:tentative="1">
+      <w:start w:val="1"/>
+      <w:numFmt w:val="bullet"/>
+      <w:lvlText w:val="o"/>
+      <w:lvlJc w:val="left"/>
+      <w:pPr>
+        <w:ind w:left="3600" w:hanging="360"/>
+      </w:pPr>
+      <w:rPr>
+        <w:rFonts w:ascii="Courier New" w:hAnsi="Courier New" w:cs="Courier New" w:hint="default"/>
+      </w:rPr>
+    </w:lvl>
+    <w:lvl w:ilvl="5" w:tplc="0C090005" w:tentative="1">
+      <w:start w:val="1"/>
+      <w:numFmt w:val="bullet"/>
+      <w:lvlText w:val=""/>
+      <w:lvlJc w:val="left"/>
+      <w:pPr>
+        <w:ind w:left="4320" w:hanging="360"/>
+      </w:pPr>
+      <w:rPr>
+        <w:rFonts w:ascii="Wingdings" w:hAnsi="Wingdings" w:hint="default"/>
+      </w:rPr>
+    </w:lvl>
+    <w:lvl w:ilvl="6" w:tplc="0C090001" w:tentative="1">
+      <w:start w:val="1"/>
+      <w:numFmt w:val="bullet"/>
+      <w:lvlText w:val=""/>
+      <w:lvlJc w:val="left"/>
+      <w:pPr>
+        <w:ind w:left="5040" w:hanging="360"/>
+      </w:pPr>
+      <w:rPr>
+        <w:rFonts w:ascii="Symbol" w:hAnsi="Symbol" w:hint="default"/>
+      </w:rPr>
+    </w:lvl>
+    <w:lvl w:ilvl="7" w:tplc="0C090003" w:tentative="1">
+      <w:start w:val="1"/>
+      <w:numFmt w:val="bullet"/>
+      <w:lvlText w:val="o"/>
+      <w:lvlJc w:val="left"/>
+      <w:pPr>
+        <w:ind w:left="5760" w:hanging="360"/>
+      </w:pPr>
+      <w:rPr>
+        <w:rFonts w:ascii="Courier New" w:hAnsi="Courier New" w:cs="Courier New" w:hint="default"/>
+      </w:rPr>
+    </w:lvl>
+    <w:lvl w:ilvl="8" w:tplc="0C090005" w:tentative="1">
+      <w:start w:val="1"/>
+      <w:numFmt w:val="bullet"/>
+      <w:lvlText w:val=""/>
+      <w:lvlJc w:val="left"/>
+      <w:pPr>
+        <w:ind w:left="6480" w:hanging="360"/>
+      </w:pPr>
+      <w:rPr>
+        <w:rFonts w:ascii="Wingdings" w:hAnsi="Wingdings" w:hint="default"/>
+      </w:rPr>
+    </w:lvl>
+  </w:abstractNum>
+  <w:abstractNum w:abstractNumId="40" w15:restartNumberingAfterBreak="0">
     <w:nsid w:val="643761F2"/>
     <w:multiLevelType w:val="hybridMultilevel"/>
     <w:tmpl w:val="87902146"/>
@@ -4329,7 +8865,7 @@
       </w:rPr>
     </w:lvl>
   </w:abstractNum>
-  <w:abstractNum w:abstractNumId="16" w15:restartNumberingAfterBreak="0">
+  <w:abstractNum w:abstractNumId="41" w15:restartNumberingAfterBreak="0">
     <w:nsid w:val="670F04C1"/>
     <w:multiLevelType w:val="hybridMultilevel"/>
     <w:tmpl w:val="046E6974"/>
@@ -4442,7 +8978,7 @@
       </w:rPr>
     </w:lvl>
   </w:abstractNum>
-  <w:abstractNum w:abstractNumId="17" w15:restartNumberingAfterBreak="0">
+  <w:abstractNum w:abstractNumId="42" w15:restartNumberingAfterBreak="0">
     <w:nsid w:val="6A050D00"/>
     <w:multiLevelType w:val="hybridMultilevel"/>
     <w:tmpl w:val="E71CBB4E"/>
@@ -4555,7 +9091,7 @@
       </w:rPr>
     </w:lvl>
   </w:abstractNum>
-  <w:abstractNum w:abstractNumId="18" w15:restartNumberingAfterBreak="0">
+  <w:abstractNum w:abstractNumId="43" w15:restartNumberingAfterBreak="0">
     <w:nsid w:val="6B9B6DEE"/>
     <w:multiLevelType w:val="multilevel"/>
     <w:tmpl w:val="14AA1448"/>
@@ -4704,7 +9240,382 @@
       </w:rPr>
     </w:lvl>
   </w:abstractNum>
-  <w:abstractNum w:abstractNumId="19" w15:restartNumberingAfterBreak="0">
+  <w:abstractNum w:abstractNumId="44" w15:restartNumberingAfterBreak="0">
+    <w:nsid w:val="6CB244BD"/>
+    <w:multiLevelType w:val="hybridMultilevel"/>
+    <w:tmpl w:val="8F02DEE0"/>
+    <w:lvl w:ilvl="0" w:tplc="0C090001">
+      <w:start w:val="1"/>
+      <w:numFmt w:val="bullet"/>
+      <w:lvlText w:val=""/>
+      <w:lvlJc w:val="left"/>
+      <w:pPr>
+        <w:ind w:left="720" w:hanging="360"/>
+      </w:pPr>
+      <w:rPr>
+        <w:rFonts w:ascii="Symbol" w:hAnsi="Symbol" w:hint="default"/>
+      </w:rPr>
+    </w:lvl>
+    <w:lvl w:ilvl="1" w:tplc="0C090003" w:tentative="1">
+      <w:start w:val="1"/>
+      <w:numFmt w:val="bullet"/>
+      <w:lvlText w:val="o"/>
+      <w:lvlJc w:val="left"/>
+      <w:pPr>
+        <w:ind w:left="1440" w:hanging="360"/>
+      </w:pPr>
+      <w:rPr>
+        <w:rFonts w:ascii="Courier New" w:hAnsi="Courier New" w:cs="Courier New" w:hint="default"/>
+      </w:rPr>
+    </w:lvl>
+    <w:lvl w:ilvl="2" w:tplc="0C090005" w:tentative="1">
+      <w:start w:val="1"/>
+      <w:numFmt w:val="bullet"/>
+      <w:lvlText w:val=""/>
+      <w:lvlJc w:val="left"/>
+      <w:pPr>
+        <w:ind w:left="2160" w:hanging="360"/>
+      </w:pPr>
+      <w:rPr>
+        <w:rFonts w:ascii="Wingdings" w:hAnsi="Wingdings" w:hint="default"/>
+      </w:rPr>
+    </w:lvl>
+    <w:lvl w:ilvl="3" w:tplc="0C090001" w:tentative="1">
+      <w:start w:val="1"/>
+      <w:numFmt w:val="bullet"/>
+      <w:lvlText w:val=""/>
+      <w:lvlJc w:val="left"/>
+      <w:pPr>
+        <w:ind w:left="2880" w:hanging="360"/>
+      </w:pPr>
+      <w:rPr>
+        <w:rFonts w:ascii="Symbol" w:hAnsi="Symbol" w:hint="default"/>
+      </w:rPr>
+    </w:lvl>
+    <w:lvl w:ilvl="4" w:tplc="0C090003" w:tentative="1">
+      <w:start w:val="1"/>
+      <w:numFmt w:val="bullet"/>
+      <w:lvlText w:val="o"/>
+      <w:lvlJc w:val="left"/>
+      <w:pPr>
+        <w:ind w:left="3600" w:hanging="360"/>
+      </w:pPr>
+      <w:rPr>
+        <w:rFonts w:ascii="Courier New" w:hAnsi="Courier New" w:cs="Courier New" w:hint="default"/>
+      </w:rPr>
+    </w:lvl>
+    <w:lvl w:ilvl="5" w:tplc="0C090005" w:tentative="1">
+      <w:start w:val="1"/>
+      <w:numFmt w:val="bullet"/>
+      <w:lvlText w:val=""/>
+      <w:lvlJc w:val="left"/>
+      <w:pPr>
+        <w:ind w:left="4320" w:hanging="360"/>
+      </w:pPr>
+      <w:rPr>
+        <w:rFonts w:ascii="Wingdings" w:hAnsi="Wingdings" w:hint="default"/>
+      </w:rPr>
+    </w:lvl>
+    <w:lvl w:ilvl="6" w:tplc="0C090001" w:tentative="1">
+      <w:start w:val="1"/>
+      <w:numFmt w:val="bullet"/>
+      <w:lvlText w:val=""/>
+      <w:lvlJc w:val="left"/>
+      <w:pPr>
+        <w:ind w:left="5040" w:hanging="360"/>
+      </w:pPr>
+      <w:rPr>
+        <w:rFonts w:ascii="Symbol" w:hAnsi="Symbol" w:hint="default"/>
+      </w:rPr>
+    </w:lvl>
+    <w:lvl w:ilvl="7" w:tplc="0C090003" w:tentative="1">
+      <w:start w:val="1"/>
+      <w:numFmt w:val="bullet"/>
+      <w:lvlText w:val="o"/>
+      <w:lvlJc w:val="left"/>
+      <w:pPr>
+        <w:ind w:left="5760" w:hanging="360"/>
+      </w:pPr>
+      <w:rPr>
+        <w:rFonts w:ascii="Courier New" w:hAnsi="Courier New" w:cs="Courier New" w:hint="default"/>
+      </w:rPr>
+    </w:lvl>
+    <w:lvl w:ilvl="8" w:tplc="0C090005" w:tentative="1">
+      <w:start w:val="1"/>
+      <w:numFmt w:val="bullet"/>
+      <w:lvlText w:val=""/>
+      <w:lvlJc w:val="left"/>
+      <w:pPr>
+        <w:ind w:left="6480" w:hanging="360"/>
+      </w:pPr>
+      <w:rPr>
+        <w:rFonts w:ascii="Wingdings" w:hAnsi="Wingdings" w:hint="default"/>
+      </w:rPr>
+    </w:lvl>
+  </w:abstractNum>
+  <w:abstractNum w:abstractNumId="45" w15:restartNumberingAfterBreak="0">
+    <w:nsid w:val="72336F79"/>
+    <w:multiLevelType w:val="hybridMultilevel"/>
+    <w:tmpl w:val="74C663CC"/>
+    <w:lvl w:ilvl="0" w:tplc="0C090001">
+      <w:start w:val="1"/>
+      <w:numFmt w:val="bullet"/>
+      <w:lvlText w:val=""/>
+      <w:lvlJc w:val="left"/>
+      <w:pPr>
+        <w:ind w:left="720" w:hanging="360"/>
+      </w:pPr>
+      <w:rPr>
+        <w:rFonts w:ascii="Symbol" w:hAnsi="Symbol" w:hint="default"/>
+      </w:rPr>
+    </w:lvl>
+    <w:lvl w:ilvl="1" w:tplc="0C090003" w:tentative="1">
+      <w:start w:val="1"/>
+      <w:numFmt w:val="bullet"/>
+      <w:lvlText w:val="o"/>
+      <w:lvlJc w:val="left"/>
+      <w:pPr>
+        <w:ind w:left="1440" w:hanging="360"/>
+      </w:pPr>
+      <w:rPr>
+        <w:rFonts w:ascii="Courier New" w:hAnsi="Courier New" w:cs="Courier New" w:hint="default"/>
+      </w:rPr>
+    </w:lvl>
+    <w:lvl w:ilvl="2" w:tplc="0C090005" w:tentative="1">
+      <w:start w:val="1"/>
+      <w:numFmt w:val="bullet"/>
+      <w:lvlText w:val=""/>
+      <w:lvlJc w:val="left"/>
+      <w:pPr>
+        <w:ind w:left="2160" w:hanging="360"/>
+      </w:pPr>
+      <w:rPr>
+        <w:rFonts w:ascii="Wingdings" w:hAnsi="Wingdings" w:hint="default"/>
+      </w:rPr>
+    </w:lvl>
+    <w:lvl w:ilvl="3" w:tplc="0C090001" w:tentative="1">
+      <w:start w:val="1"/>
+      <w:numFmt w:val="bullet"/>
+      <w:lvlText w:val=""/>
+      <w:lvlJc w:val="left"/>
+      <w:pPr>
+        <w:ind w:left="2880" w:hanging="360"/>
+      </w:pPr>
+      <w:rPr>
+        <w:rFonts w:ascii="Symbol" w:hAnsi="Symbol" w:hint="default"/>
+      </w:rPr>
+    </w:lvl>
+    <w:lvl w:ilvl="4" w:tplc="0C090003" w:tentative="1">
+      <w:start w:val="1"/>
+      <w:numFmt w:val="bullet"/>
+      <w:lvlText w:val="o"/>
+      <w:lvlJc w:val="left"/>
+      <w:pPr>
+        <w:ind w:left="3600" w:hanging="360"/>
+      </w:pPr>
+      <w:rPr>
+        <w:rFonts w:ascii="Courier New" w:hAnsi="Courier New" w:cs="Courier New" w:hint="default"/>
+      </w:rPr>
+    </w:lvl>
+    <w:lvl w:ilvl="5" w:tplc="0C090005" w:tentative="1">
+      <w:start w:val="1"/>
+      <w:numFmt w:val="bullet"/>
+      <w:lvlText w:val=""/>
+      <w:lvlJc w:val="left"/>
+      <w:pPr>
+        <w:ind w:left="4320" w:hanging="360"/>
+      </w:pPr>
+      <w:rPr>
+        <w:rFonts w:ascii="Wingdings" w:hAnsi="Wingdings" w:hint="default"/>
+      </w:rPr>
+    </w:lvl>
+    <w:lvl w:ilvl="6" w:tplc="0C090001" w:tentative="1">
+      <w:start w:val="1"/>
+      <w:numFmt w:val="bullet"/>
+      <w:lvlText w:val=""/>
+      <w:lvlJc w:val="left"/>
+      <w:pPr>
+        <w:ind w:left="5040" w:hanging="360"/>
+      </w:pPr>
+      <w:rPr>
+        <w:rFonts w:ascii="Symbol" w:hAnsi="Symbol" w:hint="default"/>
+      </w:rPr>
+    </w:lvl>
+    <w:lvl w:ilvl="7" w:tplc="0C090003" w:tentative="1">
+      <w:start w:val="1"/>
+      <w:numFmt w:val="bullet"/>
+      <w:lvlText w:val="o"/>
+      <w:lvlJc w:val="left"/>
+      <w:pPr>
+        <w:ind w:left="5760" w:hanging="360"/>
+      </w:pPr>
+      <w:rPr>
+        <w:rFonts w:ascii="Courier New" w:hAnsi="Courier New" w:cs="Courier New" w:hint="default"/>
+      </w:rPr>
+    </w:lvl>
+    <w:lvl w:ilvl="8" w:tplc="0C090005" w:tentative="1">
+      <w:start w:val="1"/>
+      <w:numFmt w:val="bullet"/>
+      <w:lvlText w:val=""/>
+      <w:lvlJc w:val="left"/>
+      <w:pPr>
+        <w:ind w:left="6480" w:hanging="360"/>
+      </w:pPr>
+      <w:rPr>
+        <w:rFonts w:ascii="Wingdings" w:hAnsi="Wingdings" w:hint="default"/>
+      </w:rPr>
+    </w:lvl>
+  </w:abstractNum>
+  <w:abstractNum w:abstractNumId="46" w15:restartNumberingAfterBreak="0">
+    <w:nsid w:val="76E92225"/>
+    <w:multiLevelType w:val="multilevel"/>
+    <w:tmpl w:val="31FABEDA"/>
+    <w:lvl w:ilvl="0">
+      <w:start w:val="1"/>
+      <w:numFmt w:val="bullet"/>
+      <w:lvlText w:val=""/>
+      <w:lvlJc w:val="left"/>
+      <w:pPr>
+        <w:tabs>
+          <w:tab w:val="num" w:pos="720"/>
+        </w:tabs>
+        <w:ind w:left="720" w:hanging="360"/>
+      </w:pPr>
+      <w:rPr>
+        <w:rFonts w:ascii="Symbol" w:hAnsi="Symbol" w:hint="default"/>
+        <w:sz w:val="20"/>
+      </w:rPr>
+    </w:lvl>
+    <w:lvl w:ilvl="1" w:tentative="1">
+      <w:start w:val="1"/>
+      <w:numFmt w:val="bullet"/>
+      <w:lvlText w:val="o"/>
+      <w:lvlJc w:val="left"/>
+      <w:pPr>
+        <w:tabs>
+          <w:tab w:val="num" w:pos="1440"/>
+        </w:tabs>
+        <w:ind w:left="1440" w:hanging="360"/>
+      </w:pPr>
+      <w:rPr>
+        <w:rFonts w:ascii="Courier New" w:hAnsi="Courier New" w:hint="default"/>
+        <w:sz w:val="20"/>
+      </w:rPr>
+    </w:lvl>
+    <w:lvl w:ilvl="2" w:tentative="1">
+      <w:start w:val="1"/>
+      <w:numFmt w:val="bullet"/>
+      <w:lvlText w:val=""/>
+      <w:lvlJc w:val="left"/>
+      <w:pPr>
+        <w:tabs>
+          <w:tab w:val="num" w:pos="2160"/>
+        </w:tabs>
+        <w:ind w:left="2160" w:hanging="360"/>
+      </w:pPr>
+      <w:rPr>
+        <w:rFonts w:ascii="Wingdings" w:hAnsi="Wingdings" w:hint="default"/>
+        <w:sz w:val="20"/>
+      </w:rPr>
+    </w:lvl>
+    <w:lvl w:ilvl="3" w:tentative="1">
+      <w:start w:val="1"/>
+      <w:numFmt w:val="bullet"/>
+      <w:lvlText w:val=""/>
+      <w:lvlJc w:val="left"/>
+      <w:pPr>
+        <w:tabs>
+          <w:tab w:val="num" w:pos="2880"/>
+        </w:tabs>
+        <w:ind w:left="2880" w:hanging="360"/>
+      </w:pPr>
+      <w:rPr>
+        <w:rFonts w:ascii="Wingdings" w:hAnsi="Wingdings" w:hint="default"/>
+        <w:sz w:val="20"/>
+      </w:rPr>
+    </w:lvl>
+    <w:lvl w:ilvl="4" w:tentative="1">
+      <w:start w:val="1"/>
+      <w:numFmt w:val="bullet"/>
+      <w:lvlText w:val=""/>
+      <w:lvlJc w:val="left"/>
+      <w:pPr>
+        <w:tabs>
+          <w:tab w:val="num" w:pos="3600"/>
+        </w:tabs>
+        <w:ind w:left="3600" w:hanging="360"/>
+      </w:pPr>
+      <w:rPr>
+        <w:rFonts w:ascii="Wingdings" w:hAnsi="Wingdings" w:hint="default"/>
+        <w:sz w:val="20"/>
+      </w:rPr>
+    </w:lvl>
+    <w:lvl w:ilvl="5" w:tentative="1">
+      <w:start w:val="1"/>
+      <w:numFmt w:val="bullet"/>
+      <w:lvlText w:val=""/>
+      <w:lvlJc w:val="left"/>
+      <w:pPr>
+        <w:tabs>
+          <w:tab w:val="num" w:pos="4320"/>
+        </w:tabs>
+        <w:ind w:left="4320" w:hanging="360"/>
+      </w:pPr>
+      <w:rPr>
+        <w:rFonts w:ascii="Wingdings" w:hAnsi="Wingdings" w:hint="default"/>
+        <w:sz w:val="20"/>
+      </w:rPr>
+    </w:lvl>
+    <w:lvl w:ilvl="6" w:tentative="1">
+      <w:start w:val="1"/>
+      <w:numFmt w:val="bullet"/>
+      <w:lvlText w:val=""/>
+      <w:lvlJc w:val="left"/>
+      <w:pPr>
+        <w:tabs>
+          <w:tab w:val="num" w:pos="5040"/>
+        </w:tabs>
+        <w:ind w:left="5040" w:hanging="360"/>
+      </w:pPr>
+      <w:rPr>
+        <w:rFonts w:ascii="Wingdings" w:hAnsi="Wingdings" w:hint="default"/>
+        <w:sz w:val="20"/>
+      </w:rPr>
+    </w:lvl>
+    <w:lvl w:ilvl="7" w:tentative="1">
+      <w:start w:val="1"/>
+      <w:numFmt w:val="bullet"/>
+      <w:lvlText w:val=""/>
+      <w:lvlJc w:val="left"/>
+      <w:pPr>
+        <w:tabs>
+          <w:tab w:val="num" w:pos="5760"/>
+        </w:tabs>
+        <w:ind w:left="5760" w:hanging="360"/>
+      </w:pPr>
+      <w:rPr>
+        <w:rFonts w:ascii="Wingdings" w:hAnsi="Wingdings" w:hint="default"/>
+        <w:sz w:val="20"/>
+      </w:rPr>
+    </w:lvl>
+    <w:lvl w:ilvl="8" w:tentative="1">
+      <w:start w:val="1"/>
+      <w:numFmt w:val="bullet"/>
+      <w:lvlText w:val=""/>
+      <w:lvlJc w:val="left"/>
+      <w:pPr>
+        <w:tabs>
+          <w:tab w:val="num" w:pos="6480"/>
+        </w:tabs>
+        <w:ind w:left="6480" w:hanging="360"/>
+      </w:pPr>
+      <w:rPr>
+        <w:rFonts w:ascii="Wingdings" w:hAnsi="Wingdings" w:hint="default"/>
+        <w:sz w:val="20"/>
+      </w:rPr>
+    </w:lvl>
+  </w:abstractNum>
+  <w:abstractNum w:abstractNumId="47" w15:restartNumberingAfterBreak="0">
     <w:nsid w:val="771C30B3"/>
     <w:multiLevelType w:val="hybridMultilevel"/>
     <w:tmpl w:val="7790685A"/>
@@ -4817,7 +9728,156 @@
       </w:rPr>
     </w:lvl>
   </w:abstractNum>
-  <w:abstractNum w:abstractNumId="20" w15:restartNumberingAfterBreak="0">
+  <w:abstractNum w:abstractNumId="48" w15:restartNumberingAfterBreak="0">
+    <w:nsid w:val="79AC2138"/>
+    <w:multiLevelType w:val="multilevel"/>
+    <w:tmpl w:val="1A6018AA"/>
+    <w:lvl w:ilvl="0">
+      <w:start w:val="1"/>
+      <w:numFmt w:val="bullet"/>
+      <w:lvlText w:val=""/>
+      <w:lvlJc w:val="left"/>
+      <w:pPr>
+        <w:tabs>
+          <w:tab w:val="num" w:pos="720"/>
+        </w:tabs>
+        <w:ind w:left="720" w:hanging="360"/>
+      </w:pPr>
+      <w:rPr>
+        <w:rFonts w:ascii="Symbol" w:hAnsi="Symbol" w:hint="default"/>
+        <w:sz w:val="20"/>
+      </w:rPr>
+    </w:lvl>
+    <w:lvl w:ilvl="1" w:tentative="1">
+      <w:start w:val="1"/>
+      <w:numFmt w:val="bullet"/>
+      <w:lvlText w:val="o"/>
+      <w:lvlJc w:val="left"/>
+      <w:pPr>
+        <w:tabs>
+          <w:tab w:val="num" w:pos="1440"/>
+        </w:tabs>
+        <w:ind w:left="1440" w:hanging="360"/>
+      </w:pPr>
+      <w:rPr>
+        <w:rFonts w:ascii="Courier New" w:hAnsi="Courier New" w:hint="default"/>
+        <w:sz w:val="20"/>
+      </w:rPr>
+    </w:lvl>
+    <w:lvl w:ilvl="2" w:tentative="1">
+      <w:start w:val="1"/>
+      <w:numFmt w:val="bullet"/>
+      <w:lvlText w:val=""/>
+      <w:lvlJc w:val="left"/>
+      <w:pPr>
+        <w:tabs>
+          <w:tab w:val="num" w:pos="2160"/>
+        </w:tabs>
+        <w:ind w:left="2160" w:hanging="360"/>
+      </w:pPr>
+      <w:rPr>
+        <w:rFonts w:ascii="Wingdings" w:hAnsi="Wingdings" w:hint="default"/>
+        <w:sz w:val="20"/>
+      </w:rPr>
+    </w:lvl>
+    <w:lvl w:ilvl="3" w:tentative="1">
+      <w:start w:val="1"/>
+      <w:numFmt w:val="bullet"/>
+      <w:lvlText w:val=""/>
+      <w:lvlJc w:val="left"/>
+      <w:pPr>
+        <w:tabs>
+          <w:tab w:val="num" w:pos="2880"/>
+        </w:tabs>
+        <w:ind w:left="2880" w:hanging="360"/>
+      </w:pPr>
+      <w:rPr>
+        <w:rFonts w:ascii="Wingdings" w:hAnsi="Wingdings" w:hint="default"/>
+        <w:sz w:val="20"/>
+      </w:rPr>
+    </w:lvl>
+    <w:lvl w:ilvl="4" w:tentative="1">
+      <w:start w:val="1"/>
+      <w:numFmt w:val="bullet"/>
+      <w:lvlText w:val=""/>
+      <w:lvlJc w:val="left"/>
+      <w:pPr>
+        <w:tabs>
+          <w:tab w:val="num" w:pos="3600"/>
+        </w:tabs>
+        <w:ind w:left="3600" w:hanging="360"/>
+      </w:pPr>
+      <w:rPr>
+        <w:rFonts w:ascii="Wingdings" w:hAnsi="Wingdings" w:hint="default"/>
+        <w:sz w:val="20"/>
+      </w:rPr>
+    </w:lvl>
+    <w:lvl w:ilvl="5" w:tentative="1">
+      <w:start w:val="1"/>
+      <w:numFmt w:val="bullet"/>
+      <w:lvlText w:val=""/>
+      <w:lvlJc w:val="left"/>
+      <w:pPr>
+        <w:tabs>
+          <w:tab w:val="num" w:pos="4320"/>
+        </w:tabs>
+        <w:ind w:left="4320" w:hanging="360"/>
+      </w:pPr>
+      <w:rPr>
+        <w:rFonts w:ascii="Wingdings" w:hAnsi="Wingdings" w:hint="default"/>
+        <w:sz w:val="20"/>
+      </w:rPr>
+    </w:lvl>
+    <w:lvl w:ilvl="6" w:tentative="1">
+      <w:start w:val="1"/>
+      <w:numFmt w:val="bullet"/>
+      <w:lvlText w:val=""/>
+      <w:lvlJc w:val="left"/>
+      <w:pPr>
+        <w:tabs>
+          <w:tab w:val="num" w:pos="5040"/>
+        </w:tabs>
+        <w:ind w:left="5040" w:hanging="360"/>
+      </w:pPr>
+      <w:rPr>
+        <w:rFonts w:ascii="Wingdings" w:hAnsi="Wingdings" w:hint="default"/>
+        <w:sz w:val="20"/>
+      </w:rPr>
+    </w:lvl>
+    <w:lvl w:ilvl="7" w:tentative="1">
+      <w:start w:val="1"/>
+      <w:numFmt w:val="bullet"/>
+      <w:lvlText w:val=""/>
+      <w:lvlJc w:val="left"/>
+      <w:pPr>
+        <w:tabs>
+          <w:tab w:val="num" w:pos="5760"/>
+        </w:tabs>
+        <w:ind w:left="5760" w:hanging="360"/>
+      </w:pPr>
+      <w:rPr>
+        <w:rFonts w:ascii="Wingdings" w:hAnsi="Wingdings" w:hint="default"/>
+        <w:sz w:val="20"/>
+      </w:rPr>
+    </w:lvl>
+    <w:lvl w:ilvl="8" w:tentative="1">
+      <w:start w:val="1"/>
+      <w:numFmt w:val="bullet"/>
+      <w:lvlText w:val=""/>
+      <w:lvlJc w:val="left"/>
+      <w:pPr>
+        <w:tabs>
+          <w:tab w:val="num" w:pos="6480"/>
+        </w:tabs>
+        <w:ind w:left="6480" w:hanging="360"/>
+      </w:pPr>
+      <w:rPr>
+        <w:rFonts w:ascii="Wingdings" w:hAnsi="Wingdings" w:hint="default"/>
+        <w:sz w:val="20"/>
+      </w:rPr>
+    </w:lvl>
+  </w:abstractNum>
+  <w:abstractNum w:abstractNumId="49" w15:restartNumberingAfterBreak="0">
     <w:nsid w:val="7B8D15E8"/>
     <w:multiLevelType w:val="hybridMultilevel"/>
     <w:tmpl w:val="2F843AF6"/>
@@ -4931,34 +9991,34 @@
     </w:lvl>
   </w:abstractNum>
   <w:num w:numId="1" w16cid:durableId="1263879209">
-    <w:abstractNumId w:val="13"/>
+    <w:abstractNumId w:val="32"/>
   </w:num>
   <w:num w:numId="2" w16cid:durableId="1182236525">
+    <w:abstractNumId w:val="20"/>
+  </w:num>
+  <w:num w:numId="3" w16cid:durableId="85157640">
+    <w:abstractNumId w:val="37"/>
+  </w:num>
+  <w:num w:numId="4" w16cid:durableId="1002662983">
+    <w:abstractNumId w:val="43"/>
+  </w:num>
+  <w:num w:numId="5" w16cid:durableId="1895239434">
+    <w:abstractNumId w:val="16"/>
+  </w:num>
+  <w:num w:numId="6" w16cid:durableId="888957048">
+    <w:abstractNumId w:val="11"/>
+  </w:num>
+  <w:num w:numId="7" w16cid:durableId="1791165771">
+    <w:abstractNumId w:val="27"/>
+  </w:num>
+  <w:num w:numId="8" w16cid:durableId="739327547">
+    <w:abstractNumId w:val="29"/>
+  </w:num>
+  <w:num w:numId="9" w16cid:durableId="460421743">
     <w:abstractNumId w:val="8"/>
   </w:num>
-  <w:num w:numId="3" w16cid:durableId="85157640">
-    <w:abstractNumId w:val="14"/>
-  </w:num>
-  <w:num w:numId="4" w16cid:durableId="1002662983">
-    <w:abstractNumId w:val="18"/>
-  </w:num>
-  <w:num w:numId="5" w16cid:durableId="1895239434">
-    <w:abstractNumId w:val="7"/>
-  </w:num>
-  <w:num w:numId="6" w16cid:durableId="888957048">
-    <w:abstractNumId w:val="4"/>
-  </w:num>
-  <w:num w:numId="7" w16cid:durableId="1791165771">
-    <w:abstractNumId w:val="10"/>
-  </w:num>
-  <w:num w:numId="8" w16cid:durableId="739327547">
-    <w:abstractNumId w:val="11"/>
-  </w:num>
-  <w:num w:numId="9" w16cid:durableId="460421743">
-    <w:abstractNumId w:val="3"/>
-  </w:num>
   <w:num w:numId="10" w16cid:durableId="36515982">
-    <w:abstractNumId w:val="12"/>
+    <w:abstractNumId w:val="31"/>
   </w:num>
   <w:num w:numId="11" w16cid:durableId="426998091">
     <w:abstractNumId w:val="0"/>
@@ -4967,31 +10027,118 @@
     <w:abstractNumId w:val="1"/>
   </w:num>
   <w:num w:numId="13" w16cid:durableId="2057123923">
-    <w:abstractNumId w:val="19"/>
+    <w:abstractNumId w:val="47"/>
   </w:num>
   <w:num w:numId="14" w16cid:durableId="1872723653">
-    <w:abstractNumId w:val="6"/>
+    <w:abstractNumId w:val="15"/>
   </w:num>
   <w:num w:numId="15" w16cid:durableId="1603684609">
     <w:abstractNumId w:val="2"/>
   </w:num>
   <w:num w:numId="16" w16cid:durableId="1957592101">
-    <w:abstractNumId w:val="15"/>
+    <w:abstractNumId w:val="40"/>
   </w:num>
   <w:num w:numId="17" w16cid:durableId="1842038286">
+    <w:abstractNumId w:val="13"/>
+  </w:num>
+  <w:num w:numId="18" w16cid:durableId="1848980121">
+    <w:abstractNumId w:val="41"/>
+  </w:num>
+  <w:num w:numId="19" w16cid:durableId="78598795">
+    <w:abstractNumId w:val="42"/>
+  </w:num>
+  <w:num w:numId="20" w16cid:durableId="1475221590">
+    <w:abstractNumId w:val="26"/>
+  </w:num>
+  <w:num w:numId="21" w16cid:durableId="1533375498">
+    <w:abstractNumId w:val="49"/>
+  </w:num>
+  <w:num w:numId="22" w16cid:durableId="1354502351">
+    <w:abstractNumId w:val="48"/>
+  </w:num>
+  <w:num w:numId="23" w16cid:durableId="32196647">
+    <w:abstractNumId w:val="7"/>
+  </w:num>
+  <w:num w:numId="24" w16cid:durableId="1273711372">
+    <w:abstractNumId w:val="33"/>
+  </w:num>
+  <w:num w:numId="25" w16cid:durableId="1788356862">
+    <w:abstractNumId w:val="39"/>
+  </w:num>
+  <w:num w:numId="26" w16cid:durableId="379014603">
+    <w:abstractNumId w:val="12"/>
+  </w:num>
+  <w:num w:numId="27" w16cid:durableId="545915905">
+    <w:abstractNumId w:val="18"/>
+  </w:num>
+  <w:num w:numId="28" w16cid:durableId="1322999920">
+    <w:abstractNumId w:val="45"/>
+  </w:num>
+  <w:num w:numId="29" w16cid:durableId="824737201">
+    <w:abstractNumId w:val="23"/>
+  </w:num>
+  <w:num w:numId="30" w16cid:durableId="2136172524">
+    <w:abstractNumId w:val="14"/>
+  </w:num>
+  <w:num w:numId="31" w16cid:durableId="154107880">
+    <w:abstractNumId w:val="17"/>
+  </w:num>
+  <w:num w:numId="32" w16cid:durableId="804353894">
+    <w:abstractNumId w:val="36"/>
+  </w:num>
+  <w:num w:numId="33" w16cid:durableId="48069807">
+    <w:abstractNumId w:val="19"/>
+  </w:num>
+  <w:num w:numId="34" w16cid:durableId="1966037883">
+    <w:abstractNumId w:val="22"/>
+  </w:num>
+  <w:num w:numId="35" w16cid:durableId="658727423">
+    <w:abstractNumId w:val="46"/>
+  </w:num>
+  <w:num w:numId="36" w16cid:durableId="1225947498">
+    <w:abstractNumId w:val="21"/>
+  </w:num>
+  <w:num w:numId="37" w16cid:durableId="349642178">
+    <w:abstractNumId w:val="38"/>
+  </w:num>
+  <w:num w:numId="38" w16cid:durableId="730423936">
     <w:abstractNumId w:val="5"/>
   </w:num>
-  <w:num w:numId="18" w16cid:durableId="1848980121">
-    <w:abstractNumId w:val="16"/>
+  <w:num w:numId="39" w16cid:durableId="1413353518">
+    <w:abstractNumId w:val="25"/>
   </w:num>
-  <w:num w:numId="19" w16cid:durableId="78598795">
-    <w:abstractNumId w:val="17"/>
+  <w:num w:numId="40" w16cid:durableId="1367179193">
+    <w:abstractNumId w:val="35"/>
   </w:num>
-  <w:num w:numId="20" w16cid:durableId="1475221590">
+  <w:num w:numId="41" w16cid:durableId="103234603">
+    <w:abstractNumId w:val="44"/>
+  </w:num>
+  <w:num w:numId="42" w16cid:durableId="474184495">
     <w:abstractNumId w:val="9"/>
   </w:num>
-  <w:num w:numId="21" w16cid:durableId="1533375498">
-    <w:abstractNumId w:val="20"/>
+  <w:num w:numId="43" w16cid:durableId="787167892">
+    <w:abstractNumId w:val="28"/>
+  </w:num>
+  <w:num w:numId="44" w16cid:durableId="1631475534">
+    <w:abstractNumId w:val="3"/>
+  </w:num>
+  <w:num w:numId="45" w16cid:durableId="113404738">
+    <w:abstractNumId w:val="6"/>
+  </w:num>
+  <w:num w:numId="46" w16cid:durableId="1274442626">
+    <w:abstractNumId w:val="4"/>
+  </w:num>
+  <w:num w:numId="47" w16cid:durableId="1885364864">
+    <w:abstractNumId w:val="30"/>
+  </w:num>
+  <w:num w:numId="48" w16cid:durableId="1524585494">
+    <w:abstractNumId w:val="10"/>
+  </w:num>
+  <w:num w:numId="49" w16cid:durableId="748500132">
+    <w:abstractNumId w:val="24"/>
+  </w:num>
+  <w:num w:numId="50" w16cid:durableId="17127518">
+    <w:abstractNumId w:val="34"/>
   </w:num>
 </w:numbering>
 </file>

--- a/TO DO/Project Report.docx
+++ b/TO DO/Project Report.docx
@@ -8,9 +8,16 @@
         <w:jc w:val="center"/>
       </w:pPr>
       <w:r>
-        <w:t>COIT13230: Application Development Project</w:t>
-      </w:r>
-    </w:p>
+        <w:t xml:space="preserve">COIT13230: </w:t>
+      </w:r>
+      <w:r>
+        <w:t>Application</w:t>
+      </w:r>
+      <w:r>
+        <w:t xml:space="preserve"> Development Project</w:t>
+      </w:r>
+    </w:p>
+    <w:p/>
     <w:p>
       <w:pPr>
         <w:jc w:val="center"/>
@@ -168,44 +175,6 @@
           <w:szCs w:val="24"/>
         </w:rPr>
         <w:t xml:space="preserve">Farhad Azim – </w:t>
-      </w:r>
-    </w:p>
-    <w:p>
-      <w:pPr>
-        <w:spacing w:line="360" w:lineRule="auto"/>
-        <w:jc w:val="center"/>
-        <w:rPr>
-          <w:rFonts w:cs="Calibri"/>
-          <w:sz w:val="24"/>
-          <w:szCs w:val="24"/>
-        </w:rPr>
-      </w:pPr>
-      <w:r>
-        <w:rPr>
-          <w:rFonts w:cs="Calibri"/>
-          <w:sz w:val="24"/>
-          <w:szCs w:val="24"/>
-        </w:rPr>
-        <w:t xml:space="preserve">Jacob Warren – </w:t>
-      </w:r>
-    </w:p>
-    <w:p>
-      <w:pPr>
-        <w:spacing w:line="360" w:lineRule="auto"/>
-        <w:jc w:val="center"/>
-        <w:rPr>
-          <w:rFonts w:cs="Calibri"/>
-          <w:sz w:val="24"/>
-          <w:szCs w:val="24"/>
-        </w:rPr>
-      </w:pPr>
-      <w:r>
-        <w:rPr>
-          <w:rFonts w:cs="Calibri"/>
-          <w:sz w:val="24"/>
-          <w:szCs w:val="24"/>
-        </w:rPr>
-        <w:t xml:space="preserve">Matthew Wallis – </w:t>
       </w:r>
     </w:p>
     <w:p>
@@ -319,7 +288,7 @@
           <w:r>
             <w:fldChar w:fldCharType="separate"/>
           </w:r>
-          <w:hyperlink w:anchor="_Toc236243974" w:history="1">
+          <w:hyperlink w:anchor="_Toc236250764" w:history="1">
             <w:r>
               <w:rPr>
                 <w:rStyle w:val="Hyperlink"/>
@@ -346,7 +315,7 @@
                 <w:noProof/>
                 <w:webHidden/>
               </w:rPr>
-              <w:instrText xml:space="preserve"> PAGEREF _Toc236243974 \h </w:instrText>
+              <w:instrText xml:space="preserve"> PAGEREF _Toc236250764 \h </w:instrText>
             </w:r>
             <w:r>
               <w:rPr>
@@ -393,7 +362,7 @@
               <w14:ligatures w14:val="standardContextual"/>
             </w:rPr>
           </w:pPr>
-          <w:hyperlink w:anchor="_Toc236243975" w:history="1">
+          <w:hyperlink w:anchor="_Toc236250765" w:history="1">
             <w:r>
               <w:rPr>
                 <w:rStyle w:val="Hyperlink"/>
@@ -420,7 +389,7 @@
                 <w:noProof/>
                 <w:webHidden/>
               </w:rPr>
-              <w:instrText xml:space="preserve"> PAGEREF _Toc236243975 \h </w:instrText>
+              <w:instrText xml:space="preserve"> PAGEREF _Toc236250765 \h </w:instrText>
             </w:r>
             <w:r>
               <w:rPr>
@@ -467,7 +436,7 @@
               <w14:ligatures w14:val="standardContextual"/>
             </w:rPr>
           </w:pPr>
-          <w:hyperlink w:anchor="_Toc236243976" w:history="1">
+          <w:hyperlink w:anchor="_Toc236250766" w:history="1">
             <w:r>
               <w:rPr>
                 <w:rStyle w:val="Hyperlink"/>
@@ -494,7 +463,7 @@
                 <w:noProof/>
                 <w:webHidden/>
               </w:rPr>
-              <w:instrText xml:space="preserve"> PAGEREF _Toc236243976 \h </w:instrText>
+              <w:instrText xml:space="preserve"> PAGEREF _Toc236250766 \h </w:instrText>
             </w:r>
             <w:r>
               <w:rPr>
@@ -541,7 +510,7 @@
               <w14:ligatures w14:val="standardContextual"/>
             </w:rPr>
           </w:pPr>
-          <w:hyperlink w:anchor="_Toc236243977" w:history="1">
+          <w:hyperlink w:anchor="_Toc236250767" w:history="1">
             <w:r>
               <w:rPr>
                 <w:rStyle w:val="Hyperlink"/>
@@ -568,7 +537,7 @@
                 <w:noProof/>
                 <w:webHidden/>
               </w:rPr>
-              <w:instrText xml:space="preserve"> PAGEREF _Toc236243977 \h </w:instrText>
+              <w:instrText xml:space="preserve"> PAGEREF _Toc236250767 \h </w:instrText>
             </w:r>
             <w:r>
               <w:rPr>
@@ -615,7 +584,7 @@
               <w14:ligatures w14:val="standardContextual"/>
             </w:rPr>
           </w:pPr>
-          <w:hyperlink w:anchor="_Toc236243978" w:history="1">
+          <w:hyperlink w:anchor="_Toc236250768" w:history="1">
             <w:r>
               <w:rPr>
                 <w:rStyle w:val="Hyperlink"/>
@@ -642,7 +611,7 @@
                 <w:noProof/>
                 <w:webHidden/>
               </w:rPr>
-              <w:instrText xml:space="preserve"> PAGEREF _Toc236243978 \h </w:instrText>
+              <w:instrText xml:space="preserve"> PAGEREF _Toc236250768 \h </w:instrText>
             </w:r>
             <w:r>
               <w:rPr>
@@ -689,7 +658,7 @@
               <w14:ligatures w14:val="standardContextual"/>
             </w:rPr>
           </w:pPr>
-          <w:hyperlink w:anchor="_Toc236243979" w:history="1">
+          <w:hyperlink w:anchor="_Toc236250769" w:history="1">
             <w:r>
               <w:rPr>
                 <w:rStyle w:val="Hyperlink"/>
@@ -716,7 +685,7 @@
                 <w:noProof/>
                 <w:webHidden/>
               </w:rPr>
-              <w:instrText xml:space="preserve"> PAGEREF _Toc236243979 \h </w:instrText>
+              <w:instrText xml:space="preserve"> PAGEREF _Toc236250769 \h </w:instrText>
             </w:r>
             <w:r>
               <w:rPr>
@@ -763,7 +732,7 @@
               <w14:ligatures w14:val="standardContextual"/>
             </w:rPr>
           </w:pPr>
-          <w:hyperlink w:anchor="_Toc236243980" w:history="1">
+          <w:hyperlink w:anchor="_Toc236250770" w:history="1">
             <w:r>
               <w:rPr>
                 <w:rStyle w:val="Hyperlink"/>
@@ -790,7 +759,7 @@
                 <w:noProof/>
                 <w:webHidden/>
               </w:rPr>
-              <w:instrText xml:space="preserve"> PAGEREF _Toc236243980 \h </w:instrText>
+              <w:instrText xml:space="preserve"> PAGEREF _Toc236250770 \h </w:instrText>
             </w:r>
             <w:r>
               <w:rPr>
@@ -823,7 +792,7 @@
         </w:p>
         <w:p>
           <w:pPr>
-            <w:pStyle w:val="TOC3"/>
+            <w:pStyle w:val="TOC2"/>
             <w:tabs>
               <w:tab w:val="right" w:leader="dot" w:pos="9016"/>
             </w:tabs>
@@ -837,7 +806,7 @@
               <w14:ligatures w14:val="standardContextual"/>
             </w:rPr>
           </w:pPr>
-          <w:hyperlink w:anchor="_Toc236243981" w:history="1">
+          <w:hyperlink w:anchor="_Toc236250771" w:history="1">
             <w:r>
               <w:rPr>
                 <w:rStyle w:val="Hyperlink"/>
@@ -864,7 +833,7 @@
                 <w:noProof/>
                 <w:webHidden/>
               </w:rPr>
-              <w:instrText xml:space="preserve"> PAGEREF _Toc236243981 \h </w:instrText>
+              <w:instrText xml:space="preserve"> PAGEREF _Toc236250771 \h </w:instrText>
             </w:r>
             <w:r>
               <w:rPr>
@@ -897,7 +866,7 @@
         </w:p>
         <w:p>
           <w:pPr>
-            <w:pStyle w:val="TOC3"/>
+            <w:pStyle w:val="TOC2"/>
             <w:tabs>
               <w:tab w:val="right" w:leader="dot" w:pos="9016"/>
             </w:tabs>
@@ -911,7 +880,7 @@
               <w14:ligatures w14:val="standardContextual"/>
             </w:rPr>
           </w:pPr>
-          <w:hyperlink w:anchor="_Toc236243982" w:history="1">
+          <w:hyperlink w:anchor="_Toc236250772" w:history="1">
             <w:r>
               <w:rPr>
                 <w:rStyle w:val="Hyperlink"/>
@@ -938,7 +907,7 @@
                 <w:noProof/>
                 <w:webHidden/>
               </w:rPr>
-              <w:instrText xml:space="preserve"> PAGEREF _Toc236243982 \h </w:instrText>
+              <w:instrText xml:space="preserve"> PAGEREF _Toc236250772 \h </w:instrText>
             </w:r>
             <w:r>
               <w:rPr>
@@ -959,229 +928,6 @@
                 <w:webHidden/>
               </w:rPr>
               <w:t>7</w:t>
-            </w:r>
-            <w:r>
-              <w:rPr>
-                <w:noProof/>
-                <w:webHidden/>
-              </w:rPr>
-              <w:fldChar w:fldCharType="end"/>
-            </w:r>
-          </w:hyperlink>
-        </w:p>
-        <w:p>
-          <w:pPr>
-            <w:pStyle w:val="TOC3"/>
-            <w:tabs>
-              <w:tab w:val="right" w:leader="dot" w:pos="9016"/>
-            </w:tabs>
-            <w:rPr>
-              <w:rFonts w:asciiTheme="minorHAnsi" w:eastAsiaTheme="minorEastAsia" w:hAnsiTheme="minorHAnsi" w:cstheme="minorBidi"/>
-              <w:noProof/>
-              <w:kern w:val="2"/>
-              <w:sz w:val="24"/>
-              <w:szCs w:val="24"/>
-              <w:lang w:eastAsia="en-AU"/>
-              <w14:ligatures w14:val="standardContextual"/>
-            </w:rPr>
-          </w:pPr>
-          <w:hyperlink w:anchor="_Toc236243983" w:history="1">
-            <w:r>
-              <w:rPr>
-                <w:rStyle w:val="Hyperlink"/>
-                <w:rFonts w:asciiTheme="majorHAnsi" w:hAnsiTheme="majorHAnsi"/>
-                <w:noProof/>
-              </w:rPr>
-              <w:t>Stakeholders and High-Level Requirements</w:t>
-            </w:r>
-            <w:r>
-              <w:rPr>
-                <w:noProof/>
-                <w:webHidden/>
-              </w:rPr>
-              <w:tab/>
-            </w:r>
-            <w:r>
-              <w:rPr>
-                <w:noProof/>
-                <w:webHidden/>
-              </w:rPr>
-              <w:fldChar w:fldCharType="begin"/>
-            </w:r>
-            <w:r>
-              <w:rPr>
-                <w:noProof/>
-                <w:webHidden/>
-              </w:rPr>
-              <w:instrText xml:space="preserve"> PAGEREF _Toc236243983 \h </w:instrText>
-            </w:r>
-            <w:r>
-              <w:rPr>
-                <w:noProof/>
-                <w:webHidden/>
-              </w:rPr>
-            </w:r>
-            <w:r>
-              <w:rPr>
-                <w:noProof/>
-                <w:webHidden/>
-              </w:rPr>
-              <w:fldChar w:fldCharType="separate"/>
-            </w:r>
-            <w:r>
-              <w:rPr>
-                <w:noProof/>
-                <w:webHidden/>
-              </w:rPr>
-              <w:t>8</w:t>
-            </w:r>
-            <w:r>
-              <w:rPr>
-                <w:noProof/>
-                <w:webHidden/>
-              </w:rPr>
-              <w:fldChar w:fldCharType="end"/>
-            </w:r>
-          </w:hyperlink>
-        </w:p>
-        <w:p>
-          <w:pPr>
-            <w:pStyle w:val="TOC3"/>
-            <w:tabs>
-              <w:tab w:val="right" w:leader="dot" w:pos="9016"/>
-            </w:tabs>
-            <w:rPr>
-              <w:rFonts w:asciiTheme="minorHAnsi" w:eastAsiaTheme="minorEastAsia" w:hAnsiTheme="minorHAnsi" w:cstheme="minorBidi"/>
-              <w:noProof/>
-              <w:kern w:val="2"/>
-              <w:sz w:val="24"/>
-              <w:szCs w:val="24"/>
-              <w:lang w:eastAsia="en-AU"/>
-              <w14:ligatures w14:val="standardContextual"/>
-            </w:rPr>
-          </w:pPr>
-          <w:hyperlink w:anchor="_Toc236243984" w:history="1">
-            <w:r>
-              <w:rPr>
-                <w:rStyle w:val="Hyperlink"/>
-                <w:noProof/>
-              </w:rPr>
-              <w:t>Functional Requirements</w:t>
-            </w:r>
-            <w:r>
-              <w:rPr>
-                <w:noProof/>
-                <w:webHidden/>
-              </w:rPr>
-              <w:tab/>
-            </w:r>
-            <w:r>
-              <w:rPr>
-                <w:noProof/>
-                <w:webHidden/>
-              </w:rPr>
-              <w:fldChar w:fldCharType="begin"/>
-            </w:r>
-            <w:r>
-              <w:rPr>
-                <w:noProof/>
-                <w:webHidden/>
-              </w:rPr>
-              <w:instrText xml:space="preserve"> PAGEREF _Toc236243984 \h </w:instrText>
-            </w:r>
-            <w:r>
-              <w:rPr>
-                <w:noProof/>
-                <w:webHidden/>
-              </w:rPr>
-            </w:r>
-            <w:r>
-              <w:rPr>
-                <w:noProof/>
-                <w:webHidden/>
-              </w:rPr>
-              <w:fldChar w:fldCharType="separate"/>
-            </w:r>
-            <w:r>
-              <w:rPr>
-                <w:noProof/>
-                <w:webHidden/>
-              </w:rPr>
-              <w:t>8</w:t>
-            </w:r>
-            <w:r>
-              <w:rPr>
-                <w:noProof/>
-                <w:webHidden/>
-              </w:rPr>
-              <w:fldChar w:fldCharType="end"/>
-            </w:r>
-          </w:hyperlink>
-        </w:p>
-        <w:p>
-          <w:pPr>
-            <w:pStyle w:val="TOC3"/>
-            <w:tabs>
-              <w:tab w:val="right" w:leader="dot" w:pos="9016"/>
-            </w:tabs>
-            <w:rPr>
-              <w:rFonts w:asciiTheme="minorHAnsi" w:eastAsiaTheme="minorEastAsia" w:hAnsiTheme="minorHAnsi" w:cstheme="minorBidi"/>
-              <w:noProof/>
-              <w:kern w:val="2"/>
-              <w:sz w:val="24"/>
-              <w:szCs w:val="24"/>
-              <w:lang w:eastAsia="en-AU"/>
-              <w14:ligatures w14:val="standardContextual"/>
-            </w:rPr>
-          </w:pPr>
-          <w:hyperlink w:anchor="_Toc236243985" w:history="1">
-            <w:r>
-              <w:rPr>
-                <w:rStyle w:val="Hyperlink"/>
-                <w:noProof/>
-              </w:rPr>
-              <w:t>Nonfunctional Requirements</w:t>
-            </w:r>
-            <w:r>
-              <w:rPr>
-                <w:noProof/>
-                <w:webHidden/>
-              </w:rPr>
-              <w:tab/>
-            </w:r>
-            <w:r>
-              <w:rPr>
-                <w:noProof/>
-                <w:webHidden/>
-              </w:rPr>
-              <w:fldChar w:fldCharType="begin"/>
-            </w:r>
-            <w:r>
-              <w:rPr>
-                <w:noProof/>
-                <w:webHidden/>
-              </w:rPr>
-              <w:instrText xml:space="preserve"> PAGEREF _Toc236243985 \h </w:instrText>
-            </w:r>
-            <w:r>
-              <w:rPr>
-                <w:noProof/>
-                <w:webHidden/>
-              </w:rPr>
-            </w:r>
-            <w:r>
-              <w:rPr>
-                <w:noProof/>
-                <w:webHidden/>
-              </w:rPr>
-              <w:fldChar w:fldCharType="separate"/>
-            </w:r>
-            <w:r>
-              <w:rPr>
-                <w:noProof/>
-                <w:webHidden/>
-              </w:rPr>
-              <w:t>8</w:t>
             </w:r>
             <w:r>
               <w:rPr>
@@ -1208,7 +954,7 @@
               <w14:ligatures w14:val="standardContextual"/>
             </w:rPr>
           </w:pPr>
-          <w:hyperlink w:anchor="_Toc236243986" w:history="1">
+          <w:hyperlink w:anchor="_Toc236250773" w:history="1">
             <w:r>
               <w:rPr>
                 <w:rStyle w:val="Hyperlink"/>
@@ -1235,7 +981,7 @@
                 <w:noProof/>
                 <w:webHidden/>
               </w:rPr>
-              <w:instrText xml:space="preserve"> PAGEREF _Toc236243986 \h </w:instrText>
+              <w:instrText xml:space="preserve"> PAGEREF _Toc236250773 \h </w:instrText>
             </w:r>
             <w:r>
               <w:rPr>
@@ -1255,7 +1001,7 @@
                 <w:noProof/>
                 <w:webHidden/>
               </w:rPr>
-              <w:t>9</w:t>
+              <w:t>8</w:t>
             </w:r>
             <w:r>
               <w:rPr>
@@ -1282,7 +1028,7 @@
               <w14:ligatures w14:val="standardContextual"/>
             </w:rPr>
           </w:pPr>
-          <w:hyperlink w:anchor="_Toc236243987" w:history="1">
+          <w:hyperlink w:anchor="_Toc236250774" w:history="1">
             <w:r>
               <w:rPr>
                 <w:rStyle w:val="Hyperlink"/>
@@ -1309,7 +1055,7 @@
                 <w:noProof/>
                 <w:webHidden/>
               </w:rPr>
-              <w:instrText xml:space="preserve"> PAGEREF _Toc236243987 \h </w:instrText>
+              <w:instrText xml:space="preserve"> PAGEREF _Toc236250774 \h </w:instrText>
             </w:r>
             <w:r>
               <w:rPr>
@@ -1329,7 +1075,7 @@
                 <w:noProof/>
                 <w:webHidden/>
               </w:rPr>
-              <w:t>9</w:t>
+              <w:t>8</w:t>
             </w:r>
             <w:r>
               <w:rPr>
@@ -1356,7 +1102,7 @@
               <w14:ligatures w14:val="standardContextual"/>
             </w:rPr>
           </w:pPr>
-          <w:hyperlink w:anchor="_Toc236243988" w:history="1">
+          <w:hyperlink w:anchor="_Toc236250775" w:history="1">
             <w:r>
               <w:rPr>
                 <w:rStyle w:val="Hyperlink"/>
@@ -1383,7 +1129,7 @@
                 <w:noProof/>
                 <w:webHidden/>
               </w:rPr>
-              <w:instrText xml:space="preserve"> PAGEREF _Toc236243988 \h </w:instrText>
+              <w:instrText xml:space="preserve"> PAGEREF _Toc236250775 \h </w:instrText>
             </w:r>
             <w:r>
               <w:rPr>
@@ -1403,7 +1149,7 @@
                 <w:noProof/>
                 <w:webHidden/>
               </w:rPr>
-              <w:t>10</w:t>
+              <w:t>9</w:t>
             </w:r>
             <w:r>
               <w:rPr>
@@ -1430,7 +1176,7 @@
               <w14:ligatures w14:val="standardContextual"/>
             </w:rPr>
           </w:pPr>
-          <w:hyperlink w:anchor="_Toc236243989" w:history="1">
+          <w:hyperlink w:anchor="_Toc236250776" w:history="1">
             <w:r>
               <w:rPr>
                 <w:rStyle w:val="Hyperlink"/>
@@ -1457,7 +1203,7 @@
                 <w:noProof/>
                 <w:webHidden/>
               </w:rPr>
-              <w:instrText xml:space="preserve"> PAGEREF _Toc236243989 \h </w:instrText>
+              <w:instrText xml:space="preserve"> PAGEREF _Toc236250776 \h </w:instrText>
             </w:r>
             <w:r>
               <w:rPr>
@@ -1477,7 +1223,7 @@
                 <w:noProof/>
                 <w:webHidden/>
               </w:rPr>
-              <w:t>10</w:t>
+              <w:t>9</w:t>
             </w:r>
             <w:r>
               <w:rPr>
@@ -1504,7 +1250,7 @@
               <w14:ligatures w14:val="standardContextual"/>
             </w:rPr>
           </w:pPr>
-          <w:hyperlink w:anchor="_Toc236243990" w:history="1">
+          <w:hyperlink w:anchor="_Toc236250777" w:history="1">
             <w:r>
               <w:rPr>
                 <w:rStyle w:val="Hyperlink"/>
@@ -1531,7 +1277,7 @@
                 <w:noProof/>
                 <w:webHidden/>
               </w:rPr>
-              <w:instrText xml:space="preserve"> PAGEREF _Toc236243990 \h </w:instrText>
+              <w:instrText xml:space="preserve"> PAGEREF _Toc236250777 \h </w:instrText>
             </w:r>
             <w:r>
               <w:rPr>
@@ -1551,7 +1297,81 @@
                 <w:noProof/>
                 <w:webHidden/>
               </w:rPr>
-              <w:t>11</w:t>
+              <w:t>9</w:t>
+            </w:r>
+            <w:r>
+              <w:rPr>
+                <w:noProof/>
+                <w:webHidden/>
+              </w:rPr>
+              <w:fldChar w:fldCharType="end"/>
+            </w:r>
+          </w:hyperlink>
+        </w:p>
+        <w:p>
+          <w:pPr>
+            <w:pStyle w:val="TOC1"/>
+            <w:tabs>
+              <w:tab w:val="right" w:leader="dot" w:pos="9016"/>
+            </w:tabs>
+            <w:rPr>
+              <w:rFonts w:asciiTheme="minorHAnsi" w:eastAsiaTheme="minorEastAsia" w:hAnsiTheme="minorHAnsi" w:cstheme="minorBidi"/>
+              <w:noProof/>
+              <w:kern w:val="2"/>
+              <w:sz w:val="24"/>
+              <w:szCs w:val="24"/>
+              <w:lang w:eastAsia="en-AU"/>
+              <w14:ligatures w14:val="standardContextual"/>
+            </w:rPr>
+          </w:pPr>
+          <w:hyperlink w:anchor="_Toc236250778" w:history="1">
+            <w:r>
+              <w:rPr>
+                <w:rStyle w:val="Hyperlink"/>
+                <w:noProof/>
+              </w:rPr>
+              <w:t>High-Level Requirements Overview</w:t>
+            </w:r>
+            <w:r>
+              <w:rPr>
+                <w:noProof/>
+                <w:webHidden/>
+              </w:rPr>
+              <w:tab/>
+            </w:r>
+            <w:r>
+              <w:rPr>
+                <w:noProof/>
+                <w:webHidden/>
+              </w:rPr>
+              <w:fldChar w:fldCharType="begin"/>
+            </w:r>
+            <w:r>
+              <w:rPr>
+                <w:noProof/>
+                <w:webHidden/>
+              </w:rPr>
+              <w:instrText xml:space="preserve"> PAGEREF _Toc236250778 \h </w:instrText>
+            </w:r>
+            <w:r>
+              <w:rPr>
+                <w:noProof/>
+                <w:webHidden/>
+              </w:rPr>
+            </w:r>
+            <w:r>
+              <w:rPr>
+                <w:noProof/>
+                <w:webHidden/>
+              </w:rPr>
+              <w:fldChar w:fldCharType="separate"/>
+            </w:r>
+            <w:r>
+              <w:rPr>
+                <w:noProof/>
+                <w:webHidden/>
+              </w:rPr>
+              <w:t>10</w:t>
             </w:r>
             <w:r>
               <w:rPr>
@@ -1578,12 +1398,160 @@
               <w14:ligatures w14:val="standardContextual"/>
             </w:rPr>
           </w:pPr>
-          <w:hyperlink w:anchor="_Toc236243991" w:history="1">
+          <w:hyperlink w:anchor="_Toc236250779" w:history="1">
             <w:r>
               <w:rPr>
                 <w:rStyle w:val="Hyperlink"/>
                 <w:noProof/>
               </w:rPr>
+              <w:t>Functional Requirements</w:t>
+            </w:r>
+            <w:r>
+              <w:rPr>
+                <w:noProof/>
+                <w:webHidden/>
+              </w:rPr>
+              <w:tab/>
+            </w:r>
+            <w:r>
+              <w:rPr>
+                <w:noProof/>
+                <w:webHidden/>
+              </w:rPr>
+              <w:fldChar w:fldCharType="begin"/>
+            </w:r>
+            <w:r>
+              <w:rPr>
+                <w:noProof/>
+                <w:webHidden/>
+              </w:rPr>
+              <w:instrText xml:space="preserve"> PAGEREF _Toc236250779 \h </w:instrText>
+            </w:r>
+            <w:r>
+              <w:rPr>
+                <w:noProof/>
+                <w:webHidden/>
+              </w:rPr>
+            </w:r>
+            <w:r>
+              <w:rPr>
+                <w:noProof/>
+                <w:webHidden/>
+              </w:rPr>
+              <w:fldChar w:fldCharType="separate"/>
+            </w:r>
+            <w:r>
+              <w:rPr>
+                <w:noProof/>
+                <w:webHidden/>
+              </w:rPr>
+              <w:t>10</w:t>
+            </w:r>
+            <w:r>
+              <w:rPr>
+                <w:noProof/>
+                <w:webHidden/>
+              </w:rPr>
+              <w:fldChar w:fldCharType="end"/>
+            </w:r>
+          </w:hyperlink>
+        </w:p>
+        <w:p>
+          <w:pPr>
+            <w:pStyle w:val="TOC2"/>
+            <w:tabs>
+              <w:tab w:val="right" w:leader="dot" w:pos="9016"/>
+            </w:tabs>
+            <w:rPr>
+              <w:rFonts w:asciiTheme="minorHAnsi" w:eastAsiaTheme="minorEastAsia" w:hAnsiTheme="minorHAnsi" w:cstheme="minorBidi"/>
+              <w:noProof/>
+              <w:kern w:val="2"/>
+              <w:sz w:val="24"/>
+              <w:szCs w:val="24"/>
+              <w:lang w:eastAsia="en-AU"/>
+              <w14:ligatures w14:val="standardContextual"/>
+            </w:rPr>
+          </w:pPr>
+          <w:hyperlink w:anchor="_Toc236250780" w:history="1">
+            <w:r>
+              <w:rPr>
+                <w:rStyle w:val="Hyperlink"/>
+                <w:noProof/>
+              </w:rPr>
+              <w:t>Nonfunctional Requirements</w:t>
+            </w:r>
+            <w:r>
+              <w:rPr>
+                <w:noProof/>
+                <w:webHidden/>
+              </w:rPr>
+              <w:tab/>
+            </w:r>
+            <w:r>
+              <w:rPr>
+                <w:noProof/>
+                <w:webHidden/>
+              </w:rPr>
+              <w:fldChar w:fldCharType="begin"/>
+            </w:r>
+            <w:r>
+              <w:rPr>
+                <w:noProof/>
+                <w:webHidden/>
+              </w:rPr>
+              <w:instrText xml:space="preserve"> PAGEREF _Toc236250780 \h </w:instrText>
+            </w:r>
+            <w:r>
+              <w:rPr>
+                <w:noProof/>
+                <w:webHidden/>
+              </w:rPr>
+            </w:r>
+            <w:r>
+              <w:rPr>
+                <w:noProof/>
+                <w:webHidden/>
+              </w:rPr>
+              <w:fldChar w:fldCharType="separate"/>
+            </w:r>
+            <w:r>
+              <w:rPr>
+                <w:noProof/>
+                <w:webHidden/>
+              </w:rPr>
+              <w:t>10</w:t>
+            </w:r>
+            <w:r>
+              <w:rPr>
+                <w:noProof/>
+                <w:webHidden/>
+              </w:rPr>
+              <w:fldChar w:fldCharType="end"/>
+            </w:r>
+          </w:hyperlink>
+        </w:p>
+        <w:p>
+          <w:pPr>
+            <w:pStyle w:val="TOC2"/>
+            <w:tabs>
+              <w:tab w:val="right" w:leader="dot" w:pos="9016"/>
+            </w:tabs>
+            <w:rPr>
+              <w:rFonts w:asciiTheme="minorHAnsi" w:eastAsiaTheme="minorEastAsia" w:hAnsiTheme="minorHAnsi" w:cstheme="minorBidi"/>
+              <w:noProof/>
+              <w:kern w:val="2"/>
+              <w:sz w:val="24"/>
+              <w:szCs w:val="24"/>
+              <w:lang w:eastAsia="en-AU"/>
+              <w14:ligatures w14:val="standardContextual"/>
+            </w:rPr>
+          </w:pPr>
+          <w:hyperlink w:anchor="_Toc236250781" w:history="1">
+            <w:r>
+              <w:rPr>
+                <w:rStyle w:val="Hyperlink"/>
+                <w:noProof/>
+              </w:rPr>
               <w:t>Software Components</w:t>
             </w:r>
             <w:r>
@@ -1605,7 +1573,7 @@
                 <w:noProof/>
                 <w:webHidden/>
               </w:rPr>
-              <w:instrText xml:space="preserve"> PAGEREF _Toc236243991 \h </w:instrText>
+              <w:instrText xml:space="preserve"> PAGEREF _Toc236250781 \h </w:instrText>
             </w:r>
             <w:r>
               <w:rPr>
@@ -1625,7 +1593,7 @@
                 <w:noProof/>
                 <w:webHidden/>
               </w:rPr>
-              <w:t>12</w:t>
+              <w:t>11</w:t>
             </w:r>
             <w:r>
               <w:rPr>
@@ -1660,7 +1628,7 @@
       <w:pPr>
         <w:pStyle w:val="Heading1"/>
       </w:pPr>
-      <w:bookmarkStart w:id="0" w:name="_Toc236243974"/>
+      <w:bookmarkStart w:id="0" w:name="_Toc236250764"/>
       <w:r>
         <w:lastRenderedPageBreak/>
         <w:t>Project Background and Justification</w:t>
@@ -1685,7 +1653,7 @@
       <w:pPr>
         <w:pStyle w:val="Heading1"/>
       </w:pPr>
-      <w:bookmarkStart w:id="1" w:name="_Toc236243975"/>
+      <w:bookmarkStart w:id="1" w:name="_Toc236250765"/>
       <w:r>
         <w:lastRenderedPageBreak/>
         <w:t>Problem Statement and Project Objectives</w:t>
@@ -1710,7 +1678,7 @@
       <w:pPr>
         <w:pStyle w:val="Heading1"/>
       </w:pPr>
-      <w:bookmarkStart w:id="2" w:name="_Toc236243976"/>
+      <w:bookmarkStart w:id="2" w:name="_Toc236250766"/>
       <w:r>
         <w:lastRenderedPageBreak/>
         <w:t>Innovative Aspects</w:t>
@@ -1724,7 +1692,7 @@
       <w:pPr>
         <w:pStyle w:val="Heading1"/>
       </w:pPr>
-      <w:bookmarkStart w:id="3" w:name="_Toc236243977"/>
+      <w:bookmarkStart w:id="3" w:name="_Toc236250767"/>
       <w:r>
         <w:lastRenderedPageBreak/>
         <w:t>Project Scope</w:t>
@@ -1733,7 +1701,10 @@
     </w:p>
     <w:p>
       <w:r>
-        <w:t>The scope of this project is to design and develop a prototype smart meal planning mobile application that provides personalised meal recommendations based on information supplied by the user. The application will consider factors including the user's health goals, dietary restrictions, food preferences and available ingredients when generating meal plans and recipes.</w:t>
+        <w:t xml:space="preserve">The scope of this project is to design and develop a prototype smart meal planning application for Android devices </w:t>
+      </w:r>
+      <w:r>
+        <w:t>that provides personalised meal recommendations based on information supplied by the user. The application will consider factors including the user's health goals, dietary restrictions, food preferences and available ingredients when generating meal plans and recipes.</w:t>
       </w:r>
     </w:p>
     <w:p>
@@ -1746,7 +1717,7 @@
       <w:pPr>
         <w:pStyle w:val="Heading2"/>
       </w:pPr>
-      <w:bookmarkStart w:id="4" w:name="_Toc236243978"/>
+      <w:bookmarkStart w:id="4" w:name="_Toc236250768"/>
       <w:r>
         <w:t>In scope</w:t>
       </w:r>
@@ -1766,7 +1737,10 @@
         </w:numPr>
       </w:pPr>
       <w:r>
-        <w:t>Creation and management of a user profile containing health goals, dietary restrictions and food preferences.</w:t>
+        <w:t>Creation and management of a user profile containing health and weight goals, dietary requirements and food preferences.</w:t>
+      </w:r>
+      <w:r>
+        <w:t xml:space="preserve"> </w:t>
       </w:r>
     </w:p>
     <w:p>
@@ -1882,7 +1856,7 @@
       <w:pPr>
         <w:pStyle w:val="Heading2"/>
       </w:pPr>
-      <w:bookmarkStart w:id="5" w:name="_Toc236243979"/>
+      <w:bookmarkStart w:id="5" w:name="_Toc236250769"/>
       <w:r>
         <w:t>Out of scope</w:t>
       </w:r>
@@ -1968,7 +1942,13 @@
         </w:numPr>
       </w:pPr>
       <w:r>
-        <w:t>Development of a proprietary nutritional dataset.</w:t>
+        <w:t xml:space="preserve">Development of a </w:t>
+      </w:r>
+      <w:r>
+        <w:t>custom</w:t>
+      </w:r>
+      <w:r>
+        <w:t xml:space="preserve"> nutritional dataset.</w:t>
       </w:r>
     </w:p>
     <w:p>
@@ -1980,16 +1960,8 @@
         </w:numPr>
       </w:pPr>
       <w:r>
-        <w:t>C</w:t>
-      </w:r>
-      <w:r>
-        <w:t>onsider the financial cost of ingredients or produce</w:t>
-      </w:r>
-      <w:r>
-        <w:t>.</w:t>
-      </w:r>
-    </w:p>
-    <w:p>
+        <w:t>Consider the financial cost of ingredients or produce.</w:t>
+      </w:r>
       <w:r>
         <w:br w:type="page"/>
       </w:r>
@@ -1998,7 +1970,7 @@
       <w:pPr>
         <w:pStyle w:val="Heading1"/>
       </w:pPr>
-      <w:bookmarkStart w:id="6" w:name="_Toc236243980"/>
+      <w:bookmarkStart w:id="6" w:name="_Toc236250770"/>
       <w:r>
         <w:lastRenderedPageBreak/>
         <w:t>Assumptions and Constraints</w:t>
@@ -2007,13 +1979,33 @@
     </w:p>
     <w:p>
       <w:pPr>
-        <w:pStyle w:val="Heading3"/>
-      </w:pPr>
-      <w:bookmarkStart w:id="7" w:name="_Toc236243981"/>
+        <w:pStyle w:val="Heading2"/>
+      </w:pPr>
+      <w:bookmarkStart w:id="7" w:name="_Toc236250771"/>
       <w:r>
         <w:t>Assumptions</w:t>
       </w:r>
       <w:bookmarkEnd w:id="7"/>
+    </w:p>
+    <w:p>
+      <w:r>
+        <w:t xml:space="preserve">The development of the proposed application is based on </w:t>
+      </w:r>
+      <w:r>
+        <w:t>s</w:t>
+      </w:r>
+      <w:r>
+        <w:t xml:space="preserve">everal assumptions </w:t>
+      </w:r>
+      <w:r>
+        <w:t xml:space="preserve">that </w:t>
+      </w:r>
+      <w:r>
+        <w:t>influence the development and functionality of the project</w:t>
+      </w:r>
+      <w:r>
+        <w:t>.</w:t>
+      </w:r>
     </w:p>
     <w:p>
       <w:pPr>
@@ -2024,7 +2016,14 @@
         </w:numPr>
       </w:pPr>
       <w:r>
-        <w:t>GenAI tools remain available throughout development</w:t>
+        <w:rPr>
+          <w:b/>
+          <w:bCs/>
+        </w:rPr>
+        <w:t>Generative AI availability</w:t>
+      </w:r>
+      <w:r>
+        <w:t>: It is assumed that the selected Generative AI service will remain accessible throughout the development and testing of the application. The meal plan and recipe generation components depend on access to this service.</w:t>
       </w:r>
     </w:p>
     <w:p>
@@ -2036,7 +2035,20 @@
         </w:numPr>
       </w:pPr>
       <w:r>
-        <w:t>Public nutrition datasets are accessible</w:t>
+        <w:rPr>
+          <w:b/>
+          <w:bCs/>
+        </w:rPr>
+        <w:t>Nutrition data availability</w:t>
+      </w:r>
+      <w:r>
+        <w:t xml:space="preserve">: It is assumed that an </w:t>
+      </w:r>
+      <w:r>
+        <w:t xml:space="preserve">accurate </w:t>
+      </w:r>
+      <w:r>
+        <w:t>public nutrition dataset will be available to provide the nutritional values required by the Nutrition Analysis component.</w:t>
       </w:r>
     </w:p>
     <w:p>
@@ -2048,7 +2060,14 @@
         </w:numPr>
       </w:pPr>
       <w:r>
-        <w:t>Users provide accurate dietary information</w:t>
+        <w:rPr>
+          <w:b/>
+          <w:bCs/>
+        </w:rPr>
+        <w:t>Accurate user information</w:t>
+      </w:r>
+      <w:r>
+        <w:t>: The application assumes that users provide accurate information regarding their health goals, dietary restrictions, preferences and available ingredients. The relevance of generated results will depend on the accuracy of these inputs.</w:t>
       </w:r>
     </w:p>
     <w:p>
@@ -2060,31 +2079,35 @@
         </w:numPr>
       </w:pPr>
       <w:r>
-        <w:t>Prototype will run on standard mobile devices.</w:t>
-      </w:r>
-    </w:p>
-    <w:p>
-      <w:pPr>
-        <w:pStyle w:val="ListParagraph"/>
-        <w:numPr>
-          <w:ilvl w:val="0"/>
-          <w:numId w:val="2"/>
-        </w:numPr>
-      </w:pPr>
-      <w:r>
-        <w:t>Internet access is available for AI features.</w:t>
-      </w:r>
-    </w:p>
-    <w:p/>
+        <w:rPr>
+          <w:b/>
+          <w:bCs/>
+        </w:rPr>
+        <w:t>Internet connectivity</w:t>
+      </w:r>
+      <w:r>
+        <w:t>: It is assumed that users will have an active internet connection when accessing functionality that requires communication with external services, particularly the Generative AI service.</w:t>
+      </w:r>
+    </w:p>
     <w:p>
       <w:pPr>
         <w:pStyle w:val="Heading3"/>
       </w:pPr>
-      <w:bookmarkStart w:id="8" w:name="_Toc236243982"/>
+    </w:p>
+    <w:p>
+      <w:pPr>
+        <w:pStyle w:val="Heading2"/>
+      </w:pPr>
+      <w:bookmarkStart w:id="8" w:name="_Toc236250772"/>
       <w:r>
         <w:t>Constraints</w:t>
       </w:r>
       <w:bookmarkEnd w:id="8"/>
+    </w:p>
+    <w:p>
+      <w:r>
+        <w:t>Several constraints affect the scope and implementation of the proposed application.</w:t>
+      </w:r>
     </w:p>
     <w:p>
       <w:pPr>
@@ -2095,10 +2118,20 @@
         </w:numPr>
       </w:pPr>
       <w:r>
-        <w:t xml:space="preserve">Project must be completed within </w:t>
-      </w:r>
-      <w:r>
-        <w:t>term deadline</w:t>
+        <w:rPr>
+          <w:b/>
+          <w:bCs/>
+        </w:rPr>
+        <w:t>Development timeframe</w:t>
+      </w:r>
+      <w:r>
+        <w:t xml:space="preserve">: The project must be completed within the </w:t>
+      </w:r>
+      <w:r>
+        <w:t xml:space="preserve">allocated </w:t>
+      </w:r>
+      <w:r>
+        <w:t>timeframe. This limits the number and complexity of features that can be designed, implemented and tested.</w:t>
       </w:r>
     </w:p>
     <w:p>
@@ -2110,13 +2143,23 @@
         </w:numPr>
       </w:pPr>
       <w:r>
-        <w:t xml:space="preserve">Team size limited to </w:t>
-      </w:r>
-      <w:r>
-        <w:t>4</w:t>
-      </w:r>
-      <w:r>
-        <w:t xml:space="preserve"> members</w:t>
+        <w:rPr>
+          <w:b/>
+          <w:bCs/>
+        </w:rPr>
+        <w:t>Team size:</w:t>
+      </w:r>
+      <w:r>
+        <w:t xml:space="preserve"> Development will be completed by a team of </w:t>
+      </w:r>
+      <w:r>
+        <w:t>two</w:t>
+      </w:r>
+      <w:r>
+        <w:t>. T</w:t>
+      </w:r>
+      <w:r>
+        <w:t>asks must therefore be appropriately distributed to ensure that development, testing, documentation and project management activities can be completed within the available timeframe.</w:t>
       </w:r>
     </w:p>
     <w:p>
@@ -2128,7 +2171,20 @@
         </w:numPr>
       </w:pPr>
       <w:r>
-        <w:t>Only tools taught in prior units may be used</w:t>
+        <w:rPr>
+          <w:b/>
+          <w:bCs/>
+        </w:rPr>
+        <w:t>Development knowledge and tools</w:t>
+      </w:r>
+      <w:r>
+        <w:t xml:space="preserve">: The project will primarily use technologies and techniques </w:t>
+      </w:r>
+      <w:r>
+        <w:t>developed</w:t>
+      </w:r>
+      <w:r>
+        <w:t xml:space="preserve"> through previous study.</w:t>
       </w:r>
     </w:p>
     <w:p>
@@ -2140,10 +2196,57 @@
         </w:numPr>
       </w:pPr>
       <w:r>
-        <w:t>Limited dataset size due to prototype scope</w:t>
-      </w:r>
-    </w:p>
-    <w:p/>
+        <w:rPr>
+          <w:b/>
+          <w:bCs/>
+        </w:rPr>
+        <w:t>Dataset limitations</w:t>
+      </w:r>
+      <w:r>
+        <w:t xml:space="preserve">: </w:t>
+      </w:r>
+      <w:r>
+        <w:t>The size and coverage of nutrition data available to the prototype may be limited. Therefore, the nutritional analysis will depend on the ingredients and nutritional information available within the selected dataset.</w:t>
+      </w:r>
+    </w:p>
+    <w:p>
+      <w:pPr>
+        <w:pStyle w:val="ListParagraph"/>
+        <w:numPr>
+          <w:ilvl w:val="0"/>
+          <w:numId w:val="3"/>
+        </w:numPr>
+      </w:pPr>
+      <w:r>
+        <w:rPr>
+          <w:b/>
+          <w:bCs/>
+        </w:rPr>
+        <w:t>Platform limitation</w:t>
+      </w:r>
+      <w:r>
+        <w:t>: The prototype will be developed specifically for Android devices using Android Studio. Development and testing for other mobile platforms, such as iOS, are outside the scope of the current project.</w:t>
+      </w:r>
+    </w:p>
+    <w:p>
+      <w:pPr>
+        <w:pStyle w:val="ListParagraph"/>
+        <w:numPr>
+          <w:ilvl w:val="0"/>
+          <w:numId w:val="3"/>
+        </w:numPr>
+      </w:pPr>
+      <w:r>
+        <w:rPr>
+          <w:b/>
+          <w:bCs/>
+        </w:rPr>
+        <w:t>External service dependency</w:t>
+      </w:r>
+      <w:r>
+        <w:t>: AI functionality will depend on the availability and limitations of the selected external Generative AI service. Service availability, usage limits or changes to the service may affect application functionality.</w:t>
+      </w:r>
+    </w:p>
     <w:p/>
     <w:p>
       <w:pPr>
@@ -2161,496 +2264,137 @@
     </w:p>
     <w:p>
       <w:pPr>
-        <w:pStyle w:val="Heading3"/>
-        <w:rPr>
-          <w:rFonts w:asciiTheme="majorHAnsi" w:hAnsiTheme="majorHAnsi"/>
-          <w:sz w:val="40"/>
-          <w:szCs w:val="40"/>
-        </w:rPr>
-      </w:pPr>
-      <w:bookmarkStart w:id="9" w:name="_Toc236243983"/>
-      <w:r>
-        <w:rPr>
-          <w:rFonts w:asciiTheme="majorHAnsi" w:hAnsiTheme="majorHAnsi"/>
-          <w:sz w:val="40"/>
-          <w:szCs w:val="40"/>
-        </w:rPr>
-        <w:lastRenderedPageBreak/>
-        <w:t>Stakeholders and High-Level Requirements</w:t>
-      </w:r>
-      <w:bookmarkEnd w:id="9"/>
-    </w:p>
-    <w:p>
-      <w:pPr>
-        <w:pStyle w:val="Heading3"/>
-        <w:rPr>
-          <w:rStyle w:val="Strong"/>
-          <w:b w:val="0"/>
-          <w:bCs w:val="0"/>
-        </w:rPr>
-      </w:pPr>
-      <w:bookmarkStart w:id="10" w:name="_Toc236243984"/>
-      <w:r>
-        <w:t>Functional Requirements</w:t>
-      </w:r>
-      <w:bookmarkEnd w:id="10"/>
-    </w:p>
-    <w:p>
-      <w:pPr>
-        <w:pStyle w:val="ListParagraph"/>
-        <w:numPr>
-          <w:ilvl w:val="0"/>
-          <w:numId w:val="1"/>
-        </w:numPr>
-        <w:rPr>
-          <w:rStyle w:val="Strong"/>
-          <w:rFonts w:eastAsia="Times New Roman"/>
-        </w:rPr>
-      </w:pPr>
-      <w:r>
-        <w:rPr>
-          <w:rStyle w:val="Strong"/>
-          <w:rFonts w:cs="Calibri"/>
-          <w:b w:val="0"/>
-          <w:bCs w:val="0"/>
-        </w:rPr>
-        <w:t xml:space="preserve">User Profile </w:t>
-      </w:r>
-      <w:r>
-        <w:rPr>
-          <w:rStyle w:val="Strong"/>
-          <w:rFonts w:cs="Calibri"/>
-          <w:b w:val="0"/>
-          <w:bCs w:val="0"/>
-        </w:rPr>
-        <w:t>and</w:t>
-      </w:r>
-      <w:r>
-        <w:rPr>
-          <w:rStyle w:val="Strong"/>
-          <w:rFonts w:cs="Calibri"/>
-          <w:b w:val="0"/>
-          <w:bCs w:val="0"/>
-        </w:rPr>
-        <w:t xml:space="preserve"> Preferences</w:t>
-      </w:r>
-    </w:p>
-    <w:p>
-      <w:pPr>
-        <w:pStyle w:val="ListParagraph"/>
-        <w:numPr>
-          <w:ilvl w:val="1"/>
-          <w:numId w:val="1"/>
-        </w:numPr>
-        <w:rPr>
-          <w:rFonts w:eastAsia="Times New Roman"/>
-          <w:b/>
-          <w:bCs/>
-        </w:rPr>
-      </w:pPr>
-      <w:r>
-        <w:t>Capture health goals</w:t>
-      </w:r>
-    </w:p>
-    <w:p>
-      <w:pPr>
-        <w:pStyle w:val="ListParagraph"/>
-        <w:numPr>
-          <w:ilvl w:val="1"/>
-          <w:numId w:val="1"/>
-        </w:numPr>
-        <w:rPr>
-          <w:rFonts w:eastAsia="Times New Roman"/>
-          <w:b/>
-          <w:bCs/>
-        </w:rPr>
-      </w:pPr>
-      <w:r>
-        <w:t>Capture dietary restrictions</w:t>
-      </w:r>
-    </w:p>
-    <w:p>
-      <w:pPr>
-        <w:pStyle w:val="ListParagraph"/>
-        <w:numPr>
-          <w:ilvl w:val="1"/>
-          <w:numId w:val="1"/>
-        </w:numPr>
-        <w:rPr>
-          <w:rFonts w:eastAsia="Times New Roman"/>
-          <w:b/>
-          <w:bCs/>
-        </w:rPr>
-      </w:pPr>
-      <w:r>
-        <w:t>Capture available ingredients</w:t>
-      </w:r>
-    </w:p>
-    <w:p>
-      <w:pPr>
-        <w:pStyle w:val="ListParagraph"/>
-        <w:numPr>
-          <w:ilvl w:val="0"/>
-          <w:numId w:val="1"/>
-        </w:numPr>
-        <w:rPr>
-          <w:b/>
-          <w:bCs/>
-        </w:rPr>
-      </w:pPr>
-      <w:r>
-        <w:rPr>
-          <w:rStyle w:val="Strong"/>
-          <w:rFonts w:cs="Calibri"/>
-          <w:b w:val="0"/>
-          <w:bCs w:val="0"/>
-        </w:rPr>
-        <w:t>AI Meal Plan Generator</w:t>
-      </w:r>
-    </w:p>
-    <w:p>
-      <w:pPr>
-        <w:pStyle w:val="ListParagraph"/>
-        <w:numPr>
-          <w:ilvl w:val="1"/>
-          <w:numId w:val="1"/>
-        </w:numPr>
-      </w:pPr>
-      <w:r>
-        <w:t>Generate weekly personalised meal plans</w:t>
-      </w:r>
-    </w:p>
-    <w:p>
-      <w:pPr>
-        <w:pStyle w:val="ListParagraph"/>
-        <w:numPr>
-          <w:ilvl w:val="1"/>
-          <w:numId w:val="1"/>
-        </w:numPr>
-      </w:pPr>
-      <w:r>
-        <w:t>Adjust portion sizes</w:t>
-      </w:r>
-    </w:p>
-    <w:p>
-      <w:pPr>
-        <w:pStyle w:val="ListParagraph"/>
-        <w:numPr>
-          <w:ilvl w:val="0"/>
-          <w:numId w:val="1"/>
-        </w:numPr>
-        <w:rPr>
-          <w:b/>
-          <w:bCs/>
-        </w:rPr>
-      </w:pPr>
-      <w:r>
-        <w:rPr>
-          <w:rStyle w:val="Strong"/>
-          <w:rFonts w:cs="Calibri"/>
-          <w:b w:val="0"/>
-          <w:bCs w:val="0"/>
-        </w:rPr>
-        <w:t>AI Recipe Generator</w:t>
-      </w:r>
-    </w:p>
-    <w:p>
-      <w:pPr>
-        <w:pStyle w:val="ListParagraph"/>
-        <w:numPr>
-          <w:ilvl w:val="1"/>
-          <w:numId w:val="1"/>
-        </w:numPr>
-      </w:pPr>
-      <w:r>
-        <w:t>Generate recipes based on available ingredients</w:t>
-      </w:r>
-    </w:p>
-    <w:p>
-      <w:pPr>
-        <w:pStyle w:val="ListParagraph"/>
-        <w:numPr>
-          <w:ilvl w:val="1"/>
-          <w:numId w:val="1"/>
-        </w:numPr>
-        <w:rPr>
-          <w:b/>
-          <w:bCs/>
-        </w:rPr>
-      </w:pPr>
-      <w:r>
-        <w:t>Suggest alternative ingredients</w:t>
-      </w:r>
-    </w:p>
-    <w:p>
-      <w:pPr>
-        <w:pStyle w:val="ListParagraph"/>
-        <w:numPr>
-          <w:ilvl w:val="0"/>
-          <w:numId w:val="1"/>
-        </w:numPr>
-        <w:rPr>
-          <w:b/>
-          <w:bCs/>
-        </w:rPr>
-      </w:pPr>
-      <w:r>
-        <w:rPr>
-          <w:rStyle w:val="Strong"/>
-          <w:rFonts w:cs="Calibri"/>
-          <w:b w:val="0"/>
-          <w:bCs w:val="0"/>
-        </w:rPr>
-        <w:t>Nutrition Analysis</w:t>
-      </w:r>
-    </w:p>
-    <w:p>
-      <w:pPr>
-        <w:pStyle w:val="ListParagraph"/>
-        <w:numPr>
-          <w:ilvl w:val="1"/>
-          <w:numId w:val="1"/>
-        </w:numPr>
-      </w:pPr>
-      <w:r>
-        <w:t>Calculate calorie breakdown</w:t>
-      </w:r>
-    </w:p>
-    <w:p>
-      <w:pPr>
-        <w:pStyle w:val="ListParagraph"/>
-        <w:numPr>
-          <w:ilvl w:val="1"/>
-          <w:numId w:val="1"/>
-        </w:numPr>
-        <w:rPr>
-          <w:b/>
-          <w:bCs/>
-        </w:rPr>
-      </w:pPr>
-      <w:r>
-        <w:t>Calculate macro and micronutrient insights</w:t>
-      </w:r>
-    </w:p>
-    <w:p>
-      <w:pPr>
-        <w:pStyle w:val="ListParagraph"/>
-        <w:numPr>
-          <w:ilvl w:val="0"/>
-          <w:numId w:val="1"/>
-        </w:numPr>
-        <w:rPr>
-          <w:b/>
-          <w:bCs/>
-        </w:rPr>
-      </w:pPr>
-      <w:r>
-        <w:rPr>
-          <w:rStyle w:val="Strong"/>
-          <w:rFonts w:cs="Calibri"/>
-          <w:b w:val="0"/>
-          <w:bCs w:val="0"/>
-        </w:rPr>
-        <w:t>Grocery List Generator</w:t>
-      </w:r>
-    </w:p>
-    <w:p>
-      <w:pPr>
-        <w:pStyle w:val="ListParagraph"/>
-        <w:numPr>
-          <w:ilvl w:val="1"/>
-          <w:numId w:val="1"/>
-        </w:numPr>
-      </w:pPr>
-      <w:r>
-        <w:t>Generate shopping lists</w:t>
-      </w:r>
-    </w:p>
-    <w:p>
-      <w:pPr>
-        <w:pStyle w:val="ListParagraph"/>
-        <w:numPr>
-          <w:ilvl w:val="1"/>
-          <w:numId w:val="1"/>
-        </w:numPr>
-      </w:pPr>
-      <w:r>
-        <w:t>Categorise items</w:t>
-      </w:r>
-      <w:r>
-        <w:t xml:space="preserve"> </w:t>
-      </w:r>
-      <w:r>
-        <w:t>(produce, pantry, protein, etc.)</w:t>
-      </w:r>
-    </w:p>
-    <w:p>
-      <w:pPr>
-        <w:pStyle w:val="ListParagraph"/>
-        <w:numPr>
-          <w:ilvl w:val="0"/>
-          <w:numId w:val="1"/>
-        </w:numPr>
-      </w:pPr>
-      <w:r>
-        <w:rPr>
-          <w:rFonts w:cs="Calibri"/>
-        </w:rPr>
-        <w:t>User Interaction</w:t>
-      </w:r>
-    </w:p>
-    <w:p>
-      <w:pPr>
-        <w:pStyle w:val="ListParagraph"/>
-        <w:numPr>
-          <w:ilvl w:val="1"/>
-          <w:numId w:val="1"/>
-        </w:numPr>
-        <w:rPr>
-          <w:rFonts w:ascii="Times New Roman" w:eastAsia="Times New Roman" w:hAnsi="Times New Roman"/>
-        </w:rPr>
-      </w:pPr>
-      <w:r>
-        <w:t>Allow users to view meal plans</w:t>
-      </w:r>
-    </w:p>
-    <w:p>
-      <w:pPr>
-        <w:pStyle w:val="ListParagraph"/>
-        <w:numPr>
-          <w:ilvl w:val="1"/>
-          <w:numId w:val="1"/>
-        </w:numPr>
-      </w:pPr>
-      <w:r>
-        <w:t>Allow users to view recipes</w:t>
-      </w:r>
-    </w:p>
-    <w:p>
-      <w:pPr>
-        <w:pStyle w:val="ListParagraph"/>
-        <w:numPr>
-          <w:ilvl w:val="1"/>
-          <w:numId w:val="1"/>
-        </w:numPr>
-      </w:pPr>
-      <w:r>
-        <w:t>Allow users to view grocery lists</w:t>
-      </w:r>
-    </w:p>
-    <w:p/>
-    <w:p>
-      <w:pPr>
-        <w:pStyle w:val="Heading3"/>
-      </w:pPr>
-      <w:bookmarkStart w:id="11" w:name="_Toc236243985"/>
-      <w:r>
-        <w:t>Nonf</w:t>
-      </w:r>
-      <w:r>
-        <w:t>unctional Requirements</w:t>
-      </w:r>
-      <w:bookmarkEnd w:id="11"/>
-    </w:p>
-    <w:p>
-      <w:pPr>
-        <w:pStyle w:val="ListParagraph"/>
-        <w:numPr>
-          <w:ilvl w:val="0"/>
-          <w:numId w:val="1"/>
-        </w:numPr>
-      </w:pPr>
-      <w:r>
-        <w:t>Fast response time</w:t>
-      </w:r>
-    </w:p>
-    <w:p>
-      <w:pPr>
-        <w:pStyle w:val="ListParagraph"/>
-        <w:numPr>
-          <w:ilvl w:val="0"/>
-          <w:numId w:val="1"/>
-        </w:numPr>
-      </w:pPr>
-      <w:r>
-        <w:t>Secure handling of user dietary data</w:t>
-      </w:r>
-    </w:p>
-    <w:p>
-      <w:pPr>
-        <w:pStyle w:val="ListParagraph"/>
-        <w:numPr>
-          <w:ilvl w:val="0"/>
-          <w:numId w:val="1"/>
-        </w:numPr>
-      </w:pPr>
-      <w:r>
-        <w:t>Reliable AI outputs</w:t>
-      </w:r>
-    </w:p>
-    <w:p>
-      <w:pPr>
-        <w:pStyle w:val="ListParagraph"/>
-        <w:numPr>
-          <w:ilvl w:val="0"/>
-          <w:numId w:val="1"/>
-        </w:numPr>
-      </w:pPr>
-      <w:r>
-        <w:t>Mobile-friendly UI</w:t>
-      </w:r>
-    </w:p>
-    <w:p>
-      <w:pPr>
-        <w:pStyle w:val="ListParagraph"/>
-        <w:numPr>
-          <w:ilvl w:val="0"/>
-          <w:numId w:val="1"/>
-        </w:numPr>
-      </w:pPr>
-      <w:r>
-        <w:t>Simple navigation</w:t>
-      </w:r>
-    </w:p>
-    <w:p>
-      <w:pPr>
-        <w:spacing w:after="160" w:line="259" w:lineRule="auto"/>
-      </w:pPr>
-      <w:r>
-        <w:br w:type="page"/>
-      </w:r>
-    </w:p>
-    <w:p>
-      <w:pPr>
         <w:pStyle w:val="Heading1"/>
       </w:pPr>
-      <w:bookmarkStart w:id="12" w:name="_Toc236243986"/>
+      <w:bookmarkStart w:id="9" w:name="_Toc236250773"/>
       <w:r>
         <w:lastRenderedPageBreak/>
         <w:t>System Analysis and Design</w:t>
       </w:r>
-      <w:bookmarkEnd w:id="12"/>
+      <w:bookmarkEnd w:id="9"/>
+    </w:p>
+    <w:p>
+      <w:r>
+        <w:t xml:space="preserve">The system analysis and design process identifies the major requirements, interactions, subsystems, </w:t>
+      </w:r>
+      <w:r>
+        <w:t xml:space="preserve">external entities and software components required to implement the proposed smart meal planning application. The design has been developed by analysing the primary functionality expected by users and </w:t>
+      </w:r>
+      <w:r>
+        <w:t xml:space="preserve">separating these requirements into </w:t>
+      </w:r>
+      <w:r>
+        <w:t>individual system</w:t>
+      </w:r>
+      <w:r>
+        <w:t xml:space="preserve"> </w:t>
+      </w:r>
+      <w:r>
+        <w:t>components</w:t>
+      </w:r>
+      <w:r>
+        <w:t>.</w:t>
+      </w:r>
+    </w:p>
+    <w:p>
+      <w:pPr>
+        <w:rPr>
+          <w:rStyle w:val="Emphasis"/>
+          <w:i w:val="0"/>
+          <w:iCs w:val="0"/>
+        </w:rPr>
+      </w:pPr>
+      <w:r>
+        <w:rPr>
+          <w:rStyle w:val="Emphasis"/>
+          <w:i w:val="0"/>
+          <w:iCs w:val="0"/>
+        </w:rPr>
+        <w:t xml:space="preserve">The application is structured around </w:t>
+      </w:r>
+      <w:r>
+        <w:rPr>
+          <w:rStyle w:val="Emphasis"/>
+          <w:i w:val="0"/>
+          <w:iCs w:val="0"/>
+        </w:rPr>
+        <w:t xml:space="preserve">several </w:t>
+      </w:r>
+      <w:r>
+        <w:rPr>
+          <w:rStyle w:val="Emphasis"/>
+          <w:i w:val="0"/>
+          <w:iCs w:val="0"/>
+        </w:rPr>
+        <w:t xml:space="preserve">connected areas of </w:t>
+      </w:r>
+      <w:r>
+        <w:rPr>
+          <w:rStyle w:val="Emphasis"/>
+          <w:i w:val="0"/>
+          <w:iCs w:val="0"/>
+        </w:rPr>
+        <w:t>functionality: user</w:t>
+      </w:r>
+      <w:r>
+        <w:rPr>
+          <w:rStyle w:val="Emphasis"/>
+          <w:i w:val="0"/>
+          <w:iCs w:val="0"/>
+        </w:rPr>
+        <w:t xml:space="preserve"> profile management, AI-assisted meal plan generation, AI-assisted recipe generation, nutritional analysis, grocery list generation, </w:t>
+      </w:r>
+      <w:r>
+        <w:rPr>
+          <w:rStyle w:val="Emphasis"/>
+          <w:i w:val="0"/>
+          <w:iCs w:val="0"/>
+        </w:rPr>
+        <w:t>data storage and the Android application interface</w:t>
+      </w:r>
+      <w:r>
+        <w:rPr>
+          <w:rStyle w:val="Emphasis"/>
+          <w:i w:val="0"/>
+          <w:iCs w:val="0"/>
+        </w:rPr>
+        <w:t>.</w:t>
+      </w:r>
+    </w:p>
+    <w:p>
+      <w:pPr>
+        <w:rPr>
+          <w:rStyle w:val="Emphasis"/>
+          <w:i w:val="0"/>
+          <w:iCs w:val="0"/>
+        </w:rPr>
+      </w:pPr>
     </w:p>
     <w:p>
       <w:pPr>
         <w:pStyle w:val="Heading2"/>
       </w:pPr>
-      <w:bookmarkStart w:id="13" w:name="_Toc236243987"/>
+      <w:bookmarkStart w:id="10" w:name="_Toc236250774"/>
       <w:r>
         <w:t>Use Case Diagram</w:t>
       </w:r>
-      <w:bookmarkEnd w:id="13"/>
-    </w:p>
-    <w:p>
-      <w:r>
-        <w:rPr>
-          <w:noProof/>
-        </w:rPr>
+      <w:bookmarkEnd w:id="10"/>
+    </w:p>
+    <w:p>
+      <w:r>
         <w:drawing>
-          <wp:inline distT="0" distB="0" distL="0" distR="0" wp14:anchorId="648329CA" wp14:editId="16E7178E">
-            <wp:extent cx="3035456" cy="7067913"/>
+          <wp:anchor distT="0" distB="0" distL="114300" distR="114300" simplePos="0" relativeHeight="251658240" behindDoc="0" locked="0" layoutInCell="1" allowOverlap="1" wp14:anchorId="61994837" wp14:editId="6BBE0841">
+            <wp:simplePos x="0" y="0"/>
+            <wp:positionH relativeFrom="column">
+              <wp:posOffset>3474085</wp:posOffset>
+            </wp:positionH>
+            <wp:positionV relativeFrom="paragraph">
+              <wp:posOffset>7029</wp:posOffset>
+            </wp:positionV>
+            <wp:extent cx="2555875" cy="5666740"/>
             <wp:effectExtent l="0" t="0" r="0" b="0"/>
-            <wp:docPr id="721704795" name="Picture 1"/>
+            <wp:wrapSquare wrapText="bothSides"/>
+            <wp:docPr id="1936308149" name="Picture 1"/>
             <wp:cNvGraphicFramePr>
               <a:graphicFrameLocks xmlns:a="http://schemas.openxmlformats.org/drawingml/2006/main" noChangeAspect="1"/>
             </wp:cNvGraphicFramePr>
@@ -2658,11 +2402,17 @@
               <a:graphicData uri="http://schemas.openxmlformats.org/drawingml/2006/picture">
                 <pic:pic xmlns:pic="http://schemas.openxmlformats.org/drawingml/2006/picture">
                   <pic:nvPicPr>
-                    <pic:cNvPr id="721704795" name=""/>
+                    <pic:cNvPr id="1936308149" name=""/>
                     <pic:cNvPicPr/>
                   </pic:nvPicPr>
                   <pic:blipFill>
-                    <a:blip r:embed="rId5"/>
+                    <a:blip r:embed="rId5">
+                      <a:extLst>
+                        <a:ext uri="{28A0092B-C50C-407E-A947-70E740481C1C}">
+                          <a14:useLocalDpi xmlns:a14="http://schemas.microsoft.com/office/drawing/2010/main" val="0"/>
+                        </a:ext>
+                      </a:extLst>
+                    </a:blip>
                     <a:stretch>
                       <a:fillRect/>
                     </a:stretch>
@@ -2670,7 +2420,7 @@
                   <pic:spPr>
                     <a:xfrm>
                       <a:off x="0" y="0"/>
-                      <a:ext cx="3035456" cy="7067913"/>
+                      <a:ext cx="2555875" cy="5666740"/>
                     </a:xfrm>
                     <a:prstGeom prst="rect">
                       <a:avLst/>
@@ -2679,9 +2429,24 @@
                 </pic:pic>
               </a:graphicData>
             </a:graphic>
-          </wp:inline>
+            <wp14:sizeRelH relativeFrom="margin">
+              <wp14:pctWidth>0</wp14:pctWidth>
+            </wp14:sizeRelH>
+            <wp14:sizeRelV relativeFrom="margin">
+              <wp14:pctHeight>0</wp14:pctHeight>
+            </wp14:sizeRelV>
+          </wp:anchor>
         </w:drawing>
       </w:r>
+      <w:r>
+        <w:t>Th</w:t>
+      </w:r>
+      <w:r>
+        <w:t>is</w:t>
+      </w:r>
+      <w:r>
+        <w:t xml:space="preserve"> use case diagram shows the main interactions between the user and the AI-Based Smart Meal Planner. The user can enter their health and weight goals, dietary restrictions and available ingredients, which are used to generate personalised meal plans and recipes. The user can also view nutritional information and generate grocery lists based on their meal plan.</w:t>
+      </w:r>
     </w:p>
     <w:p/>
     <w:p>
@@ -2696,49 +2461,33 @@
       <w:pPr>
         <w:pStyle w:val="Heading2"/>
       </w:pPr>
-      <w:bookmarkStart w:id="14" w:name="_Toc236243988"/>
+      <w:bookmarkStart w:id="11" w:name="_Toc236250775"/>
       <w:r>
         <w:lastRenderedPageBreak/>
         <w:t>Subsystems</w:t>
       </w:r>
-      <w:bookmarkEnd w:id="14"/>
+      <w:bookmarkEnd w:id="11"/>
     </w:p>
     <w:p>
       <w:pPr>
         <w:pStyle w:val="ListParagraph"/>
         <w:numPr>
           <w:ilvl w:val="0"/>
-          <w:numId w:val="4"/>
+          <w:numId w:val="22"/>
         </w:numPr>
-        <w:rPr>
-          <w:rFonts w:ascii="Times New Roman" w:eastAsia="Times New Roman" w:hAnsi="Times New Roman"/>
-        </w:rPr>
-      </w:pPr>
-      <w:r>
-        <w:rPr>
-          <w:rStyle w:val="Strong"/>
-          <w:b w:val="0"/>
-          <w:bCs w:val="0"/>
+      </w:pPr>
+      <w:r>
+        <w:rPr>
+          <w:b/>
+          <w:bCs/>
         </w:rPr>
         <w:t>User Profile Manager</w:t>
       </w:r>
       <w:r>
-        <w:t xml:space="preserve"> </w:t>
-      </w:r>
-    </w:p>
-    <w:p>
-      <w:pPr>
-        <w:pStyle w:val="ListParagraph"/>
-        <w:numPr>
-          <w:ilvl w:val="1"/>
-          <w:numId w:val="4"/>
-        </w:numPr>
-        <w:rPr>
-          <w:rFonts w:ascii="Times New Roman" w:eastAsia="Times New Roman" w:hAnsi="Times New Roman"/>
-        </w:rPr>
-      </w:pPr>
-      <w:r>
-        <w:t>Handles health goals, dietary restrictions, ingredient availability.</w:t>
+        <w:t xml:space="preserve">: </w:t>
+      </w:r>
+      <w:r>
+        <w:t>Handles health and weight goals, dietary requirements, preferences and available ingredients.</w:t>
       </w:r>
     </w:p>
     <w:p>
@@ -2746,31 +2495,25 @@
         <w:pStyle w:val="ListParagraph"/>
         <w:numPr>
           <w:ilvl w:val="0"/>
-          <w:numId w:val="4"/>
+          <w:numId w:val="22"/>
         </w:numPr>
-      </w:pPr>
-      <w:r>
-        <w:rPr>
-          <w:rStyle w:val="Strong"/>
-          <w:b w:val="0"/>
-          <w:bCs w:val="0"/>
+        <w:rPr>
+          <w:b/>
+          <w:bCs/>
+        </w:rPr>
+      </w:pPr>
+      <w:r>
+        <w:rPr>
+          <w:b/>
+          <w:bCs/>
         </w:rPr>
         <w:t>Meal Plan Generator (AI)</w:t>
       </w:r>
       <w:r>
-        <w:t xml:space="preserve"> </w:t>
-      </w:r>
-    </w:p>
-    <w:p>
-      <w:pPr>
-        <w:pStyle w:val="ListParagraph"/>
-        <w:numPr>
-          <w:ilvl w:val="1"/>
-          <w:numId w:val="4"/>
-        </w:numPr>
-      </w:pPr>
-      <w:r>
-        <w:t>Generates personalised weekly meal plans.</w:t>
+        <w:t xml:space="preserve">: </w:t>
+      </w:r>
+      <w:r>
+        <w:t>Generates personalised weekly meal plans using information from the user profile.</w:t>
       </w:r>
     </w:p>
     <w:p>
@@ -2778,31 +2521,25 @@
         <w:pStyle w:val="ListParagraph"/>
         <w:numPr>
           <w:ilvl w:val="0"/>
-          <w:numId w:val="4"/>
+          <w:numId w:val="22"/>
         </w:numPr>
-      </w:pPr>
-      <w:r>
-        <w:rPr>
-          <w:rStyle w:val="Strong"/>
-          <w:b w:val="0"/>
-          <w:bCs w:val="0"/>
+        <w:rPr>
+          <w:b/>
+          <w:bCs/>
+        </w:rPr>
+      </w:pPr>
+      <w:r>
+        <w:rPr>
+          <w:b/>
+          <w:bCs/>
         </w:rPr>
         <w:t>Recipe Generator (AI)</w:t>
       </w:r>
       <w:r>
-        <w:t xml:space="preserve"> </w:t>
-      </w:r>
-    </w:p>
-    <w:p>
-      <w:pPr>
-        <w:pStyle w:val="ListParagraph"/>
-        <w:numPr>
-          <w:ilvl w:val="1"/>
-          <w:numId w:val="4"/>
-        </w:numPr>
-      </w:pPr>
-      <w:r>
-        <w:t>Produces recipes and alternative ingredient suggestions.</w:t>
+        <w:t xml:space="preserve">: </w:t>
+      </w:r>
+      <w:r>
+        <w:t>Generates recipes based on meal plans, dietary requirements and available ingredients, including alternative ingredient suggestions.</w:t>
       </w:r>
     </w:p>
     <w:p>
@@ -2810,31 +2547,21 @@
         <w:pStyle w:val="ListParagraph"/>
         <w:numPr>
           <w:ilvl w:val="0"/>
-          <w:numId w:val="4"/>
+          <w:numId w:val="22"/>
         </w:numPr>
       </w:pPr>
       <w:r>
         <w:rPr>
-          <w:rStyle w:val="Strong"/>
-          <w:b w:val="0"/>
-          <w:bCs w:val="0"/>
+          <w:b/>
+          <w:bCs/>
         </w:rPr>
         <w:t>Nutrition Analysis Engine</w:t>
       </w:r>
       <w:r>
-        <w:t xml:space="preserve"> </w:t>
-      </w:r>
-    </w:p>
-    <w:p>
-      <w:pPr>
-        <w:pStyle w:val="ListParagraph"/>
-        <w:numPr>
-          <w:ilvl w:val="1"/>
-          <w:numId w:val="4"/>
-        </w:numPr>
-      </w:pPr>
-      <w:r>
-        <w:t>Calculates calories, macros, micronutrients.</w:t>
+        <w:t xml:space="preserve">: </w:t>
+      </w:r>
+      <w:r>
+        <w:t>Calculates and provides calorie, macronutrient and micronutrient information.</w:t>
       </w:r>
     </w:p>
     <w:p>
@@ -2842,31 +2569,21 @@
         <w:pStyle w:val="ListParagraph"/>
         <w:numPr>
           <w:ilvl w:val="0"/>
-          <w:numId w:val="4"/>
+          <w:numId w:val="22"/>
         </w:numPr>
       </w:pPr>
       <w:r>
         <w:rPr>
-          <w:rStyle w:val="Strong"/>
-          <w:b w:val="0"/>
-          <w:bCs w:val="0"/>
+          <w:b/>
+          <w:bCs/>
         </w:rPr>
         <w:t>Grocery List Generator</w:t>
       </w:r>
       <w:r>
-        <w:t xml:space="preserve"> </w:t>
-      </w:r>
-    </w:p>
-    <w:p>
-      <w:pPr>
-        <w:pStyle w:val="ListParagraph"/>
-        <w:numPr>
-          <w:ilvl w:val="1"/>
-          <w:numId w:val="4"/>
-        </w:numPr>
-      </w:pPr>
-      <w:r>
-        <w:t>Creates categorised shopping lists.</w:t>
+        <w:t xml:space="preserve">: </w:t>
+      </w:r>
+      <w:r>
+        <w:t>Creates categorised grocery lists based on generated meal plans and recipes.</w:t>
       </w:r>
     </w:p>
     <w:p>
@@ -2874,31 +2591,21 @@
         <w:pStyle w:val="ListParagraph"/>
         <w:numPr>
           <w:ilvl w:val="0"/>
-          <w:numId w:val="4"/>
+          <w:numId w:val="22"/>
         </w:numPr>
       </w:pPr>
       <w:r>
         <w:rPr>
-          <w:rStyle w:val="Strong"/>
-          <w:b w:val="0"/>
-          <w:bCs w:val="0"/>
+          <w:b/>
+          <w:bCs/>
         </w:rPr>
         <w:t>Data Storage / Database</w:t>
       </w:r>
       <w:r>
-        <w:t xml:space="preserve"> </w:t>
-      </w:r>
-    </w:p>
-    <w:p>
-      <w:pPr>
-        <w:pStyle w:val="ListParagraph"/>
-        <w:numPr>
-          <w:ilvl w:val="1"/>
-          <w:numId w:val="4"/>
-        </w:numPr>
-      </w:pPr>
-      <w:r>
-        <w:t>Stores user profiles, ingredients, generated plans, recipes.</w:t>
+        <w:t xml:space="preserve">: </w:t>
+      </w:r>
+      <w:r>
+        <w:t>Stores user profile information, available ingredients, generated meal plans, recipes and grocery lists.</w:t>
       </w:r>
     </w:p>
     <w:p>
@@ -2906,43 +2613,44 @@
         <w:pStyle w:val="ListParagraph"/>
         <w:numPr>
           <w:ilvl w:val="0"/>
-          <w:numId w:val="4"/>
+          <w:numId w:val="22"/>
         </w:numPr>
-      </w:pPr>
-      <w:r>
-        <w:rPr>
-          <w:rStyle w:val="Strong"/>
-          <w:b w:val="0"/>
-          <w:bCs w:val="0"/>
+        <w:rPr>
+          <w:b/>
+          <w:bCs/>
+        </w:rPr>
+      </w:pPr>
+      <w:r>
+        <w:rPr>
+          <w:b/>
+          <w:bCs/>
         </w:rPr>
         <w:t>Mobile App Interface</w:t>
       </w:r>
       <w:r>
-        <w:t xml:space="preserve"> </w:t>
-      </w:r>
-    </w:p>
-    <w:p>
-      <w:pPr>
-        <w:pStyle w:val="ListParagraph"/>
-        <w:numPr>
-          <w:ilvl w:val="1"/>
-          <w:numId w:val="4"/>
-        </w:numPr>
-      </w:pPr>
-      <w:r>
-        <w:t>Frontend used by the client.</w:t>
-      </w:r>
-    </w:p>
-    <w:p/>
+        <w:t xml:space="preserve">: </w:t>
+      </w:r>
+      <w:r>
+        <w:t>Provides the Android interface used by the user to enter information and access generated results.</w:t>
+      </w:r>
+    </w:p>
+    <w:p>
+      <w:pPr>
+        <w:rPr>
+          <w:b/>
+          <w:bCs/>
+        </w:rPr>
+      </w:pPr>
+    </w:p>
     <w:p>
       <w:pPr>
         <w:pStyle w:val="Heading2"/>
       </w:pPr>
-      <w:bookmarkStart w:id="15" w:name="_Toc236243989"/>
+      <w:bookmarkStart w:id="12" w:name="_Toc236250776"/>
       <w:r>
         <w:t>External Entities</w:t>
       </w:r>
-      <w:bookmarkEnd w:id="15"/>
+      <w:bookmarkEnd w:id="12"/>
     </w:p>
     <w:p>
       <w:pPr>
@@ -2952,26 +2660,48 @@
           <w:numId w:val="5"/>
         </w:numPr>
         <w:rPr>
-          <w:rFonts w:ascii="Times New Roman" w:eastAsia="Times New Roman" w:hAnsi="Times New Roman"/>
-        </w:rPr>
-      </w:pPr>
-      <w:r>
-        <w:rPr>
           <w:rStyle w:val="Strong"/>
           <w:b w:val="0"/>
           <w:bCs w:val="0"/>
         </w:rPr>
+      </w:pPr>
+      <w:r>
+        <w:rPr>
+          <w:rStyle w:val="Strong"/>
+        </w:rPr>
         <w:t>User</w:t>
       </w:r>
       <w:r>
         <w:rPr>
-          <w:b/>
-          <w:bCs/>
+          <w:rStyle w:val="Strong"/>
+          <w:b w:val="0"/>
+          <w:bCs w:val="0"/>
+        </w:rPr>
+        <w:t>:</w:t>
+      </w:r>
+      <w:r>
+        <w:rPr>
+          <w:rStyle w:val="Strong"/>
+          <w:b w:val="0"/>
+          <w:bCs w:val="0"/>
         </w:rPr>
         <w:t xml:space="preserve"> </w:t>
       </w:r>
       <w:r>
-        <w:t>(primary actor)</w:t>
+        <w:rPr>
+          <w:rStyle w:val="Strong"/>
+          <w:b w:val="0"/>
+          <w:bCs w:val="0"/>
+        </w:rPr>
+        <w:t>P</w:t>
+      </w:r>
+      <w:r>
+        <w:rPr>
+          <w:rStyle w:val="Strong"/>
+          <w:b w:val="0"/>
+          <w:bCs w:val="0"/>
+        </w:rPr>
+        <w:t>rovides health goals, dietary requirements and available ingredients, and accesses generated results.</w:t>
       </w:r>
     </w:p>
     <w:p>
@@ -2981,17 +2711,49 @@
           <w:ilvl w:val="0"/>
           <w:numId w:val="5"/>
         </w:numPr>
-      </w:pPr>
-      <w:r>
         <w:rPr>
           <w:rStyle w:val="Strong"/>
           <w:b w:val="0"/>
           <w:bCs w:val="0"/>
         </w:rPr>
+      </w:pPr>
+      <w:r>
+        <w:rPr>
+          <w:rStyle w:val="Strong"/>
+        </w:rPr>
         <w:t>GenAI API</w:t>
       </w:r>
       <w:r>
-        <w:t xml:space="preserve"> (external AI model generating meal plans/recipes)</w:t>
+        <w:rPr>
+          <w:rStyle w:val="Strong"/>
+          <w:b w:val="0"/>
+          <w:bCs w:val="0"/>
+        </w:rPr>
+        <w:t>:</w:t>
+      </w:r>
+      <w:r>
+        <w:rPr>
+          <w:rStyle w:val="Strong"/>
+          <w:b w:val="0"/>
+          <w:bCs w:val="0"/>
+        </w:rPr>
+        <w:t xml:space="preserve"> </w:t>
+      </w:r>
+      <w:r>
+        <w:rPr>
+          <w:rStyle w:val="Strong"/>
+          <w:b w:val="0"/>
+          <w:bCs w:val="0"/>
+        </w:rPr>
+        <w:t>E</w:t>
+      </w:r>
+      <w:r>
+        <w:rPr>
+          <w:rStyle w:val="Strong"/>
+          <w:b w:val="0"/>
+          <w:bCs w:val="0"/>
+        </w:rPr>
+        <w:t>xternal AI service used to generate meal plans and recipes.</w:t>
       </w:r>
     </w:p>
     <w:p>
@@ -3001,17 +2763,33 @@
           <w:ilvl w:val="0"/>
           <w:numId w:val="5"/>
         </w:numPr>
-      </w:pPr>
-      <w:r>
         <w:rPr>
           <w:rStyle w:val="Strong"/>
           <w:b w:val="0"/>
           <w:bCs w:val="0"/>
         </w:rPr>
+      </w:pPr>
+      <w:r>
+        <w:rPr>
+          <w:rStyle w:val="Strong"/>
+        </w:rPr>
         <w:t>Public Nutrition Dataset</w:t>
       </w:r>
       <w:r>
-        <w:t xml:space="preserve"> (ingredient nutrition values)</w:t>
+        <w:rPr>
+          <w:rStyle w:val="Strong"/>
+          <w:b w:val="0"/>
+          <w:bCs w:val="0"/>
+        </w:rPr>
+        <w:t>: P</w:t>
+      </w:r>
+      <w:r>
+        <w:rPr>
+          <w:rStyle w:val="Strong"/>
+          <w:b w:val="0"/>
+          <w:bCs w:val="0"/>
+        </w:rPr>
+        <w:t>rovides nutritional information used by the Nutrition Analysis Engine.</w:t>
       </w:r>
     </w:p>
     <w:p/>
@@ -3019,23 +2797,24 @@
       <w:pPr>
         <w:pStyle w:val="Heading2"/>
       </w:pPr>
-      <w:bookmarkStart w:id="16" w:name="_Toc236243990"/>
-      <w:r>
-        <w:lastRenderedPageBreak/>
+      <w:bookmarkStart w:id="13" w:name="_Toc236250777"/>
+      <w:r>
         <w:t>Context Diagram</w:t>
       </w:r>
-      <w:bookmarkEnd w:id="16"/>
-    </w:p>
-    <w:p>
-      <w:r>
-        <w:rPr>
-          <w:noProof/>
-        </w:rPr>
+      <w:bookmarkEnd w:id="13"/>
+    </w:p>
+    <w:p>
+      <w:r>
+        <w:t>The context diagram shows the interaction between the AI-Based Smart Meal Planner System and its external entities. The user provides health and weight goals, dietary requirements and available ingredients, while the system returns generated meal plans, recipes, nutrition information and grocery lists. The system also communicates with a GenAI API for meal and recipe generation and a public nutrition dataset for nutritional information.</w:t>
+      </w:r>
+    </w:p>
+    <w:p>
+      <w:r>
         <w:drawing>
-          <wp:inline distT="0" distB="0" distL="0" distR="0" wp14:anchorId="3ABEF54E" wp14:editId="46DBFE11">
-            <wp:extent cx="5731510" cy="4100195"/>
-            <wp:effectExtent l="0" t="0" r="2540" b="0"/>
-            <wp:docPr id="1766832844" name="Picture 1"/>
+          <wp:inline distT="0" distB="0" distL="0" distR="0" wp14:anchorId="1250A688" wp14:editId="2A50E665">
+            <wp:extent cx="6090537" cy="1488558"/>
+            <wp:effectExtent l="0" t="0" r="5715" b="0"/>
+            <wp:docPr id="1902491639" name="Picture 1"/>
             <wp:cNvGraphicFramePr>
               <a:graphicFrameLocks xmlns:a="http://schemas.openxmlformats.org/drawingml/2006/main" noChangeAspect="1"/>
             </wp:cNvGraphicFramePr>
@@ -3043,7 +2822,7 @@
               <a:graphicData uri="http://schemas.openxmlformats.org/drawingml/2006/picture">
                 <pic:pic xmlns:pic="http://schemas.openxmlformats.org/drawingml/2006/picture">
                   <pic:nvPicPr>
-                    <pic:cNvPr id="1766832844" name=""/>
+                    <pic:cNvPr id="1902491639" name=""/>
                     <pic:cNvPicPr/>
                   </pic:nvPicPr>
                   <pic:blipFill>
@@ -3055,7 +2834,7 @@
                   <pic:spPr>
                     <a:xfrm>
                       <a:off x="0" y="0"/>
-                      <a:ext cx="5731510" cy="4100195"/>
+                      <a:ext cx="6104814" cy="1492047"/>
                     </a:xfrm>
                     <a:prstGeom prst="rect">
                       <a:avLst/>
@@ -3078,56 +2857,52 @@
     </w:p>
     <w:p>
       <w:pPr>
+        <w:pStyle w:val="Heading1"/>
+      </w:pPr>
+      <w:bookmarkStart w:id="14" w:name="_Toc236250778"/>
+      <w:r>
+        <w:lastRenderedPageBreak/>
+        <w:t>High-Level Requirements</w:t>
+      </w:r>
+      <w:r>
+        <w:t xml:space="preserve"> Overview</w:t>
+      </w:r>
+      <w:bookmarkEnd w:id="14"/>
+    </w:p>
+    <w:p>
+      <w:r>
+        <w:t>The following functional and non-functional requirements define the main functionality and quality expectations of the AI-Based Smart Meal Planner.</w:t>
+      </w:r>
+    </w:p>
+    <w:p>
+      <w:pPr>
         <w:pStyle w:val="Heading2"/>
-      </w:pPr>
-      <w:bookmarkStart w:id="17" w:name="_Toc236243991"/>
-      <w:r>
-        <w:lastRenderedPageBreak/>
-        <w:t>S</w:t>
-      </w:r>
-      <w:r>
-        <w:t xml:space="preserve">oftware </w:t>
-      </w:r>
-      <w:r>
-        <w:t>C</w:t>
-      </w:r>
-      <w:r>
-        <w:t>omponents</w:t>
-      </w:r>
-      <w:bookmarkEnd w:id="17"/>
-    </w:p>
-    <w:p>
-      <w:pPr>
-        <w:pStyle w:val="Heading4"/>
-      </w:pPr>
-      <w:r>
-        <w:t>User Profile Component</w:t>
-      </w:r>
-    </w:p>
-    <w:p>
-      <w:r>
-        <w:t>Handles all user</w:t>
-      </w:r>
-      <w:r>
-        <w:noBreakHyphen/>
-        <w:t>provided information.</w:t>
-      </w:r>
-    </w:p>
-    <w:p>
-      <w:r>
-        <w:t>Supports functional requirements:</w:t>
-      </w:r>
+        <w:rPr>
+          <w:rStyle w:val="Strong"/>
+          <w:b w:val="0"/>
+          <w:bCs w:val="0"/>
+        </w:rPr>
+      </w:pPr>
+      <w:bookmarkStart w:id="15" w:name="_Toc236250779"/>
+      <w:r>
+        <w:t>Functional Requirements</w:t>
+      </w:r>
+      <w:bookmarkEnd w:id="15"/>
     </w:p>
     <w:p>
       <w:pPr>
         <w:pStyle w:val="ListParagraph"/>
         <w:numPr>
           <w:ilvl w:val="0"/>
-          <w:numId w:val="6"/>
+          <w:numId w:val="24"/>
         </w:numPr>
-      </w:pPr>
-      <w:r>
-        <w:t>Capture health goals</w:t>
+        <w:rPr>
+          <w:b/>
+          <w:bCs/>
+        </w:rPr>
+      </w:pPr>
+      <w:r>
+        <w:t>The system shall allow users to enter and update information required for personalised meal planning.</w:t>
       </w:r>
     </w:p>
     <w:p>
@@ -3135,11 +2910,18 @@
         <w:pStyle w:val="ListParagraph"/>
         <w:numPr>
           <w:ilvl w:val="0"/>
-          <w:numId w:val="6"/>
+          <w:numId w:val="24"/>
         </w:numPr>
-      </w:pPr>
-      <w:r>
-        <w:t>Capture dietary restrictions</w:t>
+        <w:rPr>
+          <w:b/>
+          <w:bCs/>
+        </w:rPr>
+      </w:pPr>
+      <w:r>
+        <w:rPr>
+          <w:rFonts w:cs="Calibri"/>
+        </w:rPr>
+        <w:t>The system shall allow users to set health and weight goals, such as weight loss, maintenance or weight gain.</w:t>
       </w:r>
     </w:p>
     <w:p>
@@ -3147,16 +2929,18 @@
         <w:pStyle w:val="ListParagraph"/>
         <w:numPr>
           <w:ilvl w:val="0"/>
-          <w:numId w:val="6"/>
+          <w:numId w:val="24"/>
         </w:numPr>
-      </w:pPr>
-      <w:r>
-        <w:t>Capture available ingredients</w:t>
-      </w:r>
-    </w:p>
-    <w:p>
-      <w:r>
-        <w:t>Key responsibilities:</w:t>
+        <w:rPr>
+          <w:b/>
+          <w:bCs/>
+        </w:rPr>
+      </w:pPr>
+      <w:r>
+        <w:rPr>
+          <w:rFonts w:cs="Calibri"/>
+        </w:rPr>
+        <w:t>The system shall allow users to enter dietary requirements and restrictions.</w:t>
       </w:r>
     </w:p>
     <w:p>
@@ -3164,11 +2948,20 @@
         <w:pStyle w:val="ListParagraph"/>
         <w:numPr>
           <w:ilvl w:val="0"/>
-          <w:numId w:val="7"/>
+          <w:numId w:val="24"/>
         </w:numPr>
-      </w:pPr>
-      <w:r>
-        <w:t>Store and update user profile data</w:t>
+        <w:rPr>
+          <w:rStyle w:val="Strong"/>
+        </w:rPr>
+      </w:pPr>
+      <w:r>
+        <w:rPr>
+          <w:rStyle w:val="Strong"/>
+          <w:rFonts w:cs="Calibri"/>
+          <w:b w:val="0"/>
+          <w:bCs w:val="0"/>
+        </w:rPr>
+        <w:t>The system shall allow users to enter available ingredients.</w:t>
       </w:r>
     </w:p>
     <w:p>
@@ -3176,36 +2969,22 @@
         <w:pStyle w:val="ListParagraph"/>
         <w:numPr>
           <w:ilvl w:val="0"/>
-          <w:numId w:val="7"/>
+          <w:numId w:val="24"/>
         </w:numPr>
-      </w:pPr>
-      <w:r>
-        <w:t>Validate user inputs</w:t>
-      </w:r>
-    </w:p>
-    <w:p/>
-    <w:p>
-      <w:pPr>
-        <w:pStyle w:val="Heading4"/>
-      </w:pPr>
-      <w:r>
-        <w:t>Meal Plan Generator Component (AI)</w:t>
-      </w:r>
-    </w:p>
-    <w:p>
-      <w:r>
-        <w:t>Generates personalised weekly meal plans.</w:t>
-      </w:r>
-      <w:r>
-        <w:t xml:space="preserve"> </w:t>
-      </w:r>
-    </w:p>
-    <w:p>
-      <w:r>
-        <w:t>S</w:t>
-      </w:r>
-      <w:r>
-        <w:t>upports functional requirements:</w:t>
+        <w:rPr>
+          <w:rStyle w:val="Strong"/>
+          <w:b w:val="0"/>
+          <w:bCs w:val="0"/>
+        </w:rPr>
+      </w:pPr>
+      <w:r>
+        <w:rPr>
+          <w:rStyle w:val="Strong"/>
+          <w:rFonts w:cs="Calibri"/>
+          <w:b w:val="0"/>
+          <w:bCs w:val="0"/>
+        </w:rPr>
+        <w:t>The system shall generate personalised weekly meal plans based on the user's goals, dietary requirements and available ingredients.</w:t>
       </w:r>
     </w:p>
     <w:p>
@@ -3213,11 +2992,14 @@
         <w:pStyle w:val="ListParagraph"/>
         <w:numPr>
           <w:ilvl w:val="0"/>
-          <w:numId w:val="8"/>
+          <w:numId w:val="24"/>
         </w:numPr>
       </w:pPr>
       <w:r>
-        <w:t>Generate weekly meal plans</w:t>
+        <w:rPr>
+          <w:rFonts w:cs="Calibri"/>
+        </w:rPr>
+        <w:t>The system shall generate recipes based on the user's meal plan, dietary requirements and available ingredients.</w:t>
       </w:r>
     </w:p>
     <w:p>
@@ -3225,11 +3007,11 @@
         <w:pStyle w:val="ListParagraph"/>
         <w:numPr>
           <w:ilvl w:val="0"/>
-          <w:numId w:val="8"/>
+          <w:numId w:val="24"/>
         </w:numPr>
       </w:pPr>
       <w:r>
-        <w:t>Adjust portion sizes</w:t>
+        <w:t>The system shall suggest alternative ingredients where appropriate.</w:t>
       </w:r>
     </w:p>
     <w:p>
@@ -3237,16 +3019,11 @@
         <w:pStyle w:val="ListParagraph"/>
         <w:numPr>
           <w:ilvl w:val="0"/>
-          <w:numId w:val="8"/>
+          <w:numId w:val="24"/>
         </w:numPr>
       </w:pPr>
       <w:r>
-        <w:t>Regenerate alternative plans</w:t>
-      </w:r>
-    </w:p>
-    <w:p>
-      <w:r>
-        <w:t>Key responsibilities:</w:t>
+        <w:t>The system shall provide calorie and nutritional information for generated meals.</w:t>
       </w:r>
     </w:p>
     <w:p>
@@ -3254,11 +3031,11 @@
         <w:pStyle w:val="ListParagraph"/>
         <w:numPr>
           <w:ilvl w:val="0"/>
-          <w:numId w:val="9"/>
+          <w:numId w:val="24"/>
         </w:numPr>
       </w:pPr>
       <w:r>
-        <w:t>Send user profile data to AI</w:t>
+        <w:t>The system shall provide macronutrient and micronutrient information.</w:t>
       </w:r>
     </w:p>
     <w:p>
@@ -3266,30 +3043,11 @@
         <w:pStyle w:val="ListParagraph"/>
         <w:numPr>
           <w:ilvl w:val="0"/>
-          <w:numId w:val="9"/>
+          <w:numId w:val="24"/>
         </w:numPr>
       </w:pPr>
       <w:r>
-        <w:t>Produce structured meal plan output</w:t>
-      </w:r>
-    </w:p>
-    <w:p/>
-    <w:p>
-      <w:pPr>
-        <w:pStyle w:val="Heading4"/>
-      </w:pPr>
-      <w:r>
-        <w:t>Recipe Generator Component (AI)</w:t>
-      </w:r>
-    </w:p>
-    <w:p>
-      <w:r>
-        <w:t>Creates recipes based on ingredients and restrictions.</w:t>
-      </w:r>
-    </w:p>
-    <w:p>
-      <w:r>
-        <w:t>Supports functional requirements:</w:t>
+        <w:t>The system shall generate a grocery list based on the generated meal plan and recipes.</w:t>
       </w:r>
     </w:p>
     <w:p>
@@ -3297,11 +3055,11 @@
         <w:pStyle w:val="ListParagraph"/>
         <w:numPr>
           <w:ilvl w:val="0"/>
-          <w:numId w:val="10"/>
+          <w:numId w:val="24"/>
         </w:numPr>
       </w:pPr>
       <w:r>
-        <w:t>Generate recipes</w:t>
+        <w:t>The system shall categorise grocery list items into relevant groups.</w:t>
       </w:r>
     </w:p>
     <w:p>
@@ -3309,28 +3067,37 @@
         <w:pStyle w:val="ListParagraph"/>
         <w:numPr>
           <w:ilvl w:val="0"/>
-          <w:numId w:val="10"/>
+          <w:numId w:val="24"/>
         </w:numPr>
       </w:pPr>
       <w:r>
-        <w:t>Suggest alternative ingredients</w:t>
-      </w:r>
-    </w:p>
-    <w:p>
-      <w:r>
-        <w:t>Key responsibilities:</w:t>
-      </w:r>
+        <w:t>The system shall allow users to view generated meal plans, recipes, nutritional information and grocery lists.</w:t>
+      </w:r>
+    </w:p>
+    <w:p/>
+    <w:p>
+      <w:pPr>
+        <w:pStyle w:val="Heading2"/>
+      </w:pPr>
+      <w:bookmarkStart w:id="16" w:name="_Toc236250780"/>
+      <w:r>
+        <w:t>Nonf</w:t>
+      </w:r>
+      <w:r>
+        <w:t>unctional Requirements</w:t>
+      </w:r>
+      <w:bookmarkEnd w:id="16"/>
     </w:p>
     <w:p>
       <w:pPr>
         <w:pStyle w:val="ListParagraph"/>
         <w:numPr>
           <w:ilvl w:val="0"/>
-          <w:numId w:val="11"/>
+          <w:numId w:val="1"/>
         </w:numPr>
       </w:pPr>
       <w:r>
-        <w:t>Query AI model for recipe generation</w:t>
+        <w:t>The application should respond to user interactions within a reasonable amount of time during normal use.</w:t>
       </w:r>
     </w:p>
     <w:p>
@@ -3338,31 +3105,11 @@
         <w:pStyle w:val="ListParagraph"/>
         <w:numPr>
           <w:ilvl w:val="0"/>
-          <w:numId w:val="11"/>
+          <w:numId w:val="1"/>
         </w:numPr>
       </w:pPr>
       <w:r>
-        <w:t>Format recipe output for the UI</w:t>
-      </w:r>
-    </w:p>
-    <w:p/>
-    <w:p>
-      <w:pPr>
-        <w:pStyle w:val="Heading4"/>
-      </w:pPr>
-      <w:r>
-        <w:lastRenderedPageBreak/>
-        <w:t>Nutrition Analysis Component</w:t>
-      </w:r>
-    </w:p>
-    <w:p>
-      <w:r>
-        <w:t>Calculates nutritional values.</w:t>
-      </w:r>
-    </w:p>
-    <w:p>
-      <w:r>
-        <w:t>Supports functional requirements:</w:t>
+        <w:t>User information, including health goals and dietary requirements, must be handled and stored securely.</w:t>
       </w:r>
     </w:p>
     <w:p>
@@ -3370,11 +3117,11 @@
         <w:pStyle w:val="ListParagraph"/>
         <w:numPr>
           <w:ilvl w:val="0"/>
-          <w:numId w:val="12"/>
+          <w:numId w:val="1"/>
         </w:numPr>
       </w:pPr>
       <w:r>
-        <w:t>Calorie breakdown</w:t>
+        <w:t>The application should handle errors or unavailable external services without unexpectedly crashing.</w:t>
       </w:r>
     </w:p>
     <w:p>
@@ -3382,16 +3129,11 @@
         <w:pStyle w:val="ListParagraph"/>
         <w:numPr>
           <w:ilvl w:val="0"/>
-          <w:numId w:val="12"/>
+          <w:numId w:val="1"/>
         </w:numPr>
       </w:pPr>
       <w:r>
-        <w:t>Macro/micronutrient insights</w:t>
-      </w:r>
-    </w:p>
-    <w:p>
-      <w:r>
-        <w:t>Key responsibilities:</w:t>
+        <w:t>Generated meal plans and recipes should follow the dietary requirements and restrictions provided by the user.</w:t>
       </w:r>
     </w:p>
     <w:p>
@@ -3399,11 +3141,14 @@
         <w:pStyle w:val="ListParagraph"/>
         <w:numPr>
           <w:ilvl w:val="0"/>
-          <w:numId w:val="13"/>
+          <w:numId w:val="1"/>
         </w:numPr>
       </w:pPr>
       <w:r>
-        <w:t>Retrieve nutrition data</w:t>
+        <w:t>The application should provide a simple and consistent interface that allows users to easily access its main features</w:t>
+      </w:r>
+      <w:r>
+        <w:t>.</w:t>
       </w:r>
     </w:p>
     <w:p>
@@ -3411,30 +3156,11 @@
         <w:pStyle w:val="ListParagraph"/>
         <w:numPr>
           <w:ilvl w:val="0"/>
-          <w:numId w:val="13"/>
+          <w:numId w:val="1"/>
         </w:numPr>
       </w:pPr>
       <w:r>
-        <w:t>Compute totals for meals and plans</w:t>
-      </w:r>
-    </w:p>
-    <w:p/>
-    <w:p>
-      <w:pPr>
-        <w:pStyle w:val="Heading4"/>
-      </w:pPr>
-      <w:r>
-        <w:t>Grocery List Component</w:t>
-      </w:r>
-    </w:p>
-    <w:p>
-      <w:r>
-        <w:t>Builds shopping lists from meal plans.</w:t>
-      </w:r>
-    </w:p>
-    <w:p>
-      <w:r>
-        <w:t>Supports functional requirements:</w:t>
+        <w:t>The application must operate on compatible Android devices and be developed and tested using Android Studio.</w:t>
       </w:r>
     </w:p>
     <w:p>
@@ -3442,254 +3168,572 @@
         <w:pStyle w:val="ListParagraph"/>
         <w:numPr>
           <w:ilvl w:val="0"/>
-          <w:numId w:val="14"/>
+          <w:numId w:val="1"/>
         </w:numPr>
       </w:pPr>
       <w:r>
-        <w:t>Generate grocery lists</w:t>
-      </w:r>
-    </w:p>
-    <w:p>
-      <w:pPr>
-        <w:pStyle w:val="ListParagraph"/>
-        <w:numPr>
-          <w:ilvl w:val="0"/>
-          <w:numId w:val="14"/>
-        </w:numPr>
-      </w:pPr>
-      <w:r>
-        <w:t>Categorise items</w:t>
-      </w:r>
-    </w:p>
-    <w:p>
-      <w:r>
-        <w:t>Key responsibilities:</w:t>
-      </w:r>
-    </w:p>
-    <w:p>
-      <w:pPr>
-        <w:pStyle w:val="ListParagraph"/>
-        <w:numPr>
-          <w:ilvl w:val="0"/>
-          <w:numId w:val="15"/>
-        </w:numPr>
-      </w:pPr>
-      <w:r>
-        <w:t>Extract ingredients from recipes</w:t>
-      </w:r>
-    </w:p>
-    <w:p>
-      <w:pPr>
-        <w:pStyle w:val="ListParagraph"/>
-        <w:numPr>
-          <w:ilvl w:val="0"/>
-          <w:numId w:val="15"/>
-        </w:numPr>
-      </w:pPr>
-      <w:r>
-        <w:t>Group items by category</w:t>
+        <w:t>User information, meal plans, recipes and grocery lists should be stored and retrieved accurately.</w:t>
       </w:r>
     </w:p>
     <w:p/>
     <w:p>
       <w:pPr>
-        <w:pStyle w:val="Heading4"/>
-      </w:pPr>
-      <w:r>
-        <w:t>Data Storage Component</w:t>
-      </w:r>
-    </w:p>
-    <w:p>
-      <w:r>
-        <w:t>Stores all persistent data.</w:t>
-      </w:r>
-    </w:p>
-    <w:p>
-      <w:r>
-        <w:t>Supports functional requirements:</w:t>
-      </w:r>
-    </w:p>
-    <w:p>
-      <w:pPr>
-        <w:pStyle w:val="ListParagraph"/>
-        <w:numPr>
-          <w:ilvl w:val="0"/>
-          <w:numId w:val="16"/>
-        </w:numPr>
-      </w:pPr>
-      <w:r>
-        <w:t>Save user profile</w:t>
-      </w:r>
-    </w:p>
-    <w:p>
-      <w:pPr>
-        <w:pStyle w:val="ListParagraph"/>
-        <w:numPr>
-          <w:ilvl w:val="0"/>
-          <w:numId w:val="16"/>
-        </w:numPr>
-      </w:pPr>
-      <w:r>
-        <w:t>Save generated meal plans</w:t>
-      </w:r>
-    </w:p>
-    <w:p>
-      <w:pPr>
-        <w:pStyle w:val="ListParagraph"/>
-        <w:numPr>
-          <w:ilvl w:val="0"/>
-          <w:numId w:val="16"/>
-        </w:numPr>
-      </w:pPr>
-      <w:r>
-        <w:t>Save recipes</w:t>
-      </w:r>
-    </w:p>
-    <w:p>
-      <w:pPr>
-        <w:pStyle w:val="ListParagraph"/>
-        <w:numPr>
-          <w:ilvl w:val="0"/>
-          <w:numId w:val="16"/>
-        </w:numPr>
-      </w:pPr>
-      <w:r>
-        <w:t>Save grocery lists</w:t>
-      </w:r>
-    </w:p>
-    <w:p>
-      <w:r>
-        <w:t>Key responsibilities:</w:t>
-      </w:r>
-    </w:p>
-    <w:p>
-      <w:pPr>
-        <w:pStyle w:val="ListParagraph"/>
-        <w:numPr>
-          <w:ilvl w:val="0"/>
-          <w:numId w:val="17"/>
-        </w:numPr>
-      </w:pPr>
-      <w:r>
-        <w:t>Provide secure storage</w:t>
-      </w:r>
-    </w:p>
-    <w:p>
-      <w:pPr>
-        <w:pStyle w:val="ListParagraph"/>
-        <w:numPr>
-          <w:ilvl w:val="0"/>
-          <w:numId w:val="17"/>
-        </w:numPr>
-      </w:pPr>
-      <w:r>
-        <w:t>Retrieve data for UI and AI components</w:t>
-      </w:r>
-    </w:p>
-    <w:p>
-      <w:pPr>
-        <w:spacing w:after="160" w:line="259" w:lineRule="auto"/>
-      </w:pPr>
-      <w:r>
-        <w:br w:type="page"/>
-      </w:r>
-    </w:p>
-    <w:p>
-      <w:pPr>
-        <w:pStyle w:val="Heading4"/>
-      </w:pPr>
+        <w:pStyle w:val="Heading2"/>
+      </w:pPr>
+      <w:bookmarkStart w:id="17" w:name="_Toc236250781"/>
       <w:r>
         <w:lastRenderedPageBreak/>
-        <w:t>Mobile App Interface Component</w:t>
-      </w:r>
-    </w:p>
-    <w:p>
-      <w:r>
-        <w:t>User-facing interface.</w:t>
-      </w:r>
-    </w:p>
-    <w:p>
-      <w:r>
-        <w:t>Supports functional requirements:</w:t>
-      </w:r>
-    </w:p>
-    <w:p>
-      <w:pPr>
-        <w:pStyle w:val="ListParagraph"/>
-        <w:numPr>
-          <w:ilvl w:val="0"/>
-          <w:numId w:val="18"/>
-        </w:numPr>
-      </w:pPr>
-      <w:r>
-        <w:t>View meal plans</w:t>
-      </w:r>
-    </w:p>
-    <w:p>
-      <w:pPr>
-        <w:pStyle w:val="ListParagraph"/>
-        <w:numPr>
-          <w:ilvl w:val="0"/>
-          <w:numId w:val="18"/>
-        </w:numPr>
-      </w:pPr>
-      <w:r>
-        <w:t>View recipes</w:t>
-      </w:r>
-    </w:p>
-    <w:p>
-      <w:pPr>
-        <w:pStyle w:val="ListParagraph"/>
-        <w:numPr>
-          <w:ilvl w:val="0"/>
-          <w:numId w:val="18"/>
-        </w:numPr>
-      </w:pPr>
-      <w:r>
-        <w:t>View grocery lists</w:t>
-      </w:r>
-    </w:p>
-    <w:p>
-      <w:r>
-        <w:t>Key responsibilities:</w:t>
-      </w:r>
-    </w:p>
-    <w:p>
-      <w:pPr>
-        <w:pStyle w:val="ListParagraph"/>
-        <w:numPr>
-          <w:ilvl w:val="0"/>
-          <w:numId w:val="19"/>
-        </w:numPr>
-      </w:pPr>
-      <w:r>
-        <w:t>Display data</w:t>
-      </w:r>
-    </w:p>
-    <w:p>
-      <w:pPr>
-        <w:pStyle w:val="ListParagraph"/>
-        <w:numPr>
-          <w:ilvl w:val="0"/>
-          <w:numId w:val="19"/>
-        </w:numPr>
-      </w:pPr>
-      <w:r>
-        <w:t>Handle user interactions</w:t>
-      </w:r>
-    </w:p>
-    <w:p>
-      <w:pPr>
-        <w:pStyle w:val="ListParagraph"/>
-        <w:numPr>
-          <w:ilvl w:val="0"/>
-          <w:numId w:val="19"/>
-        </w:numPr>
-      </w:pPr>
-      <w:r>
-        <w:t>Provide navigation</w:t>
-      </w:r>
-    </w:p>
+        <w:t>Software Components</w:t>
+      </w:r>
+      <w:bookmarkEnd w:id="17"/>
+    </w:p>
+    <w:p>
+      <w:r>
+        <w:t>The identified requirements and subsystems have been separated into the following software components, with each component responsible for a specific area of the application.</w:t>
+      </w:r>
+    </w:p>
+    <w:tbl>
+      <w:tblPr>
+        <w:tblStyle w:val="TableGrid"/>
+        <w:tblW w:w="10490" w:type="dxa"/>
+        <w:tblInd w:w="-714" w:type="dxa"/>
+        <w:tblLook w:val="04A0" w:firstRow="1" w:lastRow="0" w:firstColumn="1" w:lastColumn="0" w:noHBand="0" w:noVBand="1"/>
+      </w:tblPr>
+      <w:tblGrid>
+        <w:gridCol w:w="2410"/>
+        <w:gridCol w:w="2977"/>
+        <w:gridCol w:w="5103"/>
+      </w:tblGrid>
+      <w:tr>
+        <w:tc>
+          <w:tcPr>
+            <w:tcW w:w="2410" w:type="dxa"/>
+            <w:hideMark/>
+          </w:tcPr>
+          <w:p>
+            <w:pPr>
+              <w:jc w:val="center"/>
+              <w:rPr>
+                <w:b/>
+                <w:bCs/>
+                <w:lang w:eastAsia="en-AU"/>
+              </w:rPr>
+            </w:pPr>
+            <w:r>
+              <w:rPr>
+                <w:b/>
+                <w:bCs/>
+                <w:lang w:eastAsia="en-AU"/>
+              </w:rPr>
+              <w:t>Software Component</w:t>
+            </w:r>
+          </w:p>
+        </w:tc>
+        <w:tc>
+          <w:tcPr>
+            <w:tcW w:w="2977" w:type="dxa"/>
+            <w:hideMark/>
+          </w:tcPr>
+          <w:p>
+            <w:pPr>
+              <w:jc w:val="center"/>
+              <w:rPr>
+                <w:b/>
+                <w:bCs/>
+                <w:lang w:eastAsia="en-AU"/>
+              </w:rPr>
+            </w:pPr>
+            <w:r>
+              <w:rPr>
+                <w:b/>
+                <w:bCs/>
+                <w:lang w:eastAsia="en-AU"/>
+              </w:rPr>
+              <w:t>Purpose</w:t>
+            </w:r>
+          </w:p>
+        </w:tc>
+        <w:tc>
+          <w:tcPr>
+            <w:tcW w:w="5103" w:type="dxa"/>
+            <w:hideMark/>
+          </w:tcPr>
+          <w:p>
+            <w:pPr>
+              <w:jc w:val="center"/>
+              <w:rPr>
+                <w:b/>
+                <w:bCs/>
+                <w:lang w:eastAsia="en-AU"/>
+              </w:rPr>
+            </w:pPr>
+            <w:r>
+              <w:rPr>
+                <w:b/>
+                <w:bCs/>
+                <w:lang w:eastAsia="en-AU"/>
+              </w:rPr>
+              <w:t>Key Responsibilities</w:t>
+            </w:r>
+          </w:p>
+        </w:tc>
+      </w:tr>
+      <w:tr>
+        <w:tc>
+          <w:tcPr>
+            <w:tcW w:w="2410" w:type="dxa"/>
+            <w:hideMark/>
+          </w:tcPr>
+          <w:p>
+            <w:pPr>
+              <w:rPr>
+                <w:lang w:eastAsia="en-AU"/>
+              </w:rPr>
+            </w:pPr>
+            <w:r>
+              <w:rPr>
+                <w:lang w:eastAsia="en-AU"/>
+              </w:rPr>
+              <w:t>User Profile Component</w:t>
+            </w:r>
+          </w:p>
+        </w:tc>
+        <w:tc>
+          <w:tcPr>
+            <w:tcW w:w="2977" w:type="dxa"/>
+            <w:hideMark/>
+          </w:tcPr>
+          <w:p>
+            <w:pPr>
+              <w:rPr>
+                <w:lang w:eastAsia="en-AU"/>
+              </w:rPr>
+            </w:pPr>
+            <w:r>
+              <w:rPr>
+                <w:lang w:eastAsia="en-AU"/>
+              </w:rPr>
+              <w:t>Manages information used to personalise meal plans.</w:t>
+            </w:r>
+          </w:p>
+        </w:tc>
+        <w:tc>
+          <w:tcPr>
+            <w:tcW w:w="5103" w:type="dxa"/>
+            <w:hideMark/>
+          </w:tcPr>
+          <w:p>
+            <w:pPr>
+              <w:rPr>
+                <w:lang w:eastAsia="en-AU"/>
+              </w:rPr>
+            </w:pPr>
+            <w:r>
+              <w:rPr>
+                <w:lang w:eastAsia="en-AU"/>
+              </w:rPr>
+              <w:t>Stores health and weight goals, dietary requirements and available ingredients; validates user input.</w:t>
+            </w:r>
+          </w:p>
+        </w:tc>
+      </w:tr>
+      <w:tr>
+        <w:tc>
+          <w:tcPr>
+            <w:tcW w:w="2410" w:type="dxa"/>
+            <w:hideMark/>
+          </w:tcPr>
+          <w:p>
+            <w:pPr>
+              <w:rPr>
+                <w:lang w:eastAsia="en-AU"/>
+              </w:rPr>
+            </w:pPr>
+            <w:r>
+              <w:rPr>
+                <w:lang w:eastAsia="en-AU"/>
+              </w:rPr>
+              <w:t>Meal Plan Generator</w:t>
+            </w:r>
+            <w:r>
+              <w:rPr>
+                <w:lang w:eastAsia="en-AU"/>
+              </w:rPr>
+              <w:t xml:space="preserve"> </w:t>
+            </w:r>
+            <w:r>
+              <w:rPr>
+                <w:lang w:eastAsia="en-AU"/>
+              </w:rPr>
+              <w:t>Component</w:t>
+            </w:r>
+            <w:r>
+              <w:rPr>
+                <w:lang w:eastAsia="en-AU"/>
+              </w:rPr>
+              <w:t xml:space="preserve"> </w:t>
+            </w:r>
+            <w:r>
+              <w:rPr>
+                <w:lang w:eastAsia="en-AU"/>
+              </w:rPr>
+              <w:t>(AI)</w:t>
+            </w:r>
+          </w:p>
+        </w:tc>
+        <w:tc>
+          <w:tcPr>
+            <w:tcW w:w="2977" w:type="dxa"/>
+            <w:hideMark/>
+          </w:tcPr>
+          <w:p>
+            <w:pPr>
+              <w:rPr>
+                <w:lang w:eastAsia="en-AU"/>
+              </w:rPr>
+            </w:pPr>
+            <w:r>
+              <w:rPr>
+                <w:lang w:eastAsia="en-AU"/>
+              </w:rPr>
+              <w:t>Generates personalised weekly meal plans.</w:t>
+            </w:r>
+          </w:p>
+        </w:tc>
+        <w:tc>
+          <w:tcPr>
+            <w:tcW w:w="5103" w:type="dxa"/>
+            <w:hideMark/>
+          </w:tcPr>
+          <w:p>
+            <w:pPr>
+              <w:rPr>
+                <w:lang w:eastAsia="en-AU"/>
+              </w:rPr>
+            </w:pPr>
+            <w:r>
+              <w:rPr>
+                <w:lang w:eastAsia="en-AU"/>
+              </w:rPr>
+              <w:t>Sends relevant user information to the GenAI service; receives and formats generated meal plans.</w:t>
+            </w:r>
+          </w:p>
+        </w:tc>
+      </w:tr>
+      <w:tr>
+        <w:tc>
+          <w:tcPr>
+            <w:tcW w:w="2410" w:type="dxa"/>
+            <w:hideMark/>
+          </w:tcPr>
+          <w:p>
+            <w:pPr>
+              <w:rPr>
+                <w:lang w:eastAsia="en-AU"/>
+              </w:rPr>
+            </w:pPr>
+            <w:r>
+              <w:rPr>
+                <w:lang w:eastAsia="en-AU"/>
+              </w:rPr>
+              <w:t>Recipe Generator</w:t>
+            </w:r>
+            <w:r>
+              <w:rPr>
+                <w:lang w:eastAsia="en-AU"/>
+              </w:rPr>
+              <w:t xml:space="preserve"> </w:t>
+            </w:r>
+            <w:r>
+              <w:rPr>
+                <w:lang w:eastAsia="en-AU"/>
+              </w:rPr>
+              <w:t>Component</w:t>
+            </w:r>
+            <w:r>
+              <w:rPr>
+                <w:lang w:eastAsia="en-AU"/>
+              </w:rPr>
+              <w:t xml:space="preserve"> (AI)</w:t>
+            </w:r>
+          </w:p>
+        </w:tc>
+        <w:tc>
+          <w:tcPr>
+            <w:tcW w:w="2977" w:type="dxa"/>
+            <w:hideMark/>
+          </w:tcPr>
+          <w:p>
+            <w:pPr>
+              <w:rPr>
+                <w:lang w:eastAsia="en-AU"/>
+              </w:rPr>
+            </w:pPr>
+            <w:r>
+              <w:rPr>
+                <w:lang w:eastAsia="en-AU"/>
+              </w:rPr>
+              <w:t>Generates recipes that match user requirements.</w:t>
+            </w:r>
+          </w:p>
+        </w:tc>
+        <w:tc>
+          <w:tcPr>
+            <w:tcW w:w="5103" w:type="dxa"/>
+            <w:hideMark/>
+          </w:tcPr>
+          <w:p>
+            <w:pPr>
+              <w:rPr>
+                <w:lang w:eastAsia="en-AU"/>
+              </w:rPr>
+            </w:pPr>
+            <w:r>
+              <w:rPr>
+                <w:lang w:eastAsia="en-AU"/>
+              </w:rPr>
+              <w:t>Generates recipes based on meal plans, dietary requirements and available ingredients; provides alternative ingredient suggestions.</w:t>
+            </w:r>
+          </w:p>
+        </w:tc>
+      </w:tr>
+      <w:tr>
+        <w:tc>
+          <w:tcPr>
+            <w:tcW w:w="2410" w:type="dxa"/>
+            <w:hideMark/>
+          </w:tcPr>
+          <w:p>
+            <w:pPr>
+              <w:rPr>
+                <w:lang w:eastAsia="en-AU"/>
+              </w:rPr>
+            </w:pPr>
+            <w:r>
+              <w:rPr>
+                <w:lang w:eastAsia="en-AU"/>
+              </w:rPr>
+              <w:t>Nutrition Analysis Component</w:t>
+            </w:r>
+          </w:p>
+        </w:tc>
+        <w:tc>
+          <w:tcPr>
+            <w:tcW w:w="2977" w:type="dxa"/>
+            <w:hideMark/>
+          </w:tcPr>
+          <w:p>
+            <w:pPr>
+              <w:rPr>
+                <w:lang w:eastAsia="en-AU"/>
+              </w:rPr>
+            </w:pPr>
+            <w:r>
+              <w:rPr>
+                <w:lang w:eastAsia="en-AU"/>
+              </w:rPr>
+              <w:t>Provides nutritional information for meals and recipes.</w:t>
+            </w:r>
+          </w:p>
+        </w:tc>
+        <w:tc>
+          <w:tcPr>
+            <w:tcW w:w="5103" w:type="dxa"/>
+            <w:hideMark/>
+          </w:tcPr>
+          <w:p>
+            <w:pPr>
+              <w:rPr>
+                <w:lang w:eastAsia="en-AU"/>
+              </w:rPr>
+            </w:pPr>
+            <w:r>
+              <w:rPr>
+                <w:lang w:eastAsia="en-AU"/>
+              </w:rPr>
+              <w:t>Retrieves nutrition data and provides calorie, macronutrient and micronutrient information.</w:t>
+            </w:r>
+          </w:p>
+        </w:tc>
+      </w:tr>
+      <w:tr>
+        <w:tc>
+          <w:tcPr>
+            <w:tcW w:w="2410" w:type="dxa"/>
+            <w:hideMark/>
+          </w:tcPr>
+          <w:p>
+            <w:pPr>
+              <w:rPr>
+                <w:lang w:eastAsia="en-AU"/>
+              </w:rPr>
+            </w:pPr>
+            <w:r>
+              <w:rPr>
+                <w:lang w:eastAsia="en-AU"/>
+              </w:rPr>
+              <w:t>Grocery List Component</w:t>
+            </w:r>
+          </w:p>
+        </w:tc>
+        <w:tc>
+          <w:tcPr>
+            <w:tcW w:w="2977" w:type="dxa"/>
+            <w:hideMark/>
+          </w:tcPr>
+          <w:p>
+            <w:pPr>
+              <w:rPr>
+                <w:lang w:eastAsia="en-AU"/>
+              </w:rPr>
+            </w:pPr>
+            <w:r>
+              <w:rPr>
+                <w:lang w:eastAsia="en-AU"/>
+              </w:rPr>
+              <w:t>Creates grocery lists from generated meals and recipes.</w:t>
+            </w:r>
+          </w:p>
+        </w:tc>
+        <w:tc>
+          <w:tcPr>
+            <w:tcW w:w="5103" w:type="dxa"/>
+            <w:hideMark/>
+          </w:tcPr>
+          <w:p>
+            <w:pPr>
+              <w:rPr>
+                <w:lang w:eastAsia="en-AU"/>
+              </w:rPr>
+            </w:pPr>
+            <w:r>
+              <w:rPr>
+                <w:lang w:eastAsia="en-AU"/>
+              </w:rPr>
+              <w:t>Identifies required ingredients and organises them into categories such as produce, pantry and protein.</w:t>
+            </w:r>
+          </w:p>
+        </w:tc>
+      </w:tr>
+      <w:tr>
+        <w:tc>
+          <w:tcPr>
+            <w:tcW w:w="2410" w:type="dxa"/>
+            <w:hideMark/>
+          </w:tcPr>
+          <w:p>
+            <w:pPr>
+              <w:rPr>
+                <w:lang w:eastAsia="en-AU"/>
+              </w:rPr>
+            </w:pPr>
+            <w:r>
+              <w:rPr>
+                <w:lang w:eastAsia="en-AU"/>
+              </w:rPr>
+              <w:t>Data Storage Component</w:t>
+            </w:r>
+          </w:p>
+        </w:tc>
+        <w:tc>
+          <w:tcPr>
+            <w:tcW w:w="2977" w:type="dxa"/>
+            <w:hideMark/>
+          </w:tcPr>
+          <w:p>
+            <w:pPr>
+              <w:rPr>
+                <w:lang w:eastAsia="en-AU"/>
+              </w:rPr>
+            </w:pPr>
+            <w:r>
+              <w:rPr>
+                <w:lang w:eastAsia="en-AU"/>
+              </w:rPr>
+              <w:t>Stores application data.</w:t>
+            </w:r>
+          </w:p>
+        </w:tc>
+        <w:tc>
+          <w:tcPr>
+            <w:tcW w:w="5103" w:type="dxa"/>
+            <w:hideMark/>
+          </w:tcPr>
+          <w:p>
+            <w:pPr>
+              <w:rPr>
+                <w:lang w:eastAsia="en-AU"/>
+              </w:rPr>
+            </w:pPr>
+            <w:r>
+              <w:rPr>
+                <w:lang w:eastAsia="en-AU"/>
+              </w:rPr>
+              <w:t>Stores and retrieves user information, meal plans, recipes and grocery lists.</w:t>
+            </w:r>
+          </w:p>
+        </w:tc>
+      </w:tr>
+      <w:tr>
+        <w:tc>
+          <w:tcPr>
+            <w:tcW w:w="2410" w:type="dxa"/>
+            <w:hideMark/>
+          </w:tcPr>
+          <w:p>
+            <w:pPr>
+              <w:rPr>
+                <w:lang w:eastAsia="en-AU"/>
+              </w:rPr>
+            </w:pPr>
+            <w:r>
+              <w:rPr>
+                <w:lang w:eastAsia="en-AU"/>
+              </w:rPr>
+              <w:t>Android Application Interface</w:t>
+            </w:r>
+          </w:p>
+        </w:tc>
+        <w:tc>
+          <w:tcPr>
+            <w:tcW w:w="2977" w:type="dxa"/>
+            <w:hideMark/>
+          </w:tcPr>
+          <w:p>
+            <w:pPr>
+              <w:rPr>
+                <w:lang w:eastAsia="en-AU"/>
+              </w:rPr>
+            </w:pPr>
+            <w:r>
+              <w:rPr>
+                <w:lang w:eastAsia="en-AU"/>
+              </w:rPr>
+              <w:t>Provides the user-facing Android interface.</w:t>
+            </w:r>
+          </w:p>
+        </w:tc>
+        <w:tc>
+          <w:tcPr>
+            <w:tcW w:w="5103" w:type="dxa"/>
+            <w:hideMark/>
+          </w:tcPr>
+          <w:p>
+            <w:pPr>
+              <w:rPr>
+                <w:lang w:eastAsia="en-AU"/>
+              </w:rPr>
+            </w:pPr>
+            <w:r>
+              <w:rPr>
+                <w:lang w:eastAsia="en-AU"/>
+              </w:rPr>
+              <w:t>Handles user input, displays generated information and provides navigation between application features.</w:t>
+            </w:r>
+          </w:p>
+        </w:tc>
+      </w:tr>
+    </w:tbl>
     <w:p/>
     <w:p/>
     <w:sectPr>
@@ -4835,6 +4879,119 @@
     </w:lvl>
   </w:abstractNum>
   <w:abstractNum w:abstractNumId="10" w15:restartNumberingAfterBreak="0">
+    <w:nsid w:val="54517B52"/>
+    <w:multiLevelType w:val="hybridMultilevel"/>
+    <w:tmpl w:val="B226F6B4"/>
+    <w:lvl w:ilvl="0" w:tplc="0C090001">
+      <w:start w:val="1"/>
+      <w:numFmt w:val="bullet"/>
+      <w:lvlText w:val=""/>
+      <w:lvlJc w:val="left"/>
+      <w:pPr>
+        <w:ind w:left="720" w:hanging="360"/>
+      </w:pPr>
+      <w:rPr>
+        <w:rFonts w:ascii="Symbol" w:hAnsi="Symbol" w:hint="default"/>
+      </w:rPr>
+    </w:lvl>
+    <w:lvl w:ilvl="1" w:tplc="0C090003" w:tentative="1">
+      <w:start w:val="1"/>
+      <w:numFmt w:val="bullet"/>
+      <w:lvlText w:val="o"/>
+      <w:lvlJc w:val="left"/>
+      <w:pPr>
+        <w:ind w:left="1440" w:hanging="360"/>
+      </w:pPr>
+      <w:rPr>
+        <w:rFonts w:ascii="Courier New" w:hAnsi="Courier New" w:cs="Courier New" w:hint="default"/>
+      </w:rPr>
+    </w:lvl>
+    <w:lvl w:ilvl="2" w:tplc="0C090005" w:tentative="1">
+      <w:start w:val="1"/>
+      <w:numFmt w:val="bullet"/>
+      <w:lvlText w:val=""/>
+      <w:lvlJc w:val="left"/>
+      <w:pPr>
+        <w:ind w:left="2160" w:hanging="360"/>
+      </w:pPr>
+      <w:rPr>
+        <w:rFonts w:ascii="Wingdings" w:hAnsi="Wingdings" w:hint="default"/>
+      </w:rPr>
+    </w:lvl>
+    <w:lvl w:ilvl="3" w:tplc="0C090001" w:tentative="1">
+      <w:start w:val="1"/>
+      <w:numFmt w:val="bullet"/>
+      <w:lvlText w:val=""/>
+      <w:lvlJc w:val="left"/>
+      <w:pPr>
+        <w:ind w:left="2880" w:hanging="360"/>
+      </w:pPr>
+      <w:rPr>
+        <w:rFonts w:ascii="Symbol" w:hAnsi="Symbol" w:hint="default"/>
+      </w:rPr>
+    </w:lvl>
+    <w:lvl w:ilvl="4" w:tplc="0C090003" w:tentative="1">
+      <w:start w:val="1"/>
+      <w:numFmt w:val="bullet"/>
+      <w:lvlText w:val="o"/>
+      <w:lvlJc w:val="left"/>
+      <w:pPr>
+        <w:ind w:left="3600" w:hanging="360"/>
+      </w:pPr>
+      <w:rPr>
+        <w:rFonts w:ascii="Courier New" w:hAnsi="Courier New" w:cs="Courier New" w:hint="default"/>
+      </w:rPr>
+    </w:lvl>
+    <w:lvl w:ilvl="5" w:tplc="0C090005" w:tentative="1">
+      <w:start w:val="1"/>
+      <w:numFmt w:val="bullet"/>
+      <w:lvlText w:val=""/>
+      <w:lvlJc w:val="left"/>
+      <w:pPr>
+        <w:ind w:left="4320" w:hanging="360"/>
+      </w:pPr>
+      <w:rPr>
+        <w:rFonts w:ascii="Wingdings" w:hAnsi="Wingdings" w:hint="default"/>
+      </w:rPr>
+    </w:lvl>
+    <w:lvl w:ilvl="6" w:tplc="0C090001" w:tentative="1">
+      <w:start w:val="1"/>
+      <w:numFmt w:val="bullet"/>
+      <w:lvlText w:val=""/>
+      <w:lvlJc w:val="left"/>
+      <w:pPr>
+        <w:ind w:left="5040" w:hanging="360"/>
+      </w:pPr>
+      <w:rPr>
+        <w:rFonts w:ascii="Symbol" w:hAnsi="Symbol" w:hint="default"/>
+      </w:rPr>
+    </w:lvl>
+    <w:lvl w:ilvl="7" w:tplc="0C090003" w:tentative="1">
+      <w:start w:val="1"/>
+      <w:numFmt w:val="bullet"/>
+      <w:lvlText w:val="o"/>
+      <w:lvlJc w:val="left"/>
+      <w:pPr>
+        <w:ind w:left="5760" w:hanging="360"/>
+      </w:pPr>
+      <w:rPr>
+        <w:rFonts w:ascii="Courier New" w:hAnsi="Courier New" w:cs="Courier New" w:hint="default"/>
+      </w:rPr>
+    </w:lvl>
+    <w:lvl w:ilvl="8" w:tplc="0C090005" w:tentative="1">
+      <w:start w:val="1"/>
+      <w:numFmt w:val="bullet"/>
+      <w:lvlText w:val=""/>
+      <w:lvlJc w:val="left"/>
+      <w:pPr>
+        <w:ind w:left="6480" w:hanging="360"/>
+      </w:pPr>
+      <w:rPr>
+        <w:rFonts w:ascii="Wingdings" w:hAnsi="Wingdings" w:hint="default"/>
+      </w:rPr>
+    </w:lvl>
+  </w:abstractNum>
+  <w:abstractNum w:abstractNumId="11" w15:restartNumberingAfterBreak="0">
     <w:nsid w:val="566101CF"/>
     <w:multiLevelType w:val="hybridMultilevel"/>
     <w:tmpl w:val="3B7EDAD6"/>
@@ -4947,7 +5104,7 @@
       </w:rPr>
     </w:lvl>
   </w:abstractNum>
-  <w:abstractNum w:abstractNumId="11" w15:restartNumberingAfterBreak="0">
+  <w:abstractNum w:abstractNumId="12" w15:restartNumberingAfterBreak="0">
     <w:nsid w:val="57187F5D"/>
     <w:multiLevelType w:val="hybridMultilevel"/>
     <w:tmpl w:val="C554CF18"/>
@@ -5060,7 +5217,7 @@
       </w:rPr>
     </w:lvl>
   </w:abstractNum>
-  <w:abstractNum w:abstractNumId="12" w15:restartNumberingAfterBreak="0">
+  <w:abstractNum w:abstractNumId="13" w15:restartNumberingAfterBreak="0">
     <w:nsid w:val="5E8B3751"/>
     <w:multiLevelType w:val="hybridMultilevel"/>
     <w:tmpl w:val="A2B45ABE"/>
@@ -5173,7 +5330,120 @@
       </w:rPr>
     </w:lvl>
   </w:abstractNum>
-  <w:abstractNum w:abstractNumId="13" w15:restartNumberingAfterBreak="0">
+  <w:abstractNum w:abstractNumId="14" w15:restartNumberingAfterBreak="0">
+    <w:nsid w:val="6075221A"/>
+    <w:multiLevelType w:val="hybridMultilevel"/>
+    <w:tmpl w:val="D0E67D12"/>
+    <w:lvl w:ilvl="0" w:tplc="0C090001">
+      <w:start w:val="1"/>
+      <w:numFmt w:val="bullet"/>
+      <w:lvlText w:val=""/>
+      <w:lvlJc w:val="left"/>
+      <w:pPr>
+        <w:ind w:left="720" w:hanging="360"/>
+      </w:pPr>
+      <w:rPr>
+        <w:rFonts w:ascii="Symbol" w:hAnsi="Symbol" w:hint="default"/>
+      </w:rPr>
+    </w:lvl>
+    <w:lvl w:ilvl="1" w:tplc="0C090003" w:tentative="1">
+      <w:start w:val="1"/>
+      <w:numFmt w:val="bullet"/>
+      <w:lvlText w:val="o"/>
+      <w:lvlJc w:val="left"/>
+      <w:pPr>
+        <w:ind w:left="1440" w:hanging="360"/>
+      </w:pPr>
+      <w:rPr>
+        <w:rFonts w:ascii="Courier New" w:hAnsi="Courier New" w:cs="Courier New" w:hint="default"/>
+      </w:rPr>
+    </w:lvl>
+    <w:lvl w:ilvl="2" w:tplc="0C090005" w:tentative="1">
+      <w:start w:val="1"/>
+      <w:numFmt w:val="bullet"/>
+      <w:lvlText w:val=""/>
+      <w:lvlJc w:val="left"/>
+      <w:pPr>
+        <w:ind w:left="2160" w:hanging="360"/>
+      </w:pPr>
+      <w:rPr>
+        <w:rFonts w:ascii="Wingdings" w:hAnsi="Wingdings" w:hint="default"/>
+      </w:rPr>
+    </w:lvl>
+    <w:lvl w:ilvl="3" w:tplc="0C090001" w:tentative="1">
+      <w:start w:val="1"/>
+      <w:numFmt w:val="bullet"/>
+      <w:lvlText w:val=""/>
+      <w:lvlJc w:val="left"/>
+      <w:pPr>
+        <w:ind w:left="2880" w:hanging="360"/>
+      </w:pPr>
+      <w:rPr>
+        <w:rFonts w:ascii="Symbol" w:hAnsi="Symbol" w:hint="default"/>
+      </w:rPr>
+    </w:lvl>
+    <w:lvl w:ilvl="4" w:tplc="0C090003" w:tentative="1">
+      <w:start w:val="1"/>
+      <w:numFmt w:val="bullet"/>
+      <w:lvlText w:val="o"/>
+      <w:lvlJc w:val="left"/>
+      <w:pPr>
+        <w:ind w:left="3600" w:hanging="360"/>
+      </w:pPr>
+      <w:rPr>
+        <w:rFonts w:ascii="Courier New" w:hAnsi="Courier New" w:cs="Courier New" w:hint="default"/>
+      </w:rPr>
+    </w:lvl>
+    <w:lvl w:ilvl="5" w:tplc="0C090005" w:tentative="1">
+      <w:start w:val="1"/>
+      <w:numFmt w:val="bullet"/>
+      <w:lvlText w:val=""/>
+      <w:lvlJc w:val="left"/>
+      <w:pPr>
+        <w:ind w:left="4320" w:hanging="360"/>
+      </w:pPr>
+      <w:rPr>
+        <w:rFonts w:ascii="Wingdings" w:hAnsi="Wingdings" w:hint="default"/>
+      </w:rPr>
+    </w:lvl>
+    <w:lvl w:ilvl="6" w:tplc="0C090001" w:tentative="1">
+      <w:start w:val="1"/>
+      <w:numFmt w:val="bullet"/>
+      <w:lvlText w:val=""/>
+      <w:lvlJc w:val="left"/>
+      <w:pPr>
+        <w:ind w:left="5040" w:hanging="360"/>
+      </w:pPr>
+      <w:rPr>
+        <w:rFonts w:ascii="Symbol" w:hAnsi="Symbol" w:hint="default"/>
+      </w:rPr>
+    </w:lvl>
+    <w:lvl w:ilvl="7" w:tplc="0C090003" w:tentative="1">
+      <w:start w:val="1"/>
+      <w:numFmt w:val="bullet"/>
+      <w:lvlText w:val="o"/>
+      <w:lvlJc w:val="left"/>
+      <w:pPr>
+        <w:ind w:left="5760" w:hanging="360"/>
+      </w:pPr>
+      <w:rPr>
+        <w:rFonts w:ascii="Courier New" w:hAnsi="Courier New" w:cs="Courier New" w:hint="default"/>
+      </w:rPr>
+    </w:lvl>
+    <w:lvl w:ilvl="8" w:tplc="0C090005" w:tentative="1">
+      <w:start w:val="1"/>
+      <w:numFmt w:val="bullet"/>
+      <w:lvlText w:val=""/>
+      <w:lvlJc w:val="left"/>
+      <w:pPr>
+        <w:ind w:left="6480" w:hanging="360"/>
+      </w:pPr>
+      <w:rPr>
+        <w:rFonts w:ascii="Wingdings" w:hAnsi="Wingdings" w:hint="default"/>
+      </w:rPr>
+    </w:lvl>
+  </w:abstractNum>
+  <w:abstractNum w:abstractNumId="15" w15:restartNumberingAfterBreak="0">
     <w:nsid w:val="62ED65AA"/>
     <w:multiLevelType w:val="hybridMultilevel"/>
     <w:tmpl w:val="CF34A8F6"/>
@@ -5286,7 +5556,7 @@
       </w:rPr>
     </w:lvl>
   </w:abstractNum>
-  <w:abstractNum w:abstractNumId="14" w15:restartNumberingAfterBreak="0">
+  <w:abstractNum w:abstractNumId="16" w15:restartNumberingAfterBreak="0">
     <w:nsid w:val="643761F2"/>
     <w:multiLevelType w:val="hybridMultilevel"/>
     <w:tmpl w:val="87902146"/>
@@ -5399,7 +5669,120 @@
       </w:rPr>
     </w:lvl>
   </w:abstractNum>
-  <w:abstractNum w:abstractNumId="15" w15:restartNumberingAfterBreak="0">
+  <w:abstractNum w:abstractNumId="17" w15:restartNumberingAfterBreak="0">
+    <w:nsid w:val="643B09BF"/>
+    <w:multiLevelType w:val="hybridMultilevel"/>
+    <w:tmpl w:val="36B40C4A"/>
+    <w:lvl w:ilvl="0" w:tplc="0C090001">
+      <w:start w:val="1"/>
+      <w:numFmt w:val="bullet"/>
+      <w:lvlText w:val=""/>
+      <w:lvlJc w:val="left"/>
+      <w:pPr>
+        <w:ind w:left="720" w:hanging="360"/>
+      </w:pPr>
+      <w:rPr>
+        <w:rFonts w:ascii="Symbol" w:hAnsi="Symbol" w:hint="default"/>
+      </w:rPr>
+    </w:lvl>
+    <w:lvl w:ilvl="1" w:tplc="0C090003" w:tentative="1">
+      <w:start w:val="1"/>
+      <w:numFmt w:val="bullet"/>
+      <w:lvlText w:val="o"/>
+      <w:lvlJc w:val="left"/>
+      <w:pPr>
+        <w:ind w:left="1440" w:hanging="360"/>
+      </w:pPr>
+      <w:rPr>
+        <w:rFonts w:ascii="Courier New" w:hAnsi="Courier New" w:cs="Courier New" w:hint="default"/>
+      </w:rPr>
+    </w:lvl>
+    <w:lvl w:ilvl="2" w:tplc="0C090005" w:tentative="1">
+      <w:start w:val="1"/>
+      <w:numFmt w:val="bullet"/>
+      <w:lvlText w:val=""/>
+      <w:lvlJc w:val="left"/>
+      <w:pPr>
+        <w:ind w:left="2160" w:hanging="360"/>
+      </w:pPr>
+      <w:rPr>
+        <w:rFonts w:ascii="Wingdings" w:hAnsi="Wingdings" w:hint="default"/>
+      </w:rPr>
+    </w:lvl>
+    <w:lvl w:ilvl="3" w:tplc="0C090001" w:tentative="1">
+      <w:start w:val="1"/>
+      <w:numFmt w:val="bullet"/>
+      <w:lvlText w:val=""/>
+      <w:lvlJc w:val="left"/>
+      <w:pPr>
+        <w:ind w:left="2880" w:hanging="360"/>
+      </w:pPr>
+      <w:rPr>
+        <w:rFonts w:ascii="Symbol" w:hAnsi="Symbol" w:hint="default"/>
+      </w:rPr>
+    </w:lvl>
+    <w:lvl w:ilvl="4" w:tplc="0C090003" w:tentative="1">
+      <w:start w:val="1"/>
+      <w:numFmt w:val="bullet"/>
+      <w:lvlText w:val="o"/>
+      <w:lvlJc w:val="left"/>
+      <w:pPr>
+        <w:ind w:left="3600" w:hanging="360"/>
+      </w:pPr>
+      <w:rPr>
+        <w:rFonts w:ascii="Courier New" w:hAnsi="Courier New" w:cs="Courier New" w:hint="default"/>
+      </w:rPr>
+    </w:lvl>
+    <w:lvl w:ilvl="5" w:tplc="0C090005" w:tentative="1">
+      <w:start w:val="1"/>
+      <w:numFmt w:val="bullet"/>
+      <w:lvlText w:val=""/>
+      <w:lvlJc w:val="left"/>
+      <w:pPr>
+        <w:ind w:left="4320" w:hanging="360"/>
+      </w:pPr>
+      <w:rPr>
+        <w:rFonts w:ascii="Wingdings" w:hAnsi="Wingdings" w:hint="default"/>
+      </w:rPr>
+    </w:lvl>
+    <w:lvl w:ilvl="6" w:tplc="0C090001" w:tentative="1">
+      <w:start w:val="1"/>
+      <w:numFmt w:val="bullet"/>
+      <w:lvlText w:val=""/>
+      <w:lvlJc w:val="left"/>
+      <w:pPr>
+        <w:ind w:left="5040" w:hanging="360"/>
+      </w:pPr>
+      <w:rPr>
+        <w:rFonts w:ascii="Symbol" w:hAnsi="Symbol" w:hint="default"/>
+      </w:rPr>
+    </w:lvl>
+    <w:lvl w:ilvl="7" w:tplc="0C090003" w:tentative="1">
+      <w:start w:val="1"/>
+      <w:numFmt w:val="bullet"/>
+      <w:lvlText w:val="o"/>
+      <w:lvlJc w:val="left"/>
+      <w:pPr>
+        <w:ind w:left="5760" w:hanging="360"/>
+      </w:pPr>
+      <w:rPr>
+        <w:rFonts w:ascii="Courier New" w:hAnsi="Courier New" w:cs="Courier New" w:hint="default"/>
+      </w:rPr>
+    </w:lvl>
+    <w:lvl w:ilvl="8" w:tplc="0C090005" w:tentative="1">
+      <w:start w:val="1"/>
+      <w:numFmt w:val="bullet"/>
+      <w:lvlText w:val=""/>
+      <w:lvlJc w:val="left"/>
+      <w:pPr>
+        <w:ind w:left="6480" w:hanging="360"/>
+      </w:pPr>
+      <w:rPr>
+        <w:rFonts w:ascii="Wingdings" w:hAnsi="Wingdings" w:hint="default"/>
+      </w:rPr>
+    </w:lvl>
+  </w:abstractNum>
+  <w:abstractNum w:abstractNumId="18" w15:restartNumberingAfterBreak="0">
     <w:nsid w:val="6A050D00"/>
     <w:multiLevelType w:val="hybridMultilevel"/>
     <w:tmpl w:val="E71CBB4E"/>
@@ -5512,7 +5895,7 @@
       </w:rPr>
     </w:lvl>
   </w:abstractNum>
-  <w:abstractNum w:abstractNumId="16" w15:restartNumberingAfterBreak="0">
+  <w:abstractNum w:abstractNumId="19" w15:restartNumberingAfterBreak="0">
     <w:nsid w:val="6CB244BD"/>
     <w:multiLevelType w:val="hybridMultilevel"/>
     <w:tmpl w:val="8F02DEE0"/>
@@ -5625,7 +6008,7 @@
       </w:rPr>
     </w:lvl>
   </w:abstractNum>
-  <w:abstractNum w:abstractNumId="17" w15:restartNumberingAfterBreak="0">
+  <w:abstractNum w:abstractNumId="20" w15:restartNumberingAfterBreak="0">
     <w:nsid w:val="717F5F94"/>
     <w:multiLevelType w:val="hybridMultilevel"/>
     <w:tmpl w:val="FD9ABCAC"/>
@@ -5738,7 +6121,7 @@
       </w:rPr>
     </w:lvl>
   </w:abstractNum>
-  <w:abstractNum w:abstractNumId="18" w15:restartNumberingAfterBreak="0">
+  <w:abstractNum w:abstractNumId="21" w15:restartNumberingAfterBreak="0">
     <w:nsid w:val="72336F79"/>
     <w:multiLevelType w:val="hybridMultilevel"/>
     <w:tmpl w:val="74C663CC"/>
@@ -5851,10 +6234,10 @@
       </w:rPr>
     </w:lvl>
   </w:abstractNum>
-  <w:abstractNum w:abstractNumId="19" w15:restartNumberingAfterBreak="0">
+  <w:abstractNum w:abstractNumId="22" w15:restartNumberingAfterBreak="0">
     <w:nsid w:val="771C30B3"/>
     <w:multiLevelType w:val="hybridMultilevel"/>
-    <w:tmpl w:val="7790685A"/>
+    <w:tmpl w:val="85160A3A"/>
     <w:lvl w:ilvl="0" w:tplc="0C090001">
       <w:start w:val="1"/>
       <w:numFmt w:val="bullet"/>
@@ -5964,7 +6347,7 @@
       </w:rPr>
     </w:lvl>
   </w:abstractNum>
-  <w:abstractNum w:abstractNumId="20" w15:restartNumberingAfterBreak="0">
+  <w:abstractNum w:abstractNumId="23" w15:restartNumberingAfterBreak="0">
     <w:nsid w:val="7B8D15E8"/>
     <w:multiLevelType w:val="hybridMultilevel"/>
     <w:tmpl w:val="2F843AF6"/>
@@ -6078,28 +6461,28 @@
     </w:lvl>
   </w:abstractNum>
   <w:num w:numId="1" w16cid:durableId="2057123923">
-    <w:abstractNumId w:val="19"/>
+    <w:abstractNumId w:val="22"/>
   </w:num>
   <w:num w:numId="2" w16cid:durableId="1603684609">
     <w:abstractNumId w:val="0"/>
   </w:num>
   <w:num w:numId="3" w16cid:durableId="1957592101">
-    <w:abstractNumId w:val="14"/>
+    <w:abstractNumId w:val="16"/>
   </w:num>
   <w:num w:numId="4" w16cid:durableId="78598795">
+    <w:abstractNumId w:val="18"/>
+  </w:num>
+  <w:num w:numId="5" w16cid:durableId="1533375498">
+    <w:abstractNumId w:val="23"/>
+  </w:num>
+  <w:num w:numId="6" w16cid:durableId="1273711372">
+    <w:abstractNumId w:val="11"/>
+  </w:num>
+  <w:num w:numId="7" w16cid:durableId="1788356862">
     <w:abstractNumId w:val="15"/>
   </w:num>
-  <w:num w:numId="5" w16cid:durableId="1533375498">
-    <w:abstractNumId w:val="20"/>
-  </w:num>
-  <w:num w:numId="6" w16cid:durableId="1273711372">
-    <w:abstractNumId w:val="10"/>
-  </w:num>
-  <w:num w:numId="7" w16cid:durableId="1788356862">
-    <w:abstractNumId w:val="13"/>
-  </w:num>
   <w:num w:numId="8" w16cid:durableId="1322999920">
-    <w:abstractNumId w:val="18"/>
+    <w:abstractNumId w:val="21"/>
   </w:num>
   <w:num w:numId="9" w16cid:durableId="824737201">
     <w:abstractNumId w:val="8"/>
@@ -6111,13 +6494,13 @@
     <w:abstractNumId w:val="7"/>
   </w:num>
   <w:num w:numId="12" w16cid:durableId="349642178">
-    <w:abstractNumId w:val="12"/>
+    <w:abstractNumId w:val="13"/>
   </w:num>
   <w:num w:numId="13" w16cid:durableId="730423936">
     <w:abstractNumId w:val="2"/>
   </w:num>
   <w:num w:numId="14" w16cid:durableId="103234603">
-    <w:abstractNumId w:val="16"/>
+    <w:abstractNumId w:val="19"/>
   </w:num>
   <w:num w:numId="15" w16cid:durableId="474184495">
     <w:abstractNumId w:val="4"/>
@@ -6132,12 +6515,21 @@
     <w:abstractNumId w:val="9"/>
   </w:num>
   <w:num w:numId="19" w16cid:durableId="17127518">
-    <w:abstractNumId w:val="11"/>
+    <w:abstractNumId w:val="12"/>
   </w:num>
   <w:num w:numId="20" w16cid:durableId="1069229526">
     <w:abstractNumId w:val="6"/>
   </w:num>
   <w:num w:numId="21" w16cid:durableId="114108150">
+    <w:abstractNumId w:val="20"/>
+  </w:num>
+  <w:num w:numId="22" w16cid:durableId="615212153">
+    <w:abstractNumId w:val="10"/>
+  </w:num>
+  <w:num w:numId="23" w16cid:durableId="1930113212">
+    <w:abstractNumId w:val="14"/>
+  </w:num>
+  <w:num w:numId="24" w16cid:durableId="1500272681">
     <w:abstractNumId w:val="17"/>
   </w:num>
   <w:numIdMacAtCleanup w:val="21"/>
@@ -6647,7 +7039,6 @@
     <w:next w:val="Normal"/>
     <w:link w:val="Heading5Char"/>
     <w:uiPriority w:val="9"/>
-    <w:semiHidden/>
     <w:unhideWhenUsed/>
     <w:qFormat/>
     <w:rsid w:val="00F10436"/>
@@ -6833,7 +7224,6 @@
     <w:basedOn w:val="DefaultParagraphFont"/>
     <w:link w:val="Heading5"/>
     <w:uiPriority w:val="9"/>
-    <w:semiHidden/>
     <w:rsid w:val="00F10436"/>
     <w:rPr>
       <w:rFonts w:eastAsiaTheme="majorEastAsia" w:cstheme="majorBidi"/>
@@ -7158,6 +7548,50 @@
       <w:u w:val="single"/>
     </w:rPr>
   </w:style>
+  <w:style w:type="character" w:styleId="Emphasis">
+    <w:name w:val="Emphasis"/>
+    <w:basedOn w:val="DefaultParagraphFont"/>
+    <w:uiPriority w:val="20"/>
+    <w:qFormat/>
+    <w:rsid w:val="003660BA"/>
+    <w:rPr>
+      <w:i/>
+      <w:iCs/>
+    </w:rPr>
+  </w:style>
+  <w:style w:type="paragraph" w:styleId="NoSpacing">
+    <w:name w:val="No Spacing"/>
+    <w:uiPriority w:val="1"/>
+    <w:qFormat/>
+    <w:rsid w:val="003660BA"/>
+    <w:pPr>
+      <w:spacing w:after="0" w:line="240" w:lineRule="auto"/>
+    </w:pPr>
+    <w:rPr>
+      <w:rFonts w:ascii="Calibri" w:eastAsia="SimSun" w:hAnsi="Calibri" w:cs="Times New Roman"/>
+      <w:kern w:val="0"/>
+      <w14:ligatures w14:val="none"/>
+    </w:rPr>
+  </w:style>
+  <w:style w:type="table" w:styleId="TableGrid">
+    <w:name w:val="Table Grid"/>
+    <w:basedOn w:val="TableNormal"/>
+    <w:uiPriority w:val="39"/>
+    <w:rsid w:val="007E3F79"/>
+    <w:pPr>
+      <w:spacing w:after="0" w:line="240" w:lineRule="auto"/>
+    </w:pPr>
+    <w:tblPr>
+      <w:tblBorders>
+        <w:top w:val="single" w:sz="4" w:space="0" w:color="auto"/>
+        <w:left w:val="single" w:sz="4" w:space="0" w:color="auto"/>
+        <w:bottom w:val="single" w:sz="4" w:space="0" w:color="auto"/>
+        <w:right w:val="single" w:sz="4" w:space="0" w:color="auto"/>
+        <w:insideH w:val="single" w:sz="4" w:space="0" w:color="auto"/>
+        <w:insideV w:val="single" w:sz="4" w:space="0" w:color="auto"/>
+      </w:tblBorders>
+    </w:tblPr>
+  </w:style>
 </w:styles>
 </file>
 
